--- a/docs/tables/whole/sec4_grade_2_aes.docx
+++ b/docs/tables/whole/sec4_grade_2_aes.docx
@@ -838,7 +838,7 @@
                 <w:szCs w:val="22"/>
                 <w:color w:val="000000"/>
               </w:rPr>
-              <w:t xml:space="preserve">323</w:t>
+              <w:t xml:space="preserve">322</w:t>
             </w:r>
           </w:p>
         </w:tc>
@@ -997,7 +997,7 @@
                 <w:szCs w:val="22"/>
                 <w:color w:val="000000"/>
               </w:rPr>
-              <w:t xml:space="preserve">0.021</w:t>
+              <w:t xml:space="preserve">0.026</w:t>
             </w:r>
           </w:p>
         </w:tc>
@@ -1050,7 +1050,7 @@
                 <w:szCs w:val="22"/>
                 <w:color w:val="000000"/>
               </w:rPr>
-              <w:t xml:space="preserve">323</w:t>
+              <w:t xml:space="preserve">322</w:t>
             </w:r>
           </w:p>
         </w:tc>
@@ -1321,7 +1321,7 @@
                 <w:szCs w:val="22"/>
                 <w:color w:val="000000"/>
               </w:rPr>
-              <w:t xml:space="preserve">323</w:t>
+              <w:t xml:space="preserve">322</w:t>
             </w:r>
           </w:p>
         </w:tc>
@@ -1427,113 +1427,113 @@
                 <w:szCs w:val="22"/>
                 <w:color w:val="000000"/>
               </w:rPr>
-              <w:t xml:space="preserve">0.99, 1.01</w:t>
-            </w:r>
-          </w:p>
-        </w:tc>
-        <w:tc>
-          <w:tcPr>
-            <w:tcBorders>
-              <w:bottom w:val="none" w:sz="0" w:space="0" w:color="000000"/>
-              <w:top w:val="none" w:sz="0" w:space="0" w:color="000000"/>
-              <w:left w:val="none" w:sz="0" w:space="0" w:color="000000"/>
-              <w:right w:val="none" w:sz="0" w:space="0" w:color="000000"/>
-            </w:tcBorders>
-            <w:shd w:val="clear" w:color="auto" w:fill="FFFFFF"/>
-            <w:tcMar>
-              <w:top w:w="0" w:type="dxa"/>
-              <w:bottom w:w="0" w:type="dxa"/>
-              <w:left w:w="0" w:type="dxa"/>
-              <w:right w:w="0" w:type="dxa"/>
-            </w:tcMar>
-            <w:vAlign w:val="top"/>
-          </w:tcPr>
-          <w:p>
-            <w:pPr>
-              <w:pStyle w:val="Normal"/>
-              <w:jc w:val="center"/>
-              <w:pBdr>
-                <w:bottom w:val="none" w:sz="0" w:space="0" w:color="000000"/>
-                <w:top w:val="none" w:sz="0" w:space="0" w:color="000000"/>
-                <w:left w:val="none" w:sz="0" w:space="0" w:color="000000"/>
-                <w:right w:val="none" w:sz="0" w:space="0" w:color="000000"/>
-              </w:pBdr>
-              <w:spacing w:after="100" w:before="100" w:line="240"/>
-              <w:ind w:left="100" w:right="100" w:firstLine="0" w:firstLineChars="0"/>
-              <w:rPr>
-                <w:rFonts w:ascii="Helvetica" w:hAnsi="Helvetica" w:eastAsia="Helvetica" w:cs="Helvetica"/>
-                <w:i w:val="false"/>
-                <w:b w:val="false"/>
-                <w:u w:val="none"/>
-                <w:sz w:val="22"/>
-                <w:szCs w:val="22"/>
-                <w:color w:val="000000"/>
-              </w:rPr>
-            </w:pPr>
-            <w:r>
-              <w:rPr>
-                <w:rFonts w:ascii="Helvetica" w:hAnsi="Helvetica" w:eastAsia="Helvetica" w:cs="Helvetica"/>
-                <w:i w:val="false"/>
-                <w:b w:val="false"/>
-                <w:u w:val="none"/>
-                <w:sz w:val="22"/>
-                <w:szCs w:val="22"/>
-                <w:color w:val="000000"/>
-              </w:rPr>
-              <w:t xml:space="preserve">0.630</w:t>
-            </w:r>
-          </w:p>
-        </w:tc>
-        <w:tc>
-          <w:tcPr>
-            <w:tcBorders>
-              <w:bottom w:val="none" w:sz="0" w:space="0" w:color="000000"/>
-              <w:top w:val="none" w:sz="0" w:space="0" w:color="000000"/>
-              <w:left w:val="none" w:sz="0" w:space="0" w:color="000000"/>
-              <w:right w:val="none" w:sz="0" w:space="0" w:color="000000"/>
-            </w:tcBorders>
-            <w:shd w:val="clear" w:color="auto" w:fill="FFFFFF"/>
-            <w:tcMar>
-              <w:top w:w="0" w:type="dxa"/>
-              <w:bottom w:w="0" w:type="dxa"/>
-              <w:left w:w="0" w:type="dxa"/>
-              <w:right w:w="0" w:type="dxa"/>
-            </w:tcMar>
-            <w:vAlign w:val="top"/>
-          </w:tcPr>
-          <w:p>
-            <w:pPr>
-              <w:pStyle w:val="Normal"/>
-              <w:jc w:val="center"/>
-              <w:pBdr>
-                <w:bottom w:val="none" w:sz="0" w:space="0" w:color="000000"/>
-                <w:top w:val="none" w:sz="0" w:space="0" w:color="000000"/>
-                <w:left w:val="none" w:sz="0" w:space="0" w:color="000000"/>
-                <w:right w:val="none" w:sz="0" w:space="0" w:color="000000"/>
-              </w:pBdr>
-              <w:spacing w:after="100" w:before="100" w:line="240"/>
-              <w:ind w:left="100" w:right="100" w:firstLine="0" w:firstLineChars="0"/>
-              <w:rPr>
-                <w:rFonts w:ascii="Helvetica" w:hAnsi="Helvetica" w:eastAsia="Helvetica" w:cs="Helvetica"/>
-                <w:i w:val="false"/>
-                <w:b w:val="false"/>
-                <w:u w:val="none"/>
-                <w:sz w:val="22"/>
-                <w:szCs w:val="22"/>
-                <w:color w:val="000000"/>
-              </w:rPr>
-            </w:pPr>
-            <w:r>
-              <w:rPr>
-                <w:rFonts w:ascii="Helvetica" w:hAnsi="Helvetica" w:eastAsia="Helvetica" w:cs="Helvetica"/>
-                <w:i w:val="false"/>
-                <w:b w:val="false"/>
-                <w:u w:val="none"/>
-                <w:sz w:val="22"/>
-                <w:szCs w:val="22"/>
-                <w:color w:val="000000"/>
-              </w:rPr>
-              <w:t xml:space="preserve">323</w:t>
+              <w:t xml:space="preserve">0.99, 1.02</w:t>
+            </w:r>
+          </w:p>
+        </w:tc>
+        <w:tc>
+          <w:tcPr>
+            <w:tcBorders>
+              <w:bottom w:val="none" w:sz="0" w:space="0" w:color="000000"/>
+              <w:top w:val="none" w:sz="0" w:space="0" w:color="000000"/>
+              <w:left w:val="none" w:sz="0" w:space="0" w:color="000000"/>
+              <w:right w:val="none" w:sz="0" w:space="0" w:color="000000"/>
+            </w:tcBorders>
+            <w:shd w:val="clear" w:color="auto" w:fill="FFFFFF"/>
+            <w:tcMar>
+              <w:top w:w="0" w:type="dxa"/>
+              <w:bottom w:w="0" w:type="dxa"/>
+              <w:left w:w="0" w:type="dxa"/>
+              <w:right w:w="0" w:type="dxa"/>
+            </w:tcMar>
+            <w:vAlign w:val="top"/>
+          </w:tcPr>
+          <w:p>
+            <w:pPr>
+              <w:pStyle w:val="Normal"/>
+              <w:jc w:val="center"/>
+              <w:pBdr>
+                <w:bottom w:val="none" w:sz="0" w:space="0" w:color="000000"/>
+                <w:top w:val="none" w:sz="0" w:space="0" w:color="000000"/>
+                <w:left w:val="none" w:sz="0" w:space="0" w:color="000000"/>
+                <w:right w:val="none" w:sz="0" w:space="0" w:color="000000"/>
+              </w:pBdr>
+              <w:spacing w:after="100" w:before="100" w:line="240"/>
+              <w:ind w:left="100" w:right="100" w:firstLine="0" w:firstLineChars="0"/>
+              <w:rPr>
+                <w:rFonts w:ascii="Helvetica" w:hAnsi="Helvetica" w:eastAsia="Helvetica" w:cs="Helvetica"/>
+                <w:i w:val="false"/>
+                <w:b w:val="false"/>
+                <w:u w:val="none"/>
+                <w:sz w:val="22"/>
+                <w:szCs w:val="22"/>
+                <w:color w:val="000000"/>
+              </w:rPr>
+            </w:pPr>
+            <w:r>
+              <w:rPr>
+                <w:rFonts w:ascii="Helvetica" w:hAnsi="Helvetica" w:eastAsia="Helvetica" w:cs="Helvetica"/>
+                <w:i w:val="false"/>
+                <w:b w:val="false"/>
+                <w:u w:val="none"/>
+                <w:sz w:val="22"/>
+                <w:szCs w:val="22"/>
+                <w:color w:val="000000"/>
+              </w:rPr>
+              <w:t xml:space="preserve">0.490</w:t>
+            </w:r>
+          </w:p>
+        </w:tc>
+        <w:tc>
+          <w:tcPr>
+            <w:tcBorders>
+              <w:bottom w:val="none" w:sz="0" w:space="0" w:color="000000"/>
+              <w:top w:val="none" w:sz="0" w:space="0" w:color="000000"/>
+              <w:left w:val="none" w:sz="0" w:space="0" w:color="000000"/>
+              <w:right w:val="none" w:sz="0" w:space="0" w:color="000000"/>
+            </w:tcBorders>
+            <w:shd w:val="clear" w:color="auto" w:fill="FFFFFF"/>
+            <w:tcMar>
+              <w:top w:w="0" w:type="dxa"/>
+              <w:bottom w:w="0" w:type="dxa"/>
+              <w:left w:w="0" w:type="dxa"/>
+              <w:right w:w="0" w:type="dxa"/>
+            </w:tcMar>
+            <w:vAlign w:val="top"/>
+          </w:tcPr>
+          <w:p>
+            <w:pPr>
+              <w:pStyle w:val="Normal"/>
+              <w:jc w:val="center"/>
+              <w:pBdr>
+                <w:bottom w:val="none" w:sz="0" w:space="0" w:color="000000"/>
+                <w:top w:val="none" w:sz="0" w:space="0" w:color="000000"/>
+                <w:left w:val="none" w:sz="0" w:space="0" w:color="000000"/>
+                <w:right w:val="none" w:sz="0" w:space="0" w:color="000000"/>
+              </w:pBdr>
+              <w:spacing w:after="100" w:before="100" w:line="240"/>
+              <w:ind w:left="100" w:right="100" w:firstLine="0" w:firstLineChars="0"/>
+              <w:rPr>
+                <w:rFonts w:ascii="Helvetica" w:hAnsi="Helvetica" w:eastAsia="Helvetica" w:cs="Helvetica"/>
+                <w:i w:val="false"/>
+                <w:b w:val="false"/>
+                <w:u w:val="none"/>
+                <w:sz w:val="22"/>
+                <w:szCs w:val="22"/>
+                <w:color w:val="000000"/>
+              </w:rPr>
+            </w:pPr>
+            <w:r>
+              <w:rPr>
+                <w:rFonts w:ascii="Helvetica" w:hAnsi="Helvetica" w:eastAsia="Helvetica" w:cs="Helvetica"/>
+                <w:i w:val="false"/>
+                <w:b w:val="false"/>
+                <w:u w:val="none"/>
+                <w:sz w:val="22"/>
+                <w:szCs w:val="22"/>
+                <w:color w:val="000000"/>
+              </w:rPr>
+              <w:t xml:space="preserve">322</w:t>
             </w:r>
           </w:p>
         </w:tc>
@@ -1692,7 +1692,7 @@
                 <w:szCs w:val="22"/>
                 <w:color w:val="000000"/>
               </w:rPr>
-              <w:t xml:space="preserve">0.850</w:t>
+              <w:t xml:space="preserve">0.930</w:t>
             </w:r>
           </w:p>
         </w:tc>
@@ -1804,7 +1804,7 @@
                 <w:szCs w:val="22"/>
                 <w:color w:val="000000"/>
               </w:rPr>
-              <w:t xml:space="preserve">323</w:t>
+              <w:t xml:space="preserve">322</w:t>
             </w:r>
           </w:p>
         </w:tc>
@@ -2016,7 +2016,7 @@
                 <w:szCs w:val="22"/>
                 <w:color w:val="000000"/>
               </w:rPr>
-              <w:t xml:space="preserve">323</w:t>
+              <w:t xml:space="preserve">322</w:t>
             </w:r>
           </w:p>
         </w:tc>
@@ -2823,113 +2823,113 @@
                 <w:szCs w:val="22"/>
                 <w:color w:val="000000"/>
               </w:rPr>
-              <w:t xml:space="preserve">0.94</w:t>
-            </w:r>
-          </w:p>
-        </w:tc>
-        <w:tc>
-          <w:tcPr>
-            <w:tcBorders>
-              <w:bottom w:val="none" w:sz="0" w:space="0" w:color="000000"/>
-              <w:top w:val="none" w:sz="0" w:space="0" w:color="000000"/>
-              <w:left w:val="none" w:sz="0" w:space="0" w:color="000000"/>
-              <w:right w:val="none" w:sz="0" w:space="0" w:color="000000"/>
-            </w:tcBorders>
-            <w:shd w:val="clear" w:color="auto" w:fill="FFFFFF"/>
-            <w:tcMar>
-              <w:top w:w="0" w:type="dxa"/>
-              <w:bottom w:w="0" w:type="dxa"/>
-              <w:left w:w="0" w:type="dxa"/>
-              <w:right w:w="0" w:type="dxa"/>
-            </w:tcMar>
-            <w:vAlign w:val="top"/>
-          </w:tcPr>
-          <w:p>
-            <w:pPr>
-              <w:pStyle w:val="Normal"/>
-              <w:jc w:val="center"/>
-              <w:pBdr>
-                <w:bottom w:val="none" w:sz="0" w:space="0" w:color="000000"/>
-                <w:top w:val="none" w:sz="0" w:space="0" w:color="000000"/>
-                <w:left w:val="none" w:sz="0" w:space="0" w:color="000000"/>
-                <w:right w:val="none" w:sz="0" w:space="0" w:color="000000"/>
-              </w:pBdr>
-              <w:spacing w:after="100" w:before="100" w:line="240"/>
-              <w:ind w:left="100" w:right="100" w:firstLine="0" w:firstLineChars="0"/>
-              <w:rPr>
-                <w:rFonts w:ascii="Helvetica" w:hAnsi="Helvetica" w:eastAsia="Helvetica" w:cs="Helvetica"/>
-                <w:i w:val="false"/>
-                <w:b w:val="false"/>
-                <w:u w:val="none"/>
-                <w:sz w:val="22"/>
-                <w:szCs w:val="22"/>
-                <w:color w:val="000000"/>
-              </w:rPr>
-            </w:pPr>
-            <w:r>
-              <w:rPr>
-                <w:rFonts w:ascii="Helvetica" w:hAnsi="Helvetica" w:eastAsia="Helvetica" w:cs="Helvetica"/>
-                <w:i w:val="false"/>
-                <w:b w:val="false"/>
-                <w:u w:val="none"/>
-                <w:sz w:val="22"/>
-                <w:szCs w:val="22"/>
-                <w:color w:val="000000"/>
-              </w:rPr>
-              <w:t xml:space="preserve">0.68, 1.31</w:t>
-            </w:r>
-          </w:p>
-        </w:tc>
-        <w:tc>
-          <w:tcPr>
-            <w:tcBorders>
-              <w:bottom w:val="none" w:sz="0" w:space="0" w:color="000000"/>
-              <w:top w:val="none" w:sz="0" w:space="0" w:color="000000"/>
-              <w:left w:val="none" w:sz="0" w:space="0" w:color="000000"/>
-              <w:right w:val="none" w:sz="0" w:space="0" w:color="000000"/>
-            </w:tcBorders>
-            <w:shd w:val="clear" w:color="auto" w:fill="FFFFFF"/>
-            <w:tcMar>
-              <w:top w:w="0" w:type="dxa"/>
-              <w:bottom w:w="0" w:type="dxa"/>
-              <w:left w:w="0" w:type="dxa"/>
-              <w:right w:w="0" w:type="dxa"/>
-            </w:tcMar>
-            <w:vAlign w:val="top"/>
-          </w:tcPr>
-          <w:p>
-            <w:pPr>
-              <w:pStyle w:val="Normal"/>
-              <w:jc w:val="center"/>
-              <w:pBdr>
-                <w:bottom w:val="none" w:sz="0" w:space="0" w:color="000000"/>
-                <w:top w:val="none" w:sz="0" w:space="0" w:color="000000"/>
-                <w:left w:val="none" w:sz="0" w:space="0" w:color="000000"/>
-                <w:right w:val="none" w:sz="0" w:space="0" w:color="000000"/>
-              </w:pBdr>
-              <w:spacing w:after="100" w:before="100" w:line="240"/>
-              <w:ind w:left="100" w:right="100" w:firstLine="0" w:firstLineChars="0"/>
-              <w:rPr>
-                <w:rFonts w:ascii="Helvetica" w:hAnsi="Helvetica" w:eastAsia="Helvetica" w:cs="Helvetica"/>
-                <w:i w:val="false"/>
-                <w:b w:val="false"/>
-                <w:u w:val="none"/>
-                <w:sz w:val="22"/>
-                <w:szCs w:val="22"/>
-                <w:color w:val="000000"/>
-              </w:rPr>
-            </w:pPr>
-            <w:r>
-              <w:rPr>
-                <w:rFonts w:ascii="Helvetica" w:hAnsi="Helvetica" w:eastAsia="Helvetica" w:cs="Helvetica"/>
-                <w:i w:val="false"/>
-                <w:b w:val="false"/>
-                <w:u w:val="none"/>
-                <w:sz w:val="22"/>
-                <w:szCs w:val="22"/>
-                <w:color w:val="000000"/>
-              </w:rPr>
-              <w:t xml:space="preserve">0.730</w:t>
+              <w:t xml:space="preserve">0.93</w:t>
+            </w:r>
+          </w:p>
+        </w:tc>
+        <w:tc>
+          <w:tcPr>
+            <w:tcBorders>
+              <w:bottom w:val="none" w:sz="0" w:space="0" w:color="000000"/>
+              <w:top w:val="none" w:sz="0" w:space="0" w:color="000000"/>
+              <w:left w:val="none" w:sz="0" w:space="0" w:color="000000"/>
+              <w:right w:val="none" w:sz="0" w:space="0" w:color="000000"/>
+            </w:tcBorders>
+            <w:shd w:val="clear" w:color="auto" w:fill="FFFFFF"/>
+            <w:tcMar>
+              <w:top w:w="0" w:type="dxa"/>
+              <w:bottom w:w="0" w:type="dxa"/>
+              <w:left w:w="0" w:type="dxa"/>
+              <w:right w:w="0" w:type="dxa"/>
+            </w:tcMar>
+            <w:vAlign w:val="top"/>
+          </w:tcPr>
+          <w:p>
+            <w:pPr>
+              <w:pStyle w:val="Normal"/>
+              <w:jc w:val="center"/>
+              <w:pBdr>
+                <w:bottom w:val="none" w:sz="0" w:space="0" w:color="000000"/>
+                <w:top w:val="none" w:sz="0" w:space="0" w:color="000000"/>
+                <w:left w:val="none" w:sz="0" w:space="0" w:color="000000"/>
+                <w:right w:val="none" w:sz="0" w:space="0" w:color="000000"/>
+              </w:pBdr>
+              <w:spacing w:after="100" w:before="100" w:line="240"/>
+              <w:ind w:left="100" w:right="100" w:firstLine="0" w:firstLineChars="0"/>
+              <w:rPr>
+                <w:rFonts w:ascii="Helvetica" w:hAnsi="Helvetica" w:eastAsia="Helvetica" w:cs="Helvetica"/>
+                <w:i w:val="false"/>
+                <w:b w:val="false"/>
+                <w:u w:val="none"/>
+                <w:sz w:val="22"/>
+                <w:szCs w:val="22"/>
+                <w:color w:val="000000"/>
+              </w:rPr>
+            </w:pPr>
+            <w:r>
+              <w:rPr>
+                <w:rFonts w:ascii="Helvetica" w:hAnsi="Helvetica" w:eastAsia="Helvetica" w:cs="Helvetica"/>
+                <w:i w:val="false"/>
+                <w:b w:val="false"/>
+                <w:u w:val="none"/>
+                <w:sz w:val="22"/>
+                <w:szCs w:val="22"/>
+                <w:color w:val="000000"/>
+              </w:rPr>
+              <w:t xml:space="preserve">0.67, 1.30</w:t>
+            </w:r>
+          </w:p>
+        </w:tc>
+        <w:tc>
+          <w:tcPr>
+            <w:tcBorders>
+              <w:bottom w:val="none" w:sz="0" w:space="0" w:color="000000"/>
+              <w:top w:val="none" w:sz="0" w:space="0" w:color="000000"/>
+              <w:left w:val="none" w:sz="0" w:space="0" w:color="000000"/>
+              <w:right w:val="none" w:sz="0" w:space="0" w:color="000000"/>
+            </w:tcBorders>
+            <w:shd w:val="clear" w:color="auto" w:fill="FFFFFF"/>
+            <w:tcMar>
+              <w:top w:w="0" w:type="dxa"/>
+              <w:bottom w:w="0" w:type="dxa"/>
+              <w:left w:w="0" w:type="dxa"/>
+              <w:right w:w="0" w:type="dxa"/>
+            </w:tcMar>
+            <w:vAlign w:val="top"/>
+          </w:tcPr>
+          <w:p>
+            <w:pPr>
+              <w:pStyle w:val="Normal"/>
+              <w:jc w:val="center"/>
+              <w:pBdr>
+                <w:bottom w:val="none" w:sz="0" w:space="0" w:color="000000"/>
+                <w:top w:val="none" w:sz="0" w:space="0" w:color="000000"/>
+                <w:left w:val="none" w:sz="0" w:space="0" w:color="000000"/>
+                <w:right w:val="none" w:sz="0" w:space="0" w:color="000000"/>
+              </w:pBdr>
+              <w:spacing w:after="100" w:before="100" w:line="240"/>
+              <w:ind w:left="100" w:right="100" w:firstLine="0" w:firstLineChars="0"/>
+              <w:rPr>
+                <w:rFonts w:ascii="Helvetica" w:hAnsi="Helvetica" w:eastAsia="Helvetica" w:cs="Helvetica"/>
+                <w:i w:val="false"/>
+                <w:b w:val="false"/>
+                <w:u w:val="none"/>
+                <w:sz w:val="22"/>
+                <w:szCs w:val="22"/>
+                <w:color w:val="000000"/>
+              </w:rPr>
+            </w:pPr>
+            <w:r>
+              <w:rPr>
+                <w:rFonts w:ascii="Helvetica" w:hAnsi="Helvetica" w:eastAsia="Helvetica" w:cs="Helvetica"/>
+                <w:i w:val="false"/>
+                <w:b w:val="false"/>
+                <w:u w:val="none"/>
+                <w:sz w:val="22"/>
+                <w:szCs w:val="22"/>
+                <w:color w:val="000000"/>
+              </w:rPr>
+              <w:t xml:space="preserve">0.680</w:t>
             </w:r>
           </w:p>
         </w:tc>
@@ -3035,113 +3035,113 @@
                 <w:szCs w:val="22"/>
                 <w:color w:val="000000"/>
               </w:rPr>
-              <w:t xml:space="preserve">0.80</w:t>
-            </w:r>
-          </w:p>
-        </w:tc>
-        <w:tc>
-          <w:tcPr>
-            <w:tcBorders>
-              <w:bottom w:val="none" w:sz="0" w:space="0" w:color="000000"/>
-              <w:top w:val="none" w:sz="0" w:space="0" w:color="000000"/>
-              <w:left w:val="none" w:sz="0" w:space="0" w:color="000000"/>
-              <w:right w:val="none" w:sz="0" w:space="0" w:color="000000"/>
-            </w:tcBorders>
-            <w:shd w:val="clear" w:color="auto" w:fill="FFFFFF"/>
-            <w:tcMar>
-              <w:top w:w="0" w:type="dxa"/>
-              <w:bottom w:w="0" w:type="dxa"/>
-              <w:left w:w="0" w:type="dxa"/>
-              <w:right w:w="0" w:type="dxa"/>
-            </w:tcMar>
-            <w:vAlign w:val="top"/>
-          </w:tcPr>
-          <w:p>
-            <w:pPr>
-              <w:pStyle w:val="Normal"/>
-              <w:jc w:val="center"/>
-              <w:pBdr>
-                <w:bottom w:val="none" w:sz="0" w:space="0" w:color="000000"/>
-                <w:top w:val="none" w:sz="0" w:space="0" w:color="000000"/>
-                <w:left w:val="none" w:sz="0" w:space="0" w:color="000000"/>
-                <w:right w:val="none" w:sz="0" w:space="0" w:color="000000"/>
-              </w:pBdr>
-              <w:spacing w:after="100" w:before="100" w:line="240"/>
-              <w:ind w:left="100" w:right="100" w:firstLine="0" w:firstLineChars="0"/>
-              <w:rPr>
-                <w:rFonts w:ascii="Helvetica" w:hAnsi="Helvetica" w:eastAsia="Helvetica" w:cs="Helvetica"/>
-                <w:i w:val="false"/>
-                <w:b w:val="false"/>
-                <w:u w:val="none"/>
-                <w:sz w:val="22"/>
-                <w:szCs w:val="22"/>
-                <w:color w:val="000000"/>
-              </w:rPr>
-            </w:pPr>
-            <w:r>
-              <w:rPr>
-                <w:rFonts w:ascii="Helvetica" w:hAnsi="Helvetica" w:eastAsia="Helvetica" w:cs="Helvetica"/>
-                <w:i w:val="false"/>
-                <w:b w:val="false"/>
-                <w:u w:val="none"/>
-                <w:sz w:val="22"/>
-                <w:szCs w:val="22"/>
-                <w:color w:val="000000"/>
-              </w:rPr>
-              <w:t xml:space="preserve">0.47, 1.34</w:t>
-            </w:r>
-          </w:p>
-        </w:tc>
-        <w:tc>
-          <w:tcPr>
-            <w:tcBorders>
-              <w:bottom w:val="none" w:sz="0" w:space="0" w:color="000000"/>
-              <w:top w:val="none" w:sz="0" w:space="0" w:color="000000"/>
-              <w:left w:val="none" w:sz="0" w:space="0" w:color="000000"/>
-              <w:right w:val="none" w:sz="0" w:space="0" w:color="000000"/>
-            </w:tcBorders>
-            <w:shd w:val="clear" w:color="auto" w:fill="FFFFFF"/>
-            <w:tcMar>
-              <w:top w:w="0" w:type="dxa"/>
-              <w:bottom w:w="0" w:type="dxa"/>
-              <w:left w:w="0" w:type="dxa"/>
-              <w:right w:w="0" w:type="dxa"/>
-            </w:tcMar>
-            <w:vAlign w:val="top"/>
-          </w:tcPr>
-          <w:p>
-            <w:pPr>
-              <w:pStyle w:val="Normal"/>
-              <w:jc w:val="center"/>
-              <w:pBdr>
-                <w:bottom w:val="none" w:sz="0" w:space="0" w:color="000000"/>
-                <w:top w:val="none" w:sz="0" w:space="0" w:color="000000"/>
-                <w:left w:val="none" w:sz="0" w:space="0" w:color="000000"/>
-                <w:right w:val="none" w:sz="0" w:space="0" w:color="000000"/>
-              </w:pBdr>
-              <w:spacing w:after="100" w:before="100" w:line="240"/>
-              <w:ind w:left="100" w:right="100" w:firstLine="0" w:firstLineChars="0"/>
-              <w:rPr>
-                <w:rFonts w:ascii="Helvetica" w:hAnsi="Helvetica" w:eastAsia="Helvetica" w:cs="Helvetica"/>
-                <w:i w:val="false"/>
-                <w:b w:val="false"/>
-                <w:u w:val="none"/>
-                <w:sz w:val="22"/>
-                <w:szCs w:val="22"/>
-                <w:color w:val="000000"/>
-              </w:rPr>
-            </w:pPr>
-            <w:r>
-              <w:rPr>
-                <w:rFonts w:ascii="Helvetica" w:hAnsi="Helvetica" w:eastAsia="Helvetica" w:cs="Helvetica"/>
-                <w:i w:val="false"/>
-                <w:b w:val="false"/>
-                <w:u w:val="none"/>
-                <w:sz w:val="22"/>
-                <w:szCs w:val="22"/>
-                <w:color w:val="000000"/>
-              </w:rPr>
-              <w:t xml:space="preserve">0.400</w:t>
+              <w:t xml:space="preserve">0.77</w:t>
+            </w:r>
+          </w:p>
+        </w:tc>
+        <w:tc>
+          <w:tcPr>
+            <w:tcBorders>
+              <w:bottom w:val="none" w:sz="0" w:space="0" w:color="000000"/>
+              <w:top w:val="none" w:sz="0" w:space="0" w:color="000000"/>
+              <w:left w:val="none" w:sz="0" w:space="0" w:color="000000"/>
+              <w:right w:val="none" w:sz="0" w:space="0" w:color="000000"/>
+            </w:tcBorders>
+            <w:shd w:val="clear" w:color="auto" w:fill="FFFFFF"/>
+            <w:tcMar>
+              <w:top w:w="0" w:type="dxa"/>
+              <w:bottom w:w="0" w:type="dxa"/>
+              <w:left w:w="0" w:type="dxa"/>
+              <w:right w:w="0" w:type="dxa"/>
+            </w:tcMar>
+            <w:vAlign w:val="top"/>
+          </w:tcPr>
+          <w:p>
+            <w:pPr>
+              <w:pStyle w:val="Normal"/>
+              <w:jc w:val="center"/>
+              <w:pBdr>
+                <w:bottom w:val="none" w:sz="0" w:space="0" w:color="000000"/>
+                <w:top w:val="none" w:sz="0" w:space="0" w:color="000000"/>
+                <w:left w:val="none" w:sz="0" w:space="0" w:color="000000"/>
+                <w:right w:val="none" w:sz="0" w:space="0" w:color="000000"/>
+              </w:pBdr>
+              <w:spacing w:after="100" w:before="100" w:line="240"/>
+              <w:ind w:left="100" w:right="100" w:firstLine="0" w:firstLineChars="0"/>
+              <w:rPr>
+                <w:rFonts w:ascii="Helvetica" w:hAnsi="Helvetica" w:eastAsia="Helvetica" w:cs="Helvetica"/>
+                <w:i w:val="false"/>
+                <w:b w:val="false"/>
+                <w:u w:val="none"/>
+                <w:sz w:val="22"/>
+                <w:szCs w:val="22"/>
+                <w:color w:val="000000"/>
+              </w:rPr>
+            </w:pPr>
+            <w:r>
+              <w:rPr>
+                <w:rFonts w:ascii="Helvetica" w:hAnsi="Helvetica" w:eastAsia="Helvetica" w:cs="Helvetica"/>
+                <w:i w:val="false"/>
+                <w:b w:val="false"/>
+                <w:u w:val="none"/>
+                <w:sz w:val="22"/>
+                <w:szCs w:val="22"/>
+                <w:color w:val="000000"/>
+              </w:rPr>
+              <w:t xml:space="preserve">0.46, 1.31</w:t>
+            </w:r>
+          </w:p>
+        </w:tc>
+        <w:tc>
+          <w:tcPr>
+            <w:tcBorders>
+              <w:bottom w:val="none" w:sz="0" w:space="0" w:color="000000"/>
+              <w:top w:val="none" w:sz="0" w:space="0" w:color="000000"/>
+              <w:left w:val="none" w:sz="0" w:space="0" w:color="000000"/>
+              <w:right w:val="none" w:sz="0" w:space="0" w:color="000000"/>
+            </w:tcBorders>
+            <w:shd w:val="clear" w:color="auto" w:fill="FFFFFF"/>
+            <w:tcMar>
+              <w:top w:w="0" w:type="dxa"/>
+              <w:bottom w:w="0" w:type="dxa"/>
+              <w:left w:w="0" w:type="dxa"/>
+              <w:right w:w="0" w:type="dxa"/>
+            </w:tcMar>
+            <w:vAlign w:val="top"/>
+          </w:tcPr>
+          <w:p>
+            <w:pPr>
+              <w:pStyle w:val="Normal"/>
+              <w:jc w:val="center"/>
+              <w:pBdr>
+                <w:bottom w:val="none" w:sz="0" w:space="0" w:color="000000"/>
+                <w:top w:val="none" w:sz="0" w:space="0" w:color="000000"/>
+                <w:left w:val="none" w:sz="0" w:space="0" w:color="000000"/>
+                <w:right w:val="none" w:sz="0" w:space="0" w:color="000000"/>
+              </w:pBdr>
+              <w:spacing w:after="100" w:before="100" w:line="240"/>
+              <w:ind w:left="100" w:right="100" w:firstLine="0" w:firstLineChars="0"/>
+              <w:rPr>
+                <w:rFonts w:ascii="Helvetica" w:hAnsi="Helvetica" w:eastAsia="Helvetica" w:cs="Helvetica"/>
+                <w:i w:val="false"/>
+                <w:b w:val="false"/>
+                <w:u w:val="none"/>
+                <w:sz w:val="22"/>
+                <w:szCs w:val="22"/>
+                <w:color w:val="000000"/>
+              </w:rPr>
+            </w:pPr>
+            <w:r>
+              <w:rPr>
+                <w:rFonts w:ascii="Helvetica" w:hAnsi="Helvetica" w:eastAsia="Helvetica" w:cs="Helvetica"/>
+                <w:i w:val="false"/>
+                <w:b w:val="false"/>
+                <w:u w:val="none"/>
+                <w:sz w:val="22"/>
+                <w:szCs w:val="22"/>
+                <w:color w:val="000000"/>
+              </w:rPr>
+              <w:t xml:space="preserve">0.340</w:t>
             </w:r>
           </w:p>
         </w:tc>
@@ -3253,7 +3253,7 @@
                 <w:szCs w:val="22"/>
                 <w:color w:val="000000"/>
               </w:rPr>
-              <w:t xml:space="preserve">323</w:t>
+              <w:t xml:space="preserve">322</w:t>
             </w:r>
           </w:p>
         </w:tc>
@@ -3465,7 +3465,7 @@
                 <w:szCs w:val="22"/>
                 <w:color w:val="000000"/>
               </w:rPr>
-              <w:t xml:space="preserve">323</w:t>
+              <w:t xml:space="preserve">322</w:t>
             </w:r>
           </w:p>
         </w:tc>
@@ -3736,7 +3736,7 @@
                 <w:szCs w:val="22"/>
                 <w:color w:val="000000"/>
               </w:rPr>
-              <w:t xml:space="preserve">323</w:t>
+              <w:t xml:space="preserve">322</w:t>
             </w:r>
           </w:p>
         </w:tc>
@@ -3948,7 +3948,7 @@
                 <w:szCs w:val="22"/>
                 <w:color w:val="000000"/>
               </w:rPr>
-              <w:t xml:space="preserve">323</w:t>
+              <w:t xml:space="preserve">322</w:t>
             </w:r>
           </w:p>
         </w:tc>
@@ -4808,60 +4808,60 @@
                 <w:szCs w:val="22"/>
                 <w:color w:val="000000"/>
               </w:rPr>
-              <w:t xml:space="preserve">0.97, 1.92</w:t>
-            </w:r>
-          </w:p>
-        </w:tc>
-        <w:tc>
-          <w:tcPr>
-            <w:tcBorders>
-              <w:bottom w:val="none" w:sz="0" w:space="0" w:color="000000"/>
-              <w:top w:val="none" w:sz="0" w:space="0" w:color="000000"/>
-              <w:left w:val="none" w:sz="0" w:space="0" w:color="000000"/>
-              <w:right w:val="none" w:sz="0" w:space="0" w:color="000000"/>
-            </w:tcBorders>
-            <w:shd w:val="clear" w:color="auto" w:fill="FFFFFF"/>
-            <w:tcMar>
-              <w:top w:w="0" w:type="dxa"/>
-              <w:bottom w:w="0" w:type="dxa"/>
-              <w:left w:w="0" w:type="dxa"/>
-              <w:right w:w="0" w:type="dxa"/>
-            </w:tcMar>
-            <w:vAlign w:val="top"/>
-          </w:tcPr>
-          <w:p>
-            <w:pPr>
-              <w:pStyle w:val="Normal"/>
-              <w:jc w:val="center"/>
-              <w:pBdr>
-                <w:bottom w:val="none" w:sz="0" w:space="0" w:color="000000"/>
-                <w:top w:val="none" w:sz="0" w:space="0" w:color="000000"/>
-                <w:left w:val="none" w:sz="0" w:space="0" w:color="000000"/>
-                <w:right w:val="none" w:sz="0" w:space="0" w:color="000000"/>
-              </w:pBdr>
-              <w:spacing w:after="100" w:before="100" w:line="240"/>
-              <w:ind w:left="100" w:right="100" w:firstLine="0" w:firstLineChars="0"/>
-              <w:rPr>
-                <w:rFonts w:ascii="Helvetica" w:hAnsi="Helvetica" w:eastAsia="Helvetica" w:cs="Helvetica"/>
-                <w:i w:val="false"/>
-                <w:b w:val="false"/>
-                <w:u w:val="none"/>
-                <w:sz w:val="22"/>
-                <w:szCs w:val="22"/>
-                <w:color w:val="000000"/>
-              </w:rPr>
-            </w:pPr>
-            <w:r>
-              <w:rPr>
-                <w:rFonts w:ascii="Helvetica" w:hAnsi="Helvetica" w:eastAsia="Helvetica" w:cs="Helvetica"/>
-                <w:i w:val="false"/>
-                <w:b w:val="false"/>
-                <w:u w:val="none"/>
-                <w:sz w:val="22"/>
-                <w:szCs w:val="22"/>
-                <w:color w:val="000000"/>
-              </w:rPr>
-              <w:t xml:space="preserve">0.075</w:t>
+              <w:t xml:space="preserve">0.96, 1.91</w:t>
+            </w:r>
+          </w:p>
+        </w:tc>
+        <w:tc>
+          <w:tcPr>
+            <w:tcBorders>
+              <w:bottom w:val="none" w:sz="0" w:space="0" w:color="000000"/>
+              <w:top w:val="none" w:sz="0" w:space="0" w:color="000000"/>
+              <w:left w:val="none" w:sz="0" w:space="0" w:color="000000"/>
+              <w:right w:val="none" w:sz="0" w:space="0" w:color="000000"/>
+            </w:tcBorders>
+            <w:shd w:val="clear" w:color="auto" w:fill="FFFFFF"/>
+            <w:tcMar>
+              <w:top w:w="0" w:type="dxa"/>
+              <w:bottom w:w="0" w:type="dxa"/>
+              <w:left w:w="0" w:type="dxa"/>
+              <w:right w:w="0" w:type="dxa"/>
+            </w:tcMar>
+            <w:vAlign w:val="top"/>
+          </w:tcPr>
+          <w:p>
+            <w:pPr>
+              <w:pStyle w:val="Normal"/>
+              <w:jc w:val="center"/>
+              <w:pBdr>
+                <w:bottom w:val="none" w:sz="0" w:space="0" w:color="000000"/>
+                <w:top w:val="none" w:sz="0" w:space="0" w:color="000000"/>
+                <w:left w:val="none" w:sz="0" w:space="0" w:color="000000"/>
+                <w:right w:val="none" w:sz="0" w:space="0" w:color="000000"/>
+              </w:pBdr>
+              <w:spacing w:after="100" w:before="100" w:line="240"/>
+              <w:ind w:left="100" w:right="100" w:firstLine="0" w:firstLineChars="0"/>
+              <w:rPr>
+                <w:rFonts w:ascii="Helvetica" w:hAnsi="Helvetica" w:eastAsia="Helvetica" w:cs="Helvetica"/>
+                <w:i w:val="false"/>
+                <w:b w:val="false"/>
+                <w:u w:val="none"/>
+                <w:sz w:val="22"/>
+                <w:szCs w:val="22"/>
+                <w:color w:val="000000"/>
+              </w:rPr>
+            </w:pPr>
+            <w:r>
+              <w:rPr>
+                <w:rFonts w:ascii="Helvetica" w:hAnsi="Helvetica" w:eastAsia="Helvetica" w:cs="Helvetica"/>
+                <w:i w:val="false"/>
+                <w:b w:val="false"/>
+                <w:u w:val="none"/>
+                <w:sz w:val="22"/>
+                <w:szCs w:val="22"/>
+                <w:color w:val="000000"/>
+              </w:rPr>
+              <w:t xml:space="preserve">0.080</w:t>
             </w:r>
           </w:p>
         </w:tc>
@@ -4967,113 +4967,113 @@
                 <w:szCs w:val="22"/>
                 <w:color w:val="000000"/>
               </w:rPr>
-              <w:t xml:space="preserve">1.22</w:t>
-            </w:r>
-          </w:p>
-        </w:tc>
-        <w:tc>
-          <w:tcPr>
-            <w:tcBorders>
-              <w:bottom w:val="none" w:sz="0" w:space="0" w:color="000000"/>
-              <w:top w:val="none" w:sz="0" w:space="0" w:color="000000"/>
-              <w:left w:val="none" w:sz="0" w:space="0" w:color="000000"/>
-              <w:right w:val="none" w:sz="0" w:space="0" w:color="000000"/>
-            </w:tcBorders>
-            <w:shd w:val="clear" w:color="auto" w:fill="FFFFFF"/>
-            <w:tcMar>
-              <w:top w:w="0" w:type="dxa"/>
-              <w:bottom w:w="0" w:type="dxa"/>
-              <w:left w:w="0" w:type="dxa"/>
-              <w:right w:w="0" w:type="dxa"/>
-            </w:tcMar>
-            <w:vAlign w:val="top"/>
-          </w:tcPr>
-          <w:p>
-            <w:pPr>
-              <w:pStyle w:val="Normal"/>
-              <w:jc w:val="center"/>
-              <w:pBdr>
-                <w:bottom w:val="none" w:sz="0" w:space="0" w:color="000000"/>
-                <w:top w:val="none" w:sz="0" w:space="0" w:color="000000"/>
-                <w:left w:val="none" w:sz="0" w:space="0" w:color="000000"/>
-                <w:right w:val="none" w:sz="0" w:space="0" w:color="000000"/>
-              </w:pBdr>
-              <w:spacing w:after="100" w:before="100" w:line="240"/>
-              <w:ind w:left="100" w:right="100" w:firstLine="0" w:firstLineChars="0"/>
-              <w:rPr>
-                <w:rFonts w:ascii="Helvetica" w:hAnsi="Helvetica" w:eastAsia="Helvetica" w:cs="Helvetica"/>
-                <w:i w:val="false"/>
-                <w:b w:val="false"/>
-                <w:u w:val="none"/>
-                <w:sz w:val="22"/>
-                <w:szCs w:val="22"/>
-                <w:color w:val="000000"/>
-              </w:rPr>
-            </w:pPr>
-            <w:r>
-              <w:rPr>
-                <w:rFonts w:ascii="Helvetica" w:hAnsi="Helvetica" w:eastAsia="Helvetica" w:cs="Helvetica"/>
-                <w:i w:val="false"/>
-                <w:b w:val="false"/>
-                <w:u w:val="none"/>
-                <w:sz w:val="22"/>
-                <w:szCs w:val="22"/>
-                <w:color w:val="000000"/>
-              </w:rPr>
-              <w:t xml:space="preserve">0.82, 1.80</w:t>
-            </w:r>
-          </w:p>
-        </w:tc>
-        <w:tc>
-          <w:tcPr>
-            <w:tcBorders>
-              <w:bottom w:val="none" w:sz="0" w:space="0" w:color="000000"/>
-              <w:top w:val="none" w:sz="0" w:space="0" w:color="000000"/>
-              <w:left w:val="none" w:sz="0" w:space="0" w:color="000000"/>
-              <w:right w:val="none" w:sz="0" w:space="0" w:color="000000"/>
-            </w:tcBorders>
-            <w:shd w:val="clear" w:color="auto" w:fill="FFFFFF"/>
-            <w:tcMar>
-              <w:top w:w="0" w:type="dxa"/>
-              <w:bottom w:w="0" w:type="dxa"/>
-              <w:left w:w="0" w:type="dxa"/>
-              <w:right w:w="0" w:type="dxa"/>
-            </w:tcMar>
-            <w:vAlign w:val="top"/>
-          </w:tcPr>
-          <w:p>
-            <w:pPr>
-              <w:pStyle w:val="Normal"/>
-              <w:jc w:val="center"/>
-              <w:pBdr>
-                <w:bottom w:val="none" w:sz="0" w:space="0" w:color="000000"/>
-                <w:top w:val="none" w:sz="0" w:space="0" w:color="000000"/>
-                <w:left w:val="none" w:sz="0" w:space="0" w:color="000000"/>
-                <w:right w:val="none" w:sz="0" w:space="0" w:color="000000"/>
-              </w:pBdr>
-              <w:spacing w:after="100" w:before="100" w:line="240"/>
-              <w:ind w:left="100" w:right="100" w:firstLine="0" w:firstLineChars="0"/>
-              <w:rPr>
-                <w:rFonts w:ascii="Helvetica" w:hAnsi="Helvetica" w:eastAsia="Helvetica" w:cs="Helvetica"/>
-                <w:i w:val="false"/>
-                <w:b w:val="false"/>
-                <w:u w:val="none"/>
-                <w:sz w:val="22"/>
-                <w:szCs w:val="22"/>
-                <w:color w:val="000000"/>
-              </w:rPr>
-            </w:pPr>
-            <w:r>
-              <w:rPr>
-                <w:rFonts w:ascii="Helvetica" w:hAnsi="Helvetica" w:eastAsia="Helvetica" w:cs="Helvetica"/>
-                <w:i w:val="false"/>
-                <w:b w:val="false"/>
-                <w:u w:val="none"/>
-                <w:sz w:val="22"/>
-                <w:szCs w:val="22"/>
-                <w:color w:val="000000"/>
-              </w:rPr>
-              <w:t xml:space="preserve">0.330</w:t>
+              <w:t xml:space="preserve">1.21</w:t>
+            </w:r>
+          </w:p>
+        </w:tc>
+        <w:tc>
+          <w:tcPr>
+            <w:tcBorders>
+              <w:bottom w:val="none" w:sz="0" w:space="0" w:color="000000"/>
+              <w:top w:val="none" w:sz="0" w:space="0" w:color="000000"/>
+              <w:left w:val="none" w:sz="0" w:space="0" w:color="000000"/>
+              <w:right w:val="none" w:sz="0" w:space="0" w:color="000000"/>
+            </w:tcBorders>
+            <w:shd w:val="clear" w:color="auto" w:fill="FFFFFF"/>
+            <w:tcMar>
+              <w:top w:w="0" w:type="dxa"/>
+              <w:bottom w:w="0" w:type="dxa"/>
+              <w:left w:w="0" w:type="dxa"/>
+              <w:right w:w="0" w:type="dxa"/>
+            </w:tcMar>
+            <w:vAlign w:val="top"/>
+          </w:tcPr>
+          <w:p>
+            <w:pPr>
+              <w:pStyle w:val="Normal"/>
+              <w:jc w:val="center"/>
+              <w:pBdr>
+                <w:bottom w:val="none" w:sz="0" w:space="0" w:color="000000"/>
+                <w:top w:val="none" w:sz="0" w:space="0" w:color="000000"/>
+                <w:left w:val="none" w:sz="0" w:space="0" w:color="000000"/>
+                <w:right w:val="none" w:sz="0" w:space="0" w:color="000000"/>
+              </w:pBdr>
+              <w:spacing w:after="100" w:before="100" w:line="240"/>
+              <w:ind w:left="100" w:right="100" w:firstLine="0" w:firstLineChars="0"/>
+              <w:rPr>
+                <w:rFonts w:ascii="Helvetica" w:hAnsi="Helvetica" w:eastAsia="Helvetica" w:cs="Helvetica"/>
+                <w:i w:val="false"/>
+                <w:b w:val="false"/>
+                <w:u w:val="none"/>
+                <w:sz w:val="22"/>
+                <w:szCs w:val="22"/>
+                <w:color w:val="000000"/>
+              </w:rPr>
+            </w:pPr>
+            <w:r>
+              <w:rPr>
+                <w:rFonts w:ascii="Helvetica" w:hAnsi="Helvetica" w:eastAsia="Helvetica" w:cs="Helvetica"/>
+                <w:i w:val="false"/>
+                <w:b w:val="false"/>
+                <w:u w:val="none"/>
+                <w:sz w:val="22"/>
+                <w:szCs w:val="22"/>
+                <w:color w:val="000000"/>
+              </w:rPr>
+              <w:t xml:space="preserve">0.81, 1.78</w:t>
+            </w:r>
+          </w:p>
+        </w:tc>
+        <w:tc>
+          <w:tcPr>
+            <w:tcBorders>
+              <w:bottom w:val="none" w:sz="0" w:space="0" w:color="000000"/>
+              <w:top w:val="none" w:sz="0" w:space="0" w:color="000000"/>
+              <w:left w:val="none" w:sz="0" w:space="0" w:color="000000"/>
+              <w:right w:val="none" w:sz="0" w:space="0" w:color="000000"/>
+            </w:tcBorders>
+            <w:shd w:val="clear" w:color="auto" w:fill="FFFFFF"/>
+            <w:tcMar>
+              <w:top w:w="0" w:type="dxa"/>
+              <w:bottom w:w="0" w:type="dxa"/>
+              <w:left w:w="0" w:type="dxa"/>
+              <w:right w:w="0" w:type="dxa"/>
+            </w:tcMar>
+            <w:vAlign w:val="top"/>
+          </w:tcPr>
+          <w:p>
+            <w:pPr>
+              <w:pStyle w:val="Normal"/>
+              <w:jc w:val="center"/>
+              <w:pBdr>
+                <w:bottom w:val="none" w:sz="0" w:space="0" w:color="000000"/>
+                <w:top w:val="none" w:sz="0" w:space="0" w:color="000000"/>
+                <w:left w:val="none" w:sz="0" w:space="0" w:color="000000"/>
+                <w:right w:val="none" w:sz="0" w:space="0" w:color="000000"/>
+              </w:pBdr>
+              <w:spacing w:after="100" w:before="100" w:line="240"/>
+              <w:ind w:left="100" w:right="100" w:firstLine="0" w:firstLineChars="0"/>
+              <w:rPr>
+                <w:rFonts w:ascii="Helvetica" w:hAnsi="Helvetica" w:eastAsia="Helvetica" w:cs="Helvetica"/>
+                <w:i w:val="false"/>
+                <w:b w:val="false"/>
+                <w:u w:val="none"/>
+                <w:sz w:val="22"/>
+                <w:szCs w:val="22"/>
+                <w:color w:val="000000"/>
+              </w:rPr>
+            </w:pPr>
+            <w:r>
+              <w:rPr>
+                <w:rFonts w:ascii="Helvetica" w:hAnsi="Helvetica" w:eastAsia="Helvetica" w:cs="Helvetica"/>
+                <w:i w:val="false"/>
+                <w:b w:val="false"/>
+                <w:u w:val="none"/>
+                <w:sz w:val="22"/>
+                <w:szCs w:val="22"/>
+                <w:color w:val="000000"/>
+              </w:rPr>
+              <w:t xml:space="preserve">0.350</w:t>
             </w:r>
           </w:p>
         </w:tc>
@@ -5185,7 +5185,7 @@
                 <w:szCs w:val="22"/>
                 <w:color w:val="000000"/>
               </w:rPr>
-              <w:t xml:space="preserve">323</w:t>
+              <w:t xml:space="preserve">322</w:t>
             </w:r>
           </w:p>
         </w:tc>
@@ -5397,7 +5397,7 @@
                 <w:szCs w:val="22"/>
                 <w:color w:val="000000"/>
               </w:rPr>
-              <w:t xml:space="preserve">323</w:t>
+              <w:t xml:space="preserve">322</w:t>
             </w:r>
           </w:p>
         </w:tc>
@@ -6204,113 +6204,113 @@
                 <w:szCs w:val="22"/>
                 <w:color w:val="000000"/>
               </w:rPr>
-              <w:t xml:space="preserve">1.09</w:t>
-            </w:r>
-          </w:p>
-        </w:tc>
-        <w:tc>
-          <w:tcPr>
-            <w:tcBorders>
-              <w:bottom w:val="none" w:sz="0" w:space="0" w:color="000000"/>
-              <w:top w:val="none" w:sz="0" w:space="0" w:color="000000"/>
-              <w:left w:val="none" w:sz="0" w:space="0" w:color="000000"/>
-              <w:right w:val="none" w:sz="0" w:space="0" w:color="000000"/>
-            </w:tcBorders>
-            <w:shd w:val="clear" w:color="auto" w:fill="FFFFFF"/>
-            <w:tcMar>
-              <w:top w:w="0" w:type="dxa"/>
-              <w:bottom w:w="0" w:type="dxa"/>
-              <w:left w:w="0" w:type="dxa"/>
-              <w:right w:w="0" w:type="dxa"/>
-            </w:tcMar>
-            <w:vAlign w:val="top"/>
-          </w:tcPr>
-          <w:p>
-            <w:pPr>
-              <w:pStyle w:val="Normal"/>
-              <w:jc w:val="center"/>
-              <w:pBdr>
-                <w:bottom w:val="none" w:sz="0" w:space="0" w:color="000000"/>
-                <w:top w:val="none" w:sz="0" w:space="0" w:color="000000"/>
-                <w:left w:val="none" w:sz="0" w:space="0" w:color="000000"/>
-                <w:right w:val="none" w:sz="0" w:space="0" w:color="000000"/>
-              </w:pBdr>
-              <w:spacing w:after="100" w:before="100" w:line="240"/>
-              <w:ind w:left="100" w:right="100" w:firstLine="0" w:firstLineChars="0"/>
-              <w:rPr>
-                <w:rFonts w:ascii="Helvetica" w:hAnsi="Helvetica" w:eastAsia="Helvetica" w:cs="Helvetica"/>
-                <w:i w:val="false"/>
-                <w:b w:val="false"/>
-                <w:u w:val="none"/>
-                <w:sz w:val="22"/>
-                <w:szCs w:val="22"/>
-                <w:color w:val="000000"/>
-              </w:rPr>
-            </w:pPr>
-            <w:r>
-              <w:rPr>
-                <w:rFonts w:ascii="Helvetica" w:hAnsi="Helvetica" w:eastAsia="Helvetica" w:cs="Helvetica"/>
-                <w:i w:val="false"/>
-                <w:b w:val="false"/>
-                <w:u w:val="none"/>
-                <w:sz w:val="22"/>
-                <w:szCs w:val="22"/>
-                <w:color w:val="000000"/>
-              </w:rPr>
-              <w:t xml:space="preserve">0.63, 1.88</w:t>
-            </w:r>
-          </w:p>
-        </w:tc>
-        <w:tc>
-          <w:tcPr>
-            <w:tcBorders>
-              <w:bottom w:val="none" w:sz="0" w:space="0" w:color="000000"/>
-              <w:top w:val="none" w:sz="0" w:space="0" w:color="000000"/>
-              <w:left w:val="none" w:sz="0" w:space="0" w:color="000000"/>
-              <w:right w:val="none" w:sz="0" w:space="0" w:color="000000"/>
-            </w:tcBorders>
-            <w:shd w:val="clear" w:color="auto" w:fill="FFFFFF"/>
-            <w:tcMar>
-              <w:top w:w="0" w:type="dxa"/>
-              <w:bottom w:w="0" w:type="dxa"/>
-              <w:left w:w="0" w:type="dxa"/>
-              <w:right w:w="0" w:type="dxa"/>
-            </w:tcMar>
-            <w:vAlign w:val="top"/>
-          </w:tcPr>
-          <w:p>
-            <w:pPr>
-              <w:pStyle w:val="Normal"/>
-              <w:jc w:val="center"/>
-              <w:pBdr>
-                <w:bottom w:val="none" w:sz="0" w:space="0" w:color="000000"/>
-                <w:top w:val="none" w:sz="0" w:space="0" w:color="000000"/>
-                <w:left w:val="none" w:sz="0" w:space="0" w:color="000000"/>
-                <w:right w:val="none" w:sz="0" w:space="0" w:color="000000"/>
-              </w:pBdr>
-              <w:spacing w:after="100" w:before="100" w:line="240"/>
-              <w:ind w:left="100" w:right="100" w:firstLine="0" w:firstLineChars="0"/>
-              <w:rPr>
-                <w:rFonts w:ascii="Helvetica" w:hAnsi="Helvetica" w:eastAsia="Helvetica" w:cs="Helvetica"/>
-                <w:i w:val="false"/>
-                <w:b w:val="false"/>
-                <w:u w:val="none"/>
-                <w:sz w:val="22"/>
-                <w:szCs w:val="22"/>
-                <w:color w:val="000000"/>
-              </w:rPr>
-            </w:pPr>
-            <w:r>
-              <w:rPr>
-                <w:rFonts w:ascii="Helvetica" w:hAnsi="Helvetica" w:eastAsia="Helvetica" w:cs="Helvetica"/>
-                <w:i w:val="false"/>
-                <w:b w:val="false"/>
-                <w:u w:val="none"/>
-                <w:sz w:val="22"/>
-                <w:szCs w:val="22"/>
-                <w:color w:val="000000"/>
-              </w:rPr>
-              <w:t xml:space="preserve">0.750</w:t>
+              <w:t xml:space="preserve">1.13</w:t>
+            </w:r>
+          </w:p>
+        </w:tc>
+        <w:tc>
+          <w:tcPr>
+            <w:tcBorders>
+              <w:bottom w:val="none" w:sz="0" w:space="0" w:color="000000"/>
+              <w:top w:val="none" w:sz="0" w:space="0" w:color="000000"/>
+              <w:left w:val="none" w:sz="0" w:space="0" w:color="000000"/>
+              <w:right w:val="none" w:sz="0" w:space="0" w:color="000000"/>
+            </w:tcBorders>
+            <w:shd w:val="clear" w:color="auto" w:fill="FFFFFF"/>
+            <w:tcMar>
+              <w:top w:w="0" w:type="dxa"/>
+              <w:bottom w:w="0" w:type="dxa"/>
+              <w:left w:w="0" w:type="dxa"/>
+              <w:right w:w="0" w:type="dxa"/>
+            </w:tcMar>
+            <w:vAlign w:val="top"/>
+          </w:tcPr>
+          <w:p>
+            <w:pPr>
+              <w:pStyle w:val="Normal"/>
+              <w:jc w:val="center"/>
+              <w:pBdr>
+                <w:bottom w:val="none" w:sz="0" w:space="0" w:color="000000"/>
+                <w:top w:val="none" w:sz="0" w:space="0" w:color="000000"/>
+                <w:left w:val="none" w:sz="0" w:space="0" w:color="000000"/>
+                <w:right w:val="none" w:sz="0" w:space="0" w:color="000000"/>
+              </w:pBdr>
+              <w:spacing w:after="100" w:before="100" w:line="240"/>
+              <w:ind w:left="100" w:right="100" w:firstLine="0" w:firstLineChars="0"/>
+              <w:rPr>
+                <w:rFonts w:ascii="Helvetica" w:hAnsi="Helvetica" w:eastAsia="Helvetica" w:cs="Helvetica"/>
+                <w:i w:val="false"/>
+                <w:b w:val="false"/>
+                <w:u w:val="none"/>
+                <w:sz w:val="22"/>
+                <w:szCs w:val="22"/>
+                <w:color w:val="000000"/>
+              </w:rPr>
+            </w:pPr>
+            <w:r>
+              <w:rPr>
+                <w:rFonts w:ascii="Helvetica" w:hAnsi="Helvetica" w:eastAsia="Helvetica" w:cs="Helvetica"/>
+                <w:i w:val="false"/>
+                <w:b w:val="false"/>
+                <w:u w:val="none"/>
+                <w:sz w:val="22"/>
+                <w:szCs w:val="22"/>
+                <w:color w:val="000000"/>
+              </w:rPr>
+              <w:t xml:space="preserve">0.65, 1.96</w:t>
+            </w:r>
+          </w:p>
+        </w:tc>
+        <w:tc>
+          <w:tcPr>
+            <w:tcBorders>
+              <w:bottom w:val="none" w:sz="0" w:space="0" w:color="000000"/>
+              <w:top w:val="none" w:sz="0" w:space="0" w:color="000000"/>
+              <w:left w:val="none" w:sz="0" w:space="0" w:color="000000"/>
+              <w:right w:val="none" w:sz="0" w:space="0" w:color="000000"/>
+            </w:tcBorders>
+            <w:shd w:val="clear" w:color="auto" w:fill="FFFFFF"/>
+            <w:tcMar>
+              <w:top w:w="0" w:type="dxa"/>
+              <w:bottom w:w="0" w:type="dxa"/>
+              <w:left w:w="0" w:type="dxa"/>
+              <w:right w:w="0" w:type="dxa"/>
+            </w:tcMar>
+            <w:vAlign w:val="top"/>
+          </w:tcPr>
+          <w:p>
+            <w:pPr>
+              <w:pStyle w:val="Normal"/>
+              <w:jc w:val="center"/>
+              <w:pBdr>
+                <w:bottom w:val="none" w:sz="0" w:space="0" w:color="000000"/>
+                <w:top w:val="none" w:sz="0" w:space="0" w:color="000000"/>
+                <w:left w:val="none" w:sz="0" w:space="0" w:color="000000"/>
+                <w:right w:val="none" w:sz="0" w:space="0" w:color="000000"/>
+              </w:pBdr>
+              <w:spacing w:after="100" w:before="100" w:line="240"/>
+              <w:ind w:left="100" w:right="100" w:firstLine="0" w:firstLineChars="0"/>
+              <w:rPr>
+                <w:rFonts w:ascii="Helvetica" w:hAnsi="Helvetica" w:eastAsia="Helvetica" w:cs="Helvetica"/>
+                <w:i w:val="false"/>
+                <w:b w:val="false"/>
+                <w:u w:val="none"/>
+                <w:sz w:val="22"/>
+                <w:szCs w:val="22"/>
+                <w:color w:val="000000"/>
+              </w:rPr>
+            </w:pPr>
+            <w:r>
+              <w:rPr>
+                <w:rFonts w:ascii="Helvetica" w:hAnsi="Helvetica" w:eastAsia="Helvetica" w:cs="Helvetica"/>
+                <w:i w:val="false"/>
+                <w:b w:val="false"/>
+                <w:u w:val="none"/>
+                <w:sz w:val="22"/>
+                <w:szCs w:val="22"/>
+                <w:color w:val="000000"/>
+              </w:rPr>
+              <w:t xml:space="preserve">0.670</w:t>
             </w:r>
           </w:p>
         </w:tc>
@@ -6416,113 +6416,113 @@
                 <w:szCs w:val="22"/>
                 <w:color w:val="000000"/>
               </w:rPr>
-              <w:t xml:space="preserve">1.02</w:t>
-            </w:r>
-          </w:p>
-        </w:tc>
-        <w:tc>
-          <w:tcPr>
-            <w:tcBorders>
-              <w:bottom w:val="none" w:sz="0" w:space="0" w:color="000000"/>
-              <w:top w:val="none" w:sz="0" w:space="0" w:color="000000"/>
-              <w:left w:val="none" w:sz="0" w:space="0" w:color="000000"/>
-              <w:right w:val="none" w:sz="0" w:space="0" w:color="000000"/>
-            </w:tcBorders>
-            <w:shd w:val="clear" w:color="auto" w:fill="FFFFFF"/>
-            <w:tcMar>
-              <w:top w:w="0" w:type="dxa"/>
-              <w:bottom w:w="0" w:type="dxa"/>
-              <w:left w:w="0" w:type="dxa"/>
-              <w:right w:w="0" w:type="dxa"/>
-            </w:tcMar>
-            <w:vAlign w:val="top"/>
-          </w:tcPr>
-          <w:p>
-            <w:pPr>
-              <w:pStyle w:val="Normal"/>
-              <w:jc w:val="center"/>
-              <w:pBdr>
-                <w:bottom w:val="none" w:sz="0" w:space="0" w:color="000000"/>
-                <w:top w:val="none" w:sz="0" w:space="0" w:color="000000"/>
-                <w:left w:val="none" w:sz="0" w:space="0" w:color="000000"/>
-                <w:right w:val="none" w:sz="0" w:space="0" w:color="000000"/>
-              </w:pBdr>
-              <w:spacing w:after="100" w:before="100" w:line="240"/>
-              <w:ind w:left="100" w:right="100" w:firstLine="0" w:firstLineChars="0"/>
-              <w:rPr>
-                <w:rFonts w:ascii="Helvetica" w:hAnsi="Helvetica" w:eastAsia="Helvetica" w:cs="Helvetica"/>
-                <w:i w:val="false"/>
-                <w:b w:val="false"/>
-                <w:u w:val="none"/>
-                <w:sz w:val="22"/>
-                <w:szCs w:val="22"/>
-                <w:color w:val="000000"/>
-              </w:rPr>
-            </w:pPr>
-            <w:r>
-              <w:rPr>
-                <w:rFonts w:ascii="Helvetica" w:hAnsi="Helvetica" w:eastAsia="Helvetica" w:cs="Helvetica"/>
-                <w:i w:val="false"/>
-                <w:b w:val="false"/>
-                <w:u w:val="none"/>
-                <w:sz w:val="22"/>
-                <w:szCs w:val="22"/>
-                <w:color w:val="000000"/>
-              </w:rPr>
-              <w:t xml:space="preserve">0.45, 2.32</w:t>
-            </w:r>
-          </w:p>
-        </w:tc>
-        <w:tc>
-          <w:tcPr>
-            <w:tcBorders>
-              <w:bottom w:val="none" w:sz="0" w:space="0" w:color="000000"/>
-              <w:top w:val="none" w:sz="0" w:space="0" w:color="000000"/>
-              <w:left w:val="none" w:sz="0" w:space="0" w:color="000000"/>
-              <w:right w:val="none" w:sz="0" w:space="0" w:color="000000"/>
-            </w:tcBorders>
-            <w:shd w:val="clear" w:color="auto" w:fill="FFFFFF"/>
-            <w:tcMar>
-              <w:top w:w="0" w:type="dxa"/>
-              <w:bottom w:w="0" w:type="dxa"/>
-              <w:left w:w="0" w:type="dxa"/>
-              <w:right w:w="0" w:type="dxa"/>
-            </w:tcMar>
-            <w:vAlign w:val="top"/>
-          </w:tcPr>
-          <w:p>
-            <w:pPr>
-              <w:pStyle w:val="Normal"/>
-              <w:jc w:val="center"/>
-              <w:pBdr>
-                <w:bottom w:val="none" w:sz="0" w:space="0" w:color="000000"/>
-                <w:top w:val="none" w:sz="0" w:space="0" w:color="000000"/>
-                <w:left w:val="none" w:sz="0" w:space="0" w:color="000000"/>
-                <w:right w:val="none" w:sz="0" w:space="0" w:color="000000"/>
-              </w:pBdr>
-              <w:spacing w:after="100" w:before="100" w:line="240"/>
-              <w:ind w:left="100" w:right="100" w:firstLine="0" w:firstLineChars="0"/>
-              <w:rPr>
-                <w:rFonts w:ascii="Helvetica" w:hAnsi="Helvetica" w:eastAsia="Helvetica" w:cs="Helvetica"/>
-                <w:i w:val="false"/>
-                <w:b w:val="false"/>
-                <w:u w:val="none"/>
-                <w:sz w:val="22"/>
-                <w:szCs w:val="22"/>
-                <w:color w:val="000000"/>
-              </w:rPr>
-            </w:pPr>
-            <w:r>
-              <w:rPr>
-                <w:rFonts w:ascii="Helvetica" w:hAnsi="Helvetica" w:eastAsia="Helvetica" w:cs="Helvetica"/>
-                <w:i w:val="false"/>
-                <w:b w:val="false"/>
-                <w:u w:val="none"/>
-                <w:sz w:val="22"/>
-                <w:szCs w:val="22"/>
-                <w:color w:val="000000"/>
-              </w:rPr>
-              <w:t xml:space="preserve">0.960</w:t>
+              <w:t xml:space="preserve">1.07</w:t>
+            </w:r>
+          </w:p>
+        </w:tc>
+        <w:tc>
+          <w:tcPr>
+            <w:tcBorders>
+              <w:bottom w:val="none" w:sz="0" w:space="0" w:color="000000"/>
+              <w:top w:val="none" w:sz="0" w:space="0" w:color="000000"/>
+              <w:left w:val="none" w:sz="0" w:space="0" w:color="000000"/>
+              <w:right w:val="none" w:sz="0" w:space="0" w:color="000000"/>
+            </w:tcBorders>
+            <w:shd w:val="clear" w:color="auto" w:fill="FFFFFF"/>
+            <w:tcMar>
+              <w:top w:w="0" w:type="dxa"/>
+              <w:bottom w:w="0" w:type="dxa"/>
+              <w:left w:w="0" w:type="dxa"/>
+              <w:right w:w="0" w:type="dxa"/>
+            </w:tcMar>
+            <w:vAlign w:val="top"/>
+          </w:tcPr>
+          <w:p>
+            <w:pPr>
+              <w:pStyle w:val="Normal"/>
+              <w:jc w:val="center"/>
+              <w:pBdr>
+                <w:bottom w:val="none" w:sz="0" w:space="0" w:color="000000"/>
+                <w:top w:val="none" w:sz="0" w:space="0" w:color="000000"/>
+                <w:left w:val="none" w:sz="0" w:space="0" w:color="000000"/>
+                <w:right w:val="none" w:sz="0" w:space="0" w:color="000000"/>
+              </w:pBdr>
+              <w:spacing w:after="100" w:before="100" w:line="240"/>
+              <w:ind w:left="100" w:right="100" w:firstLine="0" w:firstLineChars="0"/>
+              <w:rPr>
+                <w:rFonts w:ascii="Helvetica" w:hAnsi="Helvetica" w:eastAsia="Helvetica" w:cs="Helvetica"/>
+                <w:i w:val="false"/>
+                <w:b w:val="false"/>
+                <w:u w:val="none"/>
+                <w:sz w:val="22"/>
+                <w:szCs w:val="22"/>
+                <w:color w:val="000000"/>
+              </w:rPr>
+            </w:pPr>
+            <w:r>
+              <w:rPr>
+                <w:rFonts w:ascii="Helvetica" w:hAnsi="Helvetica" w:eastAsia="Helvetica" w:cs="Helvetica"/>
+                <w:i w:val="false"/>
+                <w:b w:val="false"/>
+                <w:u w:val="none"/>
+                <w:sz w:val="22"/>
+                <w:szCs w:val="22"/>
+                <w:color w:val="000000"/>
+              </w:rPr>
+              <w:t xml:space="preserve">0.47, 2.41</w:t>
+            </w:r>
+          </w:p>
+        </w:tc>
+        <w:tc>
+          <w:tcPr>
+            <w:tcBorders>
+              <w:bottom w:val="none" w:sz="0" w:space="0" w:color="000000"/>
+              <w:top w:val="none" w:sz="0" w:space="0" w:color="000000"/>
+              <w:left w:val="none" w:sz="0" w:space="0" w:color="000000"/>
+              <w:right w:val="none" w:sz="0" w:space="0" w:color="000000"/>
+            </w:tcBorders>
+            <w:shd w:val="clear" w:color="auto" w:fill="FFFFFF"/>
+            <w:tcMar>
+              <w:top w:w="0" w:type="dxa"/>
+              <w:bottom w:w="0" w:type="dxa"/>
+              <w:left w:w="0" w:type="dxa"/>
+              <w:right w:w="0" w:type="dxa"/>
+            </w:tcMar>
+            <w:vAlign w:val="top"/>
+          </w:tcPr>
+          <w:p>
+            <w:pPr>
+              <w:pStyle w:val="Normal"/>
+              <w:jc w:val="center"/>
+              <w:pBdr>
+                <w:bottom w:val="none" w:sz="0" w:space="0" w:color="000000"/>
+                <w:top w:val="none" w:sz="0" w:space="0" w:color="000000"/>
+                <w:left w:val="none" w:sz="0" w:space="0" w:color="000000"/>
+                <w:right w:val="none" w:sz="0" w:space="0" w:color="000000"/>
+              </w:pBdr>
+              <w:spacing w:after="100" w:before="100" w:line="240"/>
+              <w:ind w:left="100" w:right="100" w:firstLine="0" w:firstLineChars="0"/>
+              <w:rPr>
+                <w:rFonts w:ascii="Helvetica" w:hAnsi="Helvetica" w:eastAsia="Helvetica" w:cs="Helvetica"/>
+                <w:i w:val="false"/>
+                <w:b w:val="false"/>
+                <w:u w:val="none"/>
+                <w:sz w:val="22"/>
+                <w:szCs w:val="22"/>
+                <w:color w:val="000000"/>
+              </w:rPr>
+            </w:pPr>
+            <w:r>
+              <w:rPr>
+                <w:rFonts w:ascii="Helvetica" w:hAnsi="Helvetica" w:eastAsia="Helvetica" w:cs="Helvetica"/>
+                <w:i w:val="false"/>
+                <w:b w:val="false"/>
+                <w:u w:val="none"/>
+                <w:sz w:val="22"/>
+                <w:szCs w:val="22"/>
+                <w:color w:val="000000"/>
+              </w:rPr>
+              <w:t xml:space="preserve">0.880</w:t>
             </w:r>
           </w:p>
         </w:tc>
@@ -6687,113 +6687,113 @@
                 <w:szCs w:val="22"/>
                 <w:color w:val="000000"/>
               </w:rPr>
-              <w:t xml:space="preserve">0.59</w:t>
-            </w:r>
-          </w:p>
-        </w:tc>
-        <w:tc>
-          <w:tcPr>
-            <w:tcBorders>
-              <w:bottom w:val="none" w:sz="0" w:space="0" w:color="000000"/>
-              <w:top w:val="none" w:sz="0" w:space="0" w:color="000000"/>
-              <w:left w:val="none" w:sz="0" w:space="0" w:color="000000"/>
-              <w:right w:val="none" w:sz="0" w:space="0" w:color="000000"/>
-            </w:tcBorders>
-            <w:shd w:val="clear" w:color="auto" w:fill="FFFFFF"/>
-            <w:tcMar>
-              <w:top w:w="0" w:type="dxa"/>
-              <w:bottom w:w="0" w:type="dxa"/>
-              <w:left w:w="0" w:type="dxa"/>
-              <w:right w:w="0" w:type="dxa"/>
-            </w:tcMar>
-            <w:vAlign w:val="top"/>
-          </w:tcPr>
-          <w:p>
-            <w:pPr>
-              <w:pStyle w:val="Normal"/>
-              <w:jc w:val="center"/>
-              <w:pBdr>
-                <w:bottom w:val="none" w:sz="0" w:space="0" w:color="000000"/>
-                <w:top w:val="none" w:sz="0" w:space="0" w:color="000000"/>
-                <w:left w:val="none" w:sz="0" w:space="0" w:color="000000"/>
-                <w:right w:val="none" w:sz="0" w:space="0" w:color="000000"/>
-              </w:pBdr>
-              <w:spacing w:after="100" w:before="100" w:line="240"/>
-              <w:ind w:left="100" w:right="100" w:firstLine="0" w:firstLineChars="0"/>
-              <w:rPr>
-                <w:rFonts w:ascii="Helvetica" w:hAnsi="Helvetica" w:eastAsia="Helvetica" w:cs="Helvetica"/>
-                <w:i w:val="false"/>
-                <w:b w:val="false"/>
-                <w:u w:val="none"/>
-                <w:sz w:val="22"/>
-                <w:szCs w:val="22"/>
-                <w:color w:val="000000"/>
-              </w:rPr>
-            </w:pPr>
-            <w:r>
-              <w:rPr>
-                <w:rFonts w:ascii="Helvetica" w:hAnsi="Helvetica" w:eastAsia="Helvetica" w:cs="Helvetica"/>
-                <w:i w:val="false"/>
-                <w:b w:val="false"/>
-                <w:u w:val="none"/>
-                <w:sz w:val="22"/>
-                <w:szCs w:val="22"/>
-                <w:color w:val="000000"/>
-              </w:rPr>
-              <w:t xml:space="preserve">0.27, 1.30</w:t>
-            </w:r>
-          </w:p>
-        </w:tc>
-        <w:tc>
-          <w:tcPr>
-            <w:tcBorders>
-              <w:bottom w:val="none" w:sz="0" w:space="0" w:color="000000"/>
-              <w:top w:val="none" w:sz="0" w:space="0" w:color="000000"/>
-              <w:left w:val="none" w:sz="0" w:space="0" w:color="000000"/>
-              <w:right w:val="none" w:sz="0" w:space="0" w:color="000000"/>
-            </w:tcBorders>
-            <w:shd w:val="clear" w:color="auto" w:fill="FFFFFF"/>
-            <w:tcMar>
-              <w:top w:w="0" w:type="dxa"/>
-              <w:bottom w:w="0" w:type="dxa"/>
-              <w:left w:w="0" w:type="dxa"/>
-              <w:right w:w="0" w:type="dxa"/>
-            </w:tcMar>
-            <w:vAlign w:val="top"/>
-          </w:tcPr>
-          <w:p>
-            <w:pPr>
-              <w:pStyle w:val="Normal"/>
-              <w:jc w:val="center"/>
-              <w:pBdr>
-                <w:bottom w:val="none" w:sz="0" w:space="0" w:color="000000"/>
-                <w:top w:val="none" w:sz="0" w:space="0" w:color="000000"/>
-                <w:left w:val="none" w:sz="0" w:space="0" w:color="000000"/>
-                <w:right w:val="none" w:sz="0" w:space="0" w:color="000000"/>
-              </w:pBdr>
-              <w:spacing w:after="100" w:before="100" w:line="240"/>
-              <w:ind w:left="100" w:right="100" w:firstLine="0" w:firstLineChars="0"/>
-              <w:rPr>
-                <w:rFonts w:ascii="Helvetica" w:hAnsi="Helvetica" w:eastAsia="Helvetica" w:cs="Helvetica"/>
-                <w:i w:val="false"/>
-                <w:b w:val="false"/>
-                <w:u w:val="none"/>
-                <w:sz w:val="22"/>
-                <w:szCs w:val="22"/>
-                <w:color w:val="000000"/>
-              </w:rPr>
-            </w:pPr>
-            <w:r>
-              <w:rPr>
-                <w:rFonts w:ascii="Helvetica" w:hAnsi="Helvetica" w:eastAsia="Helvetica" w:cs="Helvetica"/>
-                <w:i w:val="false"/>
-                <w:b w:val="false"/>
-                <w:u w:val="none"/>
-                <w:sz w:val="22"/>
-                <w:szCs w:val="22"/>
-                <w:color w:val="000000"/>
-              </w:rPr>
-              <w:t xml:space="preserve">0.190</w:t>
+              <w:t xml:space="preserve">0.61</w:t>
+            </w:r>
+          </w:p>
+        </w:tc>
+        <w:tc>
+          <w:tcPr>
+            <w:tcBorders>
+              <w:bottom w:val="none" w:sz="0" w:space="0" w:color="000000"/>
+              <w:top w:val="none" w:sz="0" w:space="0" w:color="000000"/>
+              <w:left w:val="none" w:sz="0" w:space="0" w:color="000000"/>
+              <w:right w:val="none" w:sz="0" w:space="0" w:color="000000"/>
+            </w:tcBorders>
+            <w:shd w:val="clear" w:color="auto" w:fill="FFFFFF"/>
+            <w:tcMar>
+              <w:top w:w="0" w:type="dxa"/>
+              <w:bottom w:w="0" w:type="dxa"/>
+              <w:left w:w="0" w:type="dxa"/>
+              <w:right w:w="0" w:type="dxa"/>
+            </w:tcMar>
+            <w:vAlign w:val="top"/>
+          </w:tcPr>
+          <w:p>
+            <w:pPr>
+              <w:pStyle w:val="Normal"/>
+              <w:jc w:val="center"/>
+              <w:pBdr>
+                <w:bottom w:val="none" w:sz="0" w:space="0" w:color="000000"/>
+                <w:top w:val="none" w:sz="0" w:space="0" w:color="000000"/>
+                <w:left w:val="none" w:sz="0" w:space="0" w:color="000000"/>
+                <w:right w:val="none" w:sz="0" w:space="0" w:color="000000"/>
+              </w:pBdr>
+              <w:spacing w:after="100" w:before="100" w:line="240"/>
+              <w:ind w:left="100" w:right="100" w:firstLine="0" w:firstLineChars="0"/>
+              <w:rPr>
+                <w:rFonts w:ascii="Helvetica" w:hAnsi="Helvetica" w:eastAsia="Helvetica" w:cs="Helvetica"/>
+                <w:i w:val="false"/>
+                <w:b w:val="false"/>
+                <w:u w:val="none"/>
+                <w:sz w:val="22"/>
+                <w:szCs w:val="22"/>
+                <w:color w:val="000000"/>
+              </w:rPr>
+            </w:pPr>
+            <w:r>
+              <w:rPr>
+                <w:rFonts w:ascii="Helvetica" w:hAnsi="Helvetica" w:eastAsia="Helvetica" w:cs="Helvetica"/>
+                <w:i w:val="false"/>
+                <w:b w:val="false"/>
+                <w:u w:val="none"/>
+                <w:sz w:val="22"/>
+                <w:szCs w:val="22"/>
+                <w:color w:val="000000"/>
+              </w:rPr>
+              <w:t xml:space="preserve">0.28, 1.35</w:t>
+            </w:r>
+          </w:p>
+        </w:tc>
+        <w:tc>
+          <w:tcPr>
+            <w:tcBorders>
+              <w:bottom w:val="none" w:sz="0" w:space="0" w:color="000000"/>
+              <w:top w:val="none" w:sz="0" w:space="0" w:color="000000"/>
+              <w:left w:val="none" w:sz="0" w:space="0" w:color="000000"/>
+              <w:right w:val="none" w:sz="0" w:space="0" w:color="000000"/>
+            </w:tcBorders>
+            <w:shd w:val="clear" w:color="auto" w:fill="FFFFFF"/>
+            <w:tcMar>
+              <w:top w:w="0" w:type="dxa"/>
+              <w:bottom w:w="0" w:type="dxa"/>
+              <w:left w:w="0" w:type="dxa"/>
+              <w:right w:w="0" w:type="dxa"/>
+            </w:tcMar>
+            <w:vAlign w:val="top"/>
+          </w:tcPr>
+          <w:p>
+            <w:pPr>
+              <w:pStyle w:val="Normal"/>
+              <w:jc w:val="center"/>
+              <w:pBdr>
+                <w:bottom w:val="none" w:sz="0" w:space="0" w:color="000000"/>
+                <w:top w:val="none" w:sz="0" w:space="0" w:color="000000"/>
+                <w:left w:val="none" w:sz="0" w:space="0" w:color="000000"/>
+                <w:right w:val="none" w:sz="0" w:space="0" w:color="000000"/>
+              </w:pBdr>
+              <w:spacing w:after="100" w:before="100" w:line="240"/>
+              <w:ind w:left="100" w:right="100" w:firstLine="0" w:firstLineChars="0"/>
+              <w:rPr>
+                <w:rFonts w:ascii="Helvetica" w:hAnsi="Helvetica" w:eastAsia="Helvetica" w:cs="Helvetica"/>
+                <w:i w:val="false"/>
+                <w:b w:val="false"/>
+                <w:u w:val="none"/>
+                <w:sz w:val="22"/>
+                <w:szCs w:val="22"/>
+                <w:color w:val="000000"/>
+              </w:rPr>
+            </w:pPr>
+            <w:r>
+              <w:rPr>
+                <w:rFonts w:ascii="Helvetica" w:hAnsi="Helvetica" w:eastAsia="Helvetica" w:cs="Helvetica"/>
+                <w:i w:val="false"/>
+                <w:b w:val="false"/>
+                <w:u w:val="none"/>
+                <w:sz w:val="22"/>
+                <w:szCs w:val="22"/>
+                <w:color w:val="000000"/>
+              </w:rPr>
+              <w:t xml:space="preserve">0.220</w:t>
             </w:r>
           </w:p>
         </w:tc>
@@ -6899,113 +6899,113 @@
                 <w:szCs w:val="22"/>
                 <w:color w:val="000000"/>
               </w:rPr>
-              <w:t xml:space="preserve">0.74</w:t>
-            </w:r>
-          </w:p>
-        </w:tc>
-        <w:tc>
-          <w:tcPr>
-            <w:tcBorders>
-              <w:bottom w:val="none" w:sz="0" w:space="0" w:color="000000"/>
-              <w:top w:val="none" w:sz="0" w:space="0" w:color="000000"/>
-              <w:left w:val="none" w:sz="0" w:space="0" w:color="000000"/>
-              <w:right w:val="none" w:sz="0" w:space="0" w:color="000000"/>
-            </w:tcBorders>
-            <w:shd w:val="clear" w:color="auto" w:fill="FFFFFF"/>
-            <w:tcMar>
-              <w:top w:w="0" w:type="dxa"/>
-              <w:bottom w:w="0" w:type="dxa"/>
-              <w:left w:w="0" w:type="dxa"/>
-              <w:right w:w="0" w:type="dxa"/>
-            </w:tcMar>
-            <w:vAlign w:val="top"/>
-          </w:tcPr>
-          <w:p>
-            <w:pPr>
-              <w:pStyle w:val="Normal"/>
-              <w:jc w:val="center"/>
-              <w:pBdr>
-                <w:bottom w:val="none" w:sz="0" w:space="0" w:color="000000"/>
-                <w:top w:val="none" w:sz="0" w:space="0" w:color="000000"/>
-                <w:left w:val="none" w:sz="0" w:space="0" w:color="000000"/>
-                <w:right w:val="none" w:sz="0" w:space="0" w:color="000000"/>
-              </w:pBdr>
-              <w:spacing w:after="100" w:before="100" w:line="240"/>
-              <w:ind w:left="100" w:right="100" w:firstLine="0" w:firstLineChars="0"/>
-              <w:rPr>
-                <w:rFonts w:ascii="Helvetica" w:hAnsi="Helvetica" w:eastAsia="Helvetica" w:cs="Helvetica"/>
-                <w:i w:val="false"/>
-                <w:b w:val="false"/>
-                <w:u w:val="none"/>
-                <w:sz w:val="22"/>
-                <w:szCs w:val="22"/>
-                <w:color w:val="000000"/>
-              </w:rPr>
-            </w:pPr>
-            <w:r>
-              <w:rPr>
-                <w:rFonts w:ascii="Helvetica" w:hAnsi="Helvetica" w:eastAsia="Helvetica" w:cs="Helvetica"/>
-                <w:i w:val="false"/>
-                <w:b w:val="false"/>
-                <w:u w:val="none"/>
-                <w:sz w:val="22"/>
-                <w:szCs w:val="22"/>
-                <w:color w:val="000000"/>
-              </w:rPr>
-              <w:t xml:space="preserve">0.28, 1.96</w:t>
-            </w:r>
-          </w:p>
-        </w:tc>
-        <w:tc>
-          <w:tcPr>
-            <w:tcBorders>
-              <w:bottom w:val="none" w:sz="0" w:space="0" w:color="000000"/>
-              <w:top w:val="none" w:sz="0" w:space="0" w:color="000000"/>
-              <w:left w:val="none" w:sz="0" w:space="0" w:color="000000"/>
-              <w:right w:val="none" w:sz="0" w:space="0" w:color="000000"/>
-            </w:tcBorders>
-            <w:shd w:val="clear" w:color="auto" w:fill="FFFFFF"/>
-            <w:tcMar>
-              <w:top w:w="0" w:type="dxa"/>
-              <w:bottom w:w="0" w:type="dxa"/>
-              <w:left w:w="0" w:type="dxa"/>
-              <w:right w:w="0" w:type="dxa"/>
-            </w:tcMar>
-            <w:vAlign w:val="top"/>
-          </w:tcPr>
-          <w:p>
-            <w:pPr>
-              <w:pStyle w:val="Normal"/>
-              <w:jc w:val="center"/>
-              <w:pBdr>
-                <w:bottom w:val="none" w:sz="0" w:space="0" w:color="000000"/>
-                <w:top w:val="none" w:sz="0" w:space="0" w:color="000000"/>
-                <w:left w:val="none" w:sz="0" w:space="0" w:color="000000"/>
-                <w:right w:val="none" w:sz="0" w:space="0" w:color="000000"/>
-              </w:pBdr>
-              <w:spacing w:after="100" w:before="100" w:line="240"/>
-              <w:ind w:left="100" w:right="100" w:firstLine="0" w:firstLineChars="0"/>
-              <w:rPr>
-                <w:rFonts w:ascii="Helvetica" w:hAnsi="Helvetica" w:eastAsia="Helvetica" w:cs="Helvetica"/>
-                <w:i w:val="false"/>
-                <w:b w:val="false"/>
-                <w:u w:val="none"/>
-                <w:sz w:val="22"/>
-                <w:szCs w:val="22"/>
-                <w:color w:val="000000"/>
-              </w:rPr>
-            </w:pPr>
-            <w:r>
-              <w:rPr>
-                <w:rFonts w:ascii="Helvetica" w:hAnsi="Helvetica" w:eastAsia="Helvetica" w:cs="Helvetica"/>
-                <w:i w:val="false"/>
-                <w:b w:val="false"/>
-                <w:u w:val="none"/>
-                <w:sz w:val="22"/>
-                <w:szCs w:val="22"/>
-                <w:color w:val="000000"/>
-              </w:rPr>
-              <w:t xml:space="preserve">0.540</w:t>
+              <w:t xml:space="preserve">0.79</w:t>
+            </w:r>
+          </w:p>
+        </w:tc>
+        <w:tc>
+          <w:tcPr>
+            <w:tcBorders>
+              <w:bottom w:val="none" w:sz="0" w:space="0" w:color="000000"/>
+              <w:top w:val="none" w:sz="0" w:space="0" w:color="000000"/>
+              <w:left w:val="none" w:sz="0" w:space="0" w:color="000000"/>
+              <w:right w:val="none" w:sz="0" w:space="0" w:color="000000"/>
+            </w:tcBorders>
+            <w:shd w:val="clear" w:color="auto" w:fill="FFFFFF"/>
+            <w:tcMar>
+              <w:top w:w="0" w:type="dxa"/>
+              <w:bottom w:w="0" w:type="dxa"/>
+              <w:left w:w="0" w:type="dxa"/>
+              <w:right w:w="0" w:type="dxa"/>
+            </w:tcMar>
+            <w:vAlign w:val="top"/>
+          </w:tcPr>
+          <w:p>
+            <w:pPr>
+              <w:pStyle w:val="Normal"/>
+              <w:jc w:val="center"/>
+              <w:pBdr>
+                <w:bottom w:val="none" w:sz="0" w:space="0" w:color="000000"/>
+                <w:top w:val="none" w:sz="0" w:space="0" w:color="000000"/>
+                <w:left w:val="none" w:sz="0" w:space="0" w:color="000000"/>
+                <w:right w:val="none" w:sz="0" w:space="0" w:color="000000"/>
+              </w:pBdr>
+              <w:spacing w:after="100" w:before="100" w:line="240"/>
+              <w:ind w:left="100" w:right="100" w:firstLine="0" w:firstLineChars="0"/>
+              <w:rPr>
+                <w:rFonts w:ascii="Helvetica" w:hAnsi="Helvetica" w:eastAsia="Helvetica" w:cs="Helvetica"/>
+                <w:i w:val="false"/>
+                <w:b w:val="false"/>
+                <w:u w:val="none"/>
+                <w:sz w:val="22"/>
+                <w:szCs w:val="22"/>
+                <w:color w:val="000000"/>
+              </w:rPr>
+            </w:pPr>
+            <w:r>
+              <w:rPr>
+                <w:rFonts w:ascii="Helvetica" w:hAnsi="Helvetica" w:eastAsia="Helvetica" w:cs="Helvetica"/>
+                <w:i w:val="false"/>
+                <w:b w:val="false"/>
+                <w:u w:val="none"/>
+                <w:sz w:val="22"/>
+                <w:szCs w:val="22"/>
+                <w:color w:val="000000"/>
+              </w:rPr>
+              <w:t xml:space="preserve">0.30, 2.12</w:t>
+            </w:r>
+          </w:p>
+        </w:tc>
+        <w:tc>
+          <w:tcPr>
+            <w:tcBorders>
+              <w:bottom w:val="none" w:sz="0" w:space="0" w:color="000000"/>
+              <w:top w:val="none" w:sz="0" w:space="0" w:color="000000"/>
+              <w:left w:val="none" w:sz="0" w:space="0" w:color="000000"/>
+              <w:right w:val="none" w:sz="0" w:space="0" w:color="000000"/>
+            </w:tcBorders>
+            <w:shd w:val="clear" w:color="auto" w:fill="FFFFFF"/>
+            <w:tcMar>
+              <w:top w:w="0" w:type="dxa"/>
+              <w:bottom w:w="0" w:type="dxa"/>
+              <w:left w:w="0" w:type="dxa"/>
+              <w:right w:w="0" w:type="dxa"/>
+            </w:tcMar>
+            <w:vAlign w:val="top"/>
+          </w:tcPr>
+          <w:p>
+            <w:pPr>
+              <w:pStyle w:val="Normal"/>
+              <w:jc w:val="center"/>
+              <w:pBdr>
+                <w:bottom w:val="none" w:sz="0" w:space="0" w:color="000000"/>
+                <w:top w:val="none" w:sz="0" w:space="0" w:color="000000"/>
+                <w:left w:val="none" w:sz="0" w:space="0" w:color="000000"/>
+                <w:right w:val="none" w:sz="0" w:space="0" w:color="000000"/>
+              </w:pBdr>
+              <w:spacing w:after="100" w:before="100" w:line="240"/>
+              <w:ind w:left="100" w:right="100" w:firstLine="0" w:firstLineChars="0"/>
+              <w:rPr>
+                <w:rFonts w:ascii="Helvetica" w:hAnsi="Helvetica" w:eastAsia="Helvetica" w:cs="Helvetica"/>
+                <w:i w:val="false"/>
+                <w:b w:val="false"/>
+                <w:u w:val="none"/>
+                <w:sz w:val="22"/>
+                <w:szCs w:val="22"/>
+                <w:color w:val="000000"/>
+              </w:rPr>
+            </w:pPr>
+            <w:r>
+              <w:rPr>
+                <w:rFonts w:ascii="Helvetica" w:hAnsi="Helvetica" w:eastAsia="Helvetica" w:cs="Helvetica"/>
+                <w:i w:val="false"/>
+                <w:b w:val="false"/>
+                <w:u w:val="none"/>
+                <w:sz w:val="22"/>
+                <w:szCs w:val="22"/>
+                <w:color w:val="000000"/>
+              </w:rPr>
+              <w:t xml:space="preserve">0.640</w:t>
             </w:r>
           </w:p>
         </w:tc>
@@ -7170,113 +7170,113 @@
                 <w:szCs w:val="22"/>
                 <w:color w:val="000000"/>
               </w:rPr>
-              <w:t xml:space="preserve">0.97</w:t>
-            </w:r>
-          </w:p>
-        </w:tc>
-        <w:tc>
-          <w:tcPr>
-            <w:tcBorders>
-              <w:bottom w:val="none" w:sz="0" w:space="0" w:color="000000"/>
-              <w:top w:val="none" w:sz="0" w:space="0" w:color="000000"/>
-              <w:left w:val="none" w:sz="0" w:space="0" w:color="000000"/>
-              <w:right w:val="none" w:sz="0" w:space="0" w:color="000000"/>
-            </w:tcBorders>
-            <w:shd w:val="clear" w:color="auto" w:fill="FFFFFF"/>
-            <w:tcMar>
-              <w:top w:w="0" w:type="dxa"/>
-              <w:bottom w:w="0" w:type="dxa"/>
-              <w:left w:w="0" w:type="dxa"/>
-              <w:right w:w="0" w:type="dxa"/>
-            </w:tcMar>
-            <w:vAlign w:val="top"/>
-          </w:tcPr>
-          <w:p>
-            <w:pPr>
-              <w:pStyle w:val="Normal"/>
-              <w:jc w:val="center"/>
-              <w:pBdr>
-                <w:bottom w:val="none" w:sz="0" w:space="0" w:color="000000"/>
-                <w:top w:val="none" w:sz="0" w:space="0" w:color="000000"/>
-                <w:left w:val="none" w:sz="0" w:space="0" w:color="000000"/>
-                <w:right w:val="none" w:sz="0" w:space="0" w:color="000000"/>
-              </w:pBdr>
-              <w:spacing w:after="100" w:before="100" w:line="240"/>
-              <w:ind w:left="100" w:right="100" w:firstLine="0" w:firstLineChars="0"/>
-              <w:rPr>
-                <w:rFonts w:ascii="Helvetica" w:hAnsi="Helvetica" w:eastAsia="Helvetica" w:cs="Helvetica"/>
-                <w:i w:val="false"/>
-                <w:b w:val="false"/>
-                <w:u w:val="none"/>
-                <w:sz w:val="22"/>
-                <w:szCs w:val="22"/>
-                <w:color w:val="000000"/>
-              </w:rPr>
-            </w:pPr>
-            <w:r>
-              <w:rPr>
-                <w:rFonts w:ascii="Helvetica" w:hAnsi="Helvetica" w:eastAsia="Helvetica" w:cs="Helvetica"/>
-                <w:i w:val="false"/>
-                <w:b w:val="false"/>
-                <w:u w:val="none"/>
-                <w:sz w:val="22"/>
-                <w:szCs w:val="22"/>
-                <w:color w:val="000000"/>
-              </w:rPr>
-              <w:t xml:space="preserve">0.52, 1.82</w:t>
-            </w:r>
-          </w:p>
-        </w:tc>
-        <w:tc>
-          <w:tcPr>
-            <w:tcBorders>
-              <w:bottom w:val="none" w:sz="0" w:space="0" w:color="000000"/>
-              <w:top w:val="none" w:sz="0" w:space="0" w:color="000000"/>
-              <w:left w:val="none" w:sz="0" w:space="0" w:color="000000"/>
-              <w:right w:val="none" w:sz="0" w:space="0" w:color="000000"/>
-            </w:tcBorders>
-            <w:shd w:val="clear" w:color="auto" w:fill="FFFFFF"/>
-            <w:tcMar>
-              <w:top w:w="0" w:type="dxa"/>
-              <w:bottom w:w="0" w:type="dxa"/>
-              <w:left w:w="0" w:type="dxa"/>
-              <w:right w:w="0" w:type="dxa"/>
-            </w:tcMar>
-            <w:vAlign w:val="top"/>
-          </w:tcPr>
-          <w:p>
-            <w:pPr>
-              <w:pStyle w:val="Normal"/>
-              <w:jc w:val="center"/>
-              <w:pBdr>
-                <w:bottom w:val="none" w:sz="0" w:space="0" w:color="000000"/>
-                <w:top w:val="none" w:sz="0" w:space="0" w:color="000000"/>
-                <w:left w:val="none" w:sz="0" w:space="0" w:color="000000"/>
-                <w:right w:val="none" w:sz="0" w:space="0" w:color="000000"/>
-              </w:pBdr>
-              <w:spacing w:after="100" w:before="100" w:line="240"/>
-              <w:ind w:left="100" w:right="100" w:firstLine="0" w:firstLineChars="0"/>
-              <w:rPr>
-                <w:rFonts w:ascii="Helvetica" w:hAnsi="Helvetica" w:eastAsia="Helvetica" w:cs="Helvetica"/>
-                <w:i w:val="false"/>
-                <w:b w:val="false"/>
-                <w:u w:val="none"/>
-                <w:sz w:val="22"/>
-                <w:szCs w:val="22"/>
-                <w:color w:val="000000"/>
-              </w:rPr>
-            </w:pPr>
-            <w:r>
-              <w:rPr>
-                <w:rFonts w:ascii="Helvetica" w:hAnsi="Helvetica" w:eastAsia="Helvetica" w:cs="Helvetica"/>
-                <w:i w:val="false"/>
-                <w:b w:val="false"/>
-                <w:u w:val="none"/>
-                <w:sz w:val="22"/>
-                <w:szCs w:val="22"/>
-                <w:color w:val="000000"/>
-              </w:rPr>
-              <w:t xml:space="preserve">0.920</w:t>
+              <w:t xml:space="preserve">1.00</w:t>
+            </w:r>
+          </w:p>
+        </w:tc>
+        <w:tc>
+          <w:tcPr>
+            <w:tcBorders>
+              <w:bottom w:val="none" w:sz="0" w:space="0" w:color="000000"/>
+              <w:top w:val="none" w:sz="0" w:space="0" w:color="000000"/>
+              <w:left w:val="none" w:sz="0" w:space="0" w:color="000000"/>
+              <w:right w:val="none" w:sz="0" w:space="0" w:color="000000"/>
+            </w:tcBorders>
+            <w:shd w:val="clear" w:color="auto" w:fill="FFFFFF"/>
+            <w:tcMar>
+              <w:top w:w="0" w:type="dxa"/>
+              <w:bottom w:w="0" w:type="dxa"/>
+              <w:left w:w="0" w:type="dxa"/>
+              <w:right w:w="0" w:type="dxa"/>
+            </w:tcMar>
+            <w:vAlign w:val="top"/>
+          </w:tcPr>
+          <w:p>
+            <w:pPr>
+              <w:pStyle w:val="Normal"/>
+              <w:jc w:val="center"/>
+              <w:pBdr>
+                <w:bottom w:val="none" w:sz="0" w:space="0" w:color="000000"/>
+                <w:top w:val="none" w:sz="0" w:space="0" w:color="000000"/>
+                <w:left w:val="none" w:sz="0" w:space="0" w:color="000000"/>
+                <w:right w:val="none" w:sz="0" w:space="0" w:color="000000"/>
+              </w:pBdr>
+              <w:spacing w:after="100" w:before="100" w:line="240"/>
+              <w:ind w:left="100" w:right="100" w:firstLine="0" w:firstLineChars="0"/>
+              <w:rPr>
+                <w:rFonts w:ascii="Helvetica" w:hAnsi="Helvetica" w:eastAsia="Helvetica" w:cs="Helvetica"/>
+                <w:i w:val="false"/>
+                <w:b w:val="false"/>
+                <w:u w:val="none"/>
+                <w:sz w:val="22"/>
+                <w:szCs w:val="22"/>
+                <w:color w:val="000000"/>
+              </w:rPr>
+            </w:pPr>
+            <w:r>
+              <w:rPr>
+                <w:rFonts w:ascii="Helvetica" w:hAnsi="Helvetica" w:eastAsia="Helvetica" w:cs="Helvetica"/>
+                <w:i w:val="false"/>
+                <w:b w:val="false"/>
+                <w:u w:val="none"/>
+                <w:sz w:val="22"/>
+                <w:szCs w:val="22"/>
+                <w:color w:val="000000"/>
+              </w:rPr>
+              <w:t xml:space="preserve">0.53, 1.89</w:t>
+            </w:r>
+          </w:p>
+        </w:tc>
+        <w:tc>
+          <w:tcPr>
+            <w:tcBorders>
+              <w:bottom w:val="none" w:sz="0" w:space="0" w:color="000000"/>
+              <w:top w:val="none" w:sz="0" w:space="0" w:color="000000"/>
+              <w:left w:val="none" w:sz="0" w:space="0" w:color="000000"/>
+              <w:right w:val="none" w:sz="0" w:space="0" w:color="000000"/>
+            </w:tcBorders>
+            <w:shd w:val="clear" w:color="auto" w:fill="FFFFFF"/>
+            <w:tcMar>
+              <w:top w:w="0" w:type="dxa"/>
+              <w:bottom w:w="0" w:type="dxa"/>
+              <w:left w:w="0" w:type="dxa"/>
+              <w:right w:w="0" w:type="dxa"/>
+            </w:tcMar>
+            <w:vAlign w:val="top"/>
+          </w:tcPr>
+          <w:p>
+            <w:pPr>
+              <w:pStyle w:val="Normal"/>
+              <w:jc w:val="center"/>
+              <w:pBdr>
+                <w:bottom w:val="none" w:sz="0" w:space="0" w:color="000000"/>
+                <w:top w:val="none" w:sz="0" w:space="0" w:color="000000"/>
+                <w:left w:val="none" w:sz="0" w:space="0" w:color="000000"/>
+                <w:right w:val="none" w:sz="0" w:space="0" w:color="000000"/>
+              </w:pBdr>
+              <w:spacing w:after="100" w:before="100" w:line="240"/>
+              <w:ind w:left="100" w:right="100" w:firstLine="0" w:firstLineChars="0"/>
+              <w:rPr>
+                <w:rFonts w:ascii="Helvetica" w:hAnsi="Helvetica" w:eastAsia="Helvetica" w:cs="Helvetica"/>
+                <w:i w:val="false"/>
+                <w:b w:val="false"/>
+                <w:u w:val="none"/>
+                <w:sz w:val="22"/>
+                <w:szCs w:val="22"/>
+                <w:color w:val="000000"/>
+              </w:rPr>
+            </w:pPr>
+            <w:r>
+              <w:rPr>
+                <w:rFonts w:ascii="Helvetica" w:hAnsi="Helvetica" w:eastAsia="Helvetica" w:cs="Helvetica"/>
+                <w:i w:val="false"/>
+                <w:b w:val="false"/>
+                <w:u w:val="none"/>
+                <w:sz w:val="22"/>
+                <w:szCs w:val="22"/>
+                <w:color w:val="000000"/>
+              </w:rPr>
+              <w:t xml:space="preserve">&gt;0.999</w:t>
             </w:r>
           </w:p>
         </w:tc>
@@ -7382,113 +7382,113 @@
                 <w:szCs w:val="22"/>
                 <w:color w:val="000000"/>
               </w:rPr>
-              <w:t xml:space="preserve">0.75</w:t>
-            </w:r>
-          </w:p>
-        </w:tc>
-        <w:tc>
-          <w:tcPr>
-            <w:tcBorders>
-              <w:bottom w:val="none" w:sz="0" w:space="0" w:color="000000"/>
-              <w:top w:val="none" w:sz="0" w:space="0" w:color="000000"/>
-              <w:left w:val="none" w:sz="0" w:space="0" w:color="000000"/>
-              <w:right w:val="none" w:sz="0" w:space="0" w:color="000000"/>
-            </w:tcBorders>
-            <w:shd w:val="clear" w:color="auto" w:fill="FFFFFF"/>
-            <w:tcMar>
-              <w:top w:w="0" w:type="dxa"/>
-              <w:bottom w:w="0" w:type="dxa"/>
-              <w:left w:w="0" w:type="dxa"/>
-              <w:right w:w="0" w:type="dxa"/>
-            </w:tcMar>
-            <w:vAlign w:val="top"/>
-          </w:tcPr>
-          <w:p>
-            <w:pPr>
-              <w:pStyle w:val="Normal"/>
-              <w:jc w:val="center"/>
-              <w:pBdr>
-                <w:bottom w:val="none" w:sz="0" w:space="0" w:color="000000"/>
-                <w:top w:val="none" w:sz="0" w:space="0" w:color="000000"/>
-                <w:left w:val="none" w:sz="0" w:space="0" w:color="000000"/>
-                <w:right w:val="none" w:sz="0" w:space="0" w:color="000000"/>
-              </w:pBdr>
-              <w:spacing w:after="100" w:before="100" w:line="240"/>
-              <w:ind w:left="100" w:right="100" w:firstLine="0" w:firstLineChars="0"/>
-              <w:rPr>
-                <w:rFonts w:ascii="Helvetica" w:hAnsi="Helvetica" w:eastAsia="Helvetica" w:cs="Helvetica"/>
-                <w:i w:val="false"/>
-                <w:b w:val="false"/>
-                <w:u w:val="none"/>
-                <w:sz w:val="22"/>
-                <w:szCs w:val="22"/>
-                <w:color w:val="000000"/>
-              </w:rPr>
-            </w:pPr>
-            <w:r>
-              <w:rPr>
-                <w:rFonts w:ascii="Helvetica" w:hAnsi="Helvetica" w:eastAsia="Helvetica" w:cs="Helvetica"/>
-                <w:i w:val="false"/>
-                <w:b w:val="false"/>
-                <w:u w:val="none"/>
-                <w:sz w:val="22"/>
-                <w:szCs w:val="22"/>
-                <w:color w:val="000000"/>
-              </w:rPr>
-              <w:t xml:space="preserve">0.29, 1.90</w:t>
-            </w:r>
-          </w:p>
-        </w:tc>
-        <w:tc>
-          <w:tcPr>
-            <w:tcBorders>
-              <w:bottom w:val="none" w:sz="0" w:space="0" w:color="000000"/>
-              <w:top w:val="none" w:sz="0" w:space="0" w:color="000000"/>
-              <w:left w:val="none" w:sz="0" w:space="0" w:color="000000"/>
-              <w:right w:val="none" w:sz="0" w:space="0" w:color="000000"/>
-            </w:tcBorders>
-            <w:shd w:val="clear" w:color="auto" w:fill="FFFFFF"/>
-            <w:tcMar>
-              <w:top w:w="0" w:type="dxa"/>
-              <w:bottom w:w="0" w:type="dxa"/>
-              <w:left w:w="0" w:type="dxa"/>
-              <w:right w:w="0" w:type="dxa"/>
-            </w:tcMar>
-            <w:vAlign w:val="top"/>
-          </w:tcPr>
-          <w:p>
-            <w:pPr>
-              <w:pStyle w:val="Normal"/>
-              <w:jc w:val="center"/>
-              <w:pBdr>
-                <w:bottom w:val="none" w:sz="0" w:space="0" w:color="000000"/>
-                <w:top w:val="none" w:sz="0" w:space="0" w:color="000000"/>
-                <w:left w:val="none" w:sz="0" w:space="0" w:color="000000"/>
-                <w:right w:val="none" w:sz="0" w:space="0" w:color="000000"/>
-              </w:pBdr>
-              <w:spacing w:after="100" w:before="100" w:line="240"/>
-              <w:ind w:left="100" w:right="100" w:firstLine="0" w:firstLineChars="0"/>
-              <w:rPr>
-                <w:rFonts w:ascii="Helvetica" w:hAnsi="Helvetica" w:eastAsia="Helvetica" w:cs="Helvetica"/>
-                <w:i w:val="false"/>
-                <w:b w:val="false"/>
-                <w:u w:val="none"/>
-                <w:sz w:val="22"/>
-                <w:szCs w:val="22"/>
-                <w:color w:val="000000"/>
-              </w:rPr>
-            </w:pPr>
-            <w:r>
-              <w:rPr>
-                <w:rFonts w:ascii="Helvetica" w:hAnsi="Helvetica" w:eastAsia="Helvetica" w:cs="Helvetica"/>
-                <w:i w:val="false"/>
-                <w:b w:val="false"/>
-                <w:u w:val="none"/>
-                <w:sz w:val="22"/>
-                <w:szCs w:val="22"/>
-                <w:color w:val="000000"/>
-              </w:rPr>
-              <w:t xml:space="preserve">0.540</w:t>
+              <w:t xml:space="preserve">0.84</w:t>
+            </w:r>
+          </w:p>
+        </w:tc>
+        <w:tc>
+          <w:tcPr>
+            <w:tcBorders>
+              <w:bottom w:val="none" w:sz="0" w:space="0" w:color="000000"/>
+              <w:top w:val="none" w:sz="0" w:space="0" w:color="000000"/>
+              <w:left w:val="none" w:sz="0" w:space="0" w:color="000000"/>
+              <w:right w:val="none" w:sz="0" w:space="0" w:color="000000"/>
+            </w:tcBorders>
+            <w:shd w:val="clear" w:color="auto" w:fill="FFFFFF"/>
+            <w:tcMar>
+              <w:top w:w="0" w:type="dxa"/>
+              <w:bottom w:w="0" w:type="dxa"/>
+              <w:left w:w="0" w:type="dxa"/>
+              <w:right w:w="0" w:type="dxa"/>
+            </w:tcMar>
+            <w:vAlign w:val="top"/>
+          </w:tcPr>
+          <w:p>
+            <w:pPr>
+              <w:pStyle w:val="Normal"/>
+              <w:jc w:val="center"/>
+              <w:pBdr>
+                <w:bottom w:val="none" w:sz="0" w:space="0" w:color="000000"/>
+                <w:top w:val="none" w:sz="0" w:space="0" w:color="000000"/>
+                <w:left w:val="none" w:sz="0" w:space="0" w:color="000000"/>
+                <w:right w:val="none" w:sz="0" w:space="0" w:color="000000"/>
+              </w:pBdr>
+              <w:spacing w:after="100" w:before="100" w:line="240"/>
+              <w:ind w:left="100" w:right="100" w:firstLine="0" w:firstLineChars="0"/>
+              <w:rPr>
+                <w:rFonts w:ascii="Helvetica" w:hAnsi="Helvetica" w:eastAsia="Helvetica" w:cs="Helvetica"/>
+                <w:i w:val="false"/>
+                <w:b w:val="false"/>
+                <w:u w:val="none"/>
+                <w:sz w:val="22"/>
+                <w:szCs w:val="22"/>
+                <w:color w:val="000000"/>
+              </w:rPr>
+            </w:pPr>
+            <w:r>
+              <w:rPr>
+                <w:rFonts w:ascii="Helvetica" w:hAnsi="Helvetica" w:eastAsia="Helvetica" w:cs="Helvetica"/>
+                <w:i w:val="false"/>
+                <w:b w:val="false"/>
+                <w:u w:val="none"/>
+                <w:sz w:val="22"/>
+                <w:szCs w:val="22"/>
+                <w:color w:val="000000"/>
+              </w:rPr>
+              <w:t xml:space="preserve">0.34, 2.09</w:t>
+            </w:r>
+          </w:p>
+        </w:tc>
+        <w:tc>
+          <w:tcPr>
+            <w:tcBorders>
+              <w:bottom w:val="none" w:sz="0" w:space="0" w:color="000000"/>
+              <w:top w:val="none" w:sz="0" w:space="0" w:color="000000"/>
+              <w:left w:val="none" w:sz="0" w:space="0" w:color="000000"/>
+              <w:right w:val="none" w:sz="0" w:space="0" w:color="000000"/>
+            </w:tcBorders>
+            <w:shd w:val="clear" w:color="auto" w:fill="FFFFFF"/>
+            <w:tcMar>
+              <w:top w:w="0" w:type="dxa"/>
+              <w:bottom w:w="0" w:type="dxa"/>
+              <w:left w:w="0" w:type="dxa"/>
+              <w:right w:w="0" w:type="dxa"/>
+            </w:tcMar>
+            <w:vAlign w:val="top"/>
+          </w:tcPr>
+          <w:p>
+            <w:pPr>
+              <w:pStyle w:val="Normal"/>
+              <w:jc w:val="center"/>
+              <w:pBdr>
+                <w:bottom w:val="none" w:sz="0" w:space="0" w:color="000000"/>
+                <w:top w:val="none" w:sz="0" w:space="0" w:color="000000"/>
+                <w:left w:val="none" w:sz="0" w:space="0" w:color="000000"/>
+                <w:right w:val="none" w:sz="0" w:space="0" w:color="000000"/>
+              </w:pBdr>
+              <w:spacing w:after="100" w:before="100" w:line="240"/>
+              <w:ind w:left="100" w:right="100" w:firstLine="0" w:firstLineChars="0"/>
+              <w:rPr>
+                <w:rFonts w:ascii="Helvetica" w:hAnsi="Helvetica" w:eastAsia="Helvetica" w:cs="Helvetica"/>
+                <w:i w:val="false"/>
+                <w:b w:val="false"/>
+                <w:u w:val="none"/>
+                <w:sz w:val="22"/>
+                <w:szCs w:val="22"/>
+                <w:color w:val="000000"/>
+              </w:rPr>
+            </w:pPr>
+            <w:r>
+              <w:rPr>
+                <w:rFonts w:ascii="Helvetica" w:hAnsi="Helvetica" w:eastAsia="Helvetica" w:cs="Helvetica"/>
+                <w:i w:val="false"/>
+                <w:b w:val="false"/>
+                <w:u w:val="none"/>
+                <w:sz w:val="22"/>
+                <w:szCs w:val="22"/>
+                <w:color w:val="000000"/>
+              </w:rPr>
+              <w:t xml:space="preserve">0.710</w:t>
             </w:r>
           </w:p>
         </w:tc>
@@ -7653,113 +7653,113 @@
                 <w:szCs w:val="22"/>
                 <w:color w:val="000000"/>
               </w:rPr>
-              <w:t xml:space="preserve">0.68</w:t>
-            </w:r>
-          </w:p>
-        </w:tc>
-        <w:tc>
-          <w:tcPr>
-            <w:tcBorders>
-              <w:bottom w:val="none" w:sz="0" w:space="0" w:color="000000"/>
-              <w:top w:val="none" w:sz="0" w:space="0" w:color="000000"/>
-              <w:left w:val="none" w:sz="0" w:space="0" w:color="000000"/>
-              <w:right w:val="none" w:sz="0" w:space="0" w:color="000000"/>
-            </w:tcBorders>
-            <w:shd w:val="clear" w:color="auto" w:fill="FFFFFF"/>
-            <w:tcMar>
-              <w:top w:w="0" w:type="dxa"/>
-              <w:bottom w:w="0" w:type="dxa"/>
-              <w:left w:w="0" w:type="dxa"/>
-              <w:right w:w="0" w:type="dxa"/>
-            </w:tcMar>
-            <w:vAlign w:val="top"/>
-          </w:tcPr>
-          <w:p>
-            <w:pPr>
-              <w:pStyle w:val="Normal"/>
-              <w:jc w:val="center"/>
-              <w:pBdr>
-                <w:bottom w:val="none" w:sz="0" w:space="0" w:color="000000"/>
-                <w:top w:val="none" w:sz="0" w:space="0" w:color="000000"/>
-                <w:left w:val="none" w:sz="0" w:space="0" w:color="000000"/>
-                <w:right w:val="none" w:sz="0" w:space="0" w:color="000000"/>
-              </w:pBdr>
-              <w:spacing w:after="100" w:before="100" w:line="240"/>
-              <w:ind w:left="100" w:right="100" w:firstLine="0" w:firstLineChars="0"/>
-              <w:rPr>
-                <w:rFonts w:ascii="Helvetica" w:hAnsi="Helvetica" w:eastAsia="Helvetica" w:cs="Helvetica"/>
-                <w:i w:val="false"/>
-                <w:b w:val="false"/>
-                <w:u w:val="none"/>
-                <w:sz w:val="22"/>
-                <w:szCs w:val="22"/>
-                <w:color w:val="000000"/>
-              </w:rPr>
-            </w:pPr>
-            <w:r>
-              <w:rPr>
-                <w:rFonts w:ascii="Helvetica" w:hAnsi="Helvetica" w:eastAsia="Helvetica" w:cs="Helvetica"/>
-                <w:i w:val="false"/>
-                <w:b w:val="false"/>
-                <w:u w:val="none"/>
-                <w:sz w:val="22"/>
-                <w:szCs w:val="22"/>
-                <w:color w:val="000000"/>
-              </w:rPr>
-              <w:t xml:space="preserve">0.39, 1.19</w:t>
-            </w:r>
-          </w:p>
-        </w:tc>
-        <w:tc>
-          <w:tcPr>
-            <w:tcBorders>
-              <w:bottom w:val="none" w:sz="0" w:space="0" w:color="000000"/>
-              <w:top w:val="none" w:sz="0" w:space="0" w:color="000000"/>
-              <w:left w:val="none" w:sz="0" w:space="0" w:color="000000"/>
-              <w:right w:val="none" w:sz="0" w:space="0" w:color="000000"/>
-            </w:tcBorders>
-            <w:shd w:val="clear" w:color="auto" w:fill="FFFFFF"/>
-            <w:tcMar>
-              <w:top w:w="0" w:type="dxa"/>
-              <w:bottom w:w="0" w:type="dxa"/>
-              <w:left w:w="0" w:type="dxa"/>
-              <w:right w:w="0" w:type="dxa"/>
-            </w:tcMar>
-            <w:vAlign w:val="top"/>
-          </w:tcPr>
-          <w:p>
-            <w:pPr>
-              <w:pStyle w:val="Normal"/>
-              <w:jc w:val="center"/>
-              <w:pBdr>
-                <w:bottom w:val="none" w:sz="0" w:space="0" w:color="000000"/>
-                <w:top w:val="none" w:sz="0" w:space="0" w:color="000000"/>
-                <w:left w:val="none" w:sz="0" w:space="0" w:color="000000"/>
-                <w:right w:val="none" w:sz="0" w:space="0" w:color="000000"/>
-              </w:pBdr>
-              <w:spacing w:after="100" w:before="100" w:line="240"/>
-              <w:ind w:left="100" w:right="100" w:firstLine="0" w:firstLineChars="0"/>
-              <w:rPr>
-                <w:rFonts w:ascii="Helvetica" w:hAnsi="Helvetica" w:eastAsia="Helvetica" w:cs="Helvetica"/>
-                <w:i w:val="false"/>
-                <w:b w:val="false"/>
-                <w:u w:val="none"/>
-                <w:sz w:val="22"/>
-                <w:szCs w:val="22"/>
-                <w:color w:val="000000"/>
-              </w:rPr>
-            </w:pPr>
-            <w:r>
-              <w:rPr>
-                <w:rFonts w:ascii="Helvetica" w:hAnsi="Helvetica" w:eastAsia="Helvetica" w:cs="Helvetica"/>
-                <w:i w:val="false"/>
-                <w:b w:val="false"/>
-                <w:u w:val="none"/>
-                <w:sz w:val="22"/>
-                <w:szCs w:val="22"/>
-                <w:color w:val="000000"/>
-              </w:rPr>
-              <w:t xml:space="preserve">0.180</w:t>
+              <w:t xml:space="preserve">0.70</w:t>
+            </w:r>
+          </w:p>
+        </w:tc>
+        <w:tc>
+          <w:tcPr>
+            <w:tcBorders>
+              <w:bottom w:val="none" w:sz="0" w:space="0" w:color="000000"/>
+              <w:top w:val="none" w:sz="0" w:space="0" w:color="000000"/>
+              <w:left w:val="none" w:sz="0" w:space="0" w:color="000000"/>
+              <w:right w:val="none" w:sz="0" w:space="0" w:color="000000"/>
+            </w:tcBorders>
+            <w:shd w:val="clear" w:color="auto" w:fill="FFFFFF"/>
+            <w:tcMar>
+              <w:top w:w="0" w:type="dxa"/>
+              <w:bottom w:w="0" w:type="dxa"/>
+              <w:left w:w="0" w:type="dxa"/>
+              <w:right w:w="0" w:type="dxa"/>
+            </w:tcMar>
+            <w:vAlign w:val="top"/>
+          </w:tcPr>
+          <w:p>
+            <w:pPr>
+              <w:pStyle w:val="Normal"/>
+              <w:jc w:val="center"/>
+              <w:pBdr>
+                <w:bottom w:val="none" w:sz="0" w:space="0" w:color="000000"/>
+                <w:top w:val="none" w:sz="0" w:space="0" w:color="000000"/>
+                <w:left w:val="none" w:sz="0" w:space="0" w:color="000000"/>
+                <w:right w:val="none" w:sz="0" w:space="0" w:color="000000"/>
+              </w:pBdr>
+              <w:spacing w:after="100" w:before="100" w:line="240"/>
+              <w:ind w:left="100" w:right="100" w:firstLine="0" w:firstLineChars="0"/>
+              <w:rPr>
+                <w:rFonts w:ascii="Helvetica" w:hAnsi="Helvetica" w:eastAsia="Helvetica" w:cs="Helvetica"/>
+                <w:i w:val="false"/>
+                <w:b w:val="false"/>
+                <w:u w:val="none"/>
+                <w:sz w:val="22"/>
+                <w:szCs w:val="22"/>
+                <w:color w:val="000000"/>
+              </w:rPr>
+            </w:pPr>
+            <w:r>
+              <w:rPr>
+                <w:rFonts w:ascii="Helvetica" w:hAnsi="Helvetica" w:eastAsia="Helvetica" w:cs="Helvetica"/>
+                <w:i w:val="false"/>
+                <w:b w:val="false"/>
+                <w:u w:val="none"/>
+                <w:sz w:val="22"/>
+                <w:szCs w:val="22"/>
+                <w:color w:val="000000"/>
+              </w:rPr>
+              <w:t xml:space="preserve">0.40, 1.23</w:t>
+            </w:r>
+          </w:p>
+        </w:tc>
+        <w:tc>
+          <w:tcPr>
+            <w:tcBorders>
+              <w:bottom w:val="none" w:sz="0" w:space="0" w:color="000000"/>
+              <w:top w:val="none" w:sz="0" w:space="0" w:color="000000"/>
+              <w:left w:val="none" w:sz="0" w:space="0" w:color="000000"/>
+              <w:right w:val="none" w:sz="0" w:space="0" w:color="000000"/>
+            </w:tcBorders>
+            <w:shd w:val="clear" w:color="auto" w:fill="FFFFFF"/>
+            <w:tcMar>
+              <w:top w:w="0" w:type="dxa"/>
+              <w:bottom w:w="0" w:type="dxa"/>
+              <w:left w:w="0" w:type="dxa"/>
+              <w:right w:w="0" w:type="dxa"/>
+            </w:tcMar>
+            <w:vAlign w:val="top"/>
+          </w:tcPr>
+          <w:p>
+            <w:pPr>
+              <w:pStyle w:val="Normal"/>
+              <w:jc w:val="center"/>
+              <w:pBdr>
+                <w:bottom w:val="none" w:sz="0" w:space="0" w:color="000000"/>
+                <w:top w:val="none" w:sz="0" w:space="0" w:color="000000"/>
+                <w:left w:val="none" w:sz="0" w:space="0" w:color="000000"/>
+                <w:right w:val="none" w:sz="0" w:space="0" w:color="000000"/>
+              </w:pBdr>
+              <w:spacing w:after="100" w:before="100" w:line="240"/>
+              <w:ind w:left="100" w:right="100" w:firstLine="0" w:firstLineChars="0"/>
+              <w:rPr>
+                <w:rFonts w:ascii="Helvetica" w:hAnsi="Helvetica" w:eastAsia="Helvetica" w:cs="Helvetica"/>
+                <w:i w:val="false"/>
+                <w:b w:val="false"/>
+                <w:u w:val="none"/>
+                <w:sz w:val="22"/>
+                <w:szCs w:val="22"/>
+                <w:color w:val="000000"/>
+              </w:rPr>
+            </w:pPr>
+            <w:r>
+              <w:rPr>
+                <w:rFonts w:ascii="Helvetica" w:hAnsi="Helvetica" w:eastAsia="Helvetica" w:cs="Helvetica"/>
+                <w:i w:val="false"/>
+                <w:b w:val="false"/>
+                <w:u w:val="none"/>
+                <w:sz w:val="22"/>
+                <w:szCs w:val="22"/>
+                <w:color w:val="000000"/>
+              </w:rPr>
+              <w:t xml:space="preserve">0.220</w:t>
             </w:r>
           </w:p>
         </w:tc>
@@ -7971,7 +7971,7 @@
                 <w:szCs w:val="22"/>
                 <w:color w:val="000000"/>
               </w:rPr>
-              <w:t xml:space="preserve">0.790</w:t>
+              <w:t xml:space="preserve">0.800</w:t>
             </w:r>
           </w:p>
         </w:tc>
@@ -8136,113 +8136,113 @@
                 <w:szCs w:val="22"/>
                 <w:color w:val="000000"/>
               </w:rPr>
-              <w:t xml:space="preserve">0.86</w:t>
-            </w:r>
-          </w:p>
-        </w:tc>
-        <w:tc>
-          <w:tcPr>
-            <w:tcBorders>
-              <w:bottom w:val="none" w:sz="0" w:space="0" w:color="000000"/>
-              <w:top w:val="none" w:sz="0" w:space="0" w:color="000000"/>
-              <w:left w:val="none" w:sz="0" w:space="0" w:color="000000"/>
-              <w:right w:val="none" w:sz="0" w:space="0" w:color="000000"/>
-            </w:tcBorders>
-            <w:shd w:val="clear" w:color="auto" w:fill="FFFFFF"/>
-            <w:tcMar>
-              <w:top w:w="0" w:type="dxa"/>
-              <w:bottom w:w="0" w:type="dxa"/>
-              <w:left w:w="0" w:type="dxa"/>
-              <w:right w:w="0" w:type="dxa"/>
-            </w:tcMar>
-            <w:vAlign w:val="top"/>
-          </w:tcPr>
-          <w:p>
-            <w:pPr>
-              <w:pStyle w:val="Normal"/>
-              <w:jc w:val="center"/>
-              <w:pBdr>
-                <w:bottom w:val="none" w:sz="0" w:space="0" w:color="000000"/>
-                <w:top w:val="none" w:sz="0" w:space="0" w:color="000000"/>
-                <w:left w:val="none" w:sz="0" w:space="0" w:color="000000"/>
-                <w:right w:val="none" w:sz="0" w:space="0" w:color="000000"/>
-              </w:pBdr>
-              <w:spacing w:after="100" w:before="100" w:line="240"/>
-              <w:ind w:left="100" w:right="100" w:firstLine="0" w:firstLineChars="0"/>
-              <w:rPr>
-                <w:rFonts w:ascii="Helvetica" w:hAnsi="Helvetica" w:eastAsia="Helvetica" w:cs="Helvetica"/>
-                <w:i w:val="false"/>
-                <w:b w:val="false"/>
-                <w:u w:val="none"/>
-                <w:sz w:val="22"/>
-                <w:szCs w:val="22"/>
-                <w:color w:val="000000"/>
-              </w:rPr>
-            </w:pPr>
-            <w:r>
-              <w:rPr>
-                <w:rFonts w:ascii="Helvetica" w:hAnsi="Helvetica" w:eastAsia="Helvetica" w:cs="Helvetica"/>
-                <w:i w:val="false"/>
-                <w:b w:val="false"/>
-                <w:u w:val="none"/>
-                <w:sz w:val="22"/>
-                <w:szCs w:val="22"/>
-                <w:color w:val="000000"/>
-              </w:rPr>
-              <w:t xml:space="preserve">0.49, 1.52</w:t>
-            </w:r>
-          </w:p>
-        </w:tc>
-        <w:tc>
-          <w:tcPr>
-            <w:tcBorders>
-              <w:bottom w:val="none" w:sz="0" w:space="0" w:color="000000"/>
-              <w:top w:val="none" w:sz="0" w:space="0" w:color="000000"/>
-              <w:left w:val="none" w:sz="0" w:space="0" w:color="000000"/>
-              <w:right w:val="none" w:sz="0" w:space="0" w:color="000000"/>
-            </w:tcBorders>
-            <w:shd w:val="clear" w:color="auto" w:fill="FFFFFF"/>
-            <w:tcMar>
-              <w:top w:w="0" w:type="dxa"/>
-              <w:bottom w:w="0" w:type="dxa"/>
-              <w:left w:w="0" w:type="dxa"/>
-              <w:right w:w="0" w:type="dxa"/>
-            </w:tcMar>
-            <w:vAlign w:val="top"/>
-          </w:tcPr>
-          <w:p>
-            <w:pPr>
-              <w:pStyle w:val="Normal"/>
-              <w:jc w:val="center"/>
-              <w:pBdr>
-                <w:bottom w:val="none" w:sz="0" w:space="0" w:color="000000"/>
-                <w:top w:val="none" w:sz="0" w:space="0" w:color="000000"/>
-                <w:left w:val="none" w:sz="0" w:space="0" w:color="000000"/>
-                <w:right w:val="none" w:sz="0" w:space="0" w:color="000000"/>
-              </w:pBdr>
-              <w:spacing w:after="100" w:before="100" w:line="240"/>
-              <w:ind w:left="100" w:right="100" w:firstLine="0" w:firstLineChars="0"/>
-              <w:rPr>
-                <w:rFonts w:ascii="Helvetica" w:hAnsi="Helvetica" w:eastAsia="Helvetica" w:cs="Helvetica"/>
-                <w:i w:val="false"/>
-                <w:b w:val="false"/>
-                <w:u w:val="none"/>
-                <w:sz w:val="22"/>
-                <w:szCs w:val="22"/>
-                <w:color w:val="000000"/>
-              </w:rPr>
-            </w:pPr>
-            <w:r>
-              <w:rPr>
-                <w:rFonts w:ascii="Helvetica" w:hAnsi="Helvetica" w:eastAsia="Helvetica" w:cs="Helvetica"/>
-                <w:i w:val="false"/>
-                <w:b w:val="false"/>
-                <w:u w:val="none"/>
-                <w:sz w:val="22"/>
-                <w:szCs w:val="22"/>
-                <w:color w:val="000000"/>
-              </w:rPr>
-              <w:t xml:space="preserve">0.600</w:t>
+              <w:t xml:space="preserve">0.87</w:t>
+            </w:r>
+          </w:p>
+        </w:tc>
+        <w:tc>
+          <w:tcPr>
+            <w:tcBorders>
+              <w:bottom w:val="none" w:sz="0" w:space="0" w:color="000000"/>
+              <w:top w:val="none" w:sz="0" w:space="0" w:color="000000"/>
+              <w:left w:val="none" w:sz="0" w:space="0" w:color="000000"/>
+              <w:right w:val="none" w:sz="0" w:space="0" w:color="000000"/>
+            </w:tcBorders>
+            <w:shd w:val="clear" w:color="auto" w:fill="FFFFFF"/>
+            <w:tcMar>
+              <w:top w:w="0" w:type="dxa"/>
+              <w:bottom w:w="0" w:type="dxa"/>
+              <w:left w:w="0" w:type="dxa"/>
+              <w:right w:w="0" w:type="dxa"/>
+            </w:tcMar>
+            <w:vAlign w:val="top"/>
+          </w:tcPr>
+          <w:p>
+            <w:pPr>
+              <w:pStyle w:val="Normal"/>
+              <w:jc w:val="center"/>
+              <w:pBdr>
+                <w:bottom w:val="none" w:sz="0" w:space="0" w:color="000000"/>
+                <w:top w:val="none" w:sz="0" w:space="0" w:color="000000"/>
+                <w:left w:val="none" w:sz="0" w:space="0" w:color="000000"/>
+                <w:right w:val="none" w:sz="0" w:space="0" w:color="000000"/>
+              </w:pBdr>
+              <w:spacing w:after="100" w:before="100" w:line="240"/>
+              <w:ind w:left="100" w:right="100" w:firstLine="0" w:firstLineChars="0"/>
+              <w:rPr>
+                <w:rFonts w:ascii="Helvetica" w:hAnsi="Helvetica" w:eastAsia="Helvetica" w:cs="Helvetica"/>
+                <w:i w:val="false"/>
+                <w:b w:val="false"/>
+                <w:u w:val="none"/>
+                <w:sz w:val="22"/>
+                <w:szCs w:val="22"/>
+                <w:color w:val="000000"/>
+              </w:rPr>
+            </w:pPr>
+            <w:r>
+              <w:rPr>
+                <w:rFonts w:ascii="Helvetica" w:hAnsi="Helvetica" w:eastAsia="Helvetica" w:cs="Helvetica"/>
+                <w:i w:val="false"/>
+                <w:b w:val="false"/>
+                <w:u w:val="none"/>
+                <w:sz w:val="22"/>
+                <w:szCs w:val="22"/>
+                <w:color w:val="000000"/>
+              </w:rPr>
+              <w:t xml:space="preserve">0.49, 1.55</w:t>
+            </w:r>
+          </w:p>
+        </w:tc>
+        <w:tc>
+          <w:tcPr>
+            <w:tcBorders>
+              <w:bottom w:val="none" w:sz="0" w:space="0" w:color="000000"/>
+              <w:top w:val="none" w:sz="0" w:space="0" w:color="000000"/>
+              <w:left w:val="none" w:sz="0" w:space="0" w:color="000000"/>
+              <w:right w:val="none" w:sz="0" w:space="0" w:color="000000"/>
+            </w:tcBorders>
+            <w:shd w:val="clear" w:color="auto" w:fill="FFFFFF"/>
+            <w:tcMar>
+              <w:top w:w="0" w:type="dxa"/>
+              <w:bottom w:w="0" w:type="dxa"/>
+              <w:left w:w="0" w:type="dxa"/>
+              <w:right w:w="0" w:type="dxa"/>
+            </w:tcMar>
+            <w:vAlign w:val="top"/>
+          </w:tcPr>
+          <w:p>
+            <w:pPr>
+              <w:pStyle w:val="Normal"/>
+              <w:jc w:val="center"/>
+              <w:pBdr>
+                <w:bottom w:val="none" w:sz="0" w:space="0" w:color="000000"/>
+                <w:top w:val="none" w:sz="0" w:space="0" w:color="000000"/>
+                <w:left w:val="none" w:sz="0" w:space="0" w:color="000000"/>
+                <w:right w:val="none" w:sz="0" w:space="0" w:color="000000"/>
+              </w:pBdr>
+              <w:spacing w:after="100" w:before="100" w:line="240"/>
+              <w:ind w:left="100" w:right="100" w:firstLine="0" w:firstLineChars="0"/>
+              <w:rPr>
+                <w:rFonts w:ascii="Helvetica" w:hAnsi="Helvetica" w:eastAsia="Helvetica" w:cs="Helvetica"/>
+                <w:i w:val="false"/>
+                <w:b w:val="false"/>
+                <w:u w:val="none"/>
+                <w:sz w:val="22"/>
+                <w:szCs w:val="22"/>
+                <w:color w:val="000000"/>
+              </w:rPr>
+            </w:pPr>
+            <w:r>
+              <w:rPr>
+                <w:rFonts w:ascii="Helvetica" w:hAnsi="Helvetica" w:eastAsia="Helvetica" w:cs="Helvetica"/>
+                <w:i w:val="false"/>
+                <w:b w:val="false"/>
+                <w:u w:val="none"/>
+                <w:sz w:val="22"/>
+                <w:szCs w:val="22"/>
+                <w:color w:val="000000"/>
+              </w:rPr>
+              <w:t xml:space="preserve">0.640</w:t>
             </w:r>
           </w:p>
         </w:tc>
@@ -8348,113 +8348,113 @@
                 <w:szCs w:val="22"/>
                 <w:color w:val="000000"/>
               </w:rPr>
-              <w:t xml:space="preserve">0.70</w:t>
-            </w:r>
-          </w:p>
-        </w:tc>
-        <w:tc>
-          <w:tcPr>
-            <w:tcBorders>
-              <w:bottom w:val="none" w:sz="0" w:space="0" w:color="000000"/>
-              <w:top w:val="none" w:sz="0" w:space="0" w:color="000000"/>
-              <w:left w:val="none" w:sz="0" w:space="0" w:color="000000"/>
-              <w:right w:val="none" w:sz="0" w:space="0" w:color="000000"/>
-            </w:tcBorders>
-            <w:shd w:val="clear" w:color="auto" w:fill="FFFFFF"/>
-            <w:tcMar>
-              <w:top w:w="0" w:type="dxa"/>
-              <w:bottom w:w="0" w:type="dxa"/>
-              <w:left w:w="0" w:type="dxa"/>
-              <w:right w:w="0" w:type="dxa"/>
-            </w:tcMar>
-            <w:vAlign w:val="top"/>
-          </w:tcPr>
-          <w:p>
-            <w:pPr>
-              <w:pStyle w:val="Normal"/>
-              <w:jc w:val="center"/>
-              <w:pBdr>
-                <w:bottom w:val="none" w:sz="0" w:space="0" w:color="000000"/>
-                <w:top w:val="none" w:sz="0" w:space="0" w:color="000000"/>
-                <w:left w:val="none" w:sz="0" w:space="0" w:color="000000"/>
-                <w:right w:val="none" w:sz="0" w:space="0" w:color="000000"/>
-              </w:pBdr>
-              <w:spacing w:after="100" w:before="100" w:line="240"/>
-              <w:ind w:left="100" w:right="100" w:firstLine="0" w:firstLineChars="0"/>
-              <w:rPr>
-                <w:rFonts w:ascii="Helvetica" w:hAnsi="Helvetica" w:eastAsia="Helvetica" w:cs="Helvetica"/>
-                <w:i w:val="false"/>
-                <w:b w:val="false"/>
-                <w:u w:val="none"/>
-                <w:sz w:val="22"/>
-                <w:szCs w:val="22"/>
-                <w:color w:val="000000"/>
-              </w:rPr>
-            </w:pPr>
-            <w:r>
-              <w:rPr>
-                <w:rFonts w:ascii="Helvetica" w:hAnsi="Helvetica" w:eastAsia="Helvetica" w:cs="Helvetica"/>
-                <w:i w:val="false"/>
-                <w:b w:val="false"/>
-                <w:u w:val="none"/>
-                <w:sz w:val="22"/>
-                <w:szCs w:val="22"/>
-                <w:color w:val="000000"/>
-              </w:rPr>
-              <w:t xml:space="preserve">0.31, 1.58</w:t>
-            </w:r>
-          </w:p>
-        </w:tc>
-        <w:tc>
-          <w:tcPr>
-            <w:tcBorders>
-              <w:bottom w:val="none" w:sz="0" w:space="0" w:color="000000"/>
-              <w:top w:val="none" w:sz="0" w:space="0" w:color="000000"/>
-              <w:left w:val="none" w:sz="0" w:space="0" w:color="000000"/>
-              <w:right w:val="none" w:sz="0" w:space="0" w:color="000000"/>
-            </w:tcBorders>
-            <w:shd w:val="clear" w:color="auto" w:fill="FFFFFF"/>
-            <w:tcMar>
-              <w:top w:w="0" w:type="dxa"/>
-              <w:bottom w:w="0" w:type="dxa"/>
-              <w:left w:w="0" w:type="dxa"/>
-              <w:right w:w="0" w:type="dxa"/>
-            </w:tcMar>
-            <w:vAlign w:val="top"/>
-          </w:tcPr>
-          <w:p>
-            <w:pPr>
-              <w:pStyle w:val="Normal"/>
-              <w:jc w:val="center"/>
-              <w:pBdr>
-                <w:bottom w:val="none" w:sz="0" w:space="0" w:color="000000"/>
-                <w:top w:val="none" w:sz="0" w:space="0" w:color="000000"/>
-                <w:left w:val="none" w:sz="0" w:space="0" w:color="000000"/>
-                <w:right w:val="none" w:sz="0" w:space="0" w:color="000000"/>
-              </w:pBdr>
-              <w:spacing w:after="100" w:before="100" w:line="240"/>
-              <w:ind w:left="100" w:right="100" w:firstLine="0" w:firstLineChars="0"/>
-              <w:rPr>
-                <w:rFonts w:ascii="Helvetica" w:hAnsi="Helvetica" w:eastAsia="Helvetica" w:cs="Helvetica"/>
-                <w:i w:val="false"/>
-                <w:b w:val="false"/>
-                <w:u w:val="none"/>
-                <w:sz w:val="22"/>
-                <w:szCs w:val="22"/>
-                <w:color w:val="000000"/>
-              </w:rPr>
-            </w:pPr>
-            <w:r>
-              <w:rPr>
-                <w:rFonts w:ascii="Helvetica" w:hAnsi="Helvetica" w:eastAsia="Helvetica" w:cs="Helvetica"/>
-                <w:i w:val="false"/>
-                <w:b w:val="false"/>
-                <w:u w:val="none"/>
-                <w:sz w:val="22"/>
-                <w:szCs w:val="22"/>
-                <w:color w:val="000000"/>
-              </w:rPr>
-              <w:t xml:space="preserve">0.390</w:t>
+              <w:t xml:space="preserve">0.74</w:t>
+            </w:r>
+          </w:p>
+        </w:tc>
+        <w:tc>
+          <w:tcPr>
+            <w:tcBorders>
+              <w:bottom w:val="none" w:sz="0" w:space="0" w:color="000000"/>
+              <w:top w:val="none" w:sz="0" w:space="0" w:color="000000"/>
+              <w:left w:val="none" w:sz="0" w:space="0" w:color="000000"/>
+              <w:right w:val="none" w:sz="0" w:space="0" w:color="000000"/>
+            </w:tcBorders>
+            <w:shd w:val="clear" w:color="auto" w:fill="FFFFFF"/>
+            <w:tcMar>
+              <w:top w:w="0" w:type="dxa"/>
+              <w:bottom w:w="0" w:type="dxa"/>
+              <w:left w:w="0" w:type="dxa"/>
+              <w:right w:w="0" w:type="dxa"/>
+            </w:tcMar>
+            <w:vAlign w:val="top"/>
+          </w:tcPr>
+          <w:p>
+            <w:pPr>
+              <w:pStyle w:val="Normal"/>
+              <w:jc w:val="center"/>
+              <w:pBdr>
+                <w:bottom w:val="none" w:sz="0" w:space="0" w:color="000000"/>
+                <w:top w:val="none" w:sz="0" w:space="0" w:color="000000"/>
+                <w:left w:val="none" w:sz="0" w:space="0" w:color="000000"/>
+                <w:right w:val="none" w:sz="0" w:space="0" w:color="000000"/>
+              </w:pBdr>
+              <w:spacing w:after="100" w:before="100" w:line="240"/>
+              <w:ind w:left="100" w:right="100" w:firstLine="0" w:firstLineChars="0"/>
+              <w:rPr>
+                <w:rFonts w:ascii="Helvetica" w:hAnsi="Helvetica" w:eastAsia="Helvetica" w:cs="Helvetica"/>
+                <w:i w:val="false"/>
+                <w:b w:val="false"/>
+                <w:u w:val="none"/>
+                <w:sz w:val="22"/>
+                <w:szCs w:val="22"/>
+                <w:color w:val="000000"/>
+              </w:rPr>
+            </w:pPr>
+            <w:r>
+              <w:rPr>
+                <w:rFonts w:ascii="Helvetica" w:hAnsi="Helvetica" w:eastAsia="Helvetica" w:cs="Helvetica"/>
+                <w:i w:val="false"/>
+                <w:b w:val="false"/>
+                <w:u w:val="none"/>
+                <w:sz w:val="22"/>
+                <w:szCs w:val="22"/>
+                <w:color w:val="000000"/>
+              </w:rPr>
+              <w:t xml:space="preserve">0.33, 1.66</w:t>
+            </w:r>
+          </w:p>
+        </w:tc>
+        <w:tc>
+          <w:tcPr>
+            <w:tcBorders>
+              <w:bottom w:val="none" w:sz="0" w:space="0" w:color="000000"/>
+              <w:top w:val="none" w:sz="0" w:space="0" w:color="000000"/>
+              <w:left w:val="none" w:sz="0" w:space="0" w:color="000000"/>
+              <w:right w:val="none" w:sz="0" w:space="0" w:color="000000"/>
+            </w:tcBorders>
+            <w:shd w:val="clear" w:color="auto" w:fill="FFFFFF"/>
+            <w:tcMar>
+              <w:top w:w="0" w:type="dxa"/>
+              <w:bottom w:w="0" w:type="dxa"/>
+              <w:left w:w="0" w:type="dxa"/>
+              <w:right w:w="0" w:type="dxa"/>
+            </w:tcMar>
+            <w:vAlign w:val="top"/>
+          </w:tcPr>
+          <w:p>
+            <w:pPr>
+              <w:pStyle w:val="Normal"/>
+              <w:jc w:val="center"/>
+              <w:pBdr>
+                <w:bottom w:val="none" w:sz="0" w:space="0" w:color="000000"/>
+                <w:top w:val="none" w:sz="0" w:space="0" w:color="000000"/>
+                <w:left w:val="none" w:sz="0" w:space="0" w:color="000000"/>
+                <w:right w:val="none" w:sz="0" w:space="0" w:color="000000"/>
+              </w:pBdr>
+              <w:spacing w:after="100" w:before="100" w:line="240"/>
+              <w:ind w:left="100" w:right="100" w:firstLine="0" w:firstLineChars="0"/>
+              <w:rPr>
+                <w:rFonts w:ascii="Helvetica" w:hAnsi="Helvetica" w:eastAsia="Helvetica" w:cs="Helvetica"/>
+                <w:i w:val="false"/>
+                <w:b w:val="false"/>
+                <w:u w:val="none"/>
+                <w:sz w:val="22"/>
+                <w:szCs w:val="22"/>
+                <w:color w:val="000000"/>
+              </w:rPr>
+            </w:pPr>
+            <w:r>
+              <w:rPr>
+                <w:rFonts w:ascii="Helvetica" w:hAnsi="Helvetica" w:eastAsia="Helvetica" w:cs="Helvetica"/>
+                <w:i w:val="false"/>
+                <w:b w:val="false"/>
+                <w:u w:val="none"/>
+                <w:sz w:val="22"/>
+                <w:szCs w:val="22"/>
+                <w:color w:val="000000"/>
+              </w:rPr>
+              <w:t xml:space="preserve">0.460</w:t>
             </w:r>
           </w:p>
         </w:tc>
@@ -8619,113 +8619,113 @@
                 <w:szCs w:val="22"/>
                 <w:color w:val="000000"/>
               </w:rPr>
-              <w:t xml:space="preserve">1.06</w:t>
-            </w:r>
-          </w:p>
-        </w:tc>
-        <w:tc>
-          <w:tcPr>
-            <w:tcBorders>
-              <w:bottom w:val="none" w:sz="0" w:space="0" w:color="000000"/>
-              <w:top w:val="none" w:sz="0" w:space="0" w:color="000000"/>
-              <w:left w:val="none" w:sz="0" w:space="0" w:color="000000"/>
-              <w:right w:val="none" w:sz="0" w:space="0" w:color="000000"/>
-            </w:tcBorders>
-            <w:shd w:val="clear" w:color="auto" w:fill="FFFFFF"/>
-            <w:tcMar>
-              <w:top w:w="0" w:type="dxa"/>
-              <w:bottom w:w="0" w:type="dxa"/>
-              <w:left w:w="0" w:type="dxa"/>
-              <w:right w:w="0" w:type="dxa"/>
-            </w:tcMar>
-            <w:vAlign w:val="top"/>
-          </w:tcPr>
-          <w:p>
-            <w:pPr>
-              <w:pStyle w:val="Normal"/>
-              <w:jc w:val="center"/>
-              <w:pBdr>
-                <w:bottom w:val="none" w:sz="0" w:space="0" w:color="000000"/>
-                <w:top w:val="none" w:sz="0" w:space="0" w:color="000000"/>
-                <w:left w:val="none" w:sz="0" w:space="0" w:color="000000"/>
-                <w:right w:val="none" w:sz="0" w:space="0" w:color="000000"/>
-              </w:pBdr>
-              <w:spacing w:after="100" w:before="100" w:line="240"/>
-              <w:ind w:left="100" w:right="100" w:firstLine="0" w:firstLineChars="0"/>
-              <w:rPr>
-                <w:rFonts w:ascii="Helvetica" w:hAnsi="Helvetica" w:eastAsia="Helvetica" w:cs="Helvetica"/>
-                <w:i w:val="false"/>
-                <w:b w:val="false"/>
-                <w:u w:val="none"/>
-                <w:sz w:val="22"/>
-                <w:szCs w:val="22"/>
-                <w:color w:val="000000"/>
-              </w:rPr>
-            </w:pPr>
-            <w:r>
-              <w:rPr>
-                <w:rFonts w:ascii="Helvetica" w:hAnsi="Helvetica" w:eastAsia="Helvetica" w:cs="Helvetica"/>
-                <w:i w:val="false"/>
-                <w:b w:val="false"/>
-                <w:u w:val="none"/>
-                <w:sz w:val="22"/>
-                <w:szCs w:val="22"/>
-                <w:color w:val="000000"/>
-              </w:rPr>
-              <w:t xml:space="preserve">0.47, 2.40</w:t>
-            </w:r>
-          </w:p>
-        </w:tc>
-        <w:tc>
-          <w:tcPr>
-            <w:tcBorders>
-              <w:bottom w:val="none" w:sz="0" w:space="0" w:color="000000"/>
-              <w:top w:val="none" w:sz="0" w:space="0" w:color="000000"/>
-              <w:left w:val="none" w:sz="0" w:space="0" w:color="000000"/>
-              <w:right w:val="none" w:sz="0" w:space="0" w:color="000000"/>
-            </w:tcBorders>
-            <w:shd w:val="clear" w:color="auto" w:fill="FFFFFF"/>
-            <w:tcMar>
-              <w:top w:w="0" w:type="dxa"/>
-              <w:bottom w:w="0" w:type="dxa"/>
-              <w:left w:w="0" w:type="dxa"/>
-              <w:right w:w="0" w:type="dxa"/>
-            </w:tcMar>
-            <w:vAlign w:val="top"/>
-          </w:tcPr>
-          <w:p>
-            <w:pPr>
-              <w:pStyle w:val="Normal"/>
-              <w:jc w:val="center"/>
-              <w:pBdr>
-                <w:bottom w:val="none" w:sz="0" w:space="0" w:color="000000"/>
-                <w:top w:val="none" w:sz="0" w:space="0" w:color="000000"/>
-                <w:left w:val="none" w:sz="0" w:space="0" w:color="000000"/>
-                <w:right w:val="none" w:sz="0" w:space="0" w:color="000000"/>
-              </w:pBdr>
-              <w:spacing w:after="100" w:before="100" w:line="240"/>
-              <w:ind w:left="100" w:right="100" w:firstLine="0" w:firstLineChars="0"/>
-              <w:rPr>
-                <w:rFonts w:ascii="Helvetica" w:hAnsi="Helvetica" w:eastAsia="Helvetica" w:cs="Helvetica"/>
-                <w:i w:val="false"/>
-                <w:b w:val="false"/>
-                <w:u w:val="none"/>
-                <w:sz w:val="22"/>
-                <w:szCs w:val="22"/>
-                <w:color w:val="000000"/>
-              </w:rPr>
-            </w:pPr>
-            <w:r>
-              <w:rPr>
-                <w:rFonts w:ascii="Helvetica" w:hAnsi="Helvetica" w:eastAsia="Helvetica" w:cs="Helvetica"/>
-                <w:i w:val="false"/>
-                <w:b w:val="false"/>
-                <w:u w:val="none"/>
-                <w:sz w:val="22"/>
-                <w:szCs w:val="22"/>
-                <w:color w:val="000000"/>
-              </w:rPr>
-              <w:t xml:space="preserve">0.880</w:t>
+              <w:t xml:space="preserve">1.00</w:t>
+            </w:r>
+          </w:p>
+        </w:tc>
+        <w:tc>
+          <w:tcPr>
+            <w:tcBorders>
+              <w:bottom w:val="none" w:sz="0" w:space="0" w:color="000000"/>
+              <w:top w:val="none" w:sz="0" w:space="0" w:color="000000"/>
+              <w:left w:val="none" w:sz="0" w:space="0" w:color="000000"/>
+              <w:right w:val="none" w:sz="0" w:space="0" w:color="000000"/>
+            </w:tcBorders>
+            <w:shd w:val="clear" w:color="auto" w:fill="FFFFFF"/>
+            <w:tcMar>
+              <w:top w:w="0" w:type="dxa"/>
+              <w:bottom w:w="0" w:type="dxa"/>
+              <w:left w:w="0" w:type="dxa"/>
+              <w:right w:w="0" w:type="dxa"/>
+            </w:tcMar>
+            <w:vAlign w:val="top"/>
+          </w:tcPr>
+          <w:p>
+            <w:pPr>
+              <w:pStyle w:val="Normal"/>
+              <w:jc w:val="center"/>
+              <w:pBdr>
+                <w:bottom w:val="none" w:sz="0" w:space="0" w:color="000000"/>
+                <w:top w:val="none" w:sz="0" w:space="0" w:color="000000"/>
+                <w:left w:val="none" w:sz="0" w:space="0" w:color="000000"/>
+                <w:right w:val="none" w:sz="0" w:space="0" w:color="000000"/>
+              </w:pBdr>
+              <w:spacing w:after="100" w:before="100" w:line="240"/>
+              <w:ind w:left="100" w:right="100" w:firstLine="0" w:firstLineChars="0"/>
+              <w:rPr>
+                <w:rFonts w:ascii="Helvetica" w:hAnsi="Helvetica" w:eastAsia="Helvetica" w:cs="Helvetica"/>
+                <w:i w:val="false"/>
+                <w:b w:val="false"/>
+                <w:u w:val="none"/>
+                <w:sz w:val="22"/>
+                <w:szCs w:val="22"/>
+                <w:color w:val="000000"/>
+              </w:rPr>
+            </w:pPr>
+            <w:r>
+              <w:rPr>
+                <w:rFonts w:ascii="Helvetica" w:hAnsi="Helvetica" w:eastAsia="Helvetica" w:cs="Helvetica"/>
+                <w:i w:val="false"/>
+                <w:b w:val="false"/>
+                <w:u w:val="none"/>
+                <w:sz w:val="22"/>
+                <w:szCs w:val="22"/>
+                <w:color w:val="000000"/>
+              </w:rPr>
+              <w:t xml:space="preserve">0.44, 2.28</w:t>
+            </w:r>
+          </w:p>
+        </w:tc>
+        <w:tc>
+          <w:tcPr>
+            <w:tcBorders>
+              <w:bottom w:val="none" w:sz="0" w:space="0" w:color="000000"/>
+              <w:top w:val="none" w:sz="0" w:space="0" w:color="000000"/>
+              <w:left w:val="none" w:sz="0" w:space="0" w:color="000000"/>
+              <w:right w:val="none" w:sz="0" w:space="0" w:color="000000"/>
+            </w:tcBorders>
+            <w:shd w:val="clear" w:color="auto" w:fill="FFFFFF"/>
+            <w:tcMar>
+              <w:top w:w="0" w:type="dxa"/>
+              <w:bottom w:w="0" w:type="dxa"/>
+              <w:left w:w="0" w:type="dxa"/>
+              <w:right w:w="0" w:type="dxa"/>
+            </w:tcMar>
+            <w:vAlign w:val="top"/>
+          </w:tcPr>
+          <w:p>
+            <w:pPr>
+              <w:pStyle w:val="Normal"/>
+              <w:jc w:val="center"/>
+              <w:pBdr>
+                <w:bottom w:val="none" w:sz="0" w:space="0" w:color="000000"/>
+                <w:top w:val="none" w:sz="0" w:space="0" w:color="000000"/>
+                <w:left w:val="none" w:sz="0" w:space="0" w:color="000000"/>
+                <w:right w:val="none" w:sz="0" w:space="0" w:color="000000"/>
+              </w:pBdr>
+              <w:spacing w:after="100" w:before="100" w:line="240"/>
+              <w:ind w:left="100" w:right="100" w:firstLine="0" w:firstLineChars="0"/>
+              <w:rPr>
+                <w:rFonts w:ascii="Helvetica" w:hAnsi="Helvetica" w:eastAsia="Helvetica" w:cs="Helvetica"/>
+                <w:i w:val="false"/>
+                <w:b w:val="false"/>
+                <w:u w:val="none"/>
+                <w:sz w:val="22"/>
+                <w:szCs w:val="22"/>
+                <w:color w:val="000000"/>
+              </w:rPr>
+            </w:pPr>
+            <w:r>
+              <w:rPr>
+                <w:rFonts w:ascii="Helvetica" w:hAnsi="Helvetica" w:eastAsia="Helvetica" w:cs="Helvetica"/>
+                <w:i w:val="false"/>
+                <w:b w:val="false"/>
+                <w:u w:val="none"/>
+                <w:sz w:val="22"/>
+                <w:szCs w:val="22"/>
+                <w:color w:val="000000"/>
+              </w:rPr>
+              <w:t xml:space="preserve">&gt;0.999</w:t>
             </w:r>
           </w:p>
         </w:tc>
@@ -8884,7 +8884,7 @@
                 <w:szCs w:val="22"/>
                 <w:color w:val="000000"/>
               </w:rPr>
-              <w:t xml:space="preserve">0.29, 2.18</w:t>
+              <w:t xml:space="preserve">0.28, 2.19</w:t>
             </w:r>
           </w:p>
         </w:tc>
@@ -9049,7 +9049,7 @@
                 <w:szCs w:val="22"/>
                 <w:color w:val="000000"/>
               </w:rPr>
-              <w:t xml:space="preserve">323</w:t>
+              <w:t xml:space="preserve">322</w:t>
             </w:r>
           </w:p>
         </w:tc>
@@ -9261,7 +9261,7 @@
                 <w:szCs w:val="22"/>
                 <w:color w:val="000000"/>
               </w:rPr>
-              <w:t xml:space="preserve">323</w:t>
+              <w:t xml:space="preserve">322</w:t>
             </w:r>
           </w:p>
         </w:tc>
@@ -10068,113 +10068,113 @@
                 <w:szCs w:val="22"/>
                 <w:color w:val="000000"/>
               </w:rPr>
-              <w:t xml:space="preserve">1.39</w:t>
-            </w:r>
-          </w:p>
-        </w:tc>
-        <w:tc>
-          <w:tcPr>
-            <w:tcBorders>
-              <w:bottom w:val="none" w:sz="0" w:space="0" w:color="000000"/>
-              <w:top w:val="none" w:sz="0" w:space="0" w:color="000000"/>
-              <w:left w:val="none" w:sz="0" w:space="0" w:color="000000"/>
-              <w:right w:val="none" w:sz="0" w:space="0" w:color="000000"/>
-            </w:tcBorders>
-            <w:shd w:val="clear" w:color="auto" w:fill="FFFFFF"/>
-            <w:tcMar>
-              <w:top w:w="0" w:type="dxa"/>
-              <w:bottom w:w="0" w:type="dxa"/>
-              <w:left w:w="0" w:type="dxa"/>
-              <w:right w:w="0" w:type="dxa"/>
-            </w:tcMar>
-            <w:vAlign w:val="top"/>
-          </w:tcPr>
-          <w:p>
-            <w:pPr>
-              <w:pStyle w:val="Normal"/>
-              <w:jc w:val="center"/>
-              <w:pBdr>
-                <w:bottom w:val="none" w:sz="0" w:space="0" w:color="000000"/>
-                <w:top w:val="none" w:sz="0" w:space="0" w:color="000000"/>
-                <w:left w:val="none" w:sz="0" w:space="0" w:color="000000"/>
-                <w:right w:val="none" w:sz="0" w:space="0" w:color="000000"/>
-              </w:pBdr>
-              <w:spacing w:after="100" w:before="100" w:line="240"/>
-              <w:ind w:left="100" w:right="100" w:firstLine="0" w:firstLineChars="0"/>
-              <w:rPr>
-                <w:rFonts w:ascii="Helvetica" w:hAnsi="Helvetica" w:eastAsia="Helvetica" w:cs="Helvetica"/>
-                <w:i w:val="false"/>
-                <w:b w:val="false"/>
-                <w:u w:val="none"/>
-                <w:sz w:val="22"/>
-                <w:szCs w:val="22"/>
-                <w:color w:val="000000"/>
-              </w:rPr>
-            </w:pPr>
-            <w:r>
-              <w:rPr>
-                <w:rFonts w:ascii="Helvetica" w:hAnsi="Helvetica" w:eastAsia="Helvetica" w:cs="Helvetica"/>
-                <w:i w:val="false"/>
-                <w:b w:val="false"/>
-                <w:u w:val="none"/>
-                <w:sz w:val="22"/>
-                <w:szCs w:val="22"/>
-                <w:color w:val="000000"/>
-              </w:rPr>
-              <w:t xml:space="preserve">1.01, 1.92</w:t>
-            </w:r>
-          </w:p>
-        </w:tc>
-        <w:tc>
-          <w:tcPr>
-            <w:tcBorders>
-              <w:bottom w:val="none" w:sz="0" w:space="0" w:color="000000"/>
-              <w:top w:val="none" w:sz="0" w:space="0" w:color="000000"/>
-              <w:left w:val="none" w:sz="0" w:space="0" w:color="000000"/>
-              <w:right w:val="none" w:sz="0" w:space="0" w:color="000000"/>
-            </w:tcBorders>
-            <w:shd w:val="clear" w:color="auto" w:fill="FFFFFF"/>
-            <w:tcMar>
-              <w:top w:w="0" w:type="dxa"/>
-              <w:bottom w:w="0" w:type="dxa"/>
-              <w:left w:w="0" w:type="dxa"/>
-              <w:right w:w="0" w:type="dxa"/>
-            </w:tcMar>
-            <w:vAlign w:val="top"/>
-          </w:tcPr>
-          <w:p>
-            <w:pPr>
-              <w:pStyle w:val="Normal"/>
-              <w:jc w:val="center"/>
-              <w:pBdr>
-                <w:bottom w:val="none" w:sz="0" w:space="0" w:color="000000"/>
-                <w:top w:val="none" w:sz="0" w:space="0" w:color="000000"/>
-                <w:left w:val="none" w:sz="0" w:space="0" w:color="000000"/>
-                <w:right w:val="none" w:sz="0" w:space="0" w:color="000000"/>
-              </w:pBdr>
-              <w:spacing w:after="100" w:before="100" w:line="240"/>
-              <w:ind w:left="100" w:right="100" w:firstLine="0" w:firstLineChars="0"/>
-              <w:rPr>
-                <w:rFonts w:ascii="Helvetica" w:hAnsi="Helvetica" w:eastAsia="Helvetica" w:cs="Helvetica"/>
-                <w:i w:val="false"/>
-                <w:b w:val="false"/>
-                <w:u w:val="none"/>
-                <w:sz w:val="22"/>
-                <w:szCs w:val="22"/>
-                <w:color w:val="000000"/>
-              </w:rPr>
-            </w:pPr>
-            <w:r>
-              <w:rPr>
-                <w:rFonts w:ascii="Helvetica" w:hAnsi="Helvetica" w:eastAsia="Helvetica" w:cs="Helvetica"/>
-                <w:i w:val="false"/>
-                <w:b w:val="false"/>
-                <w:u w:val="none"/>
-                <w:sz w:val="22"/>
-                <w:szCs w:val="22"/>
-                <w:color w:val="000000"/>
-              </w:rPr>
-              <w:t xml:space="preserve">0.044</w:t>
+              <w:t xml:space="preserve">1.38</w:t>
+            </w:r>
+          </w:p>
+        </w:tc>
+        <w:tc>
+          <w:tcPr>
+            <w:tcBorders>
+              <w:bottom w:val="none" w:sz="0" w:space="0" w:color="000000"/>
+              <w:top w:val="none" w:sz="0" w:space="0" w:color="000000"/>
+              <w:left w:val="none" w:sz="0" w:space="0" w:color="000000"/>
+              <w:right w:val="none" w:sz="0" w:space="0" w:color="000000"/>
+            </w:tcBorders>
+            <w:shd w:val="clear" w:color="auto" w:fill="FFFFFF"/>
+            <w:tcMar>
+              <w:top w:w="0" w:type="dxa"/>
+              <w:bottom w:w="0" w:type="dxa"/>
+              <w:left w:w="0" w:type="dxa"/>
+              <w:right w:w="0" w:type="dxa"/>
+            </w:tcMar>
+            <w:vAlign w:val="top"/>
+          </w:tcPr>
+          <w:p>
+            <w:pPr>
+              <w:pStyle w:val="Normal"/>
+              <w:jc w:val="center"/>
+              <w:pBdr>
+                <w:bottom w:val="none" w:sz="0" w:space="0" w:color="000000"/>
+                <w:top w:val="none" w:sz="0" w:space="0" w:color="000000"/>
+                <w:left w:val="none" w:sz="0" w:space="0" w:color="000000"/>
+                <w:right w:val="none" w:sz="0" w:space="0" w:color="000000"/>
+              </w:pBdr>
+              <w:spacing w:after="100" w:before="100" w:line="240"/>
+              <w:ind w:left="100" w:right="100" w:firstLine="0" w:firstLineChars="0"/>
+              <w:rPr>
+                <w:rFonts w:ascii="Helvetica" w:hAnsi="Helvetica" w:eastAsia="Helvetica" w:cs="Helvetica"/>
+                <w:i w:val="false"/>
+                <w:b w:val="false"/>
+                <w:u w:val="none"/>
+                <w:sz w:val="22"/>
+                <w:szCs w:val="22"/>
+                <w:color w:val="000000"/>
+              </w:rPr>
+            </w:pPr>
+            <w:r>
+              <w:rPr>
+                <w:rFonts w:ascii="Helvetica" w:hAnsi="Helvetica" w:eastAsia="Helvetica" w:cs="Helvetica"/>
+                <w:i w:val="false"/>
+                <w:b w:val="false"/>
+                <w:u w:val="none"/>
+                <w:sz w:val="22"/>
+                <w:szCs w:val="22"/>
+                <w:color w:val="000000"/>
+              </w:rPr>
+              <w:t xml:space="preserve">1.00, 1.90</w:t>
+            </w:r>
+          </w:p>
+        </w:tc>
+        <w:tc>
+          <w:tcPr>
+            <w:tcBorders>
+              <w:bottom w:val="none" w:sz="0" w:space="0" w:color="000000"/>
+              <w:top w:val="none" w:sz="0" w:space="0" w:color="000000"/>
+              <w:left w:val="none" w:sz="0" w:space="0" w:color="000000"/>
+              <w:right w:val="none" w:sz="0" w:space="0" w:color="000000"/>
+            </w:tcBorders>
+            <w:shd w:val="clear" w:color="auto" w:fill="FFFFFF"/>
+            <w:tcMar>
+              <w:top w:w="0" w:type="dxa"/>
+              <w:bottom w:w="0" w:type="dxa"/>
+              <w:left w:w="0" w:type="dxa"/>
+              <w:right w:w="0" w:type="dxa"/>
+            </w:tcMar>
+            <w:vAlign w:val="top"/>
+          </w:tcPr>
+          <w:p>
+            <w:pPr>
+              <w:pStyle w:val="Normal"/>
+              <w:jc w:val="center"/>
+              <w:pBdr>
+                <w:bottom w:val="none" w:sz="0" w:space="0" w:color="000000"/>
+                <w:top w:val="none" w:sz="0" w:space="0" w:color="000000"/>
+                <w:left w:val="none" w:sz="0" w:space="0" w:color="000000"/>
+                <w:right w:val="none" w:sz="0" w:space="0" w:color="000000"/>
+              </w:pBdr>
+              <w:spacing w:after="100" w:before="100" w:line="240"/>
+              <w:ind w:left="100" w:right="100" w:firstLine="0" w:firstLineChars="0"/>
+              <w:rPr>
+                <w:rFonts w:ascii="Helvetica" w:hAnsi="Helvetica" w:eastAsia="Helvetica" w:cs="Helvetica"/>
+                <w:i w:val="false"/>
+                <w:b w:val="false"/>
+                <w:u w:val="none"/>
+                <w:sz w:val="22"/>
+                <w:szCs w:val="22"/>
+                <w:color w:val="000000"/>
+              </w:rPr>
+            </w:pPr>
+            <w:r>
+              <w:rPr>
+                <w:rFonts w:ascii="Helvetica" w:hAnsi="Helvetica" w:eastAsia="Helvetica" w:cs="Helvetica"/>
+                <w:i w:val="false"/>
+                <w:b w:val="false"/>
+                <w:u w:val="none"/>
+                <w:sz w:val="22"/>
+                <w:szCs w:val="22"/>
+                <w:color w:val="000000"/>
+              </w:rPr>
+              <w:t xml:space="preserve">0.052</w:t>
             </w:r>
           </w:p>
         </w:tc>
@@ -10280,113 +10280,113 @@
                 <w:szCs w:val="22"/>
                 <w:color w:val="000000"/>
               </w:rPr>
-              <w:t xml:space="preserve">2.37</w:t>
-            </w:r>
-          </w:p>
-        </w:tc>
-        <w:tc>
-          <w:tcPr>
-            <w:tcBorders>
-              <w:bottom w:val="none" w:sz="0" w:space="0" w:color="000000"/>
-              <w:top w:val="none" w:sz="0" w:space="0" w:color="000000"/>
-              <w:left w:val="none" w:sz="0" w:space="0" w:color="000000"/>
-              <w:right w:val="none" w:sz="0" w:space="0" w:color="000000"/>
-            </w:tcBorders>
-            <w:shd w:val="clear" w:color="auto" w:fill="FFFFFF"/>
-            <w:tcMar>
-              <w:top w:w="0" w:type="dxa"/>
-              <w:bottom w:w="0" w:type="dxa"/>
-              <w:left w:w="0" w:type="dxa"/>
-              <w:right w:w="0" w:type="dxa"/>
-            </w:tcMar>
-            <w:vAlign w:val="top"/>
-          </w:tcPr>
-          <w:p>
-            <w:pPr>
-              <w:pStyle w:val="Normal"/>
-              <w:jc w:val="center"/>
-              <w:pBdr>
-                <w:bottom w:val="none" w:sz="0" w:space="0" w:color="000000"/>
-                <w:top w:val="none" w:sz="0" w:space="0" w:color="000000"/>
-                <w:left w:val="none" w:sz="0" w:space="0" w:color="000000"/>
-                <w:right w:val="none" w:sz="0" w:space="0" w:color="000000"/>
-              </w:pBdr>
-              <w:spacing w:after="100" w:before="100" w:line="240"/>
-              <w:ind w:left="100" w:right="100" w:firstLine="0" w:firstLineChars="0"/>
-              <w:rPr>
-                <w:rFonts w:ascii="Helvetica" w:hAnsi="Helvetica" w:eastAsia="Helvetica" w:cs="Helvetica"/>
-                <w:i w:val="false"/>
-                <w:b w:val="false"/>
-                <w:u w:val="none"/>
-                <w:sz w:val="22"/>
-                <w:szCs w:val="22"/>
-                <w:color w:val="000000"/>
-              </w:rPr>
-            </w:pPr>
-            <w:r>
-              <w:rPr>
-                <w:rFonts w:ascii="Helvetica" w:hAnsi="Helvetica" w:eastAsia="Helvetica" w:cs="Helvetica"/>
-                <w:i w:val="false"/>
-                <w:b w:val="false"/>
-                <w:u w:val="none"/>
-                <w:sz w:val="22"/>
-                <w:szCs w:val="22"/>
-                <w:color w:val="000000"/>
-              </w:rPr>
-              <w:t xml:space="preserve">1.19, 4.75</w:t>
-            </w:r>
-          </w:p>
-        </w:tc>
-        <w:tc>
-          <w:tcPr>
-            <w:tcBorders>
-              <w:bottom w:val="none" w:sz="0" w:space="0" w:color="000000"/>
-              <w:top w:val="none" w:sz="0" w:space="0" w:color="000000"/>
-              <w:left w:val="none" w:sz="0" w:space="0" w:color="000000"/>
-              <w:right w:val="none" w:sz="0" w:space="0" w:color="000000"/>
-            </w:tcBorders>
-            <w:shd w:val="clear" w:color="auto" w:fill="FFFFFF"/>
-            <w:tcMar>
-              <w:top w:w="0" w:type="dxa"/>
-              <w:bottom w:w="0" w:type="dxa"/>
-              <w:left w:w="0" w:type="dxa"/>
-              <w:right w:w="0" w:type="dxa"/>
-            </w:tcMar>
-            <w:vAlign w:val="top"/>
-          </w:tcPr>
-          <w:p>
-            <w:pPr>
-              <w:pStyle w:val="Normal"/>
-              <w:jc w:val="center"/>
-              <w:pBdr>
-                <w:bottom w:val="none" w:sz="0" w:space="0" w:color="000000"/>
-                <w:top w:val="none" w:sz="0" w:space="0" w:color="000000"/>
-                <w:left w:val="none" w:sz="0" w:space="0" w:color="000000"/>
-                <w:right w:val="none" w:sz="0" w:space="0" w:color="000000"/>
-              </w:pBdr>
-              <w:spacing w:after="100" w:before="100" w:line="240"/>
-              <w:ind w:left="100" w:right="100" w:firstLine="0" w:firstLineChars="0"/>
-              <w:rPr>
-                <w:rFonts w:ascii="Helvetica" w:hAnsi="Helvetica" w:eastAsia="Helvetica" w:cs="Helvetica"/>
-                <w:i w:val="false"/>
-                <w:b w:val="false"/>
-                <w:u w:val="none"/>
-                <w:sz w:val="22"/>
-                <w:szCs w:val="22"/>
-                <w:color w:val="000000"/>
-              </w:rPr>
-            </w:pPr>
-            <w:r>
-              <w:rPr>
-                <w:rFonts w:ascii="Helvetica" w:hAnsi="Helvetica" w:eastAsia="Helvetica" w:cs="Helvetica"/>
-                <w:i w:val="false"/>
-                <w:b w:val="false"/>
-                <w:u w:val="none"/>
-                <w:sz w:val="22"/>
-                <w:szCs w:val="22"/>
-                <w:color w:val="000000"/>
-              </w:rPr>
-              <w:t xml:space="preserve">0.015</w:t>
+              <w:t xml:space="preserve">2.60</w:t>
+            </w:r>
+          </w:p>
+        </w:tc>
+        <w:tc>
+          <w:tcPr>
+            <w:tcBorders>
+              <w:bottom w:val="none" w:sz="0" w:space="0" w:color="000000"/>
+              <w:top w:val="none" w:sz="0" w:space="0" w:color="000000"/>
+              <w:left w:val="none" w:sz="0" w:space="0" w:color="000000"/>
+              <w:right w:val="none" w:sz="0" w:space="0" w:color="000000"/>
+            </w:tcBorders>
+            <w:shd w:val="clear" w:color="auto" w:fill="FFFFFF"/>
+            <w:tcMar>
+              <w:top w:w="0" w:type="dxa"/>
+              <w:bottom w:w="0" w:type="dxa"/>
+              <w:left w:w="0" w:type="dxa"/>
+              <w:right w:w="0" w:type="dxa"/>
+            </w:tcMar>
+            <w:vAlign w:val="top"/>
+          </w:tcPr>
+          <w:p>
+            <w:pPr>
+              <w:pStyle w:val="Normal"/>
+              <w:jc w:val="center"/>
+              <w:pBdr>
+                <w:bottom w:val="none" w:sz="0" w:space="0" w:color="000000"/>
+                <w:top w:val="none" w:sz="0" w:space="0" w:color="000000"/>
+                <w:left w:val="none" w:sz="0" w:space="0" w:color="000000"/>
+                <w:right w:val="none" w:sz="0" w:space="0" w:color="000000"/>
+              </w:pBdr>
+              <w:spacing w:after="100" w:before="100" w:line="240"/>
+              <w:ind w:left="100" w:right="100" w:firstLine="0" w:firstLineChars="0"/>
+              <w:rPr>
+                <w:rFonts w:ascii="Helvetica" w:hAnsi="Helvetica" w:eastAsia="Helvetica" w:cs="Helvetica"/>
+                <w:i w:val="false"/>
+                <w:b w:val="false"/>
+                <w:u w:val="none"/>
+                <w:sz w:val="22"/>
+                <w:szCs w:val="22"/>
+                <w:color w:val="000000"/>
+              </w:rPr>
+            </w:pPr>
+            <w:r>
+              <w:rPr>
+                <w:rFonts w:ascii="Helvetica" w:hAnsi="Helvetica" w:eastAsia="Helvetica" w:cs="Helvetica"/>
+                <w:i w:val="false"/>
+                <w:b w:val="false"/>
+                <w:u w:val="none"/>
+                <w:sz w:val="22"/>
+                <w:szCs w:val="22"/>
+                <w:color w:val="000000"/>
+              </w:rPr>
+              <w:t xml:space="preserve">1.32, 5.12</w:t>
+            </w:r>
+          </w:p>
+        </w:tc>
+        <w:tc>
+          <w:tcPr>
+            <w:tcBorders>
+              <w:bottom w:val="none" w:sz="0" w:space="0" w:color="000000"/>
+              <w:top w:val="none" w:sz="0" w:space="0" w:color="000000"/>
+              <w:left w:val="none" w:sz="0" w:space="0" w:color="000000"/>
+              <w:right w:val="none" w:sz="0" w:space="0" w:color="000000"/>
+            </w:tcBorders>
+            <w:shd w:val="clear" w:color="auto" w:fill="FFFFFF"/>
+            <w:tcMar>
+              <w:top w:w="0" w:type="dxa"/>
+              <w:bottom w:w="0" w:type="dxa"/>
+              <w:left w:w="0" w:type="dxa"/>
+              <w:right w:w="0" w:type="dxa"/>
+            </w:tcMar>
+            <w:vAlign w:val="top"/>
+          </w:tcPr>
+          <w:p>
+            <w:pPr>
+              <w:pStyle w:val="Normal"/>
+              <w:jc w:val="center"/>
+              <w:pBdr>
+                <w:bottom w:val="none" w:sz="0" w:space="0" w:color="000000"/>
+                <w:top w:val="none" w:sz="0" w:space="0" w:color="000000"/>
+                <w:left w:val="none" w:sz="0" w:space="0" w:color="000000"/>
+                <w:right w:val="none" w:sz="0" w:space="0" w:color="000000"/>
+              </w:pBdr>
+              <w:spacing w:after="100" w:before="100" w:line="240"/>
+              <w:ind w:left="100" w:right="100" w:firstLine="0" w:firstLineChars="0"/>
+              <w:rPr>
+                <w:rFonts w:ascii="Helvetica" w:hAnsi="Helvetica" w:eastAsia="Helvetica" w:cs="Helvetica"/>
+                <w:i w:val="false"/>
+                <w:b w:val="false"/>
+                <w:u w:val="none"/>
+                <w:sz w:val="22"/>
+                <w:szCs w:val="22"/>
+                <w:color w:val="000000"/>
+              </w:rPr>
+            </w:pPr>
+            <w:r>
+              <w:rPr>
+                <w:rFonts w:ascii="Helvetica" w:hAnsi="Helvetica" w:eastAsia="Helvetica" w:cs="Helvetica"/>
+                <w:i w:val="false"/>
+                <w:b w:val="false"/>
+                <w:u w:val="none"/>
+                <w:sz w:val="22"/>
+                <w:szCs w:val="22"/>
+                <w:color w:val="000000"/>
+              </w:rPr>
+              <w:t xml:space="preserve">0.006</w:t>
             </w:r>
           </w:p>
         </w:tc>
@@ -10498,7 +10498,7 @@
                 <w:szCs w:val="22"/>
                 <w:color w:val="000000"/>
               </w:rPr>
-              <w:t xml:space="preserve">323</w:t>
+              <w:t xml:space="preserve">322</w:t>
             </w:r>
           </w:p>
         </w:tc>
@@ -10710,7 +10710,7 @@
                 <w:szCs w:val="22"/>
                 <w:color w:val="000000"/>
               </w:rPr>
-              <w:t xml:space="preserve">323</w:t>
+              <w:t xml:space="preserve">322</w:t>
             </w:r>
           </w:p>
         </w:tc>
@@ -11517,113 +11517,113 @@
                 <w:szCs w:val="22"/>
                 <w:color w:val="000000"/>
               </w:rPr>
-              <w:t xml:space="preserve">0.78</w:t>
-            </w:r>
-          </w:p>
-        </w:tc>
-        <w:tc>
-          <w:tcPr>
-            <w:tcBorders>
-              <w:bottom w:val="none" w:sz="0" w:space="0" w:color="000000"/>
-              <w:top w:val="none" w:sz="0" w:space="0" w:color="000000"/>
-              <w:left w:val="none" w:sz="0" w:space="0" w:color="000000"/>
-              <w:right w:val="none" w:sz="0" w:space="0" w:color="000000"/>
-            </w:tcBorders>
-            <w:shd w:val="clear" w:color="auto" w:fill="FFFFFF"/>
-            <w:tcMar>
-              <w:top w:w="0" w:type="dxa"/>
-              <w:bottom w:w="0" w:type="dxa"/>
-              <w:left w:w="0" w:type="dxa"/>
-              <w:right w:w="0" w:type="dxa"/>
-            </w:tcMar>
-            <w:vAlign w:val="top"/>
-          </w:tcPr>
-          <w:p>
-            <w:pPr>
-              <w:pStyle w:val="Normal"/>
-              <w:jc w:val="center"/>
-              <w:pBdr>
-                <w:bottom w:val="none" w:sz="0" w:space="0" w:color="000000"/>
-                <w:top w:val="none" w:sz="0" w:space="0" w:color="000000"/>
-                <w:left w:val="none" w:sz="0" w:space="0" w:color="000000"/>
-                <w:right w:val="none" w:sz="0" w:space="0" w:color="000000"/>
-              </w:pBdr>
-              <w:spacing w:after="100" w:before="100" w:line="240"/>
-              <w:ind w:left="100" w:right="100" w:firstLine="0" w:firstLineChars="0"/>
-              <w:rPr>
-                <w:rFonts w:ascii="Helvetica" w:hAnsi="Helvetica" w:eastAsia="Helvetica" w:cs="Helvetica"/>
-                <w:i w:val="false"/>
-                <w:b w:val="false"/>
-                <w:u w:val="none"/>
-                <w:sz w:val="22"/>
-                <w:szCs w:val="22"/>
-                <w:color w:val="000000"/>
-              </w:rPr>
-            </w:pPr>
-            <w:r>
-              <w:rPr>
-                <w:rFonts w:ascii="Helvetica" w:hAnsi="Helvetica" w:eastAsia="Helvetica" w:cs="Helvetica"/>
-                <w:i w:val="false"/>
-                <w:b w:val="false"/>
-                <w:u w:val="none"/>
-                <w:sz w:val="22"/>
-                <w:szCs w:val="22"/>
-                <w:color w:val="000000"/>
-              </w:rPr>
-              <w:t xml:space="preserve">0.57, 1.08</w:t>
-            </w:r>
-          </w:p>
-        </w:tc>
-        <w:tc>
-          <w:tcPr>
-            <w:tcBorders>
-              <w:bottom w:val="none" w:sz="0" w:space="0" w:color="000000"/>
-              <w:top w:val="none" w:sz="0" w:space="0" w:color="000000"/>
-              <w:left w:val="none" w:sz="0" w:space="0" w:color="000000"/>
-              <w:right w:val="none" w:sz="0" w:space="0" w:color="000000"/>
-            </w:tcBorders>
-            <w:shd w:val="clear" w:color="auto" w:fill="FFFFFF"/>
-            <w:tcMar>
-              <w:top w:w="0" w:type="dxa"/>
-              <w:bottom w:w="0" w:type="dxa"/>
-              <w:left w:w="0" w:type="dxa"/>
-              <w:right w:w="0" w:type="dxa"/>
-            </w:tcMar>
-            <w:vAlign w:val="top"/>
-          </w:tcPr>
-          <w:p>
-            <w:pPr>
-              <w:pStyle w:val="Normal"/>
-              <w:jc w:val="center"/>
-              <w:pBdr>
-                <w:bottom w:val="none" w:sz="0" w:space="0" w:color="000000"/>
-                <w:top w:val="none" w:sz="0" w:space="0" w:color="000000"/>
-                <w:left w:val="none" w:sz="0" w:space="0" w:color="000000"/>
-                <w:right w:val="none" w:sz="0" w:space="0" w:color="000000"/>
-              </w:pBdr>
-              <w:spacing w:after="100" w:before="100" w:line="240"/>
-              <w:ind w:left="100" w:right="100" w:firstLine="0" w:firstLineChars="0"/>
-              <w:rPr>
-                <w:rFonts w:ascii="Helvetica" w:hAnsi="Helvetica" w:eastAsia="Helvetica" w:cs="Helvetica"/>
-                <w:i w:val="false"/>
-                <w:b w:val="false"/>
-                <w:u w:val="none"/>
-                <w:sz w:val="22"/>
-                <w:szCs w:val="22"/>
-                <w:color w:val="000000"/>
-              </w:rPr>
-            </w:pPr>
-            <w:r>
-              <w:rPr>
-                <w:rFonts w:ascii="Helvetica" w:hAnsi="Helvetica" w:eastAsia="Helvetica" w:cs="Helvetica"/>
-                <w:i w:val="false"/>
-                <w:b w:val="false"/>
-                <w:u w:val="none"/>
-                <w:sz w:val="22"/>
-                <w:szCs w:val="22"/>
-                <w:color w:val="000000"/>
-              </w:rPr>
-              <w:t xml:space="preserve">0.130</w:t>
+              <w:t xml:space="preserve">0.80</w:t>
+            </w:r>
+          </w:p>
+        </w:tc>
+        <w:tc>
+          <w:tcPr>
+            <w:tcBorders>
+              <w:bottom w:val="none" w:sz="0" w:space="0" w:color="000000"/>
+              <w:top w:val="none" w:sz="0" w:space="0" w:color="000000"/>
+              <w:left w:val="none" w:sz="0" w:space="0" w:color="000000"/>
+              <w:right w:val="none" w:sz="0" w:space="0" w:color="000000"/>
+            </w:tcBorders>
+            <w:shd w:val="clear" w:color="auto" w:fill="FFFFFF"/>
+            <w:tcMar>
+              <w:top w:w="0" w:type="dxa"/>
+              <w:bottom w:w="0" w:type="dxa"/>
+              <w:left w:w="0" w:type="dxa"/>
+              <w:right w:w="0" w:type="dxa"/>
+            </w:tcMar>
+            <w:vAlign w:val="top"/>
+          </w:tcPr>
+          <w:p>
+            <w:pPr>
+              <w:pStyle w:val="Normal"/>
+              <w:jc w:val="center"/>
+              <w:pBdr>
+                <w:bottom w:val="none" w:sz="0" w:space="0" w:color="000000"/>
+                <w:top w:val="none" w:sz="0" w:space="0" w:color="000000"/>
+                <w:left w:val="none" w:sz="0" w:space="0" w:color="000000"/>
+                <w:right w:val="none" w:sz="0" w:space="0" w:color="000000"/>
+              </w:pBdr>
+              <w:spacing w:after="100" w:before="100" w:line="240"/>
+              <w:ind w:left="100" w:right="100" w:firstLine="0" w:firstLineChars="0"/>
+              <w:rPr>
+                <w:rFonts w:ascii="Helvetica" w:hAnsi="Helvetica" w:eastAsia="Helvetica" w:cs="Helvetica"/>
+                <w:i w:val="false"/>
+                <w:b w:val="false"/>
+                <w:u w:val="none"/>
+                <w:sz w:val="22"/>
+                <w:szCs w:val="22"/>
+                <w:color w:val="000000"/>
+              </w:rPr>
+            </w:pPr>
+            <w:r>
+              <w:rPr>
+                <w:rFonts w:ascii="Helvetica" w:hAnsi="Helvetica" w:eastAsia="Helvetica" w:cs="Helvetica"/>
+                <w:i w:val="false"/>
+                <w:b w:val="false"/>
+                <w:u w:val="none"/>
+                <w:sz w:val="22"/>
+                <w:szCs w:val="22"/>
+                <w:color w:val="000000"/>
+              </w:rPr>
+              <w:t xml:space="preserve">0.58, 1.11</w:t>
+            </w:r>
+          </w:p>
+        </w:tc>
+        <w:tc>
+          <w:tcPr>
+            <w:tcBorders>
+              <w:bottom w:val="none" w:sz="0" w:space="0" w:color="000000"/>
+              <w:top w:val="none" w:sz="0" w:space="0" w:color="000000"/>
+              <w:left w:val="none" w:sz="0" w:space="0" w:color="000000"/>
+              <w:right w:val="none" w:sz="0" w:space="0" w:color="000000"/>
+            </w:tcBorders>
+            <w:shd w:val="clear" w:color="auto" w:fill="FFFFFF"/>
+            <w:tcMar>
+              <w:top w:w="0" w:type="dxa"/>
+              <w:bottom w:w="0" w:type="dxa"/>
+              <w:left w:w="0" w:type="dxa"/>
+              <w:right w:w="0" w:type="dxa"/>
+            </w:tcMar>
+            <w:vAlign w:val="top"/>
+          </w:tcPr>
+          <w:p>
+            <w:pPr>
+              <w:pStyle w:val="Normal"/>
+              <w:jc w:val="center"/>
+              <w:pBdr>
+                <w:bottom w:val="none" w:sz="0" w:space="0" w:color="000000"/>
+                <w:top w:val="none" w:sz="0" w:space="0" w:color="000000"/>
+                <w:left w:val="none" w:sz="0" w:space="0" w:color="000000"/>
+                <w:right w:val="none" w:sz="0" w:space="0" w:color="000000"/>
+              </w:pBdr>
+              <w:spacing w:after="100" w:before="100" w:line="240"/>
+              <w:ind w:left="100" w:right="100" w:firstLine="0" w:firstLineChars="0"/>
+              <w:rPr>
+                <w:rFonts w:ascii="Helvetica" w:hAnsi="Helvetica" w:eastAsia="Helvetica" w:cs="Helvetica"/>
+                <w:i w:val="false"/>
+                <w:b w:val="false"/>
+                <w:u w:val="none"/>
+                <w:sz w:val="22"/>
+                <w:szCs w:val="22"/>
+                <w:color w:val="000000"/>
+              </w:rPr>
+            </w:pPr>
+            <w:r>
+              <w:rPr>
+                <w:rFonts w:ascii="Helvetica" w:hAnsi="Helvetica" w:eastAsia="Helvetica" w:cs="Helvetica"/>
+                <w:i w:val="false"/>
+                <w:b w:val="false"/>
+                <w:u w:val="none"/>
+                <w:sz w:val="22"/>
+                <w:szCs w:val="22"/>
+                <w:color w:val="000000"/>
+              </w:rPr>
+              <w:t xml:space="preserve">0.180</w:t>
             </w:r>
           </w:p>
         </w:tc>
@@ -11729,113 +11729,113 @@
                 <w:szCs w:val="22"/>
                 <w:color w:val="000000"/>
               </w:rPr>
-              <w:t xml:space="preserve">0.99</w:t>
-            </w:r>
-          </w:p>
-        </w:tc>
-        <w:tc>
-          <w:tcPr>
-            <w:tcBorders>
-              <w:bottom w:val="none" w:sz="0" w:space="0" w:color="000000"/>
-              <w:top w:val="none" w:sz="0" w:space="0" w:color="000000"/>
-              <w:left w:val="none" w:sz="0" w:space="0" w:color="000000"/>
-              <w:right w:val="none" w:sz="0" w:space="0" w:color="000000"/>
-            </w:tcBorders>
-            <w:shd w:val="clear" w:color="auto" w:fill="FFFFFF"/>
-            <w:tcMar>
-              <w:top w:w="0" w:type="dxa"/>
-              <w:bottom w:w="0" w:type="dxa"/>
-              <w:left w:w="0" w:type="dxa"/>
-              <w:right w:w="0" w:type="dxa"/>
-            </w:tcMar>
-            <w:vAlign w:val="top"/>
-          </w:tcPr>
-          <w:p>
-            <w:pPr>
-              <w:pStyle w:val="Normal"/>
-              <w:jc w:val="center"/>
-              <w:pBdr>
-                <w:bottom w:val="none" w:sz="0" w:space="0" w:color="000000"/>
-                <w:top w:val="none" w:sz="0" w:space="0" w:color="000000"/>
-                <w:left w:val="none" w:sz="0" w:space="0" w:color="000000"/>
-                <w:right w:val="none" w:sz="0" w:space="0" w:color="000000"/>
-              </w:pBdr>
-              <w:spacing w:after="100" w:before="100" w:line="240"/>
-              <w:ind w:left="100" w:right="100" w:firstLine="0" w:firstLineChars="0"/>
-              <w:rPr>
-                <w:rFonts w:ascii="Helvetica" w:hAnsi="Helvetica" w:eastAsia="Helvetica" w:cs="Helvetica"/>
-                <w:i w:val="false"/>
-                <w:b w:val="false"/>
-                <w:u w:val="none"/>
-                <w:sz w:val="22"/>
-                <w:szCs w:val="22"/>
-                <w:color w:val="000000"/>
-              </w:rPr>
-            </w:pPr>
-            <w:r>
-              <w:rPr>
-                <w:rFonts w:ascii="Helvetica" w:hAnsi="Helvetica" w:eastAsia="Helvetica" w:cs="Helvetica"/>
-                <w:i w:val="false"/>
-                <w:b w:val="false"/>
-                <w:u w:val="none"/>
-                <w:sz w:val="22"/>
-                <w:szCs w:val="22"/>
-                <w:color w:val="000000"/>
-              </w:rPr>
-              <w:t xml:space="preserve">0.49, 1.98</w:t>
-            </w:r>
-          </w:p>
-        </w:tc>
-        <w:tc>
-          <w:tcPr>
-            <w:tcBorders>
-              <w:bottom w:val="none" w:sz="0" w:space="0" w:color="000000"/>
-              <w:top w:val="none" w:sz="0" w:space="0" w:color="000000"/>
-              <w:left w:val="none" w:sz="0" w:space="0" w:color="000000"/>
-              <w:right w:val="none" w:sz="0" w:space="0" w:color="000000"/>
-            </w:tcBorders>
-            <w:shd w:val="clear" w:color="auto" w:fill="FFFFFF"/>
-            <w:tcMar>
-              <w:top w:w="0" w:type="dxa"/>
-              <w:bottom w:w="0" w:type="dxa"/>
-              <w:left w:w="0" w:type="dxa"/>
-              <w:right w:w="0" w:type="dxa"/>
-            </w:tcMar>
-            <w:vAlign w:val="top"/>
-          </w:tcPr>
-          <w:p>
-            <w:pPr>
-              <w:pStyle w:val="Normal"/>
-              <w:jc w:val="center"/>
-              <w:pBdr>
-                <w:bottom w:val="none" w:sz="0" w:space="0" w:color="000000"/>
-                <w:top w:val="none" w:sz="0" w:space="0" w:color="000000"/>
-                <w:left w:val="none" w:sz="0" w:space="0" w:color="000000"/>
-                <w:right w:val="none" w:sz="0" w:space="0" w:color="000000"/>
-              </w:pBdr>
-              <w:spacing w:after="100" w:before="100" w:line="240"/>
-              <w:ind w:left="100" w:right="100" w:firstLine="0" w:firstLineChars="0"/>
-              <w:rPr>
-                <w:rFonts w:ascii="Helvetica" w:hAnsi="Helvetica" w:eastAsia="Helvetica" w:cs="Helvetica"/>
-                <w:i w:val="false"/>
-                <w:b w:val="false"/>
-                <w:u w:val="none"/>
-                <w:sz w:val="22"/>
-                <w:szCs w:val="22"/>
-                <w:color w:val="000000"/>
-              </w:rPr>
-            </w:pPr>
-            <w:r>
-              <w:rPr>
-                <w:rFonts w:ascii="Helvetica" w:hAnsi="Helvetica" w:eastAsia="Helvetica" w:cs="Helvetica"/>
-                <w:i w:val="false"/>
-                <w:b w:val="false"/>
-                <w:u w:val="none"/>
-                <w:sz w:val="22"/>
-                <w:szCs w:val="22"/>
-                <w:color w:val="000000"/>
-              </w:rPr>
-              <w:t xml:space="preserve">0.970</w:t>
+              <w:t xml:space="preserve">1.10</w:t>
+            </w:r>
+          </w:p>
+        </w:tc>
+        <w:tc>
+          <w:tcPr>
+            <w:tcBorders>
+              <w:bottom w:val="none" w:sz="0" w:space="0" w:color="000000"/>
+              <w:top w:val="none" w:sz="0" w:space="0" w:color="000000"/>
+              <w:left w:val="none" w:sz="0" w:space="0" w:color="000000"/>
+              <w:right w:val="none" w:sz="0" w:space="0" w:color="000000"/>
+            </w:tcBorders>
+            <w:shd w:val="clear" w:color="auto" w:fill="FFFFFF"/>
+            <w:tcMar>
+              <w:top w:w="0" w:type="dxa"/>
+              <w:bottom w:w="0" w:type="dxa"/>
+              <w:left w:w="0" w:type="dxa"/>
+              <w:right w:w="0" w:type="dxa"/>
+            </w:tcMar>
+            <w:vAlign w:val="top"/>
+          </w:tcPr>
+          <w:p>
+            <w:pPr>
+              <w:pStyle w:val="Normal"/>
+              <w:jc w:val="center"/>
+              <w:pBdr>
+                <w:bottom w:val="none" w:sz="0" w:space="0" w:color="000000"/>
+                <w:top w:val="none" w:sz="0" w:space="0" w:color="000000"/>
+                <w:left w:val="none" w:sz="0" w:space="0" w:color="000000"/>
+                <w:right w:val="none" w:sz="0" w:space="0" w:color="000000"/>
+              </w:pBdr>
+              <w:spacing w:after="100" w:before="100" w:line="240"/>
+              <w:ind w:left="100" w:right="100" w:firstLine="0" w:firstLineChars="0"/>
+              <w:rPr>
+                <w:rFonts w:ascii="Helvetica" w:hAnsi="Helvetica" w:eastAsia="Helvetica" w:cs="Helvetica"/>
+                <w:i w:val="false"/>
+                <w:b w:val="false"/>
+                <w:u w:val="none"/>
+                <w:sz w:val="22"/>
+                <w:szCs w:val="22"/>
+                <w:color w:val="000000"/>
+              </w:rPr>
+            </w:pPr>
+            <w:r>
+              <w:rPr>
+                <w:rFonts w:ascii="Helvetica" w:hAnsi="Helvetica" w:eastAsia="Helvetica" w:cs="Helvetica"/>
+                <w:i w:val="false"/>
+                <w:b w:val="false"/>
+                <w:u w:val="none"/>
+                <w:sz w:val="22"/>
+                <w:szCs w:val="22"/>
+                <w:color w:val="000000"/>
+              </w:rPr>
+              <w:t xml:space="preserve">0.57, 2.16</w:t>
+            </w:r>
+          </w:p>
+        </w:tc>
+        <w:tc>
+          <w:tcPr>
+            <w:tcBorders>
+              <w:bottom w:val="none" w:sz="0" w:space="0" w:color="000000"/>
+              <w:top w:val="none" w:sz="0" w:space="0" w:color="000000"/>
+              <w:left w:val="none" w:sz="0" w:space="0" w:color="000000"/>
+              <w:right w:val="none" w:sz="0" w:space="0" w:color="000000"/>
+            </w:tcBorders>
+            <w:shd w:val="clear" w:color="auto" w:fill="FFFFFF"/>
+            <w:tcMar>
+              <w:top w:w="0" w:type="dxa"/>
+              <w:bottom w:w="0" w:type="dxa"/>
+              <w:left w:w="0" w:type="dxa"/>
+              <w:right w:w="0" w:type="dxa"/>
+            </w:tcMar>
+            <w:vAlign w:val="top"/>
+          </w:tcPr>
+          <w:p>
+            <w:pPr>
+              <w:pStyle w:val="Normal"/>
+              <w:jc w:val="center"/>
+              <w:pBdr>
+                <w:bottom w:val="none" w:sz="0" w:space="0" w:color="000000"/>
+                <w:top w:val="none" w:sz="0" w:space="0" w:color="000000"/>
+                <w:left w:val="none" w:sz="0" w:space="0" w:color="000000"/>
+                <w:right w:val="none" w:sz="0" w:space="0" w:color="000000"/>
+              </w:pBdr>
+              <w:spacing w:after="100" w:before="100" w:line="240"/>
+              <w:ind w:left="100" w:right="100" w:firstLine="0" w:firstLineChars="0"/>
+              <w:rPr>
+                <w:rFonts w:ascii="Helvetica" w:hAnsi="Helvetica" w:eastAsia="Helvetica" w:cs="Helvetica"/>
+                <w:i w:val="false"/>
+                <w:b w:val="false"/>
+                <w:u w:val="none"/>
+                <w:sz w:val="22"/>
+                <w:szCs w:val="22"/>
+                <w:color w:val="000000"/>
+              </w:rPr>
+            </w:pPr>
+            <w:r>
+              <w:rPr>
+                <w:rFonts w:ascii="Helvetica" w:hAnsi="Helvetica" w:eastAsia="Helvetica" w:cs="Helvetica"/>
+                <w:i w:val="false"/>
+                <w:b w:val="false"/>
+                <w:u w:val="none"/>
+                <w:sz w:val="22"/>
+                <w:szCs w:val="22"/>
+                <w:color w:val="000000"/>
+              </w:rPr>
+              <w:t xml:space="preserve">0.770</w:t>
             </w:r>
           </w:p>
         </w:tc>
@@ -11947,385 +11947,385 @@
                 <w:szCs w:val="22"/>
                 <w:color w:val="000000"/>
               </w:rPr>
-              <w:t xml:space="preserve">323</w:t>
-            </w:r>
-          </w:p>
-        </w:tc>
-        <w:tc>
-          <w:tcPr>
-            <w:tcBorders>
-              <w:bottom w:val="none" w:sz="0" w:space="0" w:color="000000"/>
-              <w:top w:val="none" w:sz="0" w:space="0" w:color="000000"/>
-              <w:left w:val="none" w:sz="0" w:space="0" w:color="000000"/>
-              <w:right w:val="none" w:sz="0" w:space="0" w:color="000000"/>
-            </w:tcBorders>
-            <w:shd w:val="clear" w:color="auto" w:fill="FFFFFF"/>
-            <w:tcMar>
-              <w:top w:w="0" w:type="dxa"/>
-              <w:bottom w:w="0" w:type="dxa"/>
-              <w:left w:w="0" w:type="dxa"/>
-              <w:right w:w="0" w:type="dxa"/>
-            </w:tcMar>
-            <w:vAlign w:val="top"/>
-          </w:tcPr>
-          <w:p>
-            <w:pPr>
-              <w:pStyle w:val="Normal"/>
-              <w:jc w:val="center"/>
-              <w:pBdr>
-                <w:bottom w:val="none" w:sz="0" w:space="0" w:color="000000"/>
-                <w:top w:val="none" w:sz="0" w:space="0" w:color="000000"/>
-                <w:left w:val="none" w:sz="0" w:space="0" w:color="000000"/>
-                <w:right w:val="none" w:sz="0" w:space="0" w:color="000000"/>
-              </w:pBdr>
-              <w:spacing w:after="100" w:before="100" w:line="240"/>
-              <w:ind w:left="100" w:right="100" w:firstLine="0" w:firstLineChars="0"/>
-              <w:rPr>
-                <w:rFonts w:ascii="Helvetica" w:hAnsi="Helvetica" w:eastAsia="Helvetica" w:cs="Helvetica"/>
-                <w:i w:val="false"/>
-                <w:b w:val="false"/>
-                <w:u w:val="none"/>
-                <w:sz w:val="22"/>
-                <w:szCs w:val="22"/>
-                <w:color w:val="000000"/>
-              </w:rPr>
-            </w:pPr>
-            <w:r>
-              <w:rPr>
-                <w:rFonts w:ascii="Helvetica" w:hAnsi="Helvetica" w:eastAsia="Helvetica" w:cs="Helvetica"/>
-                <w:i w:val="false"/>
-                <w:b w:val="false"/>
-                <w:u w:val="none"/>
-                <w:sz w:val="22"/>
-                <w:szCs w:val="22"/>
-                <w:color w:val="000000"/>
-              </w:rPr>
-              <w:t xml:space="preserve">0.67</w:t>
-            </w:r>
-          </w:p>
-        </w:tc>
-        <w:tc>
-          <w:tcPr>
-            <w:tcBorders>
-              <w:bottom w:val="none" w:sz="0" w:space="0" w:color="000000"/>
-              <w:top w:val="none" w:sz="0" w:space="0" w:color="000000"/>
-              <w:left w:val="none" w:sz="0" w:space="0" w:color="000000"/>
-              <w:right w:val="none" w:sz="0" w:space="0" w:color="000000"/>
-            </w:tcBorders>
-            <w:shd w:val="clear" w:color="auto" w:fill="FFFFFF"/>
-            <w:tcMar>
-              <w:top w:w="0" w:type="dxa"/>
-              <w:bottom w:w="0" w:type="dxa"/>
-              <w:left w:w="0" w:type="dxa"/>
-              <w:right w:w="0" w:type="dxa"/>
-            </w:tcMar>
-            <w:vAlign w:val="top"/>
-          </w:tcPr>
-          <w:p>
-            <w:pPr>
-              <w:pStyle w:val="Normal"/>
-              <w:jc w:val="center"/>
-              <w:pBdr>
-                <w:bottom w:val="none" w:sz="0" w:space="0" w:color="000000"/>
-                <w:top w:val="none" w:sz="0" w:space="0" w:color="000000"/>
-                <w:left w:val="none" w:sz="0" w:space="0" w:color="000000"/>
-                <w:right w:val="none" w:sz="0" w:space="0" w:color="000000"/>
-              </w:pBdr>
-              <w:spacing w:after="100" w:before="100" w:line="240"/>
-              <w:ind w:left="100" w:right="100" w:firstLine="0" w:firstLineChars="0"/>
-              <w:rPr>
-                <w:rFonts w:ascii="Helvetica" w:hAnsi="Helvetica" w:eastAsia="Helvetica" w:cs="Helvetica"/>
-                <w:i w:val="false"/>
-                <w:b w:val="false"/>
-                <w:u w:val="none"/>
-                <w:sz w:val="22"/>
-                <w:szCs w:val="22"/>
-                <w:color w:val="000000"/>
-              </w:rPr>
-            </w:pPr>
-            <w:r>
-              <w:rPr>
-                <w:rFonts w:ascii="Helvetica" w:hAnsi="Helvetica" w:eastAsia="Helvetica" w:cs="Helvetica"/>
-                <w:i w:val="false"/>
-                <w:b w:val="false"/>
-                <w:u w:val="none"/>
-                <w:sz w:val="22"/>
-                <w:szCs w:val="22"/>
-                <w:color w:val="000000"/>
-              </w:rPr>
-              <w:t xml:space="preserve">0.48, 0.94</w:t>
-            </w:r>
-          </w:p>
-        </w:tc>
-        <w:tc>
-          <w:tcPr>
-            <w:tcBorders>
-              <w:bottom w:val="none" w:sz="0" w:space="0" w:color="000000"/>
-              <w:top w:val="none" w:sz="0" w:space="0" w:color="000000"/>
-              <w:left w:val="none" w:sz="0" w:space="0" w:color="000000"/>
-              <w:right w:val="none" w:sz="0" w:space="0" w:color="000000"/>
-            </w:tcBorders>
-            <w:shd w:val="clear" w:color="auto" w:fill="FFFFFF"/>
-            <w:tcMar>
-              <w:top w:w="0" w:type="dxa"/>
-              <w:bottom w:w="0" w:type="dxa"/>
-              <w:left w:w="0" w:type="dxa"/>
-              <w:right w:w="0" w:type="dxa"/>
-            </w:tcMar>
-            <w:vAlign w:val="top"/>
-          </w:tcPr>
-          <w:p>
-            <w:pPr>
-              <w:pStyle w:val="Normal"/>
-              <w:jc w:val="center"/>
-              <w:pBdr>
-                <w:bottom w:val="none" w:sz="0" w:space="0" w:color="000000"/>
-                <w:top w:val="none" w:sz="0" w:space="0" w:color="000000"/>
-                <w:left w:val="none" w:sz="0" w:space="0" w:color="000000"/>
-                <w:right w:val="none" w:sz="0" w:space="0" w:color="000000"/>
-              </w:pBdr>
-              <w:spacing w:after="100" w:before="100" w:line="240"/>
-              <w:ind w:left="100" w:right="100" w:firstLine="0" w:firstLineChars="0"/>
-              <w:rPr>
-                <w:rFonts w:ascii="Helvetica" w:hAnsi="Helvetica" w:eastAsia="Helvetica" w:cs="Helvetica"/>
-                <w:i w:val="false"/>
-                <w:b w:val="false"/>
-                <w:u w:val="none"/>
-                <w:sz w:val="22"/>
-                <w:szCs w:val="22"/>
-                <w:color w:val="000000"/>
-              </w:rPr>
-            </w:pPr>
-            <w:r>
-              <w:rPr>
-                <w:rFonts w:ascii="Helvetica" w:hAnsi="Helvetica" w:eastAsia="Helvetica" w:cs="Helvetica"/>
-                <w:i w:val="false"/>
-                <w:b w:val="false"/>
-                <w:u w:val="none"/>
-                <w:sz w:val="22"/>
-                <w:szCs w:val="22"/>
-                <w:color w:val="000000"/>
-              </w:rPr>
-              <w:t xml:space="preserve">0.021</w:t>
-            </w:r>
-          </w:p>
-        </w:tc>
-        <w:tc>
-          <w:tcPr>
-            <w:tcBorders>
-              <w:bottom w:val="none" w:sz="0" w:space="0" w:color="000000"/>
-              <w:top w:val="none" w:sz="0" w:space="0" w:color="000000"/>
-              <w:left w:val="none" w:sz="0" w:space="0" w:color="000000"/>
-              <w:right w:val="none" w:sz="0" w:space="0" w:color="000000"/>
-            </w:tcBorders>
-            <w:shd w:val="clear" w:color="auto" w:fill="FFFFFF"/>
-            <w:tcMar>
-              <w:top w:w="0" w:type="dxa"/>
-              <w:bottom w:w="0" w:type="dxa"/>
-              <w:left w:w="0" w:type="dxa"/>
-              <w:right w:w="0" w:type="dxa"/>
-            </w:tcMar>
-            <w:vAlign w:val="top"/>
-          </w:tcPr>
-          <w:p>
-            <w:pPr>
-              <w:pStyle w:val="Normal"/>
-              <w:jc w:val="center"/>
-              <w:pBdr>
-                <w:bottom w:val="none" w:sz="0" w:space="0" w:color="000000"/>
-                <w:top w:val="none" w:sz="0" w:space="0" w:color="000000"/>
-                <w:left w:val="none" w:sz="0" w:space="0" w:color="000000"/>
-                <w:right w:val="none" w:sz="0" w:space="0" w:color="000000"/>
-              </w:pBdr>
-              <w:spacing w:after="100" w:before="100" w:line="240"/>
-              <w:ind w:left="100" w:right="100" w:firstLine="0" w:firstLineChars="0"/>
-              <w:rPr>
-                <w:rFonts w:ascii="Helvetica" w:hAnsi="Helvetica" w:eastAsia="Helvetica" w:cs="Helvetica"/>
-                <w:i w:val="false"/>
-                <w:b w:val="false"/>
-                <w:u w:val="none"/>
-                <w:sz w:val="22"/>
-                <w:szCs w:val="22"/>
-                <w:color w:val="000000"/>
-              </w:rPr>
-            </w:pPr>
-            <w:r>
-              <w:rPr>
-                <w:rFonts w:ascii="Helvetica" w:hAnsi="Helvetica" w:eastAsia="Helvetica" w:cs="Helvetica"/>
-                <w:i w:val="false"/>
-                <w:b w:val="false"/>
-                <w:u w:val="none"/>
-                <w:sz w:val="22"/>
-                <w:szCs w:val="22"/>
-                <w:color w:val="000000"/>
-              </w:rPr>
-              <w:t xml:space="preserve">323</w:t>
-            </w:r>
-          </w:p>
-        </w:tc>
-        <w:tc>
-          <w:tcPr>
-            <w:tcBorders>
-              <w:bottom w:val="none" w:sz="0" w:space="0" w:color="000000"/>
-              <w:top w:val="none" w:sz="0" w:space="0" w:color="000000"/>
-              <w:left w:val="none" w:sz="0" w:space="0" w:color="000000"/>
-              <w:right w:val="none" w:sz="0" w:space="0" w:color="000000"/>
-            </w:tcBorders>
-            <w:shd w:val="clear" w:color="auto" w:fill="FFFFFF"/>
-            <w:tcMar>
-              <w:top w:w="0" w:type="dxa"/>
-              <w:bottom w:w="0" w:type="dxa"/>
-              <w:left w:w="0" w:type="dxa"/>
-              <w:right w:w="0" w:type="dxa"/>
-            </w:tcMar>
-            <w:vAlign w:val="top"/>
-          </w:tcPr>
-          <w:p>
-            <w:pPr>
-              <w:pStyle w:val="Normal"/>
-              <w:jc w:val="center"/>
-              <w:pBdr>
-                <w:bottom w:val="none" w:sz="0" w:space="0" w:color="000000"/>
-                <w:top w:val="none" w:sz="0" w:space="0" w:color="000000"/>
-                <w:left w:val="none" w:sz="0" w:space="0" w:color="000000"/>
-                <w:right w:val="none" w:sz="0" w:space="0" w:color="000000"/>
-              </w:pBdr>
-              <w:spacing w:after="100" w:before="100" w:line="240"/>
-              <w:ind w:left="100" w:right="100" w:firstLine="0" w:firstLineChars="0"/>
-              <w:rPr>
-                <w:rFonts w:ascii="Helvetica" w:hAnsi="Helvetica" w:eastAsia="Helvetica" w:cs="Helvetica"/>
-                <w:i w:val="false"/>
-                <w:b w:val="false"/>
-                <w:u w:val="none"/>
-                <w:sz w:val="22"/>
-                <w:szCs w:val="22"/>
-                <w:color w:val="000000"/>
-              </w:rPr>
-            </w:pPr>
-            <w:r>
-              <w:rPr>
-                <w:rFonts w:ascii="Helvetica" w:hAnsi="Helvetica" w:eastAsia="Helvetica" w:cs="Helvetica"/>
-                <w:i w:val="false"/>
-                <w:b w:val="false"/>
-                <w:u w:val="none"/>
-                <w:sz w:val="22"/>
-                <w:szCs w:val="22"/>
-                <w:color w:val="000000"/>
-              </w:rPr>
-              <w:t xml:space="preserve">0.84</w:t>
-            </w:r>
-          </w:p>
-        </w:tc>
-        <w:tc>
-          <w:tcPr>
-            <w:tcBorders>
-              <w:bottom w:val="none" w:sz="0" w:space="0" w:color="000000"/>
-              <w:top w:val="none" w:sz="0" w:space="0" w:color="000000"/>
-              <w:left w:val="none" w:sz="0" w:space="0" w:color="000000"/>
-              <w:right w:val="none" w:sz="0" w:space="0" w:color="000000"/>
-            </w:tcBorders>
-            <w:shd w:val="clear" w:color="auto" w:fill="FFFFFF"/>
-            <w:tcMar>
-              <w:top w:w="0" w:type="dxa"/>
-              <w:bottom w:w="0" w:type="dxa"/>
-              <w:left w:w="0" w:type="dxa"/>
-              <w:right w:w="0" w:type="dxa"/>
-            </w:tcMar>
-            <w:vAlign w:val="top"/>
-          </w:tcPr>
-          <w:p>
-            <w:pPr>
-              <w:pStyle w:val="Normal"/>
-              <w:jc w:val="center"/>
-              <w:pBdr>
-                <w:bottom w:val="none" w:sz="0" w:space="0" w:color="000000"/>
-                <w:top w:val="none" w:sz="0" w:space="0" w:color="000000"/>
-                <w:left w:val="none" w:sz="0" w:space="0" w:color="000000"/>
-                <w:right w:val="none" w:sz="0" w:space="0" w:color="000000"/>
-              </w:pBdr>
-              <w:spacing w:after="100" w:before="100" w:line="240"/>
-              <w:ind w:left="100" w:right="100" w:firstLine="0" w:firstLineChars="0"/>
-              <w:rPr>
-                <w:rFonts w:ascii="Helvetica" w:hAnsi="Helvetica" w:eastAsia="Helvetica" w:cs="Helvetica"/>
-                <w:i w:val="false"/>
-                <w:b w:val="false"/>
-                <w:u w:val="none"/>
-                <w:sz w:val="22"/>
-                <w:szCs w:val="22"/>
-                <w:color w:val="000000"/>
-              </w:rPr>
-            </w:pPr>
-            <w:r>
-              <w:rPr>
-                <w:rFonts w:ascii="Helvetica" w:hAnsi="Helvetica" w:eastAsia="Helvetica" w:cs="Helvetica"/>
-                <w:i w:val="false"/>
-                <w:b w:val="false"/>
-                <w:u w:val="none"/>
-                <w:sz w:val="22"/>
-                <w:szCs w:val="22"/>
-                <w:color w:val="000000"/>
-              </w:rPr>
-              <w:t xml:space="preserve">0.44, 1.60</w:t>
-            </w:r>
-          </w:p>
-        </w:tc>
-        <w:tc>
-          <w:tcPr>
-            <w:tcBorders>
-              <w:bottom w:val="none" w:sz="0" w:space="0" w:color="000000"/>
-              <w:top w:val="none" w:sz="0" w:space="0" w:color="000000"/>
-              <w:left w:val="none" w:sz="0" w:space="0" w:color="000000"/>
-              <w:right w:val="none" w:sz="0" w:space="0" w:color="000000"/>
-            </w:tcBorders>
-            <w:shd w:val="clear" w:color="auto" w:fill="FFFFFF"/>
-            <w:tcMar>
-              <w:top w:w="0" w:type="dxa"/>
-              <w:bottom w:w="0" w:type="dxa"/>
-              <w:left w:w="0" w:type="dxa"/>
-              <w:right w:w="0" w:type="dxa"/>
-            </w:tcMar>
-            <w:vAlign w:val="top"/>
-          </w:tcPr>
-          <w:p>
-            <w:pPr>
-              <w:pStyle w:val="Normal"/>
-              <w:jc w:val="center"/>
-              <w:pBdr>
-                <w:bottom w:val="none" w:sz="0" w:space="0" w:color="000000"/>
-                <w:top w:val="none" w:sz="0" w:space="0" w:color="000000"/>
-                <w:left w:val="none" w:sz="0" w:space="0" w:color="000000"/>
-                <w:right w:val="none" w:sz="0" w:space="0" w:color="000000"/>
-              </w:pBdr>
-              <w:spacing w:after="100" w:before="100" w:line="240"/>
-              <w:ind w:left="100" w:right="100" w:firstLine="0" w:firstLineChars="0"/>
-              <w:rPr>
-                <w:rFonts w:ascii="Helvetica" w:hAnsi="Helvetica" w:eastAsia="Helvetica" w:cs="Helvetica"/>
-                <w:i w:val="false"/>
-                <w:b w:val="false"/>
-                <w:u w:val="none"/>
-                <w:sz w:val="22"/>
-                <w:szCs w:val="22"/>
-                <w:color w:val="000000"/>
-              </w:rPr>
-            </w:pPr>
-            <w:r>
-              <w:rPr>
-                <w:rFonts w:ascii="Helvetica" w:hAnsi="Helvetica" w:eastAsia="Helvetica" w:cs="Helvetica"/>
-                <w:i w:val="false"/>
-                <w:b w:val="false"/>
-                <w:u w:val="none"/>
-                <w:sz w:val="22"/>
-                <w:szCs w:val="22"/>
-                <w:color w:val="000000"/>
-              </w:rPr>
-              <w:t xml:space="preserve">0.590</w:t>
+              <w:t xml:space="preserve">322</w:t>
+            </w:r>
+          </w:p>
+        </w:tc>
+        <w:tc>
+          <w:tcPr>
+            <w:tcBorders>
+              <w:bottom w:val="none" w:sz="0" w:space="0" w:color="000000"/>
+              <w:top w:val="none" w:sz="0" w:space="0" w:color="000000"/>
+              <w:left w:val="none" w:sz="0" w:space="0" w:color="000000"/>
+              <w:right w:val="none" w:sz="0" w:space="0" w:color="000000"/>
+            </w:tcBorders>
+            <w:shd w:val="clear" w:color="auto" w:fill="FFFFFF"/>
+            <w:tcMar>
+              <w:top w:w="0" w:type="dxa"/>
+              <w:bottom w:w="0" w:type="dxa"/>
+              <w:left w:w="0" w:type="dxa"/>
+              <w:right w:w="0" w:type="dxa"/>
+            </w:tcMar>
+            <w:vAlign w:val="top"/>
+          </w:tcPr>
+          <w:p>
+            <w:pPr>
+              <w:pStyle w:val="Normal"/>
+              <w:jc w:val="center"/>
+              <w:pBdr>
+                <w:bottom w:val="none" w:sz="0" w:space="0" w:color="000000"/>
+                <w:top w:val="none" w:sz="0" w:space="0" w:color="000000"/>
+                <w:left w:val="none" w:sz="0" w:space="0" w:color="000000"/>
+                <w:right w:val="none" w:sz="0" w:space="0" w:color="000000"/>
+              </w:pBdr>
+              <w:spacing w:after="100" w:before="100" w:line="240"/>
+              <w:ind w:left="100" w:right="100" w:firstLine="0" w:firstLineChars="0"/>
+              <w:rPr>
+                <w:rFonts w:ascii="Helvetica" w:hAnsi="Helvetica" w:eastAsia="Helvetica" w:cs="Helvetica"/>
+                <w:i w:val="false"/>
+                <w:b w:val="false"/>
+                <w:u w:val="none"/>
+                <w:sz w:val="22"/>
+                <w:szCs w:val="22"/>
+                <w:color w:val="000000"/>
+              </w:rPr>
+            </w:pPr>
+            <w:r>
+              <w:rPr>
+                <w:rFonts w:ascii="Helvetica" w:hAnsi="Helvetica" w:eastAsia="Helvetica" w:cs="Helvetica"/>
+                <w:i w:val="false"/>
+                <w:b w:val="false"/>
+                <w:u w:val="none"/>
+                <w:sz w:val="22"/>
+                <w:szCs w:val="22"/>
+                <w:color w:val="000000"/>
+              </w:rPr>
+              <w:t xml:space="preserve">0.68</w:t>
+            </w:r>
+          </w:p>
+        </w:tc>
+        <w:tc>
+          <w:tcPr>
+            <w:tcBorders>
+              <w:bottom w:val="none" w:sz="0" w:space="0" w:color="000000"/>
+              <w:top w:val="none" w:sz="0" w:space="0" w:color="000000"/>
+              <w:left w:val="none" w:sz="0" w:space="0" w:color="000000"/>
+              <w:right w:val="none" w:sz="0" w:space="0" w:color="000000"/>
+            </w:tcBorders>
+            <w:shd w:val="clear" w:color="auto" w:fill="FFFFFF"/>
+            <w:tcMar>
+              <w:top w:w="0" w:type="dxa"/>
+              <w:bottom w:w="0" w:type="dxa"/>
+              <w:left w:w="0" w:type="dxa"/>
+              <w:right w:w="0" w:type="dxa"/>
+            </w:tcMar>
+            <w:vAlign w:val="top"/>
+          </w:tcPr>
+          <w:p>
+            <w:pPr>
+              <w:pStyle w:val="Normal"/>
+              <w:jc w:val="center"/>
+              <w:pBdr>
+                <w:bottom w:val="none" w:sz="0" w:space="0" w:color="000000"/>
+                <w:top w:val="none" w:sz="0" w:space="0" w:color="000000"/>
+                <w:left w:val="none" w:sz="0" w:space="0" w:color="000000"/>
+                <w:right w:val="none" w:sz="0" w:space="0" w:color="000000"/>
+              </w:pBdr>
+              <w:spacing w:after="100" w:before="100" w:line="240"/>
+              <w:ind w:left="100" w:right="100" w:firstLine="0" w:firstLineChars="0"/>
+              <w:rPr>
+                <w:rFonts w:ascii="Helvetica" w:hAnsi="Helvetica" w:eastAsia="Helvetica" w:cs="Helvetica"/>
+                <w:i w:val="false"/>
+                <w:b w:val="false"/>
+                <w:u w:val="none"/>
+                <w:sz w:val="22"/>
+                <w:szCs w:val="22"/>
+                <w:color w:val="000000"/>
+              </w:rPr>
+            </w:pPr>
+            <w:r>
+              <w:rPr>
+                <w:rFonts w:ascii="Helvetica" w:hAnsi="Helvetica" w:eastAsia="Helvetica" w:cs="Helvetica"/>
+                <w:i w:val="false"/>
+                <w:b w:val="false"/>
+                <w:u w:val="none"/>
+                <w:sz w:val="22"/>
+                <w:szCs w:val="22"/>
+                <w:color w:val="000000"/>
+              </w:rPr>
+              <w:t xml:space="preserve">0.49, 0.96</w:t>
+            </w:r>
+          </w:p>
+        </w:tc>
+        <w:tc>
+          <w:tcPr>
+            <w:tcBorders>
+              <w:bottom w:val="none" w:sz="0" w:space="0" w:color="000000"/>
+              <w:top w:val="none" w:sz="0" w:space="0" w:color="000000"/>
+              <w:left w:val="none" w:sz="0" w:space="0" w:color="000000"/>
+              <w:right w:val="none" w:sz="0" w:space="0" w:color="000000"/>
+            </w:tcBorders>
+            <w:shd w:val="clear" w:color="auto" w:fill="FFFFFF"/>
+            <w:tcMar>
+              <w:top w:w="0" w:type="dxa"/>
+              <w:bottom w:w="0" w:type="dxa"/>
+              <w:left w:w="0" w:type="dxa"/>
+              <w:right w:w="0" w:type="dxa"/>
+            </w:tcMar>
+            <w:vAlign w:val="top"/>
+          </w:tcPr>
+          <w:p>
+            <w:pPr>
+              <w:pStyle w:val="Normal"/>
+              <w:jc w:val="center"/>
+              <w:pBdr>
+                <w:bottom w:val="none" w:sz="0" w:space="0" w:color="000000"/>
+                <w:top w:val="none" w:sz="0" w:space="0" w:color="000000"/>
+                <w:left w:val="none" w:sz="0" w:space="0" w:color="000000"/>
+                <w:right w:val="none" w:sz="0" w:space="0" w:color="000000"/>
+              </w:pBdr>
+              <w:spacing w:after="100" w:before="100" w:line="240"/>
+              <w:ind w:left="100" w:right="100" w:firstLine="0" w:firstLineChars="0"/>
+              <w:rPr>
+                <w:rFonts w:ascii="Helvetica" w:hAnsi="Helvetica" w:eastAsia="Helvetica" w:cs="Helvetica"/>
+                <w:i w:val="false"/>
+                <w:b w:val="false"/>
+                <w:u w:val="none"/>
+                <w:sz w:val="22"/>
+                <w:szCs w:val="22"/>
+                <w:color w:val="000000"/>
+              </w:rPr>
+            </w:pPr>
+            <w:r>
+              <w:rPr>
+                <w:rFonts w:ascii="Helvetica" w:hAnsi="Helvetica" w:eastAsia="Helvetica" w:cs="Helvetica"/>
+                <w:i w:val="false"/>
+                <w:b w:val="false"/>
+                <w:u w:val="none"/>
+                <w:sz w:val="22"/>
+                <w:szCs w:val="22"/>
+                <w:color w:val="000000"/>
+              </w:rPr>
+              <w:t xml:space="preserve">0.029</w:t>
+            </w:r>
+          </w:p>
+        </w:tc>
+        <w:tc>
+          <w:tcPr>
+            <w:tcBorders>
+              <w:bottom w:val="none" w:sz="0" w:space="0" w:color="000000"/>
+              <w:top w:val="none" w:sz="0" w:space="0" w:color="000000"/>
+              <w:left w:val="none" w:sz="0" w:space="0" w:color="000000"/>
+              <w:right w:val="none" w:sz="0" w:space="0" w:color="000000"/>
+            </w:tcBorders>
+            <w:shd w:val="clear" w:color="auto" w:fill="FFFFFF"/>
+            <w:tcMar>
+              <w:top w:w="0" w:type="dxa"/>
+              <w:bottom w:w="0" w:type="dxa"/>
+              <w:left w:w="0" w:type="dxa"/>
+              <w:right w:w="0" w:type="dxa"/>
+            </w:tcMar>
+            <w:vAlign w:val="top"/>
+          </w:tcPr>
+          <w:p>
+            <w:pPr>
+              <w:pStyle w:val="Normal"/>
+              <w:jc w:val="center"/>
+              <w:pBdr>
+                <w:bottom w:val="none" w:sz="0" w:space="0" w:color="000000"/>
+                <w:top w:val="none" w:sz="0" w:space="0" w:color="000000"/>
+                <w:left w:val="none" w:sz="0" w:space="0" w:color="000000"/>
+                <w:right w:val="none" w:sz="0" w:space="0" w:color="000000"/>
+              </w:pBdr>
+              <w:spacing w:after="100" w:before="100" w:line="240"/>
+              <w:ind w:left="100" w:right="100" w:firstLine="0" w:firstLineChars="0"/>
+              <w:rPr>
+                <w:rFonts w:ascii="Helvetica" w:hAnsi="Helvetica" w:eastAsia="Helvetica" w:cs="Helvetica"/>
+                <w:i w:val="false"/>
+                <w:b w:val="false"/>
+                <w:u w:val="none"/>
+                <w:sz w:val="22"/>
+                <w:szCs w:val="22"/>
+                <w:color w:val="000000"/>
+              </w:rPr>
+            </w:pPr>
+            <w:r>
+              <w:rPr>
+                <w:rFonts w:ascii="Helvetica" w:hAnsi="Helvetica" w:eastAsia="Helvetica" w:cs="Helvetica"/>
+                <w:i w:val="false"/>
+                <w:b w:val="false"/>
+                <w:u w:val="none"/>
+                <w:sz w:val="22"/>
+                <w:szCs w:val="22"/>
+                <w:color w:val="000000"/>
+              </w:rPr>
+              <w:t xml:space="preserve">322</w:t>
+            </w:r>
+          </w:p>
+        </w:tc>
+        <w:tc>
+          <w:tcPr>
+            <w:tcBorders>
+              <w:bottom w:val="none" w:sz="0" w:space="0" w:color="000000"/>
+              <w:top w:val="none" w:sz="0" w:space="0" w:color="000000"/>
+              <w:left w:val="none" w:sz="0" w:space="0" w:color="000000"/>
+              <w:right w:val="none" w:sz="0" w:space="0" w:color="000000"/>
+            </w:tcBorders>
+            <w:shd w:val="clear" w:color="auto" w:fill="FFFFFF"/>
+            <w:tcMar>
+              <w:top w:w="0" w:type="dxa"/>
+              <w:bottom w:w="0" w:type="dxa"/>
+              <w:left w:w="0" w:type="dxa"/>
+              <w:right w:w="0" w:type="dxa"/>
+            </w:tcMar>
+            <w:vAlign w:val="top"/>
+          </w:tcPr>
+          <w:p>
+            <w:pPr>
+              <w:pStyle w:val="Normal"/>
+              <w:jc w:val="center"/>
+              <w:pBdr>
+                <w:bottom w:val="none" w:sz="0" w:space="0" w:color="000000"/>
+                <w:top w:val="none" w:sz="0" w:space="0" w:color="000000"/>
+                <w:left w:val="none" w:sz="0" w:space="0" w:color="000000"/>
+                <w:right w:val="none" w:sz="0" w:space="0" w:color="000000"/>
+              </w:pBdr>
+              <w:spacing w:after="100" w:before="100" w:line="240"/>
+              <w:ind w:left="100" w:right="100" w:firstLine="0" w:firstLineChars="0"/>
+              <w:rPr>
+                <w:rFonts w:ascii="Helvetica" w:hAnsi="Helvetica" w:eastAsia="Helvetica" w:cs="Helvetica"/>
+                <w:i w:val="false"/>
+                <w:b w:val="false"/>
+                <w:u w:val="none"/>
+                <w:sz w:val="22"/>
+                <w:szCs w:val="22"/>
+                <w:color w:val="000000"/>
+              </w:rPr>
+            </w:pPr>
+            <w:r>
+              <w:rPr>
+                <w:rFonts w:ascii="Helvetica" w:hAnsi="Helvetica" w:eastAsia="Helvetica" w:cs="Helvetica"/>
+                <w:i w:val="false"/>
+                <w:b w:val="false"/>
+                <w:u w:val="none"/>
+                <w:sz w:val="22"/>
+                <w:szCs w:val="22"/>
+                <w:color w:val="000000"/>
+              </w:rPr>
+              <w:t xml:space="preserve">0.87</w:t>
+            </w:r>
+          </w:p>
+        </w:tc>
+        <w:tc>
+          <w:tcPr>
+            <w:tcBorders>
+              <w:bottom w:val="none" w:sz="0" w:space="0" w:color="000000"/>
+              <w:top w:val="none" w:sz="0" w:space="0" w:color="000000"/>
+              <w:left w:val="none" w:sz="0" w:space="0" w:color="000000"/>
+              <w:right w:val="none" w:sz="0" w:space="0" w:color="000000"/>
+            </w:tcBorders>
+            <w:shd w:val="clear" w:color="auto" w:fill="FFFFFF"/>
+            <w:tcMar>
+              <w:top w:w="0" w:type="dxa"/>
+              <w:bottom w:w="0" w:type="dxa"/>
+              <w:left w:w="0" w:type="dxa"/>
+              <w:right w:w="0" w:type="dxa"/>
+            </w:tcMar>
+            <w:vAlign w:val="top"/>
+          </w:tcPr>
+          <w:p>
+            <w:pPr>
+              <w:pStyle w:val="Normal"/>
+              <w:jc w:val="center"/>
+              <w:pBdr>
+                <w:bottom w:val="none" w:sz="0" w:space="0" w:color="000000"/>
+                <w:top w:val="none" w:sz="0" w:space="0" w:color="000000"/>
+                <w:left w:val="none" w:sz="0" w:space="0" w:color="000000"/>
+                <w:right w:val="none" w:sz="0" w:space="0" w:color="000000"/>
+              </w:pBdr>
+              <w:spacing w:after="100" w:before="100" w:line="240"/>
+              <w:ind w:left="100" w:right="100" w:firstLine="0" w:firstLineChars="0"/>
+              <w:rPr>
+                <w:rFonts w:ascii="Helvetica" w:hAnsi="Helvetica" w:eastAsia="Helvetica" w:cs="Helvetica"/>
+                <w:i w:val="false"/>
+                <w:b w:val="false"/>
+                <w:u w:val="none"/>
+                <w:sz w:val="22"/>
+                <w:szCs w:val="22"/>
+                <w:color w:val="000000"/>
+              </w:rPr>
+            </w:pPr>
+            <w:r>
+              <w:rPr>
+                <w:rFonts w:ascii="Helvetica" w:hAnsi="Helvetica" w:eastAsia="Helvetica" w:cs="Helvetica"/>
+                <w:i w:val="false"/>
+                <w:b w:val="false"/>
+                <w:u w:val="none"/>
+                <w:sz w:val="22"/>
+                <w:szCs w:val="22"/>
+                <w:color w:val="000000"/>
+              </w:rPr>
+              <w:t xml:space="preserve">0.45, 1.67</w:t>
+            </w:r>
+          </w:p>
+        </w:tc>
+        <w:tc>
+          <w:tcPr>
+            <w:tcBorders>
+              <w:bottom w:val="none" w:sz="0" w:space="0" w:color="000000"/>
+              <w:top w:val="none" w:sz="0" w:space="0" w:color="000000"/>
+              <w:left w:val="none" w:sz="0" w:space="0" w:color="000000"/>
+              <w:right w:val="none" w:sz="0" w:space="0" w:color="000000"/>
+            </w:tcBorders>
+            <w:shd w:val="clear" w:color="auto" w:fill="FFFFFF"/>
+            <w:tcMar>
+              <w:top w:w="0" w:type="dxa"/>
+              <w:bottom w:w="0" w:type="dxa"/>
+              <w:left w:w="0" w:type="dxa"/>
+              <w:right w:w="0" w:type="dxa"/>
+            </w:tcMar>
+            <w:vAlign w:val="top"/>
+          </w:tcPr>
+          <w:p>
+            <w:pPr>
+              <w:pStyle w:val="Normal"/>
+              <w:jc w:val="center"/>
+              <w:pBdr>
+                <w:bottom w:val="none" w:sz="0" w:space="0" w:color="000000"/>
+                <w:top w:val="none" w:sz="0" w:space="0" w:color="000000"/>
+                <w:left w:val="none" w:sz="0" w:space="0" w:color="000000"/>
+                <w:right w:val="none" w:sz="0" w:space="0" w:color="000000"/>
+              </w:pBdr>
+              <w:spacing w:after="100" w:before="100" w:line="240"/>
+              <w:ind w:left="100" w:right="100" w:firstLine="0" w:firstLineChars="0"/>
+              <w:rPr>
+                <w:rFonts w:ascii="Helvetica" w:hAnsi="Helvetica" w:eastAsia="Helvetica" w:cs="Helvetica"/>
+                <w:i w:val="false"/>
+                <w:b w:val="false"/>
+                <w:u w:val="none"/>
+                <w:sz w:val="22"/>
+                <w:szCs w:val="22"/>
+                <w:color w:val="000000"/>
+              </w:rPr>
+            </w:pPr>
+            <w:r>
+              <w:rPr>
+                <w:rFonts w:ascii="Helvetica" w:hAnsi="Helvetica" w:eastAsia="Helvetica" w:cs="Helvetica"/>
+                <w:i w:val="false"/>
+                <w:b w:val="false"/>
+                <w:u w:val="none"/>
+                <w:sz w:val="22"/>
+                <w:szCs w:val="22"/>
+                <w:color w:val="000000"/>
+              </w:rPr>
+              <w:t xml:space="preserve">0.680</w:t>
             </w:r>
           </w:p>
         </w:tc>
       </w:tr>
       <w:tr>
         <w:trPr>
-          <w:trHeight w:val="597" w:hRule="auto"/>
+          <w:trHeight w:val="598" w:hRule="auto"/>
         </w:trPr>
         body25
         <w:tc>
@@ -12430,378 +12430,378 @@
                 <w:szCs w:val="22"/>
                 <w:color w:val="000000"/>
               </w:rPr>
-              <w:t xml:space="preserve">323</w:t>
-            </w:r>
-          </w:p>
-        </w:tc>
-        <w:tc>
-          <w:tcPr>
-            <w:tcBorders>
-              <w:bottom w:val="none" w:sz="0" w:space="0" w:color="000000"/>
-              <w:top w:val="none" w:sz="0" w:space="0" w:color="000000"/>
-              <w:left w:val="none" w:sz="0" w:space="0" w:color="000000"/>
-              <w:right w:val="none" w:sz="0" w:space="0" w:color="000000"/>
-            </w:tcBorders>
-            <w:shd w:val="clear" w:color="auto" w:fill="FFFFFF"/>
-            <w:tcMar>
-              <w:top w:w="0" w:type="dxa"/>
-              <w:bottom w:w="0" w:type="dxa"/>
-              <w:left w:w="0" w:type="dxa"/>
-              <w:right w:w="0" w:type="dxa"/>
-            </w:tcMar>
-            <w:vAlign w:val="top"/>
-          </w:tcPr>
-          <w:p>
-            <w:pPr>
-              <w:pStyle w:val="Normal"/>
-              <w:jc w:val="center"/>
-              <w:pBdr>
-                <w:bottom w:val="none" w:sz="0" w:space="0" w:color="000000"/>
-                <w:top w:val="none" w:sz="0" w:space="0" w:color="000000"/>
-                <w:left w:val="none" w:sz="0" w:space="0" w:color="000000"/>
-                <w:right w:val="none" w:sz="0" w:space="0" w:color="000000"/>
-              </w:pBdr>
-              <w:spacing w:after="100" w:before="100" w:line="240"/>
-              <w:ind w:left="100" w:right="100" w:firstLine="0" w:firstLineChars="0"/>
-              <w:rPr>
-                <w:rFonts w:ascii="Helvetica" w:hAnsi="Helvetica" w:eastAsia="Helvetica" w:cs="Helvetica"/>
-                <w:i w:val="false"/>
-                <w:b w:val="false"/>
-                <w:u w:val="none"/>
-                <w:sz w:val="22"/>
-                <w:szCs w:val="22"/>
-                <w:color w:val="000000"/>
-              </w:rPr>
-            </w:pPr>
-            <w:r>
-              <w:rPr>
-                <w:rFonts w:ascii="Helvetica" w:hAnsi="Helvetica" w:eastAsia="Helvetica" w:cs="Helvetica"/>
-                <w:i w:val="false"/>
-                <w:b w:val="false"/>
-                <w:u w:val="none"/>
-                <w:sz w:val="22"/>
-                <w:szCs w:val="22"/>
-                <w:color w:val="000000"/>
-              </w:rPr>
-              <w:t xml:space="preserve">0.61</w:t>
-            </w:r>
-          </w:p>
-        </w:tc>
-        <w:tc>
-          <w:tcPr>
-            <w:tcBorders>
-              <w:bottom w:val="none" w:sz="0" w:space="0" w:color="000000"/>
-              <w:top w:val="none" w:sz="0" w:space="0" w:color="000000"/>
-              <w:left w:val="none" w:sz="0" w:space="0" w:color="000000"/>
-              <w:right w:val="none" w:sz="0" w:space="0" w:color="000000"/>
-            </w:tcBorders>
-            <w:shd w:val="clear" w:color="auto" w:fill="FFFFFF"/>
-            <w:tcMar>
-              <w:top w:w="0" w:type="dxa"/>
-              <w:bottom w:w="0" w:type="dxa"/>
-              <w:left w:w="0" w:type="dxa"/>
-              <w:right w:w="0" w:type="dxa"/>
-            </w:tcMar>
-            <w:vAlign w:val="top"/>
-          </w:tcPr>
-          <w:p>
-            <w:pPr>
-              <w:pStyle w:val="Normal"/>
-              <w:jc w:val="center"/>
-              <w:pBdr>
-                <w:bottom w:val="none" w:sz="0" w:space="0" w:color="000000"/>
-                <w:top w:val="none" w:sz="0" w:space="0" w:color="000000"/>
-                <w:left w:val="none" w:sz="0" w:space="0" w:color="000000"/>
-                <w:right w:val="none" w:sz="0" w:space="0" w:color="000000"/>
-              </w:pBdr>
-              <w:spacing w:after="100" w:before="100" w:line="240"/>
-              <w:ind w:left="100" w:right="100" w:firstLine="0" w:firstLineChars="0"/>
-              <w:rPr>
-                <w:rFonts w:ascii="Helvetica" w:hAnsi="Helvetica" w:eastAsia="Helvetica" w:cs="Helvetica"/>
-                <w:i w:val="false"/>
-                <w:b w:val="false"/>
-                <w:u w:val="none"/>
-                <w:sz w:val="22"/>
-                <w:szCs w:val="22"/>
-                <w:color w:val="000000"/>
-              </w:rPr>
-            </w:pPr>
-            <w:r>
-              <w:rPr>
-                <w:rFonts w:ascii="Helvetica" w:hAnsi="Helvetica" w:eastAsia="Helvetica" w:cs="Helvetica"/>
-                <w:i w:val="false"/>
-                <w:b w:val="false"/>
-                <w:u w:val="none"/>
-                <w:sz w:val="22"/>
-                <w:szCs w:val="22"/>
-                <w:color w:val="000000"/>
-              </w:rPr>
-              <w:t xml:space="preserve">0.31, 1.19</w:t>
-            </w:r>
-          </w:p>
-        </w:tc>
-        <w:tc>
-          <w:tcPr>
-            <w:tcBorders>
-              <w:bottom w:val="none" w:sz="0" w:space="0" w:color="000000"/>
-              <w:top w:val="none" w:sz="0" w:space="0" w:color="000000"/>
-              <w:left w:val="none" w:sz="0" w:space="0" w:color="000000"/>
-              <w:right w:val="none" w:sz="0" w:space="0" w:color="000000"/>
-            </w:tcBorders>
-            <w:shd w:val="clear" w:color="auto" w:fill="FFFFFF"/>
-            <w:tcMar>
-              <w:top w:w="0" w:type="dxa"/>
-              <w:bottom w:w="0" w:type="dxa"/>
-              <w:left w:w="0" w:type="dxa"/>
-              <w:right w:w="0" w:type="dxa"/>
-            </w:tcMar>
-            <w:vAlign w:val="top"/>
-          </w:tcPr>
-          <w:p>
-            <w:pPr>
-              <w:pStyle w:val="Normal"/>
-              <w:jc w:val="center"/>
-              <w:pBdr>
-                <w:bottom w:val="none" w:sz="0" w:space="0" w:color="000000"/>
-                <w:top w:val="none" w:sz="0" w:space="0" w:color="000000"/>
-                <w:left w:val="none" w:sz="0" w:space="0" w:color="000000"/>
-                <w:right w:val="none" w:sz="0" w:space="0" w:color="000000"/>
-              </w:pBdr>
-              <w:spacing w:after="100" w:before="100" w:line="240"/>
-              <w:ind w:left="100" w:right="100" w:firstLine="0" w:firstLineChars="0"/>
-              <w:rPr>
-                <w:rFonts w:ascii="Helvetica" w:hAnsi="Helvetica" w:eastAsia="Helvetica" w:cs="Helvetica"/>
-                <w:i w:val="false"/>
-                <w:b w:val="false"/>
-                <w:u w:val="none"/>
-                <w:sz w:val="22"/>
-                <w:szCs w:val="22"/>
-                <w:color w:val="000000"/>
-              </w:rPr>
-            </w:pPr>
-            <w:r>
-              <w:rPr>
-                <w:rFonts w:ascii="Helvetica" w:hAnsi="Helvetica" w:eastAsia="Helvetica" w:cs="Helvetica"/>
-                <w:i w:val="false"/>
-                <w:b w:val="false"/>
-                <w:u w:val="none"/>
-                <w:sz w:val="22"/>
-                <w:szCs w:val="22"/>
-                <w:color w:val="000000"/>
-              </w:rPr>
-              <w:t xml:space="preserve">0.150</w:t>
-            </w:r>
-          </w:p>
-        </w:tc>
-        <w:tc>
-          <w:tcPr>
-            <w:tcBorders>
-              <w:bottom w:val="none" w:sz="0" w:space="0" w:color="000000"/>
-              <w:top w:val="none" w:sz="0" w:space="0" w:color="000000"/>
-              <w:left w:val="none" w:sz="0" w:space="0" w:color="000000"/>
-              <w:right w:val="none" w:sz="0" w:space="0" w:color="000000"/>
-            </w:tcBorders>
-            <w:shd w:val="clear" w:color="auto" w:fill="FFFFFF"/>
-            <w:tcMar>
-              <w:top w:w="0" w:type="dxa"/>
-              <w:bottom w:w="0" w:type="dxa"/>
-              <w:left w:w="0" w:type="dxa"/>
-              <w:right w:w="0" w:type="dxa"/>
-            </w:tcMar>
-            <w:vAlign w:val="top"/>
-          </w:tcPr>
-          <w:p>
-            <w:pPr>
-              <w:pStyle w:val="Normal"/>
-              <w:jc w:val="center"/>
-              <w:pBdr>
-                <w:bottom w:val="none" w:sz="0" w:space="0" w:color="000000"/>
-                <w:top w:val="none" w:sz="0" w:space="0" w:color="000000"/>
-                <w:left w:val="none" w:sz="0" w:space="0" w:color="000000"/>
-                <w:right w:val="none" w:sz="0" w:space="0" w:color="000000"/>
-              </w:pBdr>
-              <w:spacing w:after="100" w:before="100" w:line="240"/>
-              <w:ind w:left="100" w:right="100" w:firstLine="0" w:firstLineChars="0"/>
-              <w:rPr>
-                <w:rFonts w:ascii="Helvetica" w:hAnsi="Helvetica" w:eastAsia="Helvetica" w:cs="Helvetica"/>
-                <w:i w:val="false"/>
-                <w:b w:val="false"/>
-                <w:u w:val="none"/>
-                <w:sz w:val="22"/>
-                <w:szCs w:val="22"/>
-                <w:color w:val="000000"/>
-              </w:rPr>
-            </w:pPr>
-            <w:r>
-              <w:rPr>
-                <w:rFonts w:ascii="Helvetica" w:hAnsi="Helvetica" w:eastAsia="Helvetica" w:cs="Helvetica"/>
-                <w:i w:val="false"/>
-                <w:b w:val="false"/>
-                <w:u w:val="none"/>
-                <w:sz w:val="22"/>
-                <w:szCs w:val="22"/>
-                <w:color w:val="000000"/>
-              </w:rPr>
-              <w:t xml:space="preserve">323</w:t>
-            </w:r>
-          </w:p>
-        </w:tc>
-        <w:tc>
-          <w:tcPr>
-            <w:tcBorders>
-              <w:bottom w:val="none" w:sz="0" w:space="0" w:color="000000"/>
-              <w:top w:val="none" w:sz="0" w:space="0" w:color="000000"/>
-              <w:left w:val="none" w:sz="0" w:space="0" w:color="000000"/>
-              <w:right w:val="none" w:sz="0" w:space="0" w:color="000000"/>
-            </w:tcBorders>
-            <w:shd w:val="clear" w:color="auto" w:fill="FFFFFF"/>
-            <w:tcMar>
-              <w:top w:w="0" w:type="dxa"/>
-              <w:bottom w:w="0" w:type="dxa"/>
-              <w:left w:w="0" w:type="dxa"/>
-              <w:right w:w="0" w:type="dxa"/>
-            </w:tcMar>
-            <w:vAlign w:val="top"/>
-          </w:tcPr>
-          <w:p>
-            <w:pPr>
-              <w:pStyle w:val="Normal"/>
-              <w:jc w:val="center"/>
-              <w:pBdr>
-                <w:bottom w:val="none" w:sz="0" w:space="0" w:color="000000"/>
-                <w:top w:val="none" w:sz="0" w:space="0" w:color="000000"/>
-                <w:left w:val="none" w:sz="0" w:space="0" w:color="000000"/>
-                <w:right w:val="none" w:sz="0" w:space="0" w:color="000000"/>
-              </w:pBdr>
-              <w:spacing w:after="100" w:before="100" w:line="240"/>
-              <w:ind w:left="100" w:right="100" w:firstLine="0" w:firstLineChars="0"/>
-              <w:rPr>
-                <w:rFonts w:ascii="Helvetica" w:hAnsi="Helvetica" w:eastAsia="Helvetica" w:cs="Helvetica"/>
-                <w:i w:val="false"/>
-                <w:b w:val="false"/>
-                <w:u w:val="none"/>
-                <w:sz w:val="22"/>
-                <w:szCs w:val="22"/>
-                <w:color w:val="000000"/>
-              </w:rPr>
-            </w:pPr>
-            <w:r>
-              <w:rPr>
-                <w:rFonts w:ascii="Helvetica" w:hAnsi="Helvetica" w:eastAsia="Helvetica" w:cs="Helvetica"/>
-                <w:i w:val="false"/>
-                <w:b w:val="false"/>
-                <w:u w:val="none"/>
-                <w:sz w:val="22"/>
-                <w:szCs w:val="22"/>
-                <w:color w:val="000000"/>
-              </w:rPr>
-              <w:t xml:space="preserve">0.17</w:t>
-            </w:r>
-          </w:p>
-        </w:tc>
-        <w:tc>
-          <w:tcPr>
-            <w:tcBorders>
-              <w:bottom w:val="none" w:sz="0" w:space="0" w:color="000000"/>
-              <w:top w:val="none" w:sz="0" w:space="0" w:color="000000"/>
-              <w:left w:val="none" w:sz="0" w:space="0" w:color="000000"/>
-              <w:right w:val="none" w:sz="0" w:space="0" w:color="000000"/>
-            </w:tcBorders>
-            <w:shd w:val="clear" w:color="auto" w:fill="FFFFFF"/>
-            <w:tcMar>
-              <w:top w:w="0" w:type="dxa"/>
-              <w:bottom w:w="0" w:type="dxa"/>
-              <w:left w:w="0" w:type="dxa"/>
-              <w:right w:w="0" w:type="dxa"/>
-            </w:tcMar>
-            <w:vAlign w:val="top"/>
-          </w:tcPr>
-          <w:p>
-            <w:pPr>
-              <w:pStyle w:val="Normal"/>
-              <w:jc w:val="center"/>
-              <w:pBdr>
-                <w:bottom w:val="none" w:sz="0" w:space="0" w:color="000000"/>
-                <w:top w:val="none" w:sz="0" w:space="0" w:color="000000"/>
-                <w:left w:val="none" w:sz="0" w:space="0" w:color="000000"/>
-                <w:right w:val="none" w:sz="0" w:space="0" w:color="000000"/>
-              </w:pBdr>
-              <w:spacing w:after="100" w:before="100" w:line="240"/>
-              <w:ind w:left="100" w:right="100" w:firstLine="0" w:firstLineChars="0"/>
-              <w:rPr>
-                <w:rFonts w:ascii="Helvetica" w:hAnsi="Helvetica" w:eastAsia="Helvetica" w:cs="Helvetica"/>
-                <w:i w:val="false"/>
-                <w:b w:val="false"/>
-                <w:u w:val="none"/>
-                <w:sz w:val="22"/>
-                <w:szCs w:val="22"/>
-                <w:color w:val="000000"/>
-              </w:rPr>
-            </w:pPr>
-            <w:r>
-              <w:rPr>
-                <w:rFonts w:ascii="Helvetica" w:hAnsi="Helvetica" w:eastAsia="Helvetica" w:cs="Helvetica"/>
-                <w:i w:val="false"/>
-                <w:b w:val="false"/>
-                <w:u w:val="none"/>
-                <w:sz w:val="22"/>
-                <w:szCs w:val="22"/>
-                <w:color w:val="000000"/>
-              </w:rPr>
-              <w:t xml:space="preserve">0.05, 0.53</w:t>
-            </w:r>
-          </w:p>
-        </w:tc>
-        <w:tc>
-          <w:tcPr>
-            <w:tcBorders>
-              <w:bottom w:val="none" w:sz="0" w:space="0" w:color="000000"/>
-              <w:top w:val="none" w:sz="0" w:space="0" w:color="000000"/>
-              <w:left w:val="none" w:sz="0" w:space="0" w:color="000000"/>
-              <w:right w:val="none" w:sz="0" w:space="0" w:color="000000"/>
-            </w:tcBorders>
-            <w:shd w:val="clear" w:color="auto" w:fill="FFFFFF"/>
-            <w:tcMar>
-              <w:top w:w="0" w:type="dxa"/>
-              <w:bottom w:w="0" w:type="dxa"/>
-              <w:left w:w="0" w:type="dxa"/>
-              <w:right w:w="0" w:type="dxa"/>
-            </w:tcMar>
-            <w:vAlign w:val="top"/>
-          </w:tcPr>
-          <w:p>
-            <w:pPr>
-              <w:pStyle w:val="Normal"/>
-              <w:jc w:val="center"/>
-              <w:pBdr>
-                <w:bottom w:val="none" w:sz="0" w:space="0" w:color="000000"/>
-                <w:top w:val="none" w:sz="0" w:space="0" w:color="000000"/>
-                <w:left w:val="none" w:sz="0" w:space="0" w:color="000000"/>
-                <w:right w:val="none" w:sz="0" w:space="0" w:color="000000"/>
-              </w:pBdr>
-              <w:spacing w:after="100" w:before="100" w:line="240"/>
-              <w:ind w:left="100" w:right="100" w:firstLine="0" w:firstLineChars="0"/>
-              <w:rPr>
-                <w:rFonts w:ascii="Helvetica" w:hAnsi="Helvetica" w:eastAsia="Helvetica" w:cs="Helvetica"/>
-                <w:i w:val="false"/>
-                <w:b w:val="false"/>
-                <w:u w:val="none"/>
-                <w:sz w:val="22"/>
-                <w:szCs w:val="22"/>
-                <w:color w:val="000000"/>
-              </w:rPr>
-            </w:pPr>
-            <w:r>
-              <w:rPr>
-                <w:rFonts w:ascii="Helvetica" w:hAnsi="Helvetica" w:eastAsia="Helvetica" w:cs="Helvetica"/>
-                <w:i w:val="false"/>
-                <w:b w:val="false"/>
-                <w:u w:val="none"/>
-                <w:sz w:val="22"/>
-                <w:szCs w:val="22"/>
-                <w:color w:val="000000"/>
-              </w:rPr>
-              <w:t xml:space="preserve">0.002</w:t>
+              <w:t xml:space="preserve">322</w:t>
+            </w:r>
+          </w:p>
+        </w:tc>
+        <w:tc>
+          <w:tcPr>
+            <w:tcBorders>
+              <w:bottom w:val="none" w:sz="0" w:space="0" w:color="000000"/>
+              <w:top w:val="none" w:sz="0" w:space="0" w:color="000000"/>
+              <w:left w:val="none" w:sz="0" w:space="0" w:color="000000"/>
+              <w:right w:val="none" w:sz="0" w:space="0" w:color="000000"/>
+            </w:tcBorders>
+            <w:shd w:val="clear" w:color="auto" w:fill="FFFFFF"/>
+            <w:tcMar>
+              <w:top w:w="0" w:type="dxa"/>
+              <w:bottom w:w="0" w:type="dxa"/>
+              <w:left w:w="0" w:type="dxa"/>
+              <w:right w:w="0" w:type="dxa"/>
+            </w:tcMar>
+            <w:vAlign w:val="top"/>
+          </w:tcPr>
+          <w:p>
+            <w:pPr>
+              <w:pStyle w:val="Normal"/>
+              <w:jc w:val="center"/>
+              <w:pBdr>
+                <w:bottom w:val="none" w:sz="0" w:space="0" w:color="000000"/>
+                <w:top w:val="none" w:sz="0" w:space="0" w:color="000000"/>
+                <w:left w:val="none" w:sz="0" w:space="0" w:color="000000"/>
+                <w:right w:val="none" w:sz="0" w:space="0" w:color="000000"/>
+              </w:pBdr>
+              <w:spacing w:after="100" w:before="100" w:line="240"/>
+              <w:ind w:left="100" w:right="100" w:firstLine="0" w:firstLineChars="0"/>
+              <w:rPr>
+                <w:rFonts w:ascii="Helvetica" w:hAnsi="Helvetica" w:eastAsia="Helvetica" w:cs="Helvetica"/>
+                <w:i w:val="false"/>
+                <w:b w:val="false"/>
+                <w:u w:val="none"/>
+                <w:sz w:val="22"/>
+                <w:szCs w:val="22"/>
+                <w:color w:val="000000"/>
+              </w:rPr>
+            </w:pPr>
+            <w:r>
+              <w:rPr>
+                <w:rFonts w:ascii="Helvetica" w:hAnsi="Helvetica" w:eastAsia="Helvetica" w:cs="Helvetica"/>
+                <w:i w:val="false"/>
+                <w:b w:val="false"/>
+                <w:u w:val="none"/>
+                <w:sz w:val="22"/>
+                <w:szCs w:val="22"/>
+                <w:color w:val="000000"/>
+              </w:rPr>
+              <w:t xml:space="preserve">0.56</w:t>
+            </w:r>
+          </w:p>
+        </w:tc>
+        <w:tc>
+          <w:tcPr>
+            <w:tcBorders>
+              <w:bottom w:val="none" w:sz="0" w:space="0" w:color="000000"/>
+              <w:top w:val="none" w:sz="0" w:space="0" w:color="000000"/>
+              <w:left w:val="none" w:sz="0" w:space="0" w:color="000000"/>
+              <w:right w:val="none" w:sz="0" w:space="0" w:color="000000"/>
+            </w:tcBorders>
+            <w:shd w:val="clear" w:color="auto" w:fill="FFFFFF"/>
+            <w:tcMar>
+              <w:top w:w="0" w:type="dxa"/>
+              <w:bottom w:w="0" w:type="dxa"/>
+              <w:left w:w="0" w:type="dxa"/>
+              <w:right w:w="0" w:type="dxa"/>
+            </w:tcMar>
+            <w:vAlign w:val="top"/>
+          </w:tcPr>
+          <w:p>
+            <w:pPr>
+              <w:pStyle w:val="Normal"/>
+              <w:jc w:val="center"/>
+              <w:pBdr>
+                <w:bottom w:val="none" w:sz="0" w:space="0" w:color="000000"/>
+                <w:top w:val="none" w:sz="0" w:space="0" w:color="000000"/>
+                <w:left w:val="none" w:sz="0" w:space="0" w:color="000000"/>
+                <w:right w:val="none" w:sz="0" w:space="0" w:color="000000"/>
+              </w:pBdr>
+              <w:spacing w:after="100" w:before="100" w:line="240"/>
+              <w:ind w:left="100" w:right="100" w:firstLine="0" w:firstLineChars="0"/>
+              <w:rPr>
+                <w:rFonts w:ascii="Helvetica" w:hAnsi="Helvetica" w:eastAsia="Helvetica" w:cs="Helvetica"/>
+                <w:i w:val="false"/>
+                <w:b w:val="false"/>
+                <w:u w:val="none"/>
+                <w:sz w:val="22"/>
+                <w:szCs w:val="22"/>
+                <w:color w:val="000000"/>
+              </w:rPr>
+            </w:pPr>
+            <w:r>
+              <w:rPr>
+                <w:rFonts w:ascii="Helvetica" w:hAnsi="Helvetica" w:eastAsia="Helvetica" w:cs="Helvetica"/>
+                <w:i w:val="false"/>
+                <w:b w:val="false"/>
+                <w:u w:val="none"/>
+                <w:sz w:val="22"/>
+                <w:szCs w:val="22"/>
+                <w:color w:val="000000"/>
+              </w:rPr>
+              <w:t xml:space="preserve">0.28, 1.13</w:t>
+            </w:r>
+          </w:p>
+        </w:tc>
+        <w:tc>
+          <w:tcPr>
+            <w:tcBorders>
+              <w:bottom w:val="none" w:sz="0" w:space="0" w:color="000000"/>
+              <w:top w:val="none" w:sz="0" w:space="0" w:color="000000"/>
+              <w:left w:val="none" w:sz="0" w:space="0" w:color="000000"/>
+              <w:right w:val="none" w:sz="0" w:space="0" w:color="000000"/>
+            </w:tcBorders>
+            <w:shd w:val="clear" w:color="auto" w:fill="FFFFFF"/>
+            <w:tcMar>
+              <w:top w:w="0" w:type="dxa"/>
+              <w:bottom w:w="0" w:type="dxa"/>
+              <w:left w:w="0" w:type="dxa"/>
+              <w:right w:w="0" w:type="dxa"/>
+            </w:tcMar>
+            <w:vAlign w:val="top"/>
+          </w:tcPr>
+          <w:p>
+            <w:pPr>
+              <w:pStyle w:val="Normal"/>
+              <w:jc w:val="center"/>
+              <w:pBdr>
+                <w:bottom w:val="none" w:sz="0" w:space="0" w:color="000000"/>
+                <w:top w:val="none" w:sz="0" w:space="0" w:color="000000"/>
+                <w:left w:val="none" w:sz="0" w:space="0" w:color="000000"/>
+                <w:right w:val="none" w:sz="0" w:space="0" w:color="000000"/>
+              </w:pBdr>
+              <w:spacing w:after="100" w:before="100" w:line="240"/>
+              <w:ind w:left="100" w:right="100" w:firstLine="0" w:firstLineChars="0"/>
+              <w:rPr>
+                <w:rFonts w:ascii="Helvetica" w:hAnsi="Helvetica" w:eastAsia="Helvetica" w:cs="Helvetica"/>
+                <w:i w:val="false"/>
+                <w:b w:val="false"/>
+                <w:u w:val="none"/>
+                <w:sz w:val="22"/>
+                <w:szCs w:val="22"/>
+                <w:color w:val="000000"/>
+              </w:rPr>
+            </w:pPr>
+            <w:r>
+              <w:rPr>
+                <w:rFonts w:ascii="Helvetica" w:hAnsi="Helvetica" w:eastAsia="Helvetica" w:cs="Helvetica"/>
+                <w:i w:val="false"/>
+                <w:b w:val="false"/>
+                <w:u w:val="none"/>
+                <w:sz w:val="22"/>
+                <w:szCs w:val="22"/>
+                <w:color w:val="000000"/>
+              </w:rPr>
+              <w:t xml:space="preserve">0.110</w:t>
+            </w:r>
+          </w:p>
+        </w:tc>
+        <w:tc>
+          <w:tcPr>
+            <w:tcBorders>
+              <w:bottom w:val="none" w:sz="0" w:space="0" w:color="000000"/>
+              <w:top w:val="none" w:sz="0" w:space="0" w:color="000000"/>
+              <w:left w:val="none" w:sz="0" w:space="0" w:color="000000"/>
+              <w:right w:val="none" w:sz="0" w:space="0" w:color="000000"/>
+            </w:tcBorders>
+            <w:shd w:val="clear" w:color="auto" w:fill="FFFFFF"/>
+            <w:tcMar>
+              <w:top w:w="0" w:type="dxa"/>
+              <w:bottom w:w="0" w:type="dxa"/>
+              <w:left w:w="0" w:type="dxa"/>
+              <w:right w:w="0" w:type="dxa"/>
+            </w:tcMar>
+            <w:vAlign w:val="top"/>
+          </w:tcPr>
+          <w:p>
+            <w:pPr>
+              <w:pStyle w:val="Normal"/>
+              <w:jc w:val="center"/>
+              <w:pBdr>
+                <w:bottom w:val="none" w:sz="0" w:space="0" w:color="000000"/>
+                <w:top w:val="none" w:sz="0" w:space="0" w:color="000000"/>
+                <w:left w:val="none" w:sz="0" w:space="0" w:color="000000"/>
+                <w:right w:val="none" w:sz="0" w:space="0" w:color="000000"/>
+              </w:pBdr>
+              <w:spacing w:after="100" w:before="100" w:line="240"/>
+              <w:ind w:left="100" w:right="100" w:firstLine="0" w:firstLineChars="0"/>
+              <w:rPr>
+                <w:rFonts w:ascii="Helvetica" w:hAnsi="Helvetica" w:eastAsia="Helvetica" w:cs="Helvetica"/>
+                <w:i w:val="false"/>
+                <w:b w:val="false"/>
+                <w:u w:val="none"/>
+                <w:sz w:val="22"/>
+                <w:szCs w:val="22"/>
+                <w:color w:val="000000"/>
+              </w:rPr>
+            </w:pPr>
+            <w:r>
+              <w:rPr>
+                <w:rFonts w:ascii="Helvetica" w:hAnsi="Helvetica" w:eastAsia="Helvetica" w:cs="Helvetica"/>
+                <w:i w:val="false"/>
+                <w:b w:val="false"/>
+                <w:u w:val="none"/>
+                <w:sz w:val="22"/>
+                <w:szCs w:val="22"/>
+                <w:color w:val="000000"/>
+              </w:rPr>
+              <w:t xml:space="preserve">322</w:t>
+            </w:r>
+          </w:p>
+        </w:tc>
+        <w:tc>
+          <w:tcPr>
+            <w:tcBorders>
+              <w:bottom w:val="none" w:sz="0" w:space="0" w:color="000000"/>
+              <w:top w:val="none" w:sz="0" w:space="0" w:color="000000"/>
+              <w:left w:val="none" w:sz="0" w:space="0" w:color="000000"/>
+              <w:right w:val="none" w:sz="0" w:space="0" w:color="000000"/>
+            </w:tcBorders>
+            <w:shd w:val="clear" w:color="auto" w:fill="FFFFFF"/>
+            <w:tcMar>
+              <w:top w:w="0" w:type="dxa"/>
+              <w:bottom w:w="0" w:type="dxa"/>
+              <w:left w:w="0" w:type="dxa"/>
+              <w:right w:w="0" w:type="dxa"/>
+            </w:tcMar>
+            <w:vAlign w:val="top"/>
+          </w:tcPr>
+          <w:p>
+            <w:pPr>
+              <w:pStyle w:val="Normal"/>
+              <w:jc w:val="center"/>
+              <w:pBdr>
+                <w:bottom w:val="none" w:sz="0" w:space="0" w:color="000000"/>
+                <w:top w:val="none" w:sz="0" w:space="0" w:color="000000"/>
+                <w:left w:val="none" w:sz="0" w:space="0" w:color="000000"/>
+                <w:right w:val="none" w:sz="0" w:space="0" w:color="000000"/>
+              </w:pBdr>
+              <w:spacing w:after="100" w:before="100" w:line="240"/>
+              <w:ind w:left="100" w:right="100" w:firstLine="0" w:firstLineChars="0"/>
+              <w:rPr>
+                <w:rFonts w:ascii="Helvetica" w:hAnsi="Helvetica" w:eastAsia="Helvetica" w:cs="Helvetica"/>
+                <w:i w:val="false"/>
+                <w:b w:val="false"/>
+                <w:u w:val="none"/>
+                <w:sz w:val="22"/>
+                <w:szCs w:val="22"/>
+                <w:color w:val="000000"/>
+              </w:rPr>
+            </w:pPr>
+            <w:r>
+              <w:rPr>
+                <w:rFonts w:ascii="Helvetica" w:hAnsi="Helvetica" w:eastAsia="Helvetica" w:cs="Helvetica"/>
+                <w:i w:val="false"/>
+                <w:b w:val="false"/>
+                <w:u w:val="none"/>
+                <w:sz w:val="22"/>
+                <w:szCs w:val="22"/>
+                <w:color w:val="000000"/>
+              </w:rPr>
+              <w:t xml:space="preserve">0.14</w:t>
+            </w:r>
+          </w:p>
+        </w:tc>
+        <w:tc>
+          <w:tcPr>
+            <w:tcBorders>
+              <w:bottom w:val="none" w:sz="0" w:space="0" w:color="000000"/>
+              <w:top w:val="none" w:sz="0" w:space="0" w:color="000000"/>
+              <w:left w:val="none" w:sz="0" w:space="0" w:color="000000"/>
+              <w:right w:val="none" w:sz="0" w:space="0" w:color="000000"/>
+            </w:tcBorders>
+            <w:shd w:val="clear" w:color="auto" w:fill="FFFFFF"/>
+            <w:tcMar>
+              <w:top w:w="0" w:type="dxa"/>
+              <w:bottom w:w="0" w:type="dxa"/>
+              <w:left w:w="0" w:type="dxa"/>
+              <w:right w:w="0" w:type="dxa"/>
+            </w:tcMar>
+            <w:vAlign w:val="top"/>
+          </w:tcPr>
+          <w:p>
+            <w:pPr>
+              <w:pStyle w:val="Normal"/>
+              <w:jc w:val="center"/>
+              <w:pBdr>
+                <w:bottom w:val="none" w:sz="0" w:space="0" w:color="000000"/>
+                <w:top w:val="none" w:sz="0" w:space="0" w:color="000000"/>
+                <w:left w:val="none" w:sz="0" w:space="0" w:color="000000"/>
+                <w:right w:val="none" w:sz="0" w:space="0" w:color="000000"/>
+              </w:pBdr>
+              <w:spacing w:after="100" w:before="100" w:line="240"/>
+              <w:ind w:left="100" w:right="100" w:firstLine="0" w:firstLineChars="0"/>
+              <w:rPr>
+                <w:rFonts w:ascii="Helvetica" w:hAnsi="Helvetica" w:eastAsia="Helvetica" w:cs="Helvetica"/>
+                <w:i w:val="false"/>
+                <w:b w:val="false"/>
+                <w:u w:val="none"/>
+                <w:sz w:val="22"/>
+                <w:szCs w:val="22"/>
+                <w:color w:val="000000"/>
+              </w:rPr>
+            </w:pPr>
+            <w:r>
+              <w:rPr>
+                <w:rFonts w:ascii="Helvetica" w:hAnsi="Helvetica" w:eastAsia="Helvetica" w:cs="Helvetica"/>
+                <w:i w:val="false"/>
+                <w:b w:val="false"/>
+                <w:u w:val="none"/>
+                <w:sz w:val="22"/>
+                <w:szCs w:val="22"/>
+                <w:color w:val="000000"/>
+              </w:rPr>
+              <w:t xml:space="preserve">0.05, 0.44</w:t>
+            </w:r>
+          </w:p>
+        </w:tc>
+        <w:tc>
+          <w:tcPr>
+            <w:tcBorders>
+              <w:bottom w:val="none" w:sz="0" w:space="0" w:color="000000"/>
+              <w:top w:val="none" w:sz="0" w:space="0" w:color="000000"/>
+              <w:left w:val="none" w:sz="0" w:space="0" w:color="000000"/>
+              <w:right w:val="none" w:sz="0" w:space="0" w:color="000000"/>
+            </w:tcBorders>
+            <w:shd w:val="clear" w:color="auto" w:fill="FFFFFF"/>
+            <w:tcMar>
+              <w:top w:w="0" w:type="dxa"/>
+              <w:bottom w:w="0" w:type="dxa"/>
+              <w:left w:w="0" w:type="dxa"/>
+              <w:right w:w="0" w:type="dxa"/>
+            </w:tcMar>
+            <w:vAlign w:val="top"/>
+          </w:tcPr>
+          <w:p>
+            <w:pPr>
+              <w:pStyle w:val="Normal"/>
+              <w:jc w:val="center"/>
+              <w:pBdr>
+                <w:bottom w:val="none" w:sz="0" w:space="0" w:color="000000"/>
+                <w:top w:val="none" w:sz="0" w:space="0" w:color="000000"/>
+                <w:left w:val="none" w:sz="0" w:space="0" w:color="000000"/>
+                <w:right w:val="none" w:sz="0" w:space="0" w:color="000000"/>
+              </w:pBdr>
+              <w:spacing w:after="100" w:before="100" w:line="240"/>
+              <w:ind w:left="100" w:right="100" w:firstLine="0" w:firstLineChars="0"/>
+              <w:rPr>
+                <w:rFonts w:ascii="Helvetica" w:hAnsi="Helvetica" w:eastAsia="Helvetica" w:cs="Helvetica"/>
+                <w:i w:val="false"/>
+                <w:b w:val="false"/>
+                <w:u w:val="none"/>
+                <w:sz w:val="22"/>
+                <w:szCs w:val="22"/>
+                <w:color w:val="000000"/>
+              </w:rPr>
+            </w:pPr>
+            <w:r>
+              <w:rPr>
+                <w:rFonts w:ascii="Helvetica" w:hAnsi="Helvetica" w:eastAsia="Helvetica" w:cs="Helvetica"/>
+                <w:i w:val="false"/>
+                <w:b w:val="false"/>
+                <w:u w:val="none"/>
+                <w:sz w:val="22"/>
+                <w:szCs w:val="22"/>
+                <w:color w:val="000000"/>
+              </w:rPr>
+              <w:t xml:space="preserve">&lt;0.001</w:t>
             </w:r>
           </w:p>
         </w:tc>
@@ -12913,378 +12913,378 @@
                 <w:szCs w:val="22"/>
                 <w:color w:val="000000"/>
               </w:rPr>
-              <w:t xml:space="preserve">323</w:t>
-            </w:r>
-          </w:p>
-        </w:tc>
-        <w:tc>
-          <w:tcPr>
-            <w:tcBorders>
-              <w:bottom w:val="none" w:sz="0" w:space="0" w:color="000000"/>
-              <w:top w:val="none" w:sz="0" w:space="0" w:color="000000"/>
-              <w:left w:val="none" w:sz="0" w:space="0" w:color="000000"/>
-              <w:right w:val="none" w:sz="0" w:space="0" w:color="000000"/>
-            </w:tcBorders>
-            <w:shd w:val="clear" w:color="auto" w:fill="FFFFFF"/>
-            <w:tcMar>
-              <w:top w:w="0" w:type="dxa"/>
-              <w:bottom w:w="0" w:type="dxa"/>
-              <w:left w:w="0" w:type="dxa"/>
-              <w:right w:w="0" w:type="dxa"/>
-            </w:tcMar>
-            <w:vAlign w:val="top"/>
-          </w:tcPr>
-          <w:p>
-            <w:pPr>
-              <w:pStyle w:val="Normal"/>
-              <w:jc w:val="center"/>
-              <w:pBdr>
-                <w:bottom w:val="none" w:sz="0" w:space="0" w:color="000000"/>
-                <w:top w:val="none" w:sz="0" w:space="0" w:color="000000"/>
-                <w:left w:val="none" w:sz="0" w:space="0" w:color="000000"/>
-                <w:right w:val="none" w:sz="0" w:space="0" w:color="000000"/>
-              </w:pBdr>
-              <w:spacing w:after="100" w:before="100" w:line="240"/>
-              <w:ind w:left="100" w:right="100" w:firstLine="0" w:firstLineChars="0"/>
-              <w:rPr>
-                <w:rFonts w:ascii="Helvetica" w:hAnsi="Helvetica" w:eastAsia="Helvetica" w:cs="Helvetica"/>
-                <w:i w:val="false"/>
-                <w:b w:val="false"/>
-                <w:u w:val="none"/>
-                <w:sz w:val="22"/>
-                <w:szCs w:val="22"/>
-                <w:color w:val="000000"/>
-              </w:rPr>
-            </w:pPr>
-            <w:r>
-              <w:rPr>
-                <w:rFonts w:ascii="Helvetica" w:hAnsi="Helvetica" w:eastAsia="Helvetica" w:cs="Helvetica"/>
-                <w:i w:val="false"/>
-                <w:b w:val="false"/>
-                <w:u w:val="none"/>
-                <w:sz w:val="22"/>
-                <w:szCs w:val="22"/>
-                <w:color w:val="000000"/>
-              </w:rPr>
-              <w:t xml:space="preserve">1.37</w:t>
-            </w:r>
-          </w:p>
-        </w:tc>
-        <w:tc>
-          <w:tcPr>
-            <w:tcBorders>
-              <w:bottom w:val="none" w:sz="0" w:space="0" w:color="000000"/>
-              <w:top w:val="none" w:sz="0" w:space="0" w:color="000000"/>
-              <w:left w:val="none" w:sz="0" w:space="0" w:color="000000"/>
-              <w:right w:val="none" w:sz="0" w:space="0" w:color="000000"/>
-            </w:tcBorders>
-            <w:shd w:val="clear" w:color="auto" w:fill="FFFFFF"/>
-            <w:tcMar>
-              <w:top w:w="0" w:type="dxa"/>
-              <w:bottom w:w="0" w:type="dxa"/>
-              <w:left w:w="0" w:type="dxa"/>
-              <w:right w:w="0" w:type="dxa"/>
-            </w:tcMar>
-            <w:vAlign w:val="top"/>
-          </w:tcPr>
-          <w:p>
-            <w:pPr>
-              <w:pStyle w:val="Normal"/>
-              <w:jc w:val="center"/>
-              <w:pBdr>
-                <w:bottom w:val="none" w:sz="0" w:space="0" w:color="000000"/>
-                <w:top w:val="none" w:sz="0" w:space="0" w:color="000000"/>
-                <w:left w:val="none" w:sz="0" w:space="0" w:color="000000"/>
-                <w:right w:val="none" w:sz="0" w:space="0" w:color="000000"/>
-              </w:pBdr>
-              <w:spacing w:after="100" w:before="100" w:line="240"/>
-              <w:ind w:left="100" w:right="100" w:firstLine="0" w:firstLineChars="0"/>
-              <w:rPr>
-                <w:rFonts w:ascii="Helvetica" w:hAnsi="Helvetica" w:eastAsia="Helvetica" w:cs="Helvetica"/>
-                <w:i w:val="false"/>
-                <w:b w:val="false"/>
-                <w:u w:val="none"/>
-                <w:sz w:val="22"/>
-                <w:szCs w:val="22"/>
-                <w:color w:val="000000"/>
-              </w:rPr>
-            </w:pPr>
-            <w:r>
-              <w:rPr>
-                <w:rFonts w:ascii="Helvetica" w:hAnsi="Helvetica" w:eastAsia="Helvetica" w:cs="Helvetica"/>
-                <w:i w:val="false"/>
-                <w:b w:val="false"/>
-                <w:u w:val="none"/>
-                <w:sz w:val="22"/>
-                <w:szCs w:val="22"/>
-                <w:color w:val="000000"/>
-              </w:rPr>
-              <w:t xml:space="preserve">0.85, 2.21</w:t>
-            </w:r>
-          </w:p>
-        </w:tc>
-        <w:tc>
-          <w:tcPr>
-            <w:tcBorders>
-              <w:bottom w:val="none" w:sz="0" w:space="0" w:color="000000"/>
-              <w:top w:val="none" w:sz="0" w:space="0" w:color="000000"/>
-              <w:left w:val="none" w:sz="0" w:space="0" w:color="000000"/>
-              <w:right w:val="none" w:sz="0" w:space="0" w:color="000000"/>
-            </w:tcBorders>
-            <w:shd w:val="clear" w:color="auto" w:fill="FFFFFF"/>
-            <w:tcMar>
-              <w:top w:w="0" w:type="dxa"/>
-              <w:bottom w:w="0" w:type="dxa"/>
-              <w:left w:w="0" w:type="dxa"/>
-              <w:right w:w="0" w:type="dxa"/>
-            </w:tcMar>
-            <w:vAlign w:val="top"/>
-          </w:tcPr>
-          <w:p>
-            <w:pPr>
-              <w:pStyle w:val="Normal"/>
-              <w:jc w:val="center"/>
-              <w:pBdr>
-                <w:bottom w:val="none" w:sz="0" w:space="0" w:color="000000"/>
-                <w:top w:val="none" w:sz="0" w:space="0" w:color="000000"/>
-                <w:left w:val="none" w:sz="0" w:space="0" w:color="000000"/>
-                <w:right w:val="none" w:sz="0" w:space="0" w:color="000000"/>
-              </w:pBdr>
-              <w:spacing w:after="100" w:before="100" w:line="240"/>
-              <w:ind w:left="100" w:right="100" w:firstLine="0" w:firstLineChars="0"/>
-              <w:rPr>
-                <w:rFonts w:ascii="Helvetica" w:hAnsi="Helvetica" w:eastAsia="Helvetica" w:cs="Helvetica"/>
-                <w:i w:val="false"/>
-                <w:b w:val="false"/>
-                <w:u w:val="none"/>
-                <w:sz w:val="22"/>
-                <w:szCs w:val="22"/>
-                <w:color w:val="000000"/>
-              </w:rPr>
-            </w:pPr>
-            <w:r>
-              <w:rPr>
-                <w:rFonts w:ascii="Helvetica" w:hAnsi="Helvetica" w:eastAsia="Helvetica" w:cs="Helvetica"/>
-                <w:i w:val="false"/>
-                <w:b w:val="false"/>
-                <w:u w:val="none"/>
-                <w:sz w:val="22"/>
-                <w:szCs w:val="22"/>
-                <w:color w:val="000000"/>
-              </w:rPr>
-              <w:t xml:space="preserve">0.200</w:t>
-            </w:r>
-          </w:p>
-        </w:tc>
-        <w:tc>
-          <w:tcPr>
-            <w:tcBorders>
-              <w:bottom w:val="none" w:sz="0" w:space="0" w:color="000000"/>
-              <w:top w:val="none" w:sz="0" w:space="0" w:color="000000"/>
-              <w:left w:val="none" w:sz="0" w:space="0" w:color="000000"/>
-              <w:right w:val="none" w:sz="0" w:space="0" w:color="000000"/>
-            </w:tcBorders>
-            <w:shd w:val="clear" w:color="auto" w:fill="FFFFFF"/>
-            <w:tcMar>
-              <w:top w:w="0" w:type="dxa"/>
-              <w:bottom w:w="0" w:type="dxa"/>
-              <w:left w:w="0" w:type="dxa"/>
-              <w:right w:w="0" w:type="dxa"/>
-            </w:tcMar>
-            <w:vAlign w:val="top"/>
-          </w:tcPr>
-          <w:p>
-            <w:pPr>
-              <w:pStyle w:val="Normal"/>
-              <w:jc w:val="center"/>
-              <w:pBdr>
-                <w:bottom w:val="none" w:sz="0" w:space="0" w:color="000000"/>
-                <w:top w:val="none" w:sz="0" w:space="0" w:color="000000"/>
-                <w:left w:val="none" w:sz="0" w:space="0" w:color="000000"/>
-                <w:right w:val="none" w:sz="0" w:space="0" w:color="000000"/>
-              </w:pBdr>
-              <w:spacing w:after="100" w:before="100" w:line="240"/>
-              <w:ind w:left="100" w:right="100" w:firstLine="0" w:firstLineChars="0"/>
-              <w:rPr>
-                <w:rFonts w:ascii="Helvetica" w:hAnsi="Helvetica" w:eastAsia="Helvetica" w:cs="Helvetica"/>
-                <w:i w:val="false"/>
-                <w:b w:val="false"/>
-                <w:u w:val="none"/>
-                <w:sz w:val="22"/>
-                <w:szCs w:val="22"/>
-                <w:color w:val="000000"/>
-              </w:rPr>
-            </w:pPr>
-            <w:r>
-              <w:rPr>
-                <w:rFonts w:ascii="Helvetica" w:hAnsi="Helvetica" w:eastAsia="Helvetica" w:cs="Helvetica"/>
-                <w:i w:val="false"/>
-                <w:b w:val="false"/>
-                <w:u w:val="none"/>
-                <w:sz w:val="22"/>
-                <w:szCs w:val="22"/>
-                <w:color w:val="000000"/>
-              </w:rPr>
-              <w:t xml:space="preserve">323</w:t>
-            </w:r>
-          </w:p>
-        </w:tc>
-        <w:tc>
-          <w:tcPr>
-            <w:tcBorders>
-              <w:bottom w:val="none" w:sz="0" w:space="0" w:color="000000"/>
-              <w:top w:val="none" w:sz="0" w:space="0" w:color="000000"/>
-              <w:left w:val="none" w:sz="0" w:space="0" w:color="000000"/>
-              <w:right w:val="none" w:sz="0" w:space="0" w:color="000000"/>
-            </w:tcBorders>
-            <w:shd w:val="clear" w:color="auto" w:fill="FFFFFF"/>
-            <w:tcMar>
-              <w:top w:w="0" w:type="dxa"/>
-              <w:bottom w:w="0" w:type="dxa"/>
-              <w:left w:w="0" w:type="dxa"/>
-              <w:right w:w="0" w:type="dxa"/>
-            </w:tcMar>
-            <w:vAlign w:val="top"/>
-          </w:tcPr>
-          <w:p>
-            <w:pPr>
-              <w:pStyle w:val="Normal"/>
-              <w:jc w:val="center"/>
-              <w:pBdr>
-                <w:bottom w:val="none" w:sz="0" w:space="0" w:color="000000"/>
-                <w:top w:val="none" w:sz="0" w:space="0" w:color="000000"/>
-                <w:left w:val="none" w:sz="0" w:space="0" w:color="000000"/>
-                <w:right w:val="none" w:sz="0" w:space="0" w:color="000000"/>
-              </w:pBdr>
-              <w:spacing w:after="100" w:before="100" w:line="240"/>
-              <w:ind w:left="100" w:right="100" w:firstLine="0" w:firstLineChars="0"/>
-              <w:rPr>
-                <w:rFonts w:ascii="Helvetica" w:hAnsi="Helvetica" w:eastAsia="Helvetica" w:cs="Helvetica"/>
-                <w:i w:val="false"/>
-                <w:b w:val="false"/>
-                <w:u w:val="none"/>
-                <w:sz w:val="22"/>
-                <w:szCs w:val="22"/>
-                <w:color w:val="000000"/>
-              </w:rPr>
-            </w:pPr>
-            <w:r>
-              <w:rPr>
-                <w:rFonts w:ascii="Helvetica" w:hAnsi="Helvetica" w:eastAsia="Helvetica" w:cs="Helvetica"/>
-                <w:i w:val="false"/>
-                <w:b w:val="false"/>
-                <w:u w:val="none"/>
-                <w:sz w:val="22"/>
-                <w:szCs w:val="22"/>
-                <w:color w:val="000000"/>
-              </w:rPr>
-              <w:t xml:space="preserve">0.68</w:t>
-            </w:r>
-          </w:p>
-        </w:tc>
-        <w:tc>
-          <w:tcPr>
-            <w:tcBorders>
-              <w:bottom w:val="none" w:sz="0" w:space="0" w:color="000000"/>
-              <w:top w:val="none" w:sz="0" w:space="0" w:color="000000"/>
-              <w:left w:val="none" w:sz="0" w:space="0" w:color="000000"/>
-              <w:right w:val="none" w:sz="0" w:space="0" w:color="000000"/>
-            </w:tcBorders>
-            <w:shd w:val="clear" w:color="auto" w:fill="FFFFFF"/>
-            <w:tcMar>
-              <w:top w:w="0" w:type="dxa"/>
-              <w:bottom w:w="0" w:type="dxa"/>
-              <w:left w:w="0" w:type="dxa"/>
-              <w:right w:w="0" w:type="dxa"/>
-            </w:tcMar>
-            <w:vAlign w:val="top"/>
-          </w:tcPr>
-          <w:p>
-            <w:pPr>
-              <w:pStyle w:val="Normal"/>
-              <w:jc w:val="center"/>
-              <w:pBdr>
-                <w:bottom w:val="none" w:sz="0" w:space="0" w:color="000000"/>
-                <w:top w:val="none" w:sz="0" w:space="0" w:color="000000"/>
-                <w:left w:val="none" w:sz="0" w:space="0" w:color="000000"/>
-                <w:right w:val="none" w:sz="0" w:space="0" w:color="000000"/>
-              </w:pBdr>
-              <w:spacing w:after="100" w:before="100" w:line="240"/>
-              <w:ind w:left="100" w:right="100" w:firstLine="0" w:firstLineChars="0"/>
-              <w:rPr>
-                <w:rFonts w:ascii="Helvetica" w:hAnsi="Helvetica" w:eastAsia="Helvetica" w:cs="Helvetica"/>
-                <w:i w:val="false"/>
-                <w:b w:val="false"/>
-                <w:u w:val="none"/>
-                <w:sz w:val="22"/>
-                <w:szCs w:val="22"/>
-                <w:color w:val="000000"/>
-              </w:rPr>
-            </w:pPr>
-            <w:r>
-              <w:rPr>
-                <w:rFonts w:ascii="Helvetica" w:hAnsi="Helvetica" w:eastAsia="Helvetica" w:cs="Helvetica"/>
-                <w:i w:val="false"/>
-                <w:b w:val="false"/>
-                <w:u w:val="none"/>
-                <w:sz w:val="22"/>
-                <w:szCs w:val="22"/>
-                <w:color w:val="000000"/>
-              </w:rPr>
-              <w:t xml:space="preserve">0.31, 1.49</w:t>
-            </w:r>
-          </w:p>
-        </w:tc>
-        <w:tc>
-          <w:tcPr>
-            <w:tcBorders>
-              <w:bottom w:val="none" w:sz="0" w:space="0" w:color="000000"/>
-              <w:top w:val="none" w:sz="0" w:space="0" w:color="000000"/>
-              <w:left w:val="none" w:sz="0" w:space="0" w:color="000000"/>
-              <w:right w:val="none" w:sz="0" w:space="0" w:color="000000"/>
-            </w:tcBorders>
-            <w:shd w:val="clear" w:color="auto" w:fill="FFFFFF"/>
-            <w:tcMar>
-              <w:top w:w="0" w:type="dxa"/>
-              <w:bottom w:w="0" w:type="dxa"/>
-              <w:left w:w="0" w:type="dxa"/>
-              <w:right w:w="0" w:type="dxa"/>
-            </w:tcMar>
-            <w:vAlign w:val="top"/>
-          </w:tcPr>
-          <w:p>
-            <w:pPr>
-              <w:pStyle w:val="Normal"/>
-              <w:jc w:val="center"/>
-              <w:pBdr>
-                <w:bottom w:val="none" w:sz="0" w:space="0" w:color="000000"/>
-                <w:top w:val="none" w:sz="0" w:space="0" w:color="000000"/>
-                <w:left w:val="none" w:sz="0" w:space="0" w:color="000000"/>
-                <w:right w:val="none" w:sz="0" w:space="0" w:color="000000"/>
-              </w:pBdr>
-              <w:spacing w:after="100" w:before="100" w:line="240"/>
-              <w:ind w:left="100" w:right="100" w:firstLine="0" w:firstLineChars="0"/>
-              <w:rPr>
-                <w:rFonts w:ascii="Helvetica" w:hAnsi="Helvetica" w:eastAsia="Helvetica" w:cs="Helvetica"/>
-                <w:i w:val="false"/>
-                <w:b w:val="false"/>
-                <w:u w:val="none"/>
-                <w:sz w:val="22"/>
-                <w:szCs w:val="22"/>
-                <w:color w:val="000000"/>
-              </w:rPr>
-            </w:pPr>
-            <w:r>
-              <w:rPr>
-                <w:rFonts w:ascii="Helvetica" w:hAnsi="Helvetica" w:eastAsia="Helvetica" w:cs="Helvetica"/>
-                <w:i w:val="false"/>
-                <w:b w:val="false"/>
-                <w:u w:val="none"/>
-                <w:sz w:val="22"/>
-                <w:szCs w:val="22"/>
-                <w:color w:val="000000"/>
-              </w:rPr>
-              <w:t xml:space="preserve">0.330</w:t>
+              <w:t xml:space="preserve">322</w:t>
+            </w:r>
+          </w:p>
+        </w:tc>
+        <w:tc>
+          <w:tcPr>
+            <w:tcBorders>
+              <w:bottom w:val="none" w:sz="0" w:space="0" w:color="000000"/>
+              <w:top w:val="none" w:sz="0" w:space="0" w:color="000000"/>
+              <w:left w:val="none" w:sz="0" w:space="0" w:color="000000"/>
+              <w:right w:val="none" w:sz="0" w:space="0" w:color="000000"/>
+            </w:tcBorders>
+            <w:shd w:val="clear" w:color="auto" w:fill="FFFFFF"/>
+            <w:tcMar>
+              <w:top w:w="0" w:type="dxa"/>
+              <w:bottom w:w="0" w:type="dxa"/>
+              <w:left w:w="0" w:type="dxa"/>
+              <w:right w:w="0" w:type="dxa"/>
+            </w:tcMar>
+            <w:vAlign w:val="top"/>
+          </w:tcPr>
+          <w:p>
+            <w:pPr>
+              <w:pStyle w:val="Normal"/>
+              <w:jc w:val="center"/>
+              <w:pBdr>
+                <w:bottom w:val="none" w:sz="0" w:space="0" w:color="000000"/>
+                <w:top w:val="none" w:sz="0" w:space="0" w:color="000000"/>
+                <w:left w:val="none" w:sz="0" w:space="0" w:color="000000"/>
+                <w:right w:val="none" w:sz="0" w:space="0" w:color="000000"/>
+              </w:pBdr>
+              <w:spacing w:after="100" w:before="100" w:line="240"/>
+              <w:ind w:left="100" w:right="100" w:firstLine="0" w:firstLineChars="0"/>
+              <w:rPr>
+                <w:rFonts w:ascii="Helvetica" w:hAnsi="Helvetica" w:eastAsia="Helvetica" w:cs="Helvetica"/>
+                <w:i w:val="false"/>
+                <w:b w:val="false"/>
+                <w:u w:val="none"/>
+                <w:sz w:val="22"/>
+                <w:szCs w:val="22"/>
+                <w:color w:val="000000"/>
+              </w:rPr>
+            </w:pPr>
+            <w:r>
+              <w:rPr>
+                <w:rFonts w:ascii="Helvetica" w:hAnsi="Helvetica" w:eastAsia="Helvetica" w:cs="Helvetica"/>
+                <w:i w:val="false"/>
+                <w:b w:val="false"/>
+                <w:u w:val="none"/>
+                <w:sz w:val="22"/>
+                <w:szCs w:val="22"/>
+                <w:color w:val="000000"/>
+              </w:rPr>
+              <w:t xml:space="preserve">1.39</w:t>
+            </w:r>
+          </w:p>
+        </w:tc>
+        <w:tc>
+          <w:tcPr>
+            <w:tcBorders>
+              <w:bottom w:val="none" w:sz="0" w:space="0" w:color="000000"/>
+              <w:top w:val="none" w:sz="0" w:space="0" w:color="000000"/>
+              <w:left w:val="none" w:sz="0" w:space="0" w:color="000000"/>
+              <w:right w:val="none" w:sz="0" w:space="0" w:color="000000"/>
+            </w:tcBorders>
+            <w:shd w:val="clear" w:color="auto" w:fill="FFFFFF"/>
+            <w:tcMar>
+              <w:top w:w="0" w:type="dxa"/>
+              <w:bottom w:w="0" w:type="dxa"/>
+              <w:left w:w="0" w:type="dxa"/>
+              <w:right w:w="0" w:type="dxa"/>
+            </w:tcMar>
+            <w:vAlign w:val="top"/>
+          </w:tcPr>
+          <w:p>
+            <w:pPr>
+              <w:pStyle w:val="Normal"/>
+              <w:jc w:val="center"/>
+              <w:pBdr>
+                <w:bottom w:val="none" w:sz="0" w:space="0" w:color="000000"/>
+                <w:top w:val="none" w:sz="0" w:space="0" w:color="000000"/>
+                <w:left w:val="none" w:sz="0" w:space="0" w:color="000000"/>
+                <w:right w:val="none" w:sz="0" w:space="0" w:color="000000"/>
+              </w:pBdr>
+              <w:spacing w:after="100" w:before="100" w:line="240"/>
+              <w:ind w:left="100" w:right="100" w:firstLine="0" w:firstLineChars="0"/>
+              <w:rPr>
+                <w:rFonts w:ascii="Helvetica" w:hAnsi="Helvetica" w:eastAsia="Helvetica" w:cs="Helvetica"/>
+                <w:i w:val="false"/>
+                <w:b w:val="false"/>
+                <w:u w:val="none"/>
+                <w:sz w:val="22"/>
+                <w:szCs w:val="22"/>
+                <w:color w:val="000000"/>
+              </w:rPr>
+            </w:pPr>
+            <w:r>
+              <w:rPr>
+                <w:rFonts w:ascii="Helvetica" w:hAnsi="Helvetica" w:eastAsia="Helvetica" w:cs="Helvetica"/>
+                <w:i w:val="false"/>
+                <w:b w:val="false"/>
+                <w:u w:val="none"/>
+                <w:sz w:val="22"/>
+                <w:szCs w:val="22"/>
+                <w:color w:val="000000"/>
+              </w:rPr>
+              <w:t xml:space="preserve">0.86, 2.25</w:t>
+            </w:r>
+          </w:p>
+        </w:tc>
+        <w:tc>
+          <w:tcPr>
+            <w:tcBorders>
+              <w:bottom w:val="none" w:sz="0" w:space="0" w:color="000000"/>
+              <w:top w:val="none" w:sz="0" w:space="0" w:color="000000"/>
+              <w:left w:val="none" w:sz="0" w:space="0" w:color="000000"/>
+              <w:right w:val="none" w:sz="0" w:space="0" w:color="000000"/>
+            </w:tcBorders>
+            <w:shd w:val="clear" w:color="auto" w:fill="FFFFFF"/>
+            <w:tcMar>
+              <w:top w:w="0" w:type="dxa"/>
+              <w:bottom w:w="0" w:type="dxa"/>
+              <w:left w:w="0" w:type="dxa"/>
+              <w:right w:w="0" w:type="dxa"/>
+            </w:tcMar>
+            <w:vAlign w:val="top"/>
+          </w:tcPr>
+          <w:p>
+            <w:pPr>
+              <w:pStyle w:val="Normal"/>
+              <w:jc w:val="center"/>
+              <w:pBdr>
+                <w:bottom w:val="none" w:sz="0" w:space="0" w:color="000000"/>
+                <w:top w:val="none" w:sz="0" w:space="0" w:color="000000"/>
+                <w:left w:val="none" w:sz="0" w:space="0" w:color="000000"/>
+                <w:right w:val="none" w:sz="0" w:space="0" w:color="000000"/>
+              </w:pBdr>
+              <w:spacing w:after="100" w:before="100" w:line="240"/>
+              <w:ind w:left="100" w:right="100" w:firstLine="0" w:firstLineChars="0"/>
+              <w:rPr>
+                <w:rFonts w:ascii="Helvetica" w:hAnsi="Helvetica" w:eastAsia="Helvetica" w:cs="Helvetica"/>
+                <w:i w:val="false"/>
+                <w:b w:val="false"/>
+                <w:u w:val="none"/>
+                <w:sz w:val="22"/>
+                <w:szCs w:val="22"/>
+                <w:color w:val="000000"/>
+              </w:rPr>
+            </w:pPr>
+            <w:r>
+              <w:rPr>
+                <w:rFonts w:ascii="Helvetica" w:hAnsi="Helvetica" w:eastAsia="Helvetica" w:cs="Helvetica"/>
+                <w:i w:val="false"/>
+                <w:b w:val="false"/>
+                <w:u w:val="none"/>
+                <w:sz w:val="22"/>
+                <w:szCs w:val="22"/>
+                <w:color w:val="000000"/>
+              </w:rPr>
+              <w:t xml:space="preserve">0.180</w:t>
+            </w:r>
+          </w:p>
+        </w:tc>
+        <w:tc>
+          <w:tcPr>
+            <w:tcBorders>
+              <w:bottom w:val="none" w:sz="0" w:space="0" w:color="000000"/>
+              <w:top w:val="none" w:sz="0" w:space="0" w:color="000000"/>
+              <w:left w:val="none" w:sz="0" w:space="0" w:color="000000"/>
+              <w:right w:val="none" w:sz="0" w:space="0" w:color="000000"/>
+            </w:tcBorders>
+            <w:shd w:val="clear" w:color="auto" w:fill="FFFFFF"/>
+            <w:tcMar>
+              <w:top w:w="0" w:type="dxa"/>
+              <w:bottom w:w="0" w:type="dxa"/>
+              <w:left w:w="0" w:type="dxa"/>
+              <w:right w:w="0" w:type="dxa"/>
+            </w:tcMar>
+            <w:vAlign w:val="top"/>
+          </w:tcPr>
+          <w:p>
+            <w:pPr>
+              <w:pStyle w:val="Normal"/>
+              <w:jc w:val="center"/>
+              <w:pBdr>
+                <w:bottom w:val="none" w:sz="0" w:space="0" w:color="000000"/>
+                <w:top w:val="none" w:sz="0" w:space="0" w:color="000000"/>
+                <w:left w:val="none" w:sz="0" w:space="0" w:color="000000"/>
+                <w:right w:val="none" w:sz="0" w:space="0" w:color="000000"/>
+              </w:pBdr>
+              <w:spacing w:after="100" w:before="100" w:line="240"/>
+              <w:ind w:left="100" w:right="100" w:firstLine="0" w:firstLineChars="0"/>
+              <w:rPr>
+                <w:rFonts w:ascii="Helvetica" w:hAnsi="Helvetica" w:eastAsia="Helvetica" w:cs="Helvetica"/>
+                <w:i w:val="false"/>
+                <w:b w:val="false"/>
+                <w:u w:val="none"/>
+                <w:sz w:val="22"/>
+                <w:szCs w:val="22"/>
+                <w:color w:val="000000"/>
+              </w:rPr>
+            </w:pPr>
+            <w:r>
+              <w:rPr>
+                <w:rFonts w:ascii="Helvetica" w:hAnsi="Helvetica" w:eastAsia="Helvetica" w:cs="Helvetica"/>
+                <w:i w:val="false"/>
+                <w:b w:val="false"/>
+                <w:u w:val="none"/>
+                <w:sz w:val="22"/>
+                <w:szCs w:val="22"/>
+                <w:color w:val="000000"/>
+              </w:rPr>
+              <w:t xml:space="preserve">322</w:t>
+            </w:r>
+          </w:p>
+        </w:tc>
+        <w:tc>
+          <w:tcPr>
+            <w:tcBorders>
+              <w:bottom w:val="none" w:sz="0" w:space="0" w:color="000000"/>
+              <w:top w:val="none" w:sz="0" w:space="0" w:color="000000"/>
+              <w:left w:val="none" w:sz="0" w:space="0" w:color="000000"/>
+              <w:right w:val="none" w:sz="0" w:space="0" w:color="000000"/>
+            </w:tcBorders>
+            <w:shd w:val="clear" w:color="auto" w:fill="FFFFFF"/>
+            <w:tcMar>
+              <w:top w:w="0" w:type="dxa"/>
+              <w:bottom w:w="0" w:type="dxa"/>
+              <w:left w:w="0" w:type="dxa"/>
+              <w:right w:w="0" w:type="dxa"/>
+            </w:tcMar>
+            <w:vAlign w:val="top"/>
+          </w:tcPr>
+          <w:p>
+            <w:pPr>
+              <w:pStyle w:val="Normal"/>
+              <w:jc w:val="center"/>
+              <w:pBdr>
+                <w:bottom w:val="none" w:sz="0" w:space="0" w:color="000000"/>
+                <w:top w:val="none" w:sz="0" w:space="0" w:color="000000"/>
+                <w:left w:val="none" w:sz="0" w:space="0" w:color="000000"/>
+                <w:right w:val="none" w:sz="0" w:space="0" w:color="000000"/>
+              </w:pBdr>
+              <w:spacing w:after="100" w:before="100" w:line="240"/>
+              <w:ind w:left="100" w:right="100" w:firstLine="0" w:firstLineChars="0"/>
+              <w:rPr>
+                <w:rFonts w:ascii="Helvetica" w:hAnsi="Helvetica" w:eastAsia="Helvetica" w:cs="Helvetica"/>
+                <w:i w:val="false"/>
+                <w:b w:val="false"/>
+                <w:u w:val="none"/>
+                <w:sz w:val="22"/>
+                <w:szCs w:val="22"/>
+                <w:color w:val="000000"/>
+              </w:rPr>
+            </w:pPr>
+            <w:r>
+              <w:rPr>
+                <w:rFonts w:ascii="Helvetica" w:hAnsi="Helvetica" w:eastAsia="Helvetica" w:cs="Helvetica"/>
+                <w:i w:val="false"/>
+                <w:b w:val="false"/>
+                <w:u w:val="none"/>
+                <w:sz w:val="22"/>
+                <w:szCs w:val="22"/>
+                <w:color w:val="000000"/>
+              </w:rPr>
+              <w:t xml:space="preserve">0.63</w:t>
+            </w:r>
+          </w:p>
+        </w:tc>
+        <w:tc>
+          <w:tcPr>
+            <w:tcBorders>
+              <w:bottom w:val="none" w:sz="0" w:space="0" w:color="000000"/>
+              <w:top w:val="none" w:sz="0" w:space="0" w:color="000000"/>
+              <w:left w:val="none" w:sz="0" w:space="0" w:color="000000"/>
+              <w:right w:val="none" w:sz="0" w:space="0" w:color="000000"/>
+            </w:tcBorders>
+            <w:shd w:val="clear" w:color="auto" w:fill="FFFFFF"/>
+            <w:tcMar>
+              <w:top w:w="0" w:type="dxa"/>
+              <w:bottom w:w="0" w:type="dxa"/>
+              <w:left w:w="0" w:type="dxa"/>
+              <w:right w:w="0" w:type="dxa"/>
+            </w:tcMar>
+            <w:vAlign w:val="top"/>
+          </w:tcPr>
+          <w:p>
+            <w:pPr>
+              <w:pStyle w:val="Normal"/>
+              <w:jc w:val="center"/>
+              <w:pBdr>
+                <w:bottom w:val="none" w:sz="0" w:space="0" w:color="000000"/>
+                <w:top w:val="none" w:sz="0" w:space="0" w:color="000000"/>
+                <w:left w:val="none" w:sz="0" w:space="0" w:color="000000"/>
+                <w:right w:val="none" w:sz="0" w:space="0" w:color="000000"/>
+              </w:pBdr>
+              <w:spacing w:after="100" w:before="100" w:line="240"/>
+              <w:ind w:left="100" w:right="100" w:firstLine="0" w:firstLineChars="0"/>
+              <w:rPr>
+                <w:rFonts w:ascii="Helvetica" w:hAnsi="Helvetica" w:eastAsia="Helvetica" w:cs="Helvetica"/>
+                <w:i w:val="false"/>
+                <w:b w:val="false"/>
+                <w:u w:val="none"/>
+                <w:sz w:val="22"/>
+                <w:szCs w:val="22"/>
+                <w:color w:val="000000"/>
+              </w:rPr>
+            </w:pPr>
+            <w:r>
+              <w:rPr>
+                <w:rFonts w:ascii="Helvetica" w:hAnsi="Helvetica" w:eastAsia="Helvetica" w:cs="Helvetica"/>
+                <w:i w:val="false"/>
+                <w:b w:val="false"/>
+                <w:u w:val="none"/>
+                <w:sz w:val="22"/>
+                <w:szCs w:val="22"/>
+                <w:color w:val="000000"/>
+              </w:rPr>
+              <w:t xml:space="preserve">0.29, 1.37</w:t>
+            </w:r>
+          </w:p>
+        </w:tc>
+        <w:tc>
+          <w:tcPr>
+            <w:tcBorders>
+              <w:bottom w:val="none" w:sz="0" w:space="0" w:color="000000"/>
+              <w:top w:val="none" w:sz="0" w:space="0" w:color="000000"/>
+              <w:left w:val="none" w:sz="0" w:space="0" w:color="000000"/>
+              <w:right w:val="none" w:sz="0" w:space="0" w:color="000000"/>
+            </w:tcBorders>
+            <w:shd w:val="clear" w:color="auto" w:fill="FFFFFF"/>
+            <w:tcMar>
+              <w:top w:w="0" w:type="dxa"/>
+              <w:bottom w:w="0" w:type="dxa"/>
+              <w:left w:w="0" w:type="dxa"/>
+              <w:right w:w="0" w:type="dxa"/>
+            </w:tcMar>
+            <w:vAlign w:val="top"/>
+          </w:tcPr>
+          <w:p>
+            <w:pPr>
+              <w:pStyle w:val="Normal"/>
+              <w:jc w:val="center"/>
+              <w:pBdr>
+                <w:bottom w:val="none" w:sz="0" w:space="0" w:color="000000"/>
+                <w:top w:val="none" w:sz="0" w:space="0" w:color="000000"/>
+                <w:left w:val="none" w:sz="0" w:space="0" w:color="000000"/>
+                <w:right w:val="none" w:sz="0" w:space="0" w:color="000000"/>
+              </w:pBdr>
+              <w:spacing w:after="100" w:before="100" w:line="240"/>
+              <w:ind w:left="100" w:right="100" w:firstLine="0" w:firstLineChars="0"/>
+              <w:rPr>
+                <w:rFonts w:ascii="Helvetica" w:hAnsi="Helvetica" w:eastAsia="Helvetica" w:cs="Helvetica"/>
+                <w:i w:val="false"/>
+                <w:b w:val="false"/>
+                <w:u w:val="none"/>
+                <w:sz w:val="22"/>
+                <w:szCs w:val="22"/>
+                <w:color w:val="000000"/>
+              </w:rPr>
+            </w:pPr>
+            <w:r>
+              <w:rPr>
+                <w:rFonts w:ascii="Helvetica" w:hAnsi="Helvetica" w:eastAsia="Helvetica" w:cs="Helvetica"/>
+                <w:i w:val="false"/>
+                <w:b w:val="false"/>
+                <w:u w:val="none"/>
+                <w:sz w:val="22"/>
+                <w:szCs w:val="22"/>
+                <w:color w:val="000000"/>
+              </w:rPr>
+              <w:t xml:space="preserve">0.250</w:t>
             </w:r>
           </w:p>
         </w:tc>
@@ -13396,378 +13396,378 @@
                 <w:szCs w:val="22"/>
                 <w:color w:val="000000"/>
               </w:rPr>
-              <w:t xml:space="preserve">323</w:t>
-            </w:r>
-          </w:p>
-        </w:tc>
-        <w:tc>
-          <w:tcPr>
-            <w:tcBorders>
-              <w:bottom w:val="none" w:sz="0" w:space="0" w:color="000000"/>
-              <w:top w:val="none" w:sz="0" w:space="0" w:color="000000"/>
-              <w:left w:val="none" w:sz="0" w:space="0" w:color="000000"/>
-              <w:right w:val="none" w:sz="0" w:space="0" w:color="000000"/>
-            </w:tcBorders>
-            <w:shd w:val="clear" w:color="auto" w:fill="FFFFFF"/>
-            <w:tcMar>
-              <w:top w:w="0" w:type="dxa"/>
-              <w:bottom w:w="0" w:type="dxa"/>
-              <w:left w:w="0" w:type="dxa"/>
-              <w:right w:w="0" w:type="dxa"/>
-            </w:tcMar>
-            <w:vAlign w:val="top"/>
-          </w:tcPr>
-          <w:p>
-            <w:pPr>
-              <w:pStyle w:val="Normal"/>
-              <w:jc w:val="center"/>
-              <w:pBdr>
-                <w:bottom w:val="none" w:sz="0" w:space="0" w:color="000000"/>
-                <w:top w:val="none" w:sz="0" w:space="0" w:color="000000"/>
-                <w:left w:val="none" w:sz="0" w:space="0" w:color="000000"/>
-                <w:right w:val="none" w:sz="0" w:space="0" w:color="000000"/>
-              </w:pBdr>
-              <w:spacing w:after="100" w:before="100" w:line="240"/>
-              <w:ind w:left="100" w:right="100" w:firstLine="0" w:firstLineChars="0"/>
-              <w:rPr>
-                <w:rFonts w:ascii="Helvetica" w:hAnsi="Helvetica" w:eastAsia="Helvetica" w:cs="Helvetica"/>
-                <w:i w:val="false"/>
-                <w:b w:val="false"/>
-                <w:u w:val="none"/>
-                <w:sz w:val="22"/>
-                <w:szCs w:val="22"/>
-                <w:color w:val="000000"/>
-              </w:rPr>
-            </w:pPr>
-            <w:r>
-              <w:rPr>
-                <w:rFonts w:ascii="Helvetica" w:hAnsi="Helvetica" w:eastAsia="Helvetica" w:cs="Helvetica"/>
-                <w:i w:val="false"/>
-                <w:b w:val="false"/>
-                <w:u w:val="none"/>
-                <w:sz w:val="22"/>
-                <w:szCs w:val="22"/>
-                <w:color w:val="000000"/>
-              </w:rPr>
-              <w:t xml:space="preserve">1.45</w:t>
-            </w:r>
-          </w:p>
-        </w:tc>
-        <w:tc>
-          <w:tcPr>
-            <w:tcBorders>
-              <w:bottom w:val="none" w:sz="0" w:space="0" w:color="000000"/>
-              <w:top w:val="none" w:sz="0" w:space="0" w:color="000000"/>
-              <w:left w:val="none" w:sz="0" w:space="0" w:color="000000"/>
-              <w:right w:val="none" w:sz="0" w:space="0" w:color="000000"/>
-            </w:tcBorders>
-            <w:shd w:val="clear" w:color="auto" w:fill="FFFFFF"/>
-            <w:tcMar>
-              <w:top w:w="0" w:type="dxa"/>
-              <w:bottom w:w="0" w:type="dxa"/>
-              <w:left w:w="0" w:type="dxa"/>
-              <w:right w:w="0" w:type="dxa"/>
-            </w:tcMar>
-            <w:vAlign w:val="top"/>
-          </w:tcPr>
-          <w:p>
-            <w:pPr>
-              <w:pStyle w:val="Normal"/>
-              <w:jc w:val="center"/>
-              <w:pBdr>
-                <w:bottom w:val="none" w:sz="0" w:space="0" w:color="000000"/>
-                <w:top w:val="none" w:sz="0" w:space="0" w:color="000000"/>
-                <w:left w:val="none" w:sz="0" w:space="0" w:color="000000"/>
-                <w:right w:val="none" w:sz="0" w:space="0" w:color="000000"/>
-              </w:pBdr>
-              <w:spacing w:after="100" w:before="100" w:line="240"/>
-              <w:ind w:left="100" w:right="100" w:firstLine="0" w:firstLineChars="0"/>
-              <w:rPr>
-                <w:rFonts w:ascii="Helvetica" w:hAnsi="Helvetica" w:eastAsia="Helvetica" w:cs="Helvetica"/>
-                <w:i w:val="false"/>
-                <w:b w:val="false"/>
-                <w:u w:val="none"/>
-                <w:sz w:val="22"/>
-                <w:szCs w:val="22"/>
-                <w:color w:val="000000"/>
-              </w:rPr>
-            </w:pPr>
-            <w:r>
-              <w:rPr>
-                <w:rFonts w:ascii="Helvetica" w:hAnsi="Helvetica" w:eastAsia="Helvetica" w:cs="Helvetica"/>
-                <w:i w:val="false"/>
-                <w:b w:val="false"/>
-                <w:u w:val="none"/>
-                <w:sz w:val="22"/>
-                <w:szCs w:val="22"/>
-                <w:color w:val="000000"/>
-              </w:rPr>
-              <w:t xml:space="preserve">0.88, 2.41</w:t>
-            </w:r>
-          </w:p>
-        </w:tc>
-        <w:tc>
-          <w:tcPr>
-            <w:tcBorders>
-              <w:bottom w:val="none" w:sz="0" w:space="0" w:color="000000"/>
-              <w:top w:val="none" w:sz="0" w:space="0" w:color="000000"/>
-              <w:left w:val="none" w:sz="0" w:space="0" w:color="000000"/>
-              <w:right w:val="none" w:sz="0" w:space="0" w:color="000000"/>
-            </w:tcBorders>
-            <w:shd w:val="clear" w:color="auto" w:fill="FFFFFF"/>
-            <w:tcMar>
-              <w:top w:w="0" w:type="dxa"/>
-              <w:bottom w:w="0" w:type="dxa"/>
-              <w:left w:w="0" w:type="dxa"/>
-              <w:right w:w="0" w:type="dxa"/>
-            </w:tcMar>
-            <w:vAlign w:val="top"/>
-          </w:tcPr>
-          <w:p>
-            <w:pPr>
-              <w:pStyle w:val="Normal"/>
-              <w:jc w:val="center"/>
-              <w:pBdr>
-                <w:bottom w:val="none" w:sz="0" w:space="0" w:color="000000"/>
-                <w:top w:val="none" w:sz="0" w:space="0" w:color="000000"/>
-                <w:left w:val="none" w:sz="0" w:space="0" w:color="000000"/>
-                <w:right w:val="none" w:sz="0" w:space="0" w:color="000000"/>
-              </w:pBdr>
-              <w:spacing w:after="100" w:before="100" w:line="240"/>
-              <w:ind w:left="100" w:right="100" w:firstLine="0" w:firstLineChars="0"/>
-              <w:rPr>
-                <w:rFonts w:ascii="Helvetica" w:hAnsi="Helvetica" w:eastAsia="Helvetica" w:cs="Helvetica"/>
-                <w:i w:val="false"/>
-                <w:b w:val="false"/>
-                <w:u w:val="none"/>
-                <w:sz w:val="22"/>
-                <w:szCs w:val="22"/>
-                <w:color w:val="000000"/>
-              </w:rPr>
-            </w:pPr>
-            <w:r>
-              <w:rPr>
-                <w:rFonts w:ascii="Helvetica" w:hAnsi="Helvetica" w:eastAsia="Helvetica" w:cs="Helvetica"/>
-                <w:i w:val="false"/>
-                <w:b w:val="false"/>
-                <w:u w:val="none"/>
-                <w:sz w:val="22"/>
-                <w:szCs w:val="22"/>
-                <w:color w:val="000000"/>
-              </w:rPr>
-              <w:t xml:space="preserve">0.150</w:t>
-            </w:r>
-          </w:p>
-        </w:tc>
-        <w:tc>
-          <w:tcPr>
-            <w:tcBorders>
-              <w:bottom w:val="none" w:sz="0" w:space="0" w:color="000000"/>
-              <w:top w:val="none" w:sz="0" w:space="0" w:color="000000"/>
-              <w:left w:val="none" w:sz="0" w:space="0" w:color="000000"/>
-              <w:right w:val="none" w:sz="0" w:space="0" w:color="000000"/>
-            </w:tcBorders>
-            <w:shd w:val="clear" w:color="auto" w:fill="FFFFFF"/>
-            <w:tcMar>
-              <w:top w:w="0" w:type="dxa"/>
-              <w:bottom w:w="0" w:type="dxa"/>
-              <w:left w:w="0" w:type="dxa"/>
-              <w:right w:w="0" w:type="dxa"/>
-            </w:tcMar>
-            <w:vAlign w:val="top"/>
-          </w:tcPr>
-          <w:p>
-            <w:pPr>
-              <w:pStyle w:val="Normal"/>
-              <w:jc w:val="center"/>
-              <w:pBdr>
-                <w:bottom w:val="none" w:sz="0" w:space="0" w:color="000000"/>
-                <w:top w:val="none" w:sz="0" w:space="0" w:color="000000"/>
-                <w:left w:val="none" w:sz="0" w:space="0" w:color="000000"/>
-                <w:right w:val="none" w:sz="0" w:space="0" w:color="000000"/>
-              </w:pBdr>
-              <w:spacing w:after="100" w:before="100" w:line="240"/>
-              <w:ind w:left="100" w:right="100" w:firstLine="0" w:firstLineChars="0"/>
-              <w:rPr>
-                <w:rFonts w:ascii="Helvetica" w:hAnsi="Helvetica" w:eastAsia="Helvetica" w:cs="Helvetica"/>
-                <w:i w:val="false"/>
-                <w:b w:val="false"/>
-                <w:u w:val="none"/>
-                <w:sz w:val="22"/>
-                <w:szCs w:val="22"/>
-                <w:color w:val="000000"/>
-              </w:rPr>
-            </w:pPr>
-            <w:r>
-              <w:rPr>
-                <w:rFonts w:ascii="Helvetica" w:hAnsi="Helvetica" w:eastAsia="Helvetica" w:cs="Helvetica"/>
-                <w:i w:val="false"/>
-                <w:b w:val="false"/>
-                <w:u w:val="none"/>
-                <w:sz w:val="22"/>
-                <w:szCs w:val="22"/>
-                <w:color w:val="000000"/>
-              </w:rPr>
-              <w:t xml:space="preserve">323</w:t>
-            </w:r>
-          </w:p>
-        </w:tc>
-        <w:tc>
-          <w:tcPr>
-            <w:tcBorders>
-              <w:bottom w:val="none" w:sz="0" w:space="0" w:color="000000"/>
-              <w:top w:val="none" w:sz="0" w:space="0" w:color="000000"/>
-              <w:left w:val="none" w:sz="0" w:space="0" w:color="000000"/>
-              <w:right w:val="none" w:sz="0" w:space="0" w:color="000000"/>
-            </w:tcBorders>
-            <w:shd w:val="clear" w:color="auto" w:fill="FFFFFF"/>
-            <w:tcMar>
-              <w:top w:w="0" w:type="dxa"/>
-              <w:bottom w:w="0" w:type="dxa"/>
-              <w:left w:w="0" w:type="dxa"/>
-              <w:right w:w="0" w:type="dxa"/>
-            </w:tcMar>
-            <w:vAlign w:val="top"/>
-          </w:tcPr>
-          <w:p>
-            <w:pPr>
-              <w:pStyle w:val="Normal"/>
-              <w:jc w:val="center"/>
-              <w:pBdr>
-                <w:bottom w:val="none" w:sz="0" w:space="0" w:color="000000"/>
-                <w:top w:val="none" w:sz="0" w:space="0" w:color="000000"/>
-                <w:left w:val="none" w:sz="0" w:space="0" w:color="000000"/>
-                <w:right w:val="none" w:sz="0" w:space="0" w:color="000000"/>
-              </w:pBdr>
-              <w:spacing w:after="100" w:before="100" w:line="240"/>
-              <w:ind w:left="100" w:right="100" w:firstLine="0" w:firstLineChars="0"/>
-              <w:rPr>
-                <w:rFonts w:ascii="Helvetica" w:hAnsi="Helvetica" w:eastAsia="Helvetica" w:cs="Helvetica"/>
-                <w:i w:val="false"/>
-                <w:b w:val="false"/>
-                <w:u w:val="none"/>
-                <w:sz w:val="22"/>
-                <w:szCs w:val="22"/>
-                <w:color w:val="000000"/>
-              </w:rPr>
-            </w:pPr>
-            <w:r>
-              <w:rPr>
-                <w:rFonts w:ascii="Helvetica" w:hAnsi="Helvetica" w:eastAsia="Helvetica" w:cs="Helvetica"/>
-                <w:i w:val="false"/>
-                <w:b w:val="false"/>
-                <w:u w:val="none"/>
-                <w:sz w:val="22"/>
-                <w:szCs w:val="22"/>
-                <w:color w:val="000000"/>
-              </w:rPr>
-              <w:t xml:space="preserve">1.24</w:t>
-            </w:r>
-          </w:p>
-        </w:tc>
-        <w:tc>
-          <w:tcPr>
-            <w:tcBorders>
-              <w:bottom w:val="none" w:sz="0" w:space="0" w:color="000000"/>
-              <w:top w:val="none" w:sz="0" w:space="0" w:color="000000"/>
-              <w:left w:val="none" w:sz="0" w:space="0" w:color="000000"/>
-              <w:right w:val="none" w:sz="0" w:space="0" w:color="000000"/>
-            </w:tcBorders>
-            <w:shd w:val="clear" w:color="auto" w:fill="FFFFFF"/>
-            <w:tcMar>
-              <w:top w:w="0" w:type="dxa"/>
-              <w:bottom w:w="0" w:type="dxa"/>
-              <w:left w:w="0" w:type="dxa"/>
-              <w:right w:w="0" w:type="dxa"/>
-            </w:tcMar>
-            <w:vAlign w:val="top"/>
-          </w:tcPr>
-          <w:p>
-            <w:pPr>
-              <w:pStyle w:val="Normal"/>
-              <w:jc w:val="center"/>
-              <w:pBdr>
-                <w:bottom w:val="none" w:sz="0" w:space="0" w:color="000000"/>
-                <w:top w:val="none" w:sz="0" w:space="0" w:color="000000"/>
-                <w:left w:val="none" w:sz="0" w:space="0" w:color="000000"/>
-                <w:right w:val="none" w:sz="0" w:space="0" w:color="000000"/>
-              </w:pBdr>
-              <w:spacing w:after="100" w:before="100" w:line="240"/>
-              <w:ind w:left="100" w:right="100" w:firstLine="0" w:firstLineChars="0"/>
-              <w:rPr>
-                <w:rFonts w:ascii="Helvetica" w:hAnsi="Helvetica" w:eastAsia="Helvetica" w:cs="Helvetica"/>
-                <w:i w:val="false"/>
-                <w:b w:val="false"/>
-                <w:u w:val="none"/>
-                <w:sz w:val="22"/>
-                <w:szCs w:val="22"/>
-                <w:color w:val="000000"/>
-              </w:rPr>
-            </w:pPr>
-            <w:r>
-              <w:rPr>
-                <w:rFonts w:ascii="Helvetica" w:hAnsi="Helvetica" w:eastAsia="Helvetica" w:cs="Helvetica"/>
-                <w:i w:val="false"/>
-                <w:b w:val="false"/>
-                <w:u w:val="none"/>
-                <w:sz w:val="22"/>
-                <w:szCs w:val="22"/>
-                <w:color w:val="000000"/>
-              </w:rPr>
-              <w:t xml:space="preserve">0.65, 2.38</w:t>
-            </w:r>
-          </w:p>
-        </w:tc>
-        <w:tc>
-          <w:tcPr>
-            <w:tcBorders>
-              <w:bottom w:val="none" w:sz="0" w:space="0" w:color="000000"/>
-              <w:top w:val="none" w:sz="0" w:space="0" w:color="000000"/>
-              <w:left w:val="none" w:sz="0" w:space="0" w:color="000000"/>
-              <w:right w:val="none" w:sz="0" w:space="0" w:color="000000"/>
-            </w:tcBorders>
-            <w:shd w:val="clear" w:color="auto" w:fill="FFFFFF"/>
-            <w:tcMar>
-              <w:top w:w="0" w:type="dxa"/>
-              <w:bottom w:w="0" w:type="dxa"/>
-              <w:left w:w="0" w:type="dxa"/>
-              <w:right w:w="0" w:type="dxa"/>
-            </w:tcMar>
-            <w:vAlign w:val="top"/>
-          </w:tcPr>
-          <w:p>
-            <w:pPr>
-              <w:pStyle w:val="Normal"/>
-              <w:jc w:val="center"/>
-              <w:pBdr>
-                <w:bottom w:val="none" w:sz="0" w:space="0" w:color="000000"/>
-                <w:top w:val="none" w:sz="0" w:space="0" w:color="000000"/>
-                <w:left w:val="none" w:sz="0" w:space="0" w:color="000000"/>
-                <w:right w:val="none" w:sz="0" w:space="0" w:color="000000"/>
-              </w:pBdr>
-              <w:spacing w:after="100" w:before="100" w:line="240"/>
-              <w:ind w:left="100" w:right="100" w:firstLine="0" w:firstLineChars="0"/>
-              <w:rPr>
-                <w:rFonts w:ascii="Helvetica" w:hAnsi="Helvetica" w:eastAsia="Helvetica" w:cs="Helvetica"/>
-                <w:i w:val="false"/>
-                <w:b w:val="false"/>
-                <w:u w:val="none"/>
-                <w:sz w:val="22"/>
-                <w:szCs w:val="22"/>
-                <w:color w:val="000000"/>
-              </w:rPr>
-            </w:pPr>
-            <w:r>
-              <w:rPr>
-                <w:rFonts w:ascii="Helvetica" w:hAnsi="Helvetica" w:eastAsia="Helvetica" w:cs="Helvetica"/>
-                <w:i w:val="false"/>
-                <w:b w:val="false"/>
-                <w:u w:val="none"/>
-                <w:sz w:val="22"/>
-                <w:szCs w:val="22"/>
-                <w:color w:val="000000"/>
-              </w:rPr>
-              <w:t xml:space="preserve">0.510</w:t>
+              <w:t xml:space="preserve">322</w:t>
+            </w:r>
+          </w:p>
+        </w:tc>
+        <w:tc>
+          <w:tcPr>
+            <w:tcBorders>
+              <w:bottom w:val="none" w:sz="0" w:space="0" w:color="000000"/>
+              <w:top w:val="none" w:sz="0" w:space="0" w:color="000000"/>
+              <w:left w:val="none" w:sz="0" w:space="0" w:color="000000"/>
+              <w:right w:val="none" w:sz="0" w:space="0" w:color="000000"/>
+            </w:tcBorders>
+            <w:shd w:val="clear" w:color="auto" w:fill="FFFFFF"/>
+            <w:tcMar>
+              <w:top w:w="0" w:type="dxa"/>
+              <w:bottom w:w="0" w:type="dxa"/>
+              <w:left w:w="0" w:type="dxa"/>
+              <w:right w:w="0" w:type="dxa"/>
+            </w:tcMar>
+            <w:vAlign w:val="top"/>
+          </w:tcPr>
+          <w:p>
+            <w:pPr>
+              <w:pStyle w:val="Normal"/>
+              <w:jc w:val="center"/>
+              <w:pBdr>
+                <w:bottom w:val="none" w:sz="0" w:space="0" w:color="000000"/>
+                <w:top w:val="none" w:sz="0" w:space="0" w:color="000000"/>
+                <w:left w:val="none" w:sz="0" w:space="0" w:color="000000"/>
+                <w:right w:val="none" w:sz="0" w:space="0" w:color="000000"/>
+              </w:pBdr>
+              <w:spacing w:after="100" w:before="100" w:line="240"/>
+              <w:ind w:left="100" w:right="100" w:firstLine="0" w:firstLineChars="0"/>
+              <w:rPr>
+                <w:rFonts w:ascii="Helvetica" w:hAnsi="Helvetica" w:eastAsia="Helvetica" w:cs="Helvetica"/>
+                <w:i w:val="false"/>
+                <w:b w:val="false"/>
+                <w:u w:val="none"/>
+                <w:sz w:val="22"/>
+                <w:szCs w:val="22"/>
+                <w:color w:val="000000"/>
+              </w:rPr>
+            </w:pPr>
+            <w:r>
+              <w:rPr>
+                <w:rFonts w:ascii="Helvetica" w:hAnsi="Helvetica" w:eastAsia="Helvetica" w:cs="Helvetica"/>
+                <w:i w:val="false"/>
+                <w:b w:val="false"/>
+                <w:u w:val="none"/>
+                <w:sz w:val="22"/>
+                <w:szCs w:val="22"/>
+                <w:color w:val="000000"/>
+              </w:rPr>
+              <w:t xml:space="preserve">1.47</w:t>
+            </w:r>
+          </w:p>
+        </w:tc>
+        <w:tc>
+          <w:tcPr>
+            <w:tcBorders>
+              <w:bottom w:val="none" w:sz="0" w:space="0" w:color="000000"/>
+              <w:top w:val="none" w:sz="0" w:space="0" w:color="000000"/>
+              <w:left w:val="none" w:sz="0" w:space="0" w:color="000000"/>
+              <w:right w:val="none" w:sz="0" w:space="0" w:color="000000"/>
+            </w:tcBorders>
+            <w:shd w:val="clear" w:color="auto" w:fill="FFFFFF"/>
+            <w:tcMar>
+              <w:top w:w="0" w:type="dxa"/>
+              <w:bottom w:w="0" w:type="dxa"/>
+              <w:left w:w="0" w:type="dxa"/>
+              <w:right w:w="0" w:type="dxa"/>
+            </w:tcMar>
+            <w:vAlign w:val="top"/>
+          </w:tcPr>
+          <w:p>
+            <w:pPr>
+              <w:pStyle w:val="Normal"/>
+              <w:jc w:val="center"/>
+              <w:pBdr>
+                <w:bottom w:val="none" w:sz="0" w:space="0" w:color="000000"/>
+                <w:top w:val="none" w:sz="0" w:space="0" w:color="000000"/>
+                <w:left w:val="none" w:sz="0" w:space="0" w:color="000000"/>
+                <w:right w:val="none" w:sz="0" w:space="0" w:color="000000"/>
+              </w:pBdr>
+              <w:spacing w:after="100" w:before="100" w:line="240"/>
+              <w:ind w:left="100" w:right="100" w:firstLine="0" w:firstLineChars="0"/>
+              <w:rPr>
+                <w:rFonts w:ascii="Helvetica" w:hAnsi="Helvetica" w:eastAsia="Helvetica" w:cs="Helvetica"/>
+                <w:i w:val="false"/>
+                <w:b w:val="false"/>
+                <w:u w:val="none"/>
+                <w:sz w:val="22"/>
+                <w:szCs w:val="22"/>
+                <w:color w:val="000000"/>
+              </w:rPr>
+            </w:pPr>
+            <w:r>
+              <w:rPr>
+                <w:rFonts w:ascii="Helvetica" w:hAnsi="Helvetica" w:eastAsia="Helvetica" w:cs="Helvetica"/>
+                <w:i w:val="false"/>
+                <w:b w:val="false"/>
+                <w:u w:val="none"/>
+                <w:sz w:val="22"/>
+                <w:szCs w:val="22"/>
+                <w:color w:val="000000"/>
+              </w:rPr>
+              <w:t xml:space="preserve">0.89, 2.44</w:t>
+            </w:r>
+          </w:p>
+        </w:tc>
+        <w:tc>
+          <w:tcPr>
+            <w:tcBorders>
+              <w:bottom w:val="none" w:sz="0" w:space="0" w:color="000000"/>
+              <w:top w:val="none" w:sz="0" w:space="0" w:color="000000"/>
+              <w:left w:val="none" w:sz="0" w:space="0" w:color="000000"/>
+              <w:right w:val="none" w:sz="0" w:space="0" w:color="000000"/>
+            </w:tcBorders>
+            <w:shd w:val="clear" w:color="auto" w:fill="FFFFFF"/>
+            <w:tcMar>
+              <w:top w:w="0" w:type="dxa"/>
+              <w:bottom w:w="0" w:type="dxa"/>
+              <w:left w:w="0" w:type="dxa"/>
+              <w:right w:w="0" w:type="dxa"/>
+            </w:tcMar>
+            <w:vAlign w:val="top"/>
+          </w:tcPr>
+          <w:p>
+            <w:pPr>
+              <w:pStyle w:val="Normal"/>
+              <w:jc w:val="center"/>
+              <w:pBdr>
+                <w:bottom w:val="none" w:sz="0" w:space="0" w:color="000000"/>
+                <w:top w:val="none" w:sz="0" w:space="0" w:color="000000"/>
+                <w:left w:val="none" w:sz="0" w:space="0" w:color="000000"/>
+                <w:right w:val="none" w:sz="0" w:space="0" w:color="000000"/>
+              </w:pBdr>
+              <w:spacing w:after="100" w:before="100" w:line="240"/>
+              <w:ind w:left="100" w:right="100" w:firstLine="0" w:firstLineChars="0"/>
+              <w:rPr>
+                <w:rFonts w:ascii="Helvetica" w:hAnsi="Helvetica" w:eastAsia="Helvetica" w:cs="Helvetica"/>
+                <w:i w:val="false"/>
+                <w:b w:val="false"/>
+                <w:u w:val="none"/>
+                <w:sz w:val="22"/>
+                <w:szCs w:val="22"/>
+                <w:color w:val="000000"/>
+              </w:rPr>
+            </w:pPr>
+            <w:r>
+              <w:rPr>
+                <w:rFonts w:ascii="Helvetica" w:hAnsi="Helvetica" w:eastAsia="Helvetica" w:cs="Helvetica"/>
+                <w:i w:val="false"/>
+                <w:b w:val="false"/>
+                <w:u w:val="none"/>
+                <w:sz w:val="22"/>
+                <w:szCs w:val="22"/>
+                <w:color w:val="000000"/>
+              </w:rPr>
+              <w:t xml:space="preserve">0.130</w:t>
+            </w:r>
+          </w:p>
+        </w:tc>
+        <w:tc>
+          <w:tcPr>
+            <w:tcBorders>
+              <w:bottom w:val="none" w:sz="0" w:space="0" w:color="000000"/>
+              <w:top w:val="none" w:sz="0" w:space="0" w:color="000000"/>
+              <w:left w:val="none" w:sz="0" w:space="0" w:color="000000"/>
+              <w:right w:val="none" w:sz="0" w:space="0" w:color="000000"/>
+            </w:tcBorders>
+            <w:shd w:val="clear" w:color="auto" w:fill="FFFFFF"/>
+            <w:tcMar>
+              <w:top w:w="0" w:type="dxa"/>
+              <w:bottom w:w="0" w:type="dxa"/>
+              <w:left w:w="0" w:type="dxa"/>
+              <w:right w:w="0" w:type="dxa"/>
+            </w:tcMar>
+            <w:vAlign w:val="top"/>
+          </w:tcPr>
+          <w:p>
+            <w:pPr>
+              <w:pStyle w:val="Normal"/>
+              <w:jc w:val="center"/>
+              <w:pBdr>
+                <w:bottom w:val="none" w:sz="0" w:space="0" w:color="000000"/>
+                <w:top w:val="none" w:sz="0" w:space="0" w:color="000000"/>
+                <w:left w:val="none" w:sz="0" w:space="0" w:color="000000"/>
+                <w:right w:val="none" w:sz="0" w:space="0" w:color="000000"/>
+              </w:pBdr>
+              <w:spacing w:after="100" w:before="100" w:line="240"/>
+              <w:ind w:left="100" w:right="100" w:firstLine="0" w:firstLineChars="0"/>
+              <w:rPr>
+                <w:rFonts w:ascii="Helvetica" w:hAnsi="Helvetica" w:eastAsia="Helvetica" w:cs="Helvetica"/>
+                <w:i w:val="false"/>
+                <w:b w:val="false"/>
+                <w:u w:val="none"/>
+                <w:sz w:val="22"/>
+                <w:szCs w:val="22"/>
+                <w:color w:val="000000"/>
+              </w:rPr>
+            </w:pPr>
+            <w:r>
+              <w:rPr>
+                <w:rFonts w:ascii="Helvetica" w:hAnsi="Helvetica" w:eastAsia="Helvetica" w:cs="Helvetica"/>
+                <w:i w:val="false"/>
+                <w:b w:val="false"/>
+                <w:u w:val="none"/>
+                <w:sz w:val="22"/>
+                <w:szCs w:val="22"/>
+                <w:color w:val="000000"/>
+              </w:rPr>
+              <w:t xml:space="preserve">322</w:t>
+            </w:r>
+          </w:p>
+        </w:tc>
+        <w:tc>
+          <w:tcPr>
+            <w:tcBorders>
+              <w:bottom w:val="none" w:sz="0" w:space="0" w:color="000000"/>
+              <w:top w:val="none" w:sz="0" w:space="0" w:color="000000"/>
+              <w:left w:val="none" w:sz="0" w:space="0" w:color="000000"/>
+              <w:right w:val="none" w:sz="0" w:space="0" w:color="000000"/>
+            </w:tcBorders>
+            <w:shd w:val="clear" w:color="auto" w:fill="FFFFFF"/>
+            <w:tcMar>
+              <w:top w:w="0" w:type="dxa"/>
+              <w:bottom w:w="0" w:type="dxa"/>
+              <w:left w:w="0" w:type="dxa"/>
+              <w:right w:w="0" w:type="dxa"/>
+            </w:tcMar>
+            <w:vAlign w:val="top"/>
+          </w:tcPr>
+          <w:p>
+            <w:pPr>
+              <w:pStyle w:val="Normal"/>
+              <w:jc w:val="center"/>
+              <w:pBdr>
+                <w:bottom w:val="none" w:sz="0" w:space="0" w:color="000000"/>
+                <w:top w:val="none" w:sz="0" w:space="0" w:color="000000"/>
+                <w:left w:val="none" w:sz="0" w:space="0" w:color="000000"/>
+                <w:right w:val="none" w:sz="0" w:space="0" w:color="000000"/>
+              </w:pBdr>
+              <w:spacing w:after="100" w:before="100" w:line="240"/>
+              <w:ind w:left="100" w:right="100" w:firstLine="0" w:firstLineChars="0"/>
+              <w:rPr>
+                <w:rFonts w:ascii="Helvetica" w:hAnsi="Helvetica" w:eastAsia="Helvetica" w:cs="Helvetica"/>
+                <w:i w:val="false"/>
+                <w:b w:val="false"/>
+                <w:u w:val="none"/>
+                <w:sz w:val="22"/>
+                <w:szCs w:val="22"/>
+                <w:color w:val="000000"/>
+              </w:rPr>
+            </w:pPr>
+            <w:r>
+              <w:rPr>
+                <w:rFonts w:ascii="Helvetica" w:hAnsi="Helvetica" w:eastAsia="Helvetica" w:cs="Helvetica"/>
+                <w:i w:val="false"/>
+                <w:b w:val="false"/>
+                <w:u w:val="none"/>
+                <w:sz w:val="22"/>
+                <w:szCs w:val="22"/>
+                <w:color w:val="000000"/>
+              </w:rPr>
+              <w:t xml:space="preserve">1.31</w:t>
+            </w:r>
+          </w:p>
+        </w:tc>
+        <w:tc>
+          <w:tcPr>
+            <w:tcBorders>
+              <w:bottom w:val="none" w:sz="0" w:space="0" w:color="000000"/>
+              <w:top w:val="none" w:sz="0" w:space="0" w:color="000000"/>
+              <w:left w:val="none" w:sz="0" w:space="0" w:color="000000"/>
+              <w:right w:val="none" w:sz="0" w:space="0" w:color="000000"/>
+            </w:tcBorders>
+            <w:shd w:val="clear" w:color="auto" w:fill="FFFFFF"/>
+            <w:tcMar>
+              <w:top w:w="0" w:type="dxa"/>
+              <w:bottom w:w="0" w:type="dxa"/>
+              <w:left w:w="0" w:type="dxa"/>
+              <w:right w:w="0" w:type="dxa"/>
+            </w:tcMar>
+            <w:vAlign w:val="top"/>
+          </w:tcPr>
+          <w:p>
+            <w:pPr>
+              <w:pStyle w:val="Normal"/>
+              <w:jc w:val="center"/>
+              <w:pBdr>
+                <w:bottom w:val="none" w:sz="0" w:space="0" w:color="000000"/>
+                <w:top w:val="none" w:sz="0" w:space="0" w:color="000000"/>
+                <w:left w:val="none" w:sz="0" w:space="0" w:color="000000"/>
+                <w:right w:val="none" w:sz="0" w:space="0" w:color="000000"/>
+              </w:pBdr>
+              <w:spacing w:after="100" w:before="100" w:line="240"/>
+              <w:ind w:left="100" w:right="100" w:firstLine="0" w:firstLineChars="0"/>
+              <w:rPr>
+                <w:rFonts w:ascii="Helvetica" w:hAnsi="Helvetica" w:eastAsia="Helvetica" w:cs="Helvetica"/>
+                <w:i w:val="false"/>
+                <w:b w:val="false"/>
+                <w:u w:val="none"/>
+                <w:sz w:val="22"/>
+                <w:szCs w:val="22"/>
+                <w:color w:val="000000"/>
+              </w:rPr>
+            </w:pPr>
+            <w:r>
+              <w:rPr>
+                <w:rFonts w:ascii="Helvetica" w:hAnsi="Helvetica" w:eastAsia="Helvetica" w:cs="Helvetica"/>
+                <w:i w:val="false"/>
+                <w:b w:val="false"/>
+                <w:u w:val="none"/>
+                <w:sz w:val="22"/>
+                <w:szCs w:val="22"/>
+                <w:color w:val="000000"/>
+              </w:rPr>
+              <w:t xml:space="preserve">0.69, 2.51</w:t>
+            </w:r>
+          </w:p>
+        </w:tc>
+        <w:tc>
+          <w:tcPr>
+            <w:tcBorders>
+              <w:bottom w:val="none" w:sz="0" w:space="0" w:color="000000"/>
+              <w:top w:val="none" w:sz="0" w:space="0" w:color="000000"/>
+              <w:left w:val="none" w:sz="0" w:space="0" w:color="000000"/>
+              <w:right w:val="none" w:sz="0" w:space="0" w:color="000000"/>
+            </w:tcBorders>
+            <w:shd w:val="clear" w:color="auto" w:fill="FFFFFF"/>
+            <w:tcMar>
+              <w:top w:w="0" w:type="dxa"/>
+              <w:bottom w:w="0" w:type="dxa"/>
+              <w:left w:w="0" w:type="dxa"/>
+              <w:right w:w="0" w:type="dxa"/>
+            </w:tcMar>
+            <w:vAlign w:val="top"/>
+          </w:tcPr>
+          <w:p>
+            <w:pPr>
+              <w:pStyle w:val="Normal"/>
+              <w:jc w:val="center"/>
+              <w:pBdr>
+                <w:bottom w:val="none" w:sz="0" w:space="0" w:color="000000"/>
+                <w:top w:val="none" w:sz="0" w:space="0" w:color="000000"/>
+                <w:left w:val="none" w:sz="0" w:space="0" w:color="000000"/>
+                <w:right w:val="none" w:sz="0" w:space="0" w:color="000000"/>
+              </w:pBdr>
+              <w:spacing w:after="100" w:before="100" w:line="240"/>
+              <w:ind w:left="100" w:right="100" w:firstLine="0" w:firstLineChars="0"/>
+              <w:rPr>
+                <w:rFonts w:ascii="Helvetica" w:hAnsi="Helvetica" w:eastAsia="Helvetica" w:cs="Helvetica"/>
+                <w:i w:val="false"/>
+                <w:b w:val="false"/>
+                <w:u w:val="none"/>
+                <w:sz w:val="22"/>
+                <w:szCs w:val="22"/>
+                <w:color w:val="000000"/>
+              </w:rPr>
+            </w:pPr>
+            <w:r>
+              <w:rPr>
+                <w:rFonts w:ascii="Helvetica" w:hAnsi="Helvetica" w:eastAsia="Helvetica" w:cs="Helvetica"/>
+                <w:i w:val="false"/>
+                <w:b w:val="false"/>
+                <w:u w:val="none"/>
+                <w:sz w:val="22"/>
+                <w:szCs w:val="22"/>
+                <w:color w:val="000000"/>
+              </w:rPr>
+              <w:t xml:space="preserve">0.410</w:t>
             </w:r>
           </w:p>
         </w:tc>
@@ -13879,7 +13879,7 @@
                 <w:szCs w:val="22"/>
                 <w:color w:val="000000"/>
               </w:rPr>
-              <w:t xml:space="preserve">323</w:t>
+              <w:t xml:space="preserve">322</w:t>
             </w:r>
           </w:p>
         </w:tc>
@@ -14038,219 +14038,219 @@
                 <w:szCs w:val="22"/>
                 <w:color w:val="000000"/>
               </w:rPr>
-              <w:t xml:space="preserve">0.310</w:t>
-            </w:r>
-          </w:p>
-        </w:tc>
-        <w:tc>
-          <w:tcPr>
-            <w:tcBorders>
-              <w:bottom w:val="none" w:sz="0" w:space="0" w:color="000000"/>
-              <w:top w:val="none" w:sz="0" w:space="0" w:color="000000"/>
-              <w:left w:val="none" w:sz="0" w:space="0" w:color="000000"/>
-              <w:right w:val="none" w:sz="0" w:space="0" w:color="000000"/>
-            </w:tcBorders>
-            <w:shd w:val="clear" w:color="auto" w:fill="FFFFFF"/>
-            <w:tcMar>
-              <w:top w:w="0" w:type="dxa"/>
-              <w:bottom w:w="0" w:type="dxa"/>
-              <w:left w:w="0" w:type="dxa"/>
-              <w:right w:w="0" w:type="dxa"/>
-            </w:tcMar>
-            <w:vAlign w:val="top"/>
-          </w:tcPr>
-          <w:p>
-            <w:pPr>
-              <w:pStyle w:val="Normal"/>
-              <w:jc w:val="center"/>
-              <w:pBdr>
-                <w:bottom w:val="none" w:sz="0" w:space="0" w:color="000000"/>
-                <w:top w:val="none" w:sz="0" w:space="0" w:color="000000"/>
-                <w:left w:val="none" w:sz="0" w:space="0" w:color="000000"/>
-                <w:right w:val="none" w:sz="0" w:space="0" w:color="000000"/>
-              </w:pBdr>
-              <w:spacing w:after="100" w:before="100" w:line="240"/>
-              <w:ind w:left="100" w:right="100" w:firstLine="0" w:firstLineChars="0"/>
-              <w:rPr>
-                <w:rFonts w:ascii="Helvetica" w:hAnsi="Helvetica" w:eastAsia="Helvetica" w:cs="Helvetica"/>
-                <w:i w:val="false"/>
-                <w:b w:val="false"/>
-                <w:u w:val="none"/>
-                <w:sz w:val="22"/>
-                <w:szCs w:val="22"/>
-                <w:color w:val="000000"/>
-              </w:rPr>
-            </w:pPr>
-            <w:r>
-              <w:rPr>
-                <w:rFonts w:ascii="Helvetica" w:hAnsi="Helvetica" w:eastAsia="Helvetica" w:cs="Helvetica"/>
-                <w:i w:val="false"/>
-                <w:b w:val="false"/>
-                <w:u w:val="none"/>
-                <w:sz w:val="22"/>
-                <w:szCs w:val="22"/>
-                <w:color w:val="000000"/>
-              </w:rPr>
-              <w:t xml:space="preserve">323</w:t>
-            </w:r>
-          </w:p>
-        </w:tc>
-        <w:tc>
-          <w:tcPr>
-            <w:tcBorders>
-              <w:bottom w:val="none" w:sz="0" w:space="0" w:color="000000"/>
-              <w:top w:val="none" w:sz="0" w:space="0" w:color="000000"/>
-              <w:left w:val="none" w:sz="0" w:space="0" w:color="000000"/>
-              <w:right w:val="none" w:sz="0" w:space="0" w:color="000000"/>
-            </w:tcBorders>
-            <w:shd w:val="clear" w:color="auto" w:fill="FFFFFF"/>
-            <w:tcMar>
-              <w:top w:w="0" w:type="dxa"/>
-              <w:bottom w:w="0" w:type="dxa"/>
-              <w:left w:w="0" w:type="dxa"/>
-              <w:right w:w="0" w:type="dxa"/>
-            </w:tcMar>
-            <w:vAlign w:val="top"/>
-          </w:tcPr>
-          <w:p>
-            <w:pPr>
-              <w:pStyle w:val="Normal"/>
-              <w:jc w:val="center"/>
-              <w:pBdr>
-                <w:bottom w:val="none" w:sz="0" w:space="0" w:color="000000"/>
-                <w:top w:val="none" w:sz="0" w:space="0" w:color="000000"/>
-                <w:left w:val="none" w:sz="0" w:space="0" w:color="000000"/>
-                <w:right w:val="none" w:sz="0" w:space="0" w:color="000000"/>
-              </w:pBdr>
-              <w:spacing w:after="100" w:before="100" w:line="240"/>
-              <w:ind w:left="100" w:right="100" w:firstLine="0" w:firstLineChars="0"/>
-              <w:rPr>
-                <w:rFonts w:ascii="Helvetica" w:hAnsi="Helvetica" w:eastAsia="Helvetica" w:cs="Helvetica"/>
-                <w:i w:val="false"/>
-                <w:b w:val="false"/>
-                <w:u w:val="none"/>
-                <w:sz w:val="22"/>
-                <w:szCs w:val="22"/>
-                <w:color w:val="000000"/>
-              </w:rPr>
-            </w:pPr>
-            <w:r>
-              <w:rPr>
-                <w:rFonts w:ascii="Helvetica" w:hAnsi="Helvetica" w:eastAsia="Helvetica" w:cs="Helvetica"/>
-                <w:i w:val="false"/>
-                <w:b w:val="false"/>
-                <w:u w:val="none"/>
-                <w:sz w:val="22"/>
-                <w:szCs w:val="22"/>
-                <w:color w:val="000000"/>
-              </w:rPr>
-              <w:t xml:space="preserve">0.94</w:t>
-            </w:r>
-          </w:p>
-        </w:tc>
-        <w:tc>
-          <w:tcPr>
-            <w:tcBorders>
-              <w:bottom w:val="none" w:sz="0" w:space="0" w:color="000000"/>
-              <w:top w:val="none" w:sz="0" w:space="0" w:color="000000"/>
-              <w:left w:val="none" w:sz="0" w:space="0" w:color="000000"/>
-              <w:right w:val="none" w:sz="0" w:space="0" w:color="000000"/>
-            </w:tcBorders>
-            <w:shd w:val="clear" w:color="auto" w:fill="FFFFFF"/>
-            <w:tcMar>
-              <w:top w:w="0" w:type="dxa"/>
-              <w:bottom w:w="0" w:type="dxa"/>
-              <w:left w:w="0" w:type="dxa"/>
-              <w:right w:w="0" w:type="dxa"/>
-            </w:tcMar>
-            <w:vAlign w:val="top"/>
-          </w:tcPr>
-          <w:p>
-            <w:pPr>
-              <w:pStyle w:val="Normal"/>
-              <w:jc w:val="center"/>
-              <w:pBdr>
-                <w:bottom w:val="none" w:sz="0" w:space="0" w:color="000000"/>
-                <w:top w:val="none" w:sz="0" w:space="0" w:color="000000"/>
-                <w:left w:val="none" w:sz="0" w:space="0" w:color="000000"/>
-                <w:right w:val="none" w:sz="0" w:space="0" w:color="000000"/>
-              </w:pBdr>
-              <w:spacing w:after="100" w:before="100" w:line="240"/>
-              <w:ind w:left="100" w:right="100" w:firstLine="0" w:firstLineChars="0"/>
-              <w:rPr>
-                <w:rFonts w:ascii="Helvetica" w:hAnsi="Helvetica" w:eastAsia="Helvetica" w:cs="Helvetica"/>
-                <w:i w:val="false"/>
-                <w:b w:val="false"/>
-                <w:u w:val="none"/>
-                <w:sz w:val="22"/>
-                <w:szCs w:val="22"/>
-                <w:color w:val="000000"/>
-              </w:rPr>
-            </w:pPr>
-            <w:r>
-              <w:rPr>
-                <w:rFonts w:ascii="Helvetica" w:hAnsi="Helvetica" w:eastAsia="Helvetica" w:cs="Helvetica"/>
-                <w:i w:val="false"/>
-                <w:b w:val="false"/>
-                <w:u w:val="none"/>
-                <w:sz w:val="22"/>
-                <w:szCs w:val="22"/>
-                <w:color w:val="000000"/>
-              </w:rPr>
-              <w:t xml:space="preserve">0.90, 0.98</w:t>
-            </w:r>
-          </w:p>
-        </w:tc>
-        <w:tc>
-          <w:tcPr>
-            <w:tcBorders>
-              <w:bottom w:val="none" w:sz="0" w:space="0" w:color="000000"/>
-              <w:top w:val="none" w:sz="0" w:space="0" w:color="000000"/>
-              <w:left w:val="none" w:sz="0" w:space="0" w:color="000000"/>
-              <w:right w:val="none" w:sz="0" w:space="0" w:color="000000"/>
-            </w:tcBorders>
-            <w:shd w:val="clear" w:color="auto" w:fill="FFFFFF"/>
-            <w:tcMar>
-              <w:top w:w="0" w:type="dxa"/>
-              <w:bottom w:w="0" w:type="dxa"/>
-              <w:left w:w="0" w:type="dxa"/>
-              <w:right w:w="0" w:type="dxa"/>
-            </w:tcMar>
-            <w:vAlign w:val="top"/>
-          </w:tcPr>
-          <w:p>
-            <w:pPr>
-              <w:pStyle w:val="Normal"/>
-              <w:jc w:val="center"/>
-              <w:pBdr>
-                <w:bottom w:val="none" w:sz="0" w:space="0" w:color="000000"/>
-                <w:top w:val="none" w:sz="0" w:space="0" w:color="000000"/>
-                <w:left w:val="none" w:sz="0" w:space="0" w:color="000000"/>
-                <w:right w:val="none" w:sz="0" w:space="0" w:color="000000"/>
-              </w:pBdr>
-              <w:spacing w:after="100" w:before="100" w:line="240"/>
-              <w:ind w:left="100" w:right="100" w:firstLine="0" w:firstLineChars="0"/>
-              <w:rPr>
-                <w:rFonts w:ascii="Helvetica" w:hAnsi="Helvetica" w:eastAsia="Helvetica" w:cs="Helvetica"/>
-                <w:i w:val="false"/>
-                <w:b w:val="false"/>
-                <w:u w:val="none"/>
-                <w:sz w:val="22"/>
-                <w:szCs w:val="22"/>
-                <w:color w:val="000000"/>
-              </w:rPr>
-            </w:pPr>
-            <w:r>
-              <w:rPr>
-                <w:rFonts w:ascii="Helvetica" w:hAnsi="Helvetica" w:eastAsia="Helvetica" w:cs="Helvetica"/>
-                <w:i w:val="false"/>
-                <w:b w:val="false"/>
-                <w:u w:val="none"/>
-                <w:sz w:val="22"/>
-                <w:szCs w:val="22"/>
-                <w:color w:val="000000"/>
-              </w:rPr>
-              <w:t xml:space="preserve">0.004</w:t>
+              <w:t xml:space="preserve">0.300</w:t>
+            </w:r>
+          </w:p>
+        </w:tc>
+        <w:tc>
+          <w:tcPr>
+            <w:tcBorders>
+              <w:bottom w:val="none" w:sz="0" w:space="0" w:color="000000"/>
+              <w:top w:val="none" w:sz="0" w:space="0" w:color="000000"/>
+              <w:left w:val="none" w:sz="0" w:space="0" w:color="000000"/>
+              <w:right w:val="none" w:sz="0" w:space="0" w:color="000000"/>
+            </w:tcBorders>
+            <w:shd w:val="clear" w:color="auto" w:fill="FFFFFF"/>
+            <w:tcMar>
+              <w:top w:w="0" w:type="dxa"/>
+              <w:bottom w:w="0" w:type="dxa"/>
+              <w:left w:w="0" w:type="dxa"/>
+              <w:right w:w="0" w:type="dxa"/>
+            </w:tcMar>
+            <w:vAlign w:val="top"/>
+          </w:tcPr>
+          <w:p>
+            <w:pPr>
+              <w:pStyle w:val="Normal"/>
+              <w:jc w:val="center"/>
+              <w:pBdr>
+                <w:bottom w:val="none" w:sz="0" w:space="0" w:color="000000"/>
+                <w:top w:val="none" w:sz="0" w:space="0" w:color="000000"/>
+                <w:left w:val="none" w:sz="0" w:space="0" w:color="000000"/>
+                <w:right w:val="none" w:sz="0" w:space="0" w:color="000000"/>
+              </w:pBdr>
+              <w:spacing w:after="100" w:before="100" w:line="240"/>
+              <w:ind w:left="100" w:right="100" w:firstLine="0" w:firstLineChars="0"/>
+              <w:rPr>
+                <w:rFonts w:ascii="Helvetica" w:hAnsi="Helvetica" w:eastAsia="Helvetica" w:cs="Helvetica"/>
+                <w:i w:val="false"/>
+                <w:b w:val="false"/>
+                <w:u w:val="none"/>
+                <w:sz w:val="22"/>
+                <w:szCs w:val="22"/>
+                <w:color w:val="000000"/>
+              </w:rPr>
+            </w:pPr>
+            <w:r>
+              <w:rPr>
+                <w:rFonts w:ascii="Helvetica" w:hAnsi="Helvetica" w:eastAsia="Helvetica" w:cs="Helvetica"/>
+                <w:i w:val="false"/>
+                <w:b w:val="false"/>
+                <w:u w:val="none"/>
+                <w:sz w:val="22"/>
+                <w:szCs w:val="22"/>
+                <w:color w:val="000000"/>
+              </w:rPr>
+              <w:t xml:space="preserve">322</w:t>
+            </w:r>
+          </w:p>
+        </w:tc>
+        <w:tc>
+          <w:tcPr>
+            <w:tcBorders>
+              <w:bottom w:val="none" w:sz="0" w:space="0" w:color="000000"/>
+              <w:top w:val="none" w:sz="0" w:space="0" w:color="000000"/>
+              <w:left w:val="none" w:sz="0" w:space="0" w:color="000000"/>
+              <w:right w:val="none" w:sz="0" w:space="0" w:color="000000"/>
+            </w:tcBorders>
+            <w:shd w:val="clear" w:color="auto" w:fill="FFFFFF"/>
+            <w:tcMar>
+              <w:top w:w="0" w:type="dxa"/>
+              <w:bottom w:w="0" w:type="dxa"/>
+              <w:left w:w="0" w:type="dxa"/>
+              <w:right w:w="0" w:type="dxa"/>
+            </w:tcMar>
+            <w:vAlign w:val="top"/>
+          </w:tcPr>
+          <w:p>
+            <w:pPr>
+              <w:pStyle w:val="Normal"/>
+              <w:jc w:val="center"/>
+              <w:pBdr>
+                <w:bottom w:val="none" w:sz="0" w:space="0" w:color="000000"/>
+                <w:top w:val="none" w:sz="0" w:space="0" w:color="000000"/>
+                <w:left w:val="none" w:sz="0" w:space="0" w:color="000000"/>
+                <w:right w:val="none" w:sz="0" w:space="0" w:color="000000"/>
+              </w:pBdr>
+              <w:spacing w:after="100" w:before="100" w:line="240"/>
+              <w:ind w:left="100" w:right="100" w:firstLine="0" w:firstLineChars="0"/>
+              <w:rPr>
+                <w:rFonts w:ascii="Helvetica" w:hAnsi="Helvetica" w:eastAsia="Helvetica" w:cs="Helvetica"/>
+                <w:i w:val="false"/>
+                <w:b w:val="false"/>
+                <w:u w:val="none"/>
+                <w:sz w:val="22"/>
+                <w:szCs w:val="22"/>
+                <w:color w:val="000000"/>
+              </w:rPr>
+            </w:pPr>
+            <w:r>
+              <w:rPr>
+                <w:rFonts w:ascii="Helvetica" w:hAnsi="Helvetica" w:eastAsia="Helvetica" w:cs="Helvetica"/>
+                <w:i w:val="false"/>
+                <w:b w:val="false"/>
+                <w:u w:val="none"/>
+                <w:sz w:val="22"/>
+                <w:szCs w:val="22"/>
+                <w:color w:val="000000"/>
+              </w:rPr>
+              <w:t xml:space="preserve">0.93</w:t>
+            </w:r>
+          </w:p>
+        </w:tc>
+        <w:tc>
+          <w:tcPr>
+            <w:tcBorders>
+              <w:bottom w:val="none" w:sz="0" w:space="0" w:color="000000"/>
+              <w:top w:val="none" w:sz="0" w:space="0" w:color="000000"/>
+              <w:left w:val="none" w:sz="0" w:space="0" w:color="000000"/>
+              <w:right w:val="none" w:sz="0" w:space="0" w:color="000000"/>
+            </w:tcBorders>
+            <w:shd w:val="clear" w:color="auto" w:fill="FFFFFF"/>
+            <w:tcMar>
+              <w:top w:w="0" w:type="dxa"/>
+              <w:bottom w:w="0" w:type="dxa"/>
+              <w:left w:w="0" w:type="dxa"/>
+              <w:right w:w="0" w:type="dxa"/>
+            </w:tcMar>
+            <w:vAlign w:val="top"/>
+          </w:tcPr>
+          <w:p>
+            <w:pPr>
+              <w:pStyle w:val="Normal"/>
+              <w:jc w:val="center"/>
+              <w:pBdr>
+                <w:bottom w:val="none" w:sz="0" w:space="0" w:color="000000"/>
+                <w:top w:val="none" w:sz="0" w:space="0" w:color="000000"/>
+                <w:left w:val="none" w:sz="0" w:space="0" w:color="000000"/>
+                <w:right w:val="none" w:sz="0" w:space="0" w:color="000000"/>
+              </w:pBdr>
+              <w:spacing w:after="100" w:before="100" w:line="240"/>
+              <w:ind w:left="100" w:right="100" w:firstLine="0" w:firstLineChars="0"/>
+              <w:rPr>
+                <w:rFonts w:ascii="Helvetica" w:hAnsi="Helvetica" w:eastAsia="Helvetica" w:cs="Helvetica"/>
+                <w:i w:val="false"/>
+                <w:b w:val="false"/>
+                <w:u w:val="none"/>
+                <w:sz w:val="22"/>
+                <w:szCs w:val="22"/>
+                <w:color w:val="000000"/>
+              </w:rPr>
+            </w:pPr>
+            <w:r>
+              <w:rPr>
+                <w:rFonts w:ascii="Helvetica" w:hAnsi="Helvetica" w:eastAsia="Helvetica" w:cs="Helvetica"/>
+                <w:i w:val="false"/>
+                <w:b w:val="false"/>
+                <w:u w:val="none"/>
+                <w:sz w:val="22"/>
+                <w:szCs w:val="22"/>
+                <w:color w:val="000000"/>
+              </w:rPr>
+              <w:t xml:space="preserve">0.89, 0.98</w:t>
+            </w:r>
+          </w:p>
+        </w:tc>
+        <w:tc>
+          <w:tcPr>
+            <w:tcBorders>
+              <w:bottom w:val="none" w:sz="0" w:space="0" w:color="000000"/>
+              <w:top w:val="none" w:sz="0" w:space="0" w:color="000000"/>
+              <w:left w:val="none" w:sz="0" w:space="0" w:color="000000"/>
+              <w:right w:val="none" w:sz="0" w:space="0" w:color="000000"/>
+            </w:tcBorders>
+            <w:shd w:val="clear" w:color="auto" w:fill="FFFFFF"/>
+            <w:tcMar>
+              <w:top w:w="0" w:type="dxa"/>
+              <w:bottom w:w="0" w:type="dxa"/>
+              <w:left w:w="0" w:type="dxa"/>
+              <w:right w:w="0" w:type="dxa"/>
+            </w:tcMar>
+            <w:vAlign w:val="top"/>
+          </w:tcPr>
+          <w:p>
+            <w:pPr>
+              <w:pStyle w:val="Normal"/>
+              <w:jc w:val="center"/>
+              <w:pBdr>
+                <w:bottom w:val="none" w:sz="0" w:space="0" w:color="000000"/>
+                <w:top w:val="none" w:sz="0" w:space="0" w:color="000000"/>
+                <w:left w:val="none" w:sz="0" w:space="0" w:color="000000"/>
+                <w:right w:val="none" w:sz="0" w:space="0" w:color="000000"/>
+              </w:pBdr>
+              <w:spacing w:after="100" w:before="100" w:line="240"/>
+              <w:ind w:left="100" w:right="100" w:firstLine="0" w:firstLineChars="0"/>
+              <w:rPr>
+                <w:rFonts w:ascii="Helvetica" w:hAnsi="Helvetica" w:eastAsia="Helvetica" w:cs="Helvetica"/>
+                <w:i w:val="false"/>
+                <w:b w:val="false"/>
+                <w:u w:val="none"/>
+                <w:sz w:val="22"/>
+                <w:szCs w:val="22"/>
+                <w:color w:val="000000"/>
+              </w:rPr>
+            </w:pPr>
+            <w:r>
+              <w:rPr>
+                <w:rFonts w:ascii="Helvetica" w:hAnsi="Helvetica" w:eastAsia="Helvetica" w:cs="Helvetica"/>
+                <w:i w:val="false"/>
+                <w:b w:val="false"/>
+                <w:u w:val="none"/>
+                <w:sz w:val="22"/>
+                <w:szCs w:val="22"/>
+                <w:color w:val="000000"/>
+              </w:rPr>
+              <w:t xml:space="preserve">0.002</w:t>
             </w:r>
           </w:p>
         </w:tc>
@@ -14362,378 +14362,378 @@
                 <w:szCs w:val="22"/>
                 <w:color w:val="000000"/>
               </w:rPr>
-              <w:t xml:space="preserve">323</w:t>
-            </w:r>
-          </w:p>
-        </w:tc>
-        <w:tc>
-          <w:tcPr>
-            <w:tcBorders>
-              <w:bottom w:val="none" w:sz="0" w:space="0" w:color="000000"/>
-              <w:top w:val="none" w:sz="0" w:space="0" w:color="000000"/>
-              <w:left w:val="none" w:sz="0" w:space="0" w:color="000000"/>
-              <w:right w:val="none" w:sz="0" w:space="0" w:color="000000"/>
-            </w:tcBorders>
-            <w:shd w:val="clear" w:color="auto" w:fill="FFFFFF"/>
-            <w:tcMar>
-              <w:top w:w="0" w:type="dxa"/>
-              <w:bottom w:w="0" w:type="dxa"/>
-              <w:left w:w="0" w:type="dxa"/>
-              <w:right w:w="0" w:type="dxa"/>
-            </w:tcMar>
-            <w:vAlign w:val="top"/>
-          </w:tcPr>
-          <w:p>
-            <w:pPr>
-              <w:pStyle w:val="Normal"/>
-              <w:jc w:val="center"/>
-              <w:pBdr>
-                <w:bottom w:val="none" w:sz="0" w:space="0" w:color="000000"/>
-                <w:top w:val="none" w:sz="0" w:space="0" w:color="000000"/>
-                <w:left w:val="none" w:sz="0" w:space="0" w:color="000000"/>
-                <w:right w:val="none" w:sz="0" w:space="0" w:color="000000"/>
-              </w:pBdr>
-              <w:spacing w:after="100" w:before="100" w:line="240"/>
-              <w:ind w:left="100" w:right="100" w:firstLine="0" w:firstLineChars="0"/>
-              <w:rPr>
-                <w:rFonts w:ascii="Helvetica" w:hAnsi="Helvetica" w:eastAsia="Helvetica" w:cs="Helvetica"/>
-                <w:i w:val="false"/>
-                <w:b w:val="false"/>
-                <w:u w:val="none"/>
-                <w:sz w:val="22"/>
-                <w:szCs w:val="22"/>
-                <w:color w:val="000000"/>
-              </w:rPr>
-            </w:pPr>
-            <w:r>
-              <w:rPr>
-                <w:rFonts w:ascii="Helvetica" w:hAnsi="Helvetica" w:eastAsia="Helvetica" w:cs="Helvetica"/>
-                <w:i w:val="false"/>
-                <w:b w:val="false"/>
-                <w:u w:val="none"/>
-                <w:sz w:val="22"/>
-                <w:szCs w:val="22"/>
-                <w:color w:val="000000"/>
-              </w:rPr>
-              <w:t xml:space="preserve">1.20</w:t>
-            </w:r>
-          </w:p>
-        </w:tc>
-        <w:tc>
-          <w:tcPr>
-            <w:tcBorders>
-              <w:bottom w:val="none" w:sz="0" w:space="0" w:color="000000"/>
-              <w:top w:val="none" w:sz="0" w:space="0" w:color="000000"/>
-              <w:left w:val="none" w:sz="0" w:space="0" w:color="000000"/>
-              <w:right w:val="none" w:sz="0" w:space="0" w:color="000000"/>
-            </w:tcBorders>
-            <w:shd w:val="clear" w:color="auto" w:fill="FFFFFF"/>
-            <w:tcMar>
-              <w:top w:w="0" w:type="dxa"/>
-              <w:bottom w:w="0" w:type="dxa"/>
-              <w:left w:w="0" w:type="dxa"/>
-              <w:right w:w="0" w:type="dxa"/>
-            </w:tcMar>
-            <w:vAlign w:val="top"/>
-          </w:tcPr>
-          <w:p>
-            <w:pPr>
-              <w:pStyle w:val="Normal"/>
-              <w:jc w:val="center"/>
-              <w:pBdr>
-                <w:bottom w:val="none" w:sz="0" w:space="0" w:color="000000"/>
-                <w:top w:val="none" w:sz="0" w:space="0" w:color="000000"/>
-                <w:left w:val="none" w:sz="0" w:space="0" w:color="000000"/>
-                <w:right w:val="none" w:sz="0" w:space="0" w:color="000000"/>
-              </w:pBdr>
-              <w:spacing w:after="100" w:before="100" w:line="240"/>
-              <w:ind w:left="100" w:right="100" w:firstLine="0" w:firstLineChars="0"/>
-              <w:rPr>
-                <w:rFonts w:ascii="Helvetica" w:hAnsi="Helvetica" w:eastAsia="Helvetica" w:cs="Helvetica"/>
-                <w:i w:val="false"/>
-                <w:b w:val="false"/>
-                <w:u w:val="none"/>
-                <w:sz w:val="22"/>
-                <w:szCs w:val="22"/>
-                <w:color w:val="000000"/>
-              </w:rPr>
-            </w:pPr>
-            <w:r>
-              <w:rPr>
-                <w:rFonts w:ascii="Helvetica" w:hAnsi="Helvetica" w:eastAsia="Helvetica" w:cs="Helvetica"/>
-                <w:i w:val="false"/>
-                <w:b w:val="false"/>
-                <w:u w:val="none"/>
-                <w:sz w:val="22"/>
-                <w:szCs w:val="22"/>
-                <w:color w:val="000000"/>
-              </w:rPr>
-              <w:t xml:space="preserve">0.86, 1.68</w:t>
-            </w:r>
-          </w:p>
-        </w:tc>
-        <w:tc>
-          <w:tcPr>
-            <w:tcBorders>
-              <w:bottom w:val="none" w:sz="0" w:space="0" w:color="000000"/>
-              <w:top w:val="none" w:sz="0" w:space="0" w:color="000000"/>
-              <w:left w:val="none" w:sz="0" w:space="0" w:color="000000"/>
-              <w:right w:val="none" w:sz="0" w:space="0" w:color="000000"/>
-            </w:tcBorders>
-            <w:shd w:val="clear" w:color="auto" w:fill="FFFFFF"/>
-            <w:tcMar>
-              <w:top w:w="0" w:type="dxa"/>
-              <w:bottom w:w="0" w:type="dxa"/>
-              <w:left w:w="0" w:type="dxa"/>
-              <w:right w:w="0" w:type="dxa"/>
-            </w:tcMar>
-            <w:vAlign w:val="top"/>
-          </w:tcPr>
-          <w:p>
-            <w:pPr>
-              <w:pStyle w:val="Normal"/>
-              <w:jc w:val="center"/>
-              <w:pBdr>
-                <w:bottom w:val="none" w:sz="0" w:space="0" w:color="000000"/>
-                <w:top w:val="none" w:sz="0" w:space="0" w:color="000000"/>
-                <w:left w:val="none" w:sz="0" w:space="0" w:color="000000"/>
-                <w:right w:val="none" w:sz="0" w:space="0" w:color="000000"/>
-              </w:pBdr>
-              <w:spacing w:after="100" w:before="100" w:line="240"/>
-              <w:ind w:left="100" w:right="100" w:firstLine="0" w:firstLineChars="0"/>
-              <w:rPr>
-                <w:rFonts w:ascii="Helvetica" w:hAnsi="Helvetica" w:eastAsia="Helvetica" w:cs="Helvetica"/>
-                <w:i w:val="false"/>
-                <w:b w:val="false"/>
-                <w:u w:val="none"/>
-                <w:sz w:val="22"/>
-                <w:szCs w:val="22"/>
-                <w:color w:val="000000"/>
-              </w:rPr>
-            </w:pPr>
-            <w:r>
-              <w:rPr>
-                <w:rFonts w:ascii="Helvetica" w:hAnsi="Helvetica" w:eastAsia="Helvetica" w:cs="Helvetica"/>
-                <w:i w:val="false"/>
-                <w:b w:val="false"/>
-                <w:u w:val="none"/>
-                <w:sz w:val="22"/>
-                <w:szCs w:val="22"/>
-                <w:color w:val="000000"/>
-              </w:rPr>
-              <w:t xml:space="preserve">0.280</w:t>
-            </w:r>
-          </w:p>
-        </w:tc>
-        <w:tc>
-          <w:tcPr>
-            <w:tcBorders>
-              <w:bottom w:val="none" w:sz="0" w:space="0" w:color="000000"/>
-              <w:top w:val="none" w:sz="0" w:space="0" w:color="000000"/>
-              <w:left w:val="none" w:sz="0" w:space="0" w:color="000000"/>
-              <w:right w:val="none" w:sz="0" w:space="0" w:color="000000"/>
-            </w:tcBorders>
-            <w:shd w:val="clear" w:color="auto" w:fill="FFFFFF"/>
-            <w:tcMar>
-              <w:top w:w="0" w:type="dxa"/>
-              <w:bottom w:w="0" w:type="dxa"/>
-              <w:left w:w="0" w:type="dxa"/>
-              <w:right w:w="0" w:type="dxa"/>
-            </w:tcMar>
-            <w:vAlign w:val="top"/>
-          </w:tcPr>
-          <w:p>
-            <w:pPr>
-              <w:pStyle w:val="Normal"/>
-              <w:jc w:val="center"/>
-              <w:pBdr>
-                <w:bottom w:val="none" w:sz="0" w:space="0" w:color="000000"/>
-                <w:top w:val="none" w:sz="0" w:space="0" w:color="000000"/>
-                <w:left w:val="none" w:sz="0" w:space="0" w:color="000000"/>
-                <w:right w:val="none" w:sz="0" w:space="0" w:color="000000"/>
-              </w:pBdr>
-              <w:spacing w:after="100" w:before="100" w:line="240"/>
-              <w:ind w:left="100" w:right="100" w:firstLine="0" w:firstLineChars="0"/>
-              <w:rPr>
-                <w:rFonts w:ascii="Helvetica" w:hAnsi="Helvetica" w:eastAsia="Helvetica" w:cs="Helvetica"/>
-                <w:i w:val="false"/>
-                <w:b w:val="false"/>
-                <w:u w:val="none"/>
-                <w:sz w:val="22"/>
-                <w:szCs w:val="22"/>
-                <w:color w:val="000000"/>
-              </w:rPr>
-            </w:pPr>
-            <w:r>
-              <w:rPr>
-                <w:rFonts w:ascii="Helvetica" w:hAnsi="Helvetica" w:eastAsia="Helvetica" w:cs="Helvetica"/>
-                <w:i w:val="false"/>
-                <w:b w:val="false"/>
-                <w:u w:val="none"/>
-                <w:sz w:val="22"/>
-                <w:szCs w:val="22"/>
-                <w:color w:val="000000"/>
-              </w:rPr>
-              <w:t xml:space="preserve">323</w:t>
-            </w:r>
-          </w:p>
-        </w:tc>
-        <w:tc>
-          <w:tcPr>
-            <w:tcBorders>
-              <w:bottom w:val="none" w:sz="0" w:space="0" w:color="000000"/>
-              <w:top w:val="none" w:sz="0" w:space="0" w:color="000000"/>
-              <w:left w:val="none" w:sz="0" w:space="0" w:color="000000"/>
-              <w:right w:val="none" w:sz="0" w:space="0" w:color="000000"/>
-            </w:tcBorders>
-            <w:shd w:val="clear" w:color="auto" w:fill="FFFFFF"/>
-            <w:tcMar>
-              <w:top w:w="0" w:type="dxa"/>
-              <w:bottom w:w="0" w:type="dxa"/>
-              <w:left w:w="0" w:type="dxa"/>
-              <w:right w:w="0" w:type="dxa"/>
-            </w:tcMar>
-            <w:vAlign w:val="top"/>
-          </w:tcPr>
-          <w:p>
-            <w:pPr>
-              <w:pStyle w:val="Normal"/>
-              <w:jc w:val="center"/>
-              <w:pBdr>
-                <w:bottom w:val="none" w:sz="0" w:space="0" w:color="000000"/>
-                <w:top w:val="none" w:sz="0" w:space="0" w:color="000000"/>
-                <w:left w:val="none" w:sz="0" w:space="0" w:color="000000"/>
-                <w:right w:val="none" w:sz="0" w:space="0" w:color="000000"/>
-              </w:pBdr>
-              <w:spacing w:after="100" w:before="100" w:line="240"/>
-              <w:ind w:left="100" w:right="100" w:firstLine="0" w:firstLineChars="0"/>
-              <w:rPr>
-                <w:rFonts w:ascii="Helvetica" w:hAnsi="Helvetica" w:eastAsia="Helvetica" w:cs="Helvetica"/>
-                <w:i w:val="false"/>
-                <w:b w:val="false"/>
-                <w:u w:val="none"/>
-                <w:sz w:val="22"/>
-                <w:szCs w:val="22"/>
-                <w:color w:val="000000"/>
-              </w:rPr>
-            </w:pPr>
-            <w:r>
-              <w:rPr>
-                <w:rFonts w:ascii="Helvetica" w:hAnsi="Helvetica" w:eastAsia="Helvetica" w:cs="Helvetica"/>
-                <w:i w:val="false"/>
-                <w:b w:val="false"/>
-                <w:u w:val="none"/>
-                <w:sz w:val="22"/>
-                <w:szCs w:val="22"/>
-                <w:color w:val="000000"/>
-              </w:rPr>
-              <w:t xml:space="preserve">1.15</w:t>
-            </w:r>
-          </w:p>
-        </w:tc>
-        <w:tc>
-          <w:tcPr>
-            <w:tcBorders>
-              <w:bottom w:val="none" w:sz="0" w:space="0" w:color="000000"/>
-              <w:top w:val="none" w:sz="0" w:space="0" w:color="000000"/>
-              <w:left w:val="none" w:sz="0" w:space="0" w:color="000000"/>
-              <w:right w:val="none" w:sz="0" w:space="0" w:color="000000"/>
-            </w:tcBorders>
-            <w:shd w:val="clear" w:color="auto" w:fill="FFFFFF"/>
-            <w:tcMar>
-              <w:top w:w="0" w:type="dxa"/>
-              <w:bottom w:w="0" w:type="dxa"/>
-              <w:left w:w="0" w:type="dxa"/>
-              <w:right w:w="0" w:type="dxa"/>
-            </w:tcMar>
-            <w:vAlign w:val="top"/>
-          </w:tcPr>
-          <w:p>
-            <w:pPr>
-              <w:pStyle w:val="Normal"/>
-              <w:jc w:val="center"/>
-              <w:pBdr>
-                <w:bottom w:val="none" w:sz="0" w:space="0" w:color="000000"/>
-                <w:top w:val="none" w:sz="0" w:space="0" w:color="000000"/>
-                <w:left w:val="none" w:sz="0" w:space="0" w:color="000000"/>
-                <w:right w:val="none" w:sz="0" w:space="0" w:color="000000"/>
-              </w:pBdr>
-              <w:spacing w:after="100" w:before="100" w:line="240"/>
-              <w:ind w:left="100" w:right="100" w:firstLine="0" w:firstLineChars="0"/>
-              <w:rPr>
-                <w:rFonts w:ascii="Helvetica" w:hAnsi="Helvetica" w:eastAsia="Helvetica" w:cs="Helvetica"/>
-                <w:i w:val="false"/>
-                <w:b w:val="false"/>
-                <w:u w:val="none"/>
-                <w:sz w:val="22"/>
-                <w:szCs w:val="22"/>
-                <w:color w:val="000000"/>
-              </w:rPr>
-            </w:pPr>
-            <w:r>
-              <w:rPr>
-                <w:rFonts w:ascii="Helvetica" w:hAnsi="Helvetica" w:eastAsia="Helvetica" w:cs="Helvetica"/>
-                <w:i w:val="false"/>
-                <w:b w:val="false"/>
-                <w:u w:val="none"/>
-                <w:sz w:val="22"/>
-                <w:szCs w:val="22"/>
-                <w:color w:val="000000"/>
-              </w:rPr>
-              <w:t xml:space="preserve">0.77, 1.74</w:t>
-            </w:r>
-          </w:p>
-        </w:tc>
-        <w:tc>
-          <w:tcPr>
-            <w:tcBorders>
-              <w:bottom w:val="none" w:sz="0" w:space="0" w:color="000000"/>
-              <w:top w:val="none" w:sz="0" w:space="0" w:color="000000"/>
-              <w:left w:val="none" w:sz="0" w:space="0" w:color="000000"/>
-              <w:right w:val="none" w:sz="0" w:space="0" w:color="000000"/>
-            </w:tcBorders>
-            <w:shd w:val="clear" w:color="auto" w:fill="FFFFFF"/>
-            <w:tcMar>
-              <w:top w:w="0" w:type="dxa"/>
-              <w:bottom w:w="0" w:type="dxa"/>
-              <w:left w:w="0" w:type="dxa"/>
-              <w:right w:w="0" w:type="dxa"/>
-            </w:tcMar>
-            <w:vAlign w:val="top"/>
-          </w:tcPr>
-          <w:p>
-            <w:pPr>
-              <w:pStyle w:val="Normal"/>
-              <w:jc w:val="center"/>
-              <w:pBdr>
-                <w:bottom w:val="none" w:sz="0" w:space="0" w:color="000000"/>
-                <w:top w:val="none" w:sz="0" w:space="0" w:color="000000"/>
-                <w:left w:val="none" w:sz="0" w:space="0" w:color="000000"/>
-                <w:right w:val="none" w:sz="0" w:space="0" w:color="000000"/>
-              </w:pBdr>
-              <w:spacing w:after="100" w:before="100" w:line="240"/>
-              <w:ind w:left="100" w:right="100" w:firstLine="0" w:firstLineChars="0"/>
-              <w:rPr>
-                <w:rFonts w:ascii="Helvetica" w:hAnsi="Helvetica" w:eastAsia="Helvetica" w:cs="Helvetica"/>
-                <w:i w:val="false"/>
-                <w:b w:val="false"/>
-                <w:u w:val="none"/>
-                <w:sz w:val="22"/>
-                <w:szCs w:val="22"/>
-                <w:color w:val="000000"/>
-              </w:rPr>
-            </w:pPr>
-            <w:r>
-              <w:rPr>
-                <w:rFonts w:ascii="Helvetica" w:hAnsi="Helvetica" w:eastAsia="Helvetica" w:cs="Helvetica"/>
-                <w:i w:val="false"/>
-                <w:b w:val="false"/>
-                <w:u w:val="none"/>
-                <w:sz w:val="22"/>
-                <w:szCs w:val="22"/>
-                <w:color w:val="000000"/>
-              </w:rPr>
-              <w:t xml:space="preserve">0.490</w:t>
+              <w:t xml:space="preserve">322</w:t>
+            </w:r>
+          </w:p>
+        </w:tc>
+        <w:tc>
+          <w:tcPr>
+            <w:tcBorders>
+              <w:bottom w:val="none" w:sz="0" w:space="0" w:color="000000"/>
+              <w:top w:val="none" w:sz="0" w:space="0" w:color="000000"/>
+              <w:left w:val="none" w:sz="0" w:space="0" w:color="000000"/>
+              <w:right w:val="none" w:sz="0" w:space="0" w:color="000000"/>
+            </w:tcBorders>
+            <w:shd w:val="clear" w:color="auto" w:fill="FFFFFF"/>
+            <w:tcMar>
+              <w:top w:w="0" w:type="dxa"/>
+              <w:bottom w:w="0" w:type="dxa"/>
+              <w:left w:w="0" w:type="dxa"/>
+              <w:right w:w="0" w:type="dxa"/>
+            </w:tcMar>
+            <w:vAlign w:val="top"/>
+          </w:tcPr>
+          <w:p>
+            <w:pPr>
+              <w:pStyle w:val="Normal"/>
+              <w:jc w:val="center"/>
+              <w:pBdr>
+                <w:bottom w:val="none" w:sz="0" w:space="0" w:color="000000"/>
+                <w:top w:val="none" w:sz="0" w:space="0" w:color="000000"/>
+                <w:left w:val="none" w:sz="0" w:space="0" w:color="000000"/>
+                <w:right w:val="none" w:sz="0" w:space="0" w:color="000000"/>
+              </w:pBdr>
+              <w:spacing w:after="100" w:before="100" w:line="240"/>
+              <w:ind w:left="100" w:right="100" w:firstLine="0" w:firstLineChars="0"/>
+              <w:rPr>
+                <w:rFonts w:ascii="Helvetica" w:hAnsi="Helvetica" w:eastAsia="Helvetica" w:cs="Helvetica"/>
+                <w:i w:val="false"/>
+                <w:b w:val="false"/>
+                <w:u w:val="none"/>
+                <w:sz w:val="22"/>
+                <w:szCs w:val="22"/>
+                <w:color w:val="000000"/>
+              </w:rPr>
+            </w:pPr>
+            <w:r>
+              <w:rPr>
+                <w:rFonts w:ascii="Helvetica" w:hAnsi="Helvetica" w:eastAsia="Helvetica" w:cs="Helvetica"/>
+                <w:i w:val="false"/>
+                <w:b w:val="false"/>
+                <w:u w:val="none"/>
+                <w:sz w:val="22"/>
+                <w:szCs w:val="22"/>
+                <w:color w:val="000000"/>
+              </w:rPr>
+              <w:t xml:space="preserve">1.23</w:t>
+            </w:r>
+          </w:p>
+        </w:tc>
+        <w:tc>
+          <w:tcPr>
+            <w:tcBorders>
+              <w:bottom w:val="none" w:sz="0" w:space="0" w:color="000000"/>
+              <w:top w:val="none" w:sz="0" w:space="0" w:color="000000"/>
+              <w:left w:val="none" w:sz="0" w:space="0" w:color="000000"/>
+              <w:right w:val="none" w:sz="0" w:space="0" w:color="000000"/>
+            </w:tcBorders>
+            <w:shd w:val="clear" w:color="auto" w:fill="FFFFFF"/>
+            <w:tcMar>
+              <w:top w:w="0" w:type="dxa"/>
+              <w:bottom w:w="0" w:type="dxa"/>
+              <w:left w:w="0" w:type="dxa"/>
+              <w:right w:w="0" w:type="dxa"/>
+            </w:tcMar>
+            <w:vAlign w:val="top"/>
+          </w:tcPr>
+          <w:p>
+            <w:pPr>
+              <w:pStyle w:val="Normal"/>
+              <w:jc w:val="center"/>
+              <w:pBdr>
+                <w:bottom w:val="none" w:sz="0" w:space="0" w:color="000000"/>
+                <w:top w:val="none" w:sz="0" w:space="0" w:color="000000"/>
+                <w:left w:val="none" w:sz="0" w:space="0" w:color="000000"/>
+                <w:right w:val="none" w:sz="0" w:space="0" w:color="000000"/>
+              </w:pBdr>
+              <w:spacing w:after="100" w:before="100" w:line="240"/>
+              <w:ind w:left="100" w:right="100" w:firstLine="0" w:firstLineChars="0"/>
+              <w:rPr>
+                <w:rFonts w:ascii="Helvetica" w:hAnsi="Helvetica" w:eastAsia="Helvetica" w:cs="Helvetica"/>
+                <w:i w:val="false"/>
+                <w:b w:val="false"/>
+                <w:u w:val="none"/>
+                <w:sz w:val="22"/>
+                <w:szCs w:val="22"/>
+                <w:color w:val="000000"/>
+              </w:rPr>
+            </w:pPr>
+            <w:r>
+              <w:rPr>
+                <w:rFonts w:ascii="Helvetica" w:hAnsi="Helvetica" w:eastAsia="Helvetica" w:cs="Helvetica"/>
+                <w:i w:val="false"/>
+                <w:b w:val="false"/>
+                <w:u w:val="none"/>
+                <w:sz w:val="22"/>
+                <w:szCs w:val="22"/>
+                <w:color w:val="000000"/>
+              </w:rPr>
+              <w:t xml:space="preserve">0.88, 1.71</w:t>
+            </w:r>
+          </w:p>
+        </w:tc>
+        <w:tc>
+          <w:tcPr>
+            <w:tcBorders>
+              <w:bottom w:val="none" w:sz="0" w:space="0" w:color="000000"/>
+              <w:top w:val="none" w:sz="0" w:space="0" w:color="000000"/>
+              <w:left w:val="none" w:sz="0" w:space="0" w:color="000000"/>
+              <w:right w:val="none" w:sz="0" w:space="0" w:color="000000"/>
+            </w:tcBorders>
+            <w:shd w:val="clear" w:color="auto" w:fill="FFFFFF"/>
+            <w:tcMar>
+              <w:top w:w="0" w:type="dxa"/>
+              <w:bottom w:w="0" w:type="dxa"/>
+              <w:left w:w="0" w:type="dxa"/>
+              <w:right w:w="0" w:type="dxa"/>
+            </w:tcMar>
+            <w:vAlign w:val="top"/>
+          </w:tcPr>
+          <w:p>
+            <w:pPr>
+              <w:pStyle w:val="Normal"/>
+              <w:jc w:val="center"/>
+              <w:pBdr>
+                <w:bottom w:val="none" w:sz="0" w:space="0" w:color="000000"/>
+                <w:top w:val="none" w:sz="0" w:space="0" w:color="000000"/>
+                <w:left w:val="none" w:sz="0" w:space="0" w:color="000000"/>
+                <w:right w:val="none" w:sz="0" w:space="0" w:color="000000"/>
+              </w:pBdr>
+              <w:spacing w:after="100" w:before="100" w:line="240"/>
+              <w:ind w:left="100" w:right="100" w:firstLine="0" w:firstLineChars="0"/>
+              <w:rPr>
+                <w:rFonts w:ascii="Helvetica" w:hAnsi="Helvetica" w:eastAsia="Helvetica" w:cs="Helvetica"/>
+                <w:i w:val="false"/>
+                <w:b w:val="false"/>
+                <w:u w:val="none"/>
+                <w:sz w:val="22"/>
+                <w:szCs w:val="22"/>
+                <w:color w:val="000000"/>
+              </w:rPr>
+            </w:pPr>
+            <w:r>
+              <w:rPr>
+                <w:rFonts w:ascii="Helvetica" w:hAnsi="Helvetica" w:eastAsia="Helvetica" w:cs="Helvetica"/>
+                <w:i w:val="false"/>
+                <w:b w:val="false"/>
+                <w:u w:val="none"/>
+                <w:sz w:val="22"/>
+                <w:szCs w:val="22"/>
+                <w:color w:val="000000"/>
+              </w:rPr>
+              <w:t xml:space="preserve">0.230</w:t>
+            </w:r>
+          </w:p>
+        </w:tc>
+        <w:tc>
+          <w:tcPr>
+            <w:tcBorders>
+              <w:bottom w:val="none" w:sz="0" w:space="0" w:color="000000"/>
+              <w:top w:val="none" w:sz="0" w:space="0" w:color="000000"/>
+              <w:left w:val="none" w:sz="0" w:space="0" w:color="000000"/>
+              <w:right w:val="none" w:sz="0" w:space="0" w:color="000000"/>
+            </w:tcBorders>
+            <w:shd w:val="clear" w:color="auto" w:fill="FFFFFF"/>
+            <w:tcMar>
+              <w:top w:w="0" w:type="dxa"/>
+              <w:bottom w:w="0" w:type="dxa"/>
+              <w:left w:w="0" w:type="dxa"/>
+              <w:right w:w="0" w:type="dxa"/>
+            </w:tcMar>
+            <w:vAlign w:val="top"/>
+          </w:tcPr>
+          <w:p>
+            <w:pPr>
+              <w:pStyle w:val="Normal"/>
+              <w:jc w:val="center"/>
+              <w:pBdr>
+                <w:bottom w:val="none" w:sz="0" w:space="0" w:color="000000"/>
+                <w:top w:val="none" w:sz="0" w:space="0" w:color="000000"/>
+                <w:left w:val="none" w:sz="0" w:space="0" w:color="000000"/>
+                <w:right w:val="none" w:sz="0" w:space="0" w:color="000000"/>
+              </w:pBdr>
+              <w:spacing w:after="100" w:before="100" w:line="240"/>
+              <w:ind w:left="100" w:right="100" w:firstLine="0" w:firstLineChars="0"/>
+              <w:rPr>
+                <w:rFonts w:ascii="Helvetica" w:hAnsi="Helvetica" w:eastAsia="Helvetica" w:cs="Helvetica"/>
+                <w:i w:val="false"/>
+                <w:b w:val="false"/>
+                <w:u w:val="none"/>
+                <w:sz w:val="22"/>
+                <w:szCs w:val="22"/>
+                <w:color w:val="000000"/>
+              </w:rPr>
+            </w:pPr>
+            <w:r>
+              <w:rPr>
+                <w:rFonts w:ascii="Helvetica" w:hAnsi="Helvetica" w:eastAsia="Helvetica" w:cs="Helvetica"/>
+                <w:i w:val="false"/>
+                <w:b w:val="false"/>
+                <w:u w:val="none"/>
+                <w:sz w:val="22"/>
+                <w:szCs w:val="22"/>
+                <w:color w:val="000000"/>
+              </w:rPr>
+              <w:t xml:space="preserve">322</w:t>
+            </w:r>
+          </w:p>
+        </w:tc>
+        <w:tc>
+          <w:tcPr>
+            <w:tcBorders>
+              <w:bottom w:val="none" w:sz="0" w:space="0" w:color="000000"/>
+              <w:top w:val="none" w:sz="0" w:space="0" w:color="000000"/>
+              <w:left w:val="none" w:sz="0" w:space="0" w:color="000000"/>
+              <w:right w:val="none" w:sz="0" w:space="0" w:color="000000"/>
+            </w:tcBorders>
+            <w:shd w:val="clear" w:color="auto" w:fill="FFFFFF"/>
+            <w:tcMar>
+              <w:top w:w="0" w:type="dxa"/>
+              <w:bottom w:w="0" w:type="dxa"/>
+              <w:left w:w="0" w:type="dxa"/>
+              <w:right w:w="0" w:type="dxa"/>
+            </w:tcMar>
+            <w:vAlign w:val="top"/>
+          </w:tcPr>
+          <w:p>
+            <w:pPr>
+              <w:pStyle w:val="Normal"/>
+              <w:jc w:val="center"/>
+              <w:pBdr>
+                <w:bottom w:val="none" w:sz="0" w:space="0" w:color="000000"/>
+                <w:top w:val="none" w:sz="0" w:space="0" w:color="000000"/>
+                <w:left w:val="none" w:sz="0" w:space="0" w:color="000000"/>
+                <w:right w:val="none" w:sz="0" w:space="0" w:color="000000"/>
+              </w:pBdr>
+              <w:spacing w:after="100" w:before="100" w:line="240"/>
+              <w:ind w:left="100" w:right="100" w:firstLine="0" w:firstLineChars="0"/>
+              <w:rPr>
+                <w:rFonts w:ascii="Helvetica" w:hAnsi="Helvetica" w:eastAsia="Helvetica" w:cs="Helvetica"/>
+                <w:i w:val="false"/>
+                <w:b w:val="false"/>
+                <w:u w:val="none"/>
+                <w:sz w:val="22"/>
+                <w:szCs w:val="22"/>
+                <w:color w:val="000000"/>
+              </w:rPr>
+            </w:pPr>
+            <w:r>
+              <w:rPr>
+                <w:rFonts w:ascii="Helvetica" w:hAnsi="Helvetica" w:eastAsia="Helvetica" w:cs="Helvetica"/>
+                <w:i w:val="false"/>
+                <w:b w:val="false"/>
+                <w:u w:val="none"/>
+                <w:sz w:val="22"/>
+                <w:szCs w:val="22"/>
+                <w:color w:val="000000"/>
+              </w:rPr>
+              <w:t xml:space="preserve">1.19</w:t>
+            </w:r>
+          </w:p>
+        </w:tc>
+        <w:tc>
+          <w:tcPr>
+            <w:tcBorders>
+              <w:bottom w:val="none" w:sz="0" w:space="0" w:color="000000"/>
+              <w:top w:val="none" w:sz="0" w:space="0" w:color="000000"/>
+              <w:left w:val="none" w:sz="0" w:space="0" w:color="000000"/>
+              <w:right w:val="none" w:sz="0" w:space="0" w:color="000000"/>
+            </w:tcBorders>
+            <w:shd w:val="clear" w:color="auto" w:fill="FFFFFF"/>
+            <w:tcMar>
+              <w:top w:w="0" w:type="dxa"/>
+              <w:bottom w:w="0" w:type="dxa"/>
+              <w:left w:w="0" w:type="dxa"/>
+              <w:right w:w="0" w:type="dxa"/>
+            </w:tcMar>
+            <w:vAlign w:val="top"/>
+          </w:tcPr>
+          <w:p>
+            <w:pPr>
+              <w:pStyle w:val="Normal"/>
+              <w:jc w:val="center"/>
+              <w:pBdr>
+                <w:bottom w:val="none" w:sz="0" w:space="0" w:color="000000"/>
+                <w:top w:val="none" w:sz="0" w:space="0" w:color="000000"/>
+                <w:left w:val="none" w:sz="0" w:space="0" w:color="000000"/>
+                <w:right w:val="none" w:sz="0" w:space="0" w:color="000000"/>
+              </w:pBdr>
+              <w:spacing w:after="100" w:before="100" w:line="240"/>
+              <w:ind w:left="100" w:right="100" w:firstLine="0" w:firstLineChars="0"/>
+              <w:rPr>
+                <w:rFonts w:ascii="Helvetica" w:hAnsi="Helvetica" w:eastAsia="Helvetica" w:cs="Helvetica"/>
+                <w:i w:val="false"/>
+                <w:b w:val="false"/>
+                <w:u w:val="none"/>
+                <w:sz w:val="22"/>
+                <w:szCs w:val="22"/>
+                <w:color w:val="000000"/>
+              </w:rPr>
+            </w:pPr>
+            <w:r>
+              <w:rPr>
+                <w:rFonts w:ascii="Helvetica" w:hAnsi="Helvetica" w:eastAsia="Helvetica" w:cs="Helvetica"/>
+                <w:i w:val="false"/>
+                <w:b w:val="false"/>
+                <w:u w:val="none"/>
+                <w:sz w:val="22"/>
+                <w:szCs w:val="22"/>
+                <w:color w:val="000000"/>
+              </w:rPr>
+              <w:t xml:space="preserve">0.79, 1.78</w:t>
+            </w:r>
+          </w:p>
+        </w:tc>
+        <w:tc>
+          <w:tcPr>
+            <w:tcBorders>
+              <w:bottom w:val="none" w:sz="0" w:space="0" w:color="000000"/>
+              <w:top w:val="none" w:sz="0" w:space="0" w:color="000000"/>
+              <w:left w:val="none" w:sz="0" w:space="0" w:color="000000"/>
+              <w:right w:val="none" w:sz="0" w:space="0" w:color="000000"/>
+            </w:tcBorders>
+            <w:shd w:val="clear" w:color="auto" w:fill="FFFFFF"/>
+            <w:tcMar>
+              <w:top w:w="0" w:type="dxa"/>
+              <w:bottom w:w="0" w:type="dxa"/>
+              <w:left w:w="0" w:type="dxa"/>
+              <w:right w:w="0" w:type="dxa"/>
+            </w:tcMar>
+            <w:vAlign w:val="top"/>
+          </w:tcPr>
+          <w:p>
+            <w:pPr>
+              <w:pStyle w:val="Normal"/>
+              <w:jc w:val="center"/>
+              <w:pBdr>
+                <w:bottom w:val="none" w:sz="0" w:space="0" w:color="000000"/>
+                <w:top w:val="none" w:sz="0" w:space="0" w:color="000000"/>
+                <w:left w:val="none" w:sz="0" w:space="0" w:color="000000"/>
+                <w:right w:val="none" w:sz="0" w:space="0" w:color="000000"/>
+              </w:pBdr>
+              <w:spacing w:after="100" w:before="100" w:line="240"/>
+              <w:ind w:left="100" w:right="100" w:firstLine="0" w:firstLineChars="0"/>
+              <w:rPr>
+                <w:rFonts w:ascii="Helvetica" w:hAnsi="Helvetica" w:eastAsia="Helvetica" w:cs="Helvetica"/>
+                <w:i w:val="false"/>
+                <w:b w:val="false"/>
+                <w:u w:val="none"/>
+                <w:sz w:val="22"/>
+                <w:szCs w:val="22"/>
+                <w:color w:val="000000"/>
+              </w:rPr>
+            </w:pPr>
+            <w:r>
+              <w:rPr>
+                <w:rFonts w:ascii="Helvetica" w:hAnsi="Helvetica" w:eastAsia="Helvetica" w:cs="Helvetica"/>
+                <w:i w:val="false"/>
+                <w:b w:val="false"/>
+                <w:u w:val="none"/>
+                <w:sz w:val="22"/>
+                <w:szCs w:val="22"/>
+                <w:color w:val="000000"/>
+              </w:rPr>
+              <w:t xml:space="preserve">0.410</w:t>
             </w:r>
           </w:p>
         </w:tc>
@@ -14845,7 +14845,7 @@
                 <w:szCs w:val="22"/>
                 <w:color w:val="000000"/>
               </w:rPr>
-              <w:t xml:space="preserve">323</w:t>
+              <w:t xml:space="preserve">322</w:t>
             </w:r>
           </w:p>
         </w:tc>
@@ -14951,272 +14951,272 @@
                 <w:szCs w:val="22"/>
                 <w:color w:val="000000"/>
               </w:rPr>
-              <w:t xml:space="preserve">0.24, 1.17</w:t>
-            </w:r>
-          </w:p>
-        </w:tc>
-        <w:tc>
-          <w:tcPr>
-            <w:tcBorders>
-              <w:bottom w:val="none" w:sz="0" w:space="0" w:color="000000"/>
-              <w:top w:val="none" w:sz="0" w:space="0" w:color="000000"/>
-              <w:left w:val="none" w:sz="0" w:space="0" w:color="000000"/>
-              <w:right w:val="none" w:sz="0" w:space="0" w:color="000000"/>
-            </w:tcBorders>
-            <w:shd w:val="clear" w:color="auto" w:fill="FFFFFF"/>
-            <w:tcMar>
-              <w:top w:w="0" w:type="dxa"/>
-              <w:bottom w:w="0" w:type="dxa"/>
-              <w:left w:w="0" w:type="dxa"/>
-              <w:right w:w="0" w:type="dxa"/>
-            </w:tcMar>
-            <w:vAlign w:val="top"/>
-          </w:tcPr>
-          <w:p>
-            <w:pPr>
-              <w:pStyle w:val="Normal"/>
-              <w:jc w:val="center"/>
-              <w:pBdr>
-                <w:bottom w:val="none" w:sz="0" w:space="0" w:color="000000"/>
-                <w:top w:val="none" w:sz="0" w:space="0" w:color="000000"/>
-                <w:left w:val="none" w:sz="0" w:space="0" w:color="000000"/>
-                <w:right w:val="none" w:sz="0" w:space="0" w:color="000000"/>
-              </w:pBdr>
-              <w:spacing w:after="100" w:before="100" w:line="240"/>
-              <w:ind w:left="100" w:right="100" w:firstLine="0" w:firstLineChars="0"/>
-              <w:rPr>
-                <w:rFonts w:ascii="Helvetica" w:hAnsi="Helvetica" w:eastAsia="Helvetica" w:cs="Helvetica"/>
-                <w:i w:val="false"/>
-                <w:b w:val="false"/>
-                <w:u w:val="none"/>
-                <w:sz w:val="22"/>
-                <w:szCs w:val="22"/>
-                <w:color w:val="000000"/>
-              </w:rPr>
-            </w:pPr>
-            <w:r>
-              <w:rPr>
-                <w:rFonts w:ascii="Helvetica" w:hAnsi="Helvetica" w:eastAsia="Helvetica" w:cs="Helvetica"/>
-                <w:i w:val="false"/>
-                <w:b w:val="false"/>
-                <w:u w:val="none"/>
-                <w:sz w:val="22"/>
-                <w:szCs w:val="22"/>
-                <w:color w:val="000000"/>
-              </w:rPr>
-              <w:t xml:space="preserve">0.120</w:t>
-            </w:r>
-          </w:p>
-        </w:tc>
-        <w:tc>
-          <w:tcPr>
-            <w:tcBorders>
-              <w:bottom w:val="none" w:sz="0" w:space="0" w:color="000000"/>
-              <w:top w:val="none" w:sz="0" w:space="0" w:color="000000"/>
-              <w:left w:val="none" w:sz="0" w:space="0" w:color="000000"/>
-              <w:right w:val="none" w:sz="0" w:space="0" w:color="000000"/>
-            </w:tcBorders>
-            <w:shd w:val="clear" w:color="auto" w:fill="FFFFFF"/>
-            <w:tcMar>
-              <w:top w:w="0" w:type="dxa"/>
-              <w:bottom w:w="0" w:type="dxa"/>
-              <w:left w:w="0" w:type="dxa"/>
-              <w:right w:w="0" w:type="dxa"/>
-            </w:tcMar>
-            <w:vAlign w:val="top"/>
-          </w:tcPr>
-          <w:p>
-            <w:pPr>
-              <w:pStyle w:val="Normal"/>
-              <w:jc w:val="center"/>
-              <w:pBdr>
-                <w:bottom w:val="none" w:sz="0" w:space="0" w:color="000000"/>
-                <w:top w:val="none" w:sz="0" w:space="0" w:color="000000"/>
-                <w:left w:val="none" w:sz="0" w:space="0" w:color="000000"/>
-                <w:right w:val="none" w:sz="0" w:space="0" w:color="000000"/>
-              </w:pBdr>
-              <w:spacing w:after="100" w:before="100" w:line="240"/>
-              <w:ind w:left="100" w:right="100" w:firstLine="0" w:firstLineChars="0"/>
-              <w:rPr>
-                <w:rFonts w:ascii="Helvetica" w:hAnsi="Helvetica" w:eastAsia="Helvetica" w:cs="Helvetica"/>
-                <w:i w:val="false"/>
-                <w:b w:val="false"/>
-                <w:u w:val="none"/>
-                <w:sz w:val="22"/>
-                <w:szCs w:val="22"/>
-                <w:color w:val="000000"/>
-              </w:rPr>
-            </w:pPr>
-            <w:r>
-              <w:rPr>
-                <w:rFonts w:ascii="Helvetica" w:hAnsi="Helvetica" w:eastAsia="Helvetica" w:cs="Helvetica"/>
-                <w:i w:val="false"/>
-                <w:b w:val="false"/>
-                <w:u w:val="none"/>
-                <w:sz w:val="22"/>
-                <w:szCs w:val="22"/>
-                <w:color w:val="000000"/>
-              </w:rPr>
-              <w:t xml:space="preserve">323</w:t>
-            </w:r>
-          </w:p>
-        </w:tc>
-        <w:tc>
-          <w:tcPr>
-            <w:tcBorders>
-              <w:bottom w:val="none" w:sz="0" w:space="0" w:color="000000"/>
-              <w:top w:val="none" w:sz="0" w:space="0" w:color="000000"/>
-              <w:left w:val="none" w:sz="0" w:space="0" w:color="000000"/>
-              <w:right w:val="none" w:sz="0" w:space="0" w:color="000000"/>
-            </w:tcBorders>
-            <w:shd w:val="clear" w:color="auto" w:fill="FFFFFF"/>
-            <w:tcMar>
-              <w:top w:w="0" w:type="dxa"/>
-              <w:bottom w:w="0" w:type="dxa"/>
-              <w:left w:w="0" w:type="dxa"/>
-              <w:right w:w="0" w:type="dxa"/>
-            </w:tcMar>
-            <w:vAlign w:val="top"/>
-          </w:tcPr>
-          <w:p>
-            <w:pPr>
-              <w:pStyle w:val="Normal"/>
-              <w:jc w:val="center"/>
-              <w:pBdr>
-                <w:bottom w:val="none" w:sz="0" w:space="0" w:color="000000"/>
-                <w:top w:val="none" w:sz="0" w:space="0" w:color="000000"/>
-                <w:left w:val="none" w:sz="0" w:space="0" w:color="000000"/>
-                <w:right w:val="none" w:sz="0" w:space="0" w:color="000000"/>
-              </w:pBdr>
-              <w:spacing w:after="100" w:before="100" w:line="240"/>
-              <w:ind w:left="100" w:right="100" w:firstLine="0" w:firstLineChars="0"/>
-              <w:rPr>
-                <w:rFonts w:ascii="Helvetica" w:hAnsi="Helvetica" w:eastAsia="Helvetica" w:cs="Helvetica"/>
-                <w:i w:val="false"/>
-                <w:b w:val="false"/>
-                <w:u w:val="none"/>
-                <w:sz w:val="22"/>
-                <w:szCs w:val="22"/>
-                <w:color w:val="000000"/>
-              </w:rPr>
-            </w:pPr>
-            <w:r>
-              <w:rPr>
-                <w:rFonts w:ascii="Helvetica" w:hAnsi="Helvetica" w:eastAsia="Helvetica" w:cs="Helvetica"/>
-                <w:i w:val="false"/>
-                <w:b w:val="false"/>
-                <w:u w:val="none"/>
-                <w:sz w:val="22"/>
-                <w:szCs w:val="22"/>
-                <w:color w:val="000000"/>
-              </w:rPr>
-              <w:t xml:space="preserve">0.70</w:t>
-            </w:r>
-          </w:p>
-        </w:tc>
-        <w:tc>
-          <w:tcPr>
-            <w:tcBorders>
-              <w:bottom w:val="none" w:sz="0" w:space="0" w:color="000000"/>
-              <w:top w:val="none" w:sz="0" w:space="0" w:color="000000"/>
-              <w:left w:val="none" w:sz="0" w:space="0" w:color="000000"/>
-              <w:right w:val="none" w:sz="0" w:space="0" w:color="000000"/>
-            </w:tcBorders>
-            <w:shd w:val="clear" w:color="auto" w:fill="FFFFFF"/>
-            <w:tcMar>
-              <w:top w:w="0" w:type="dxa"/>
-              <w:bottom w:w="0" w:type="dxa"/>
-              <w:left w:w="0" w:type="dxa"/>
-              <w:right w:w="0" w:type="dxa"/>
-            </w:tcMar>
-            <w:vAlign w:val="top"/>
-          </w:tcPr>
-          <w:p>
-            <w:pPr>
-              <w:pStyle w:val="Normal"/>
-              <w:jc w:val="center"/>
-              <w:pBdr>
-                <w:bottom w:val="none" w:sz="0" w:space="0" w:color="000000"/>
-                <w:top w:val="none" w:sz="0" w:space="0" w:color="000000"/>
-                <w:left w:val="none" w:sz="0" w:space="0" w:color="000000"/>
-                <w:right w:val="none" w:sz="0" w:space="0" w:color="000000"/>
-              </w:pBdr>
-              <w:spacing w:after="100" w:before="100" w:line="240"/>
-              <w:ind w:left="100" w:right="100" w:firstLine="0" w:firstLineChars="0"/>
-              <w:rPr>
-                <w:rFonts w:ascii="Helvetica" w:hAnsi="Helvetica" w:eastAsia="Helvetica" w:cs="Helvetica"/>
-                <w:i w:val="false"/>
-                <w:b w:val="false"/>
-                <w:u w:val="none"/>
-                <w:sz w:val="22"/>
-                <w:szCs w:val="22"/>
-                <w:color w:val="000000"/>
-              </w:rPr>
-            </w:pPr>
-            <w:r>
-              <w:rPr>
-                <w:rFonts w:ascii="Helvetica" w:hAnsi="Helvetica" w:eastAsia="Helvetica" w:cs="Helvetica"/>
-                <w:i w:val="false"/>
-                <w:b w:val="false"/>
-                <w:u w:val="none"/>
-                <w:sz w:val="22"/>
-                <w:szCs w:val="22"/>
-                <w:color w:val="000000"/>
-              </w:rPr>
-              <w:t xml:space="preserve">0.25, 1.98</w:t>
-            </w:r>
-          </w:p>
-        </w:tc>
-        <w:tc>
-          <w:tcPr>
-            <w:tcBorders>
-              <w:bottom w:val="none" w:sz="0" w:space="0" w:color="000000"/>
-              <w:top w:val="none" w:sz="0" w:space="0" w:color="000000"/>
-              <w:left w:val="none" w:sz="0" w:space="0" w:color="000000"/>
-              <w:right w:val="none" w:sz="0" w:space="0" w:color="000000"/>
-            </w:tcBorders>
-            <w:shd w:val="clear" w:color="auto" w:fill="FFFFFF"/>
-            <w:tcMar>
-              <w:top w:w="0" w:type="dxa"/>
-              <w:bottom w:w="0" w:type="dxa"/>
-              <w:left w:w="0" w:type="dxa"/>
-              <w:right w:w="0" w:type="dxa"/>
-            </w:tcMar>
-            <w:vAlign w:val="top"/>
-          </w:tcPr>
-          <w:p>
-            <w:pPr>
-              <w:pStyle w:val="Normal"/>
-              <w:jc w:val="center"/>
-              <w:pBdr>
-                <w:bottom w:val="none" w:sz="0" w:space="0" w:color="000000"/>
-                <w:top w:val="none" w:sz="0" w:space="0" w:color="000000"/>
-                <w:left w:val="none" w:sz="0" w:space="0" w:color="000000"/>
-                <w:right w:val="none" w:sz="0" w:space="0" w:color="000000"/>
-              </w:pBdr>
-              <w:spacing w:after="100" w:before="100" w:line="240"/>
-              <w:ind w:left="100" w:right="100" w:firstLine="0" w:firstLineChars="0"/>
-              <w:rPr>
-                <w:rFonts w:ascii="Helvetica" w:hAnsi="Helvetica" w:eastAsia="Helvetica" w:cs="Helvetica"/>
-                <w:i w:val="false"/>
-                <w:b w:val="false"/>
-                <w:u w:val="none"/>
-                <w:sz w:val="22"/>
-                <w:szCs w:val="22"/>
-                <w:color w:val="000000"/>
-              </w:rPr>
-            </w:pPr>
-            <w:r>
-              <w:rPr>
-                <w:rFonts w:ascii="Helvetica" w:hAnsi="Helvetica" w:eastAsia="Helvetica" w:cs="Helvetica"/>
-                <w:i w:val="false"/>
-                <w:b w:val="false"/>
-                <w:u w:val="none"/>
-                <w:sz w:val="22"/>
-                <w:szCs w:val="22"/>
-                <w:color w:val="000000"/>
-              </w:rPr>
-              <w:t xml:space="preserve">0.500</w:t>
+              <w:t xml:space="preserve">0.24, 1.16</w:t>
+            </w:r>
+          </w:p>
+        </w:tc>
+        <w:tc>
+          <w:tcPr>
+            <w:tcBorders>
+              <w:bottom w:val="none" w:sz="0" w:space="0" w:color="000000"/>
+              <w:top w:val="none" w:sz="0" w:space="0" w:color="000000"/>
+              <w:left w:val="none" w:sz="0" w:space="0" w:color="000000"/>
+              <w:right w:val="none" w:sz="0" w:space="0" w:color="000000"/>
+            </w:tcBorders>
+            <w:shd w:val="clear" w:color="auto" w:fill="FFFFFF"/>
+            <w:tcMar>
+              <w:top w:w="0" w:type="dxa"/>
+              <w:bottom w:w="0" w:type="dxa"/>
+              <w:left w:w="0" w:type="dxa"/>
+              <w:right w:w="0" w:type="dxa"/>
+            </w:tcMar>
+            <w:vAlign w:val="top"/>
+          </w:tcPr>
+          <w:p>
+            <w:pPr>
+              <w:pStyle w:val="Normal"/>
+              <w:jc w:val="center"/>
+              <w:pBdr>
+                <w:bottom w:val="none" w:sz="0" w:space="0" w:color="000000"/>
+                <w:top w:val="none" w:sz="0" w:space="0" w:color="000000"/>
+                <w:left w:val="none" w:sz="0" w:space="0" w:color="000000"/>
+                <w:right w:val="none" w:sz="0" w:space="0" w:color="000000"/>
+              </w:pBdr>
+              <w:spacing w:after="100" w:before="100" w:line="240"/>
+              <w:ind w:left="100" w:right="100" w:firstLine="0" w:firstLineChars="0"/>
+              <w:rPr>
+                <w:rFonts w:ascii="Helvetica" w:hAnsi="Helvetica" w:eastAsia="Helvetica" w:cs="Helvetica"/>
+                <w:i w:val="false"/>
+                <w:b w:val="false"/>
+                <w:u w:val="none"/>
+                <w:sz w:val="22"/>
+                <w:szCs w:val="22"/>
+                <w:color w:val="000000"/>
+              </w:rPr>
+            </w:pPr>
+            <w:r>
+              <w:rPr>
+                <w:rFonts w:ascii="Helvetica" w:hAnsi="Helvetica" w:eastAsia="Helvetica" w:cs="Helvetica"/>
+                <w:i w:val="false"/>
+                <w:b w:val="false"/>
+                <w:u w:val="none"/>
+                <w:sz w:val="22"/>
+                <w:szCs w:val="22"/>
+                <w:color w:val="000000"/>
+              </w:rPr>
+              <w:t xml:space="preserve">0.110</w:t>
+            </w:r>
+          </w:p>
+        </w:tc>
+        <w:tc>
+          <w:tcPr>
+            <w:tcBorders>
+              <w:bottom w:val="none" w:sz="0" w:space="0" w:color="000000"/>
+              <w:top w:val="none" w:sz="0" w:space="0" w:color="000000"/>
+              <w:left w:val="none" w:sz="0" w:space="0" w:color="000000"/>
+              <w:right w:val="none" w:sz="0" w:space="0" w:color="000000"/>
+            </w:tcBorders>
+            <w:shd w:val="clear" w:color="auto" w:fill="FFFFFF"/>
+            <w:tcMar>
+              <w:top w:w="0" w:type="dxa"/>
+              <w:bottom w:w="0" w:type="dxa"/>
+              <w:left w:w="0" w:type="dxa"/>
+              <w:right w:w="0" w:type="dxa"/>
+            </w:tcMar>
+            <w:vAlign w:val="top"/>
+          </w:tcPr>
+          <w:p>
+            <w:pPr>
+              <w:pStyle w:val="Normal"/>
+              <w:jc w:val="center"/>
+              <w:pBdr>
+                <w:bottom w:val="none" w:sz="0" w:space="0" w:color="000000"/>
+                <w:top w:val="none" w:sz="0" w:space="0" w:color="000000"/>
+                <w:left w:val="none" w:sz="0" w:space="0" w:color="000000"/>
+                <w:right w:val="none" w:sz="0" w:space="0" w:color="000000"/>
+              </w:pBdr>
+              <w:spacing w:after="100" w:before="100" w:line="240"/>
+              <w:ind w:left="100" w:right="100" w:firstLine="0" w:firstLineChars="0"/>
+              <w:rPr>
+                <w:rFonts w:ascii="Helvetica" w:hAnsi="Helvetica" w:eastAsia="Helvetica" w:cs="Helvetica"/>
+                <w:i w:val="false"/>
+                <w:b w:val="false"/>
+                <w:u w:val="none"/>
+                <w:sz w:val="22"/>
+                <w:szCs w:val="22"/>
+                <w:color w:val="000000"/>
+              </w:rPr>
+            </w:pPr>
+            <w:r>
+              <w:rPr>
+                <w:rFonts w:ascii="Helvetica" w:hAnsi="Helvetica" w:eastAsia="Helvetica" w:cs="Helvetica"/>
+                <w:i w:val="false"/>
+                <w:b w:val="false"/>
+                <w:u w:val="none"/>
+                <w:sz w:val="22"/>
+                <w:szCs w:val="22"/>
+                <w:color w:val="000000"/>
+              </w:rPr>
+              <w:t xml:space="preserve">322</w:t>
+            </w:r>
+          </w:p>
+        </w:tc>
+        <w:tc>
+          <w:tcPr>
+            <w:tcBorders>
+              <w:bottom w:val="none" w:sz="0" w:space="0" w:color="000000"/>
+              <w:top w:val="none" w:sz="0" w:space="0" w:color="000000"/>
+              <w:left w:val="none" w:sz="0" w:space="0" w:color="000000"/>
+              <w:right w:val="none" w:sz="0" w:space="0" w:color="000000"/>
+            </w:tcBorders>
+            <w:shd w:val="clear" w:color="auto" w:fill="FFFFFF"/>
+            <w:tcMar>
+              <w:top w:w="0" w:type="dxa"/>
+              <w:bottom w:w="0" w:type="dxa"/>
+              <w:left w:w="0" w:type="dxa"/>
+              <w:right w:w="0" w:type="dxa"/>
+            </w:tcMar>
+            <w:vAlign w:val="top"/>
+          </w:tcPr>
+          <w:p>
+            <w:pPr>
+              <w:pStyle w:val="Normal"/>
+              <w:jc w:val="center"/>
+              <w:pBdr>
+                <w:bottom w:val="none" w:sz="0" w:space="0" w:color="000000"/>
+                <w:top w:val="none" w:sz="0" w:space="0" w:color="000000"/>
+                <w:left w:val="none" w:sz="0" w:space="0" w:color="000000"/>
+                <w:right w:val="none" w:sz="0" w:space="0" w:color="000000"/>
+              </w:pBdr>
+              <w:spacing w:after="100" w:before="100" w:line="240"/>
+              <w:ind w:left="100" w:right="100" w:firstLine="0" w:firstLineChars="0"/>
+              <w:rPr>
+                <w:rFonts w:ascii="Helvetica" w:hAnsi="Helvetica" w:eastAsia="Helvetica" w:cs="Helvetica"/>
+                <w:i w:val="false"/>
+                <w:b w:val="false"/>
+                <w:u w:val="none"/>
+                <w:sz w:val="22"/>
+                <w:szCs w:val="22"/>
+                <w:color w:val="000000"/>
+              </w:rPr>
+            </w:pPr>
+            <w:r>
+              <w:rPr>
+                <w:rFonts w:ascii="Helvetica" w:hAnsi="Helvetica" w:eastAsia="Helvetica" w:cs="Helvetica"/>
+                <w:i w:val="false"/>
+                <w:b w:val="false"/>
+                <w:u w:val="none"/>
+                <w:sz w:val="22"/>
+                <w:szCs w:val="22"/>
+                <w:color w:val="000000"/>
+              </w:rPr>
+              <w:t xml:space="preserve">0.68</w:t>
+            </w:r>
+          </w:p>
+        </w:tc>
+        <w:tc>
+          <w:tcPr>
+            <w:tcBorders>
+              <w:bottom w:val="none" w:sz="0" w:space="0" w:color="000000"/>
+              <w:top w:val="none" w:sz="0" w:space="0" w:color="000000"/>
+              <w:left w:val="none" w:sz="0" w:space="0" w:color="000000"/>
+              <w:right w:val="none" w:sz="0" w:space="0" w:color="000000"/>
+            </w:tcBorders>
+            <w:shd w:val="clear" w:color="auto" w:fill="FFFFFF"/>
+            <w:tcMar>
+              <w:top w:w="0" w:type="dxa"/>
+              <w:bottom w:w="0" w:type="dxa"/>
+              <w:left w:w="0" w:type="dxa"/>
+              <w:right w:w="0" w:type="dxa"/>
+            </w:tcMar>
+            <w:vAlign w:val="top"/>
+          </w:tcPr>
+          <w:p>
+            <w:pPr>
+              <w:pStyle w:val="Normal"/>
+              <w:jc w:val="center"/>
+              <w:pBdr>
+                <w:bottom w:val="none" w:sz="0" w:space="0" w:color="000000"/>
+                <w:top w:val="none" w:sz="0" w:space="0" w:color="000000"/>
+                <w:left w:val="none" w:sz="0" w:space="0" w:color="000000"/>
+                <w:right w:val="none" w:sz="0" w:space="0" w:color="000000"/>
+              </w:pBdr>
+              <w:spacing w:after="100" w:before="100" w:line="240"/>
+              <w:ind w:left="100" w:right="100" w:firstLine="0" w:firstLineChars="0"/>
+              <w:rPr>
+                <w:rFonts w:ascii="Helvetica" w:hAnsi="Helvetica" w:eastAsia="Helvetica" w:cs="Helvetica"/>
+                <w:i w:val="false"/>
+                <w:b w:val="false"/>
+                <w:u w:val="none"/>
+                <w:sz w:val="22"/>
+                <w:szCs w:val="22"/>
+                <w:color w:val="000000"/>
+              </w:rPr>
+            </w:pPr>
+            <w:r>
+              <w:rPr>
+                <w:rFonts w:ascii="Helvetica" w:hAnsi="Helvetica" w:eastAsia="Helvetica" w:cs="Helvetica"/>
+                <w:i w:val="false"/>
+                <w:b w:val="false"/>
+                <w:u w:val="none"/>
+                <w:sz w:val="22"/>
+                <w:szCs w:val="22"/>
+                <w:color w:val="000000"/>
+              </w:rPr>
+              <w:t xml:space="preserve">0.24, 1.89</w:t>
+            </w:r>
+          </w:p>
+        </w:tc>
+        <w:tc>
+          <w:tcPr>
+            <w:tcBorders>
+              <w:bottom w:val="none" w:sz="0" w:space="0" w:color="000000"/>
+              <w:top w:val="none" w:sz="0" w:space="0" w:color="000000"/>
+              <w:left w:val="none" w:sz="0" w:space="0" w:color="000000"/>
+              <w:right w:val="none" w:sz="0" w:space="0" w:color="000000"/>
+            </w:tcBorders>
+            <w:shd w:val="clear" w:color="auto" w:fill="FFFFFF"/>
+            <w:tcMar>
+              <w:top w:w="0" w:type="dxa"/>
+              <w:bottom w:w="0" w:type="dxa"/>
+              <w:left w:w="0" w:type="dxa"/>
+              <w:right w:w="0" w:type="dxa"/>
+            </w:tcMar>
+            <w:vAlign w:val="top"/>
+          </w:tcPr>
+          <w:p>
+            <w:pPr>
+              <w:pStyle w:val="Normal"/>
+              <w:jc w:val="center"/>
+              <w:pBdr>
+                <w:bottom w:val="none" w:sz="0" w:space="0" w:color="000000"/>
+                <w:top w:val="none" w:sz="0" w:space="0" w:color="000000"/>
+                <w:left w:val="none" w:sz="0" w:space="0" w:color="000000"/>
+                <w:right w:val="none" w:sz="0" w:space="0" w:color="000000"/>
+              </w:pBdr>
+              <w:spacing w:after="100" w:before="100" w:line="240"/>
+              <w:ind w:left="100" w:right="100" w:firstLine="0" w:firstLineChars="0"/>
+              <w:rPr>
+                <w:rFonts w:ascii="Helvetica" w:hAnsi="Helvetica" w:eastAsia="Helvetica" w:cs="Helvetica"/>
+                <w:i w:val="false"/>
+                <w:b w:val="false"/>
+                <w:u w:val="none"/>
+                <w:sz w:val="22"/>
+                <w:szCs w:val="22"/>
+                <w:color w:val="000000"/>
+              </w:rPr>
+            </w:pPr>
+            <w:r>
+              <w:rPr>
+                <w:rFonts w:ascii="Helvetica" w:hAnsi="Helvetica" w:eastAsia="Helvetica" w:cs="Helvetica"/>
+                <w:i w:val="false"/>
+                <w:b w:val="false"/>
+                <w:u w:val="none"/>
+                <w:sz w:val="22"/>
+                <w:szCs w:val="22"/>
+                <w:color w:val="000000"/>
+              </w:rPr>
+              <w:t xml:space="preserve">0.460</w:t>
             </w:r>
           </w:p>
         </w:tc>
@@ -15328,378 +15328,378 @@
                 <w:szCs w:val="22"/>
                 <w:color w:val="000000"/>
               </w:rPr>
-              <w:t xml:space="preserve">323</w:t>
-            </w:r>
-          </w:p>
-        </w:tc>
-        <w:tc>
-          <w:tcPr>
-            <w:tcBorders>
-              <w:bottom w:val="none" w:sz="0" w:space="0" w:color="000000"/>
-              <w:top w:val="none" w:sz="0" w:space="0" w:color="000000"/>
-              <w:left w:val="none" w:sz="0" w:space="0" w:color="000000"/>
-              <w:right w:val="none" w:sz="0" w:space="0" w:color="000000"/>
-            </w:tcBorders>
-            <w:shd w:val="clear" w:color="auto" w:fill="FFFFFF"/>
-            <w:tcMar>
-              <w:top w:w="0" w:type="dxa"/>
-              <w:bottom w:w="0" w:type="dxa"/>
-              <w:left w:w="0" w:type="dxa"/>
-              <w:right w:w="0" w:type="dxa"/>
-            </w:tcMar>
-            <w:vAlign w:val="top"/>
-          </w:tcPr>
-          <w:p>
-            <w:pPr>
-              <w:pStyle w:val="Normal"/>
-              <w:jc w:val="center"/>
-              <w:pBdr>
-                <w:bottom w:val="none" w:sz="0" w:space="0" w:color="000000"/>
-                <w:top w:val="none" w:sz="0" w:space="0" w:color="000000"/>
-                <w:left w:val="none" w:sz="0" w:space="0" w:color="000000"/>
-                <w:right w:val="none" w:sz="0" w:space="0" w:color="000000"/>
-              </w:pBdr>
-              <w:spacing w:after="100" w:before="100" w:line="240"/>
-              <w:ind w:left="100" w:right="100" w:firstLine="0" w:firstLineChars="0"/>
-              <w:rPr>
-                <w:rFonts w:ascii="Helvetica" w:hAnsi="Helvetica" w:eastAsia="Helvetica" w:cs="Helvetica"/>
-                <w:i w:val="false"/>
-                <w:b w:val="false"/>
-                <w:u w:val="none"/>
-                <w:sz w:val="22"/>
-                <w:szCs w:val="22"/>
-                <w:color w:val="000000"/>
-              </w:rPr>
-            </w:pPr>
-            <w:r>
-              <w:rPr>
-                <w:rFonts w:ascii="Helvetica" w:hAnsi="Helvetica" w:eastAsia="Helvetica" w:cs="Helvetica"/>
-                <w:i w:val="false"/>
-                <w:b w:val="false"/>
-                <w:u w:val="none"/>
-                <w:sz w:val="22"/>
-                <w:szCs w:val="22"/>
-                <w:color w:val="000000"/>
-              </w:rPr>
-              <w:t xml:space="preserve">1.15</w:t>
-            </w:r>
-          </w:p>
-        </w:tc>
-        <w:tc>
-          <w:tcPr>
-            <w:tcBorders>
-              <w:bottom w:val="none" w:sz="0" w:space="0" w:color="000000"/>
-              <w:top w:val="none" w:sz="0" w:space="0" w:color="000000"/>
-              <w:left w:val="none" w:sz="0" w:space="0" w:color="000000"/>
-              <w:right w:val="none" w:sz="0" w:space="0" w:color="000000"/>
-            </w:tcBorders>
-            <w:shd w:val="clear" w:color="auto" w:fill="FFFFFF"/>
-            <w:tcMar>
-              <w:top w:w="0" w:type="dxa"/>
-              <w:bottom w:w="0" w:type="dxa"/>
-              <w:left w:w="0" w:type="dxa"/>
-              <w:right w:w="0" w:type="dxa"/>
-            </w:tcMar>
-            <w:vAlign w:val="top"/>
-          </w:tcPr>
-          <w:p>
-            <w:pPr>
-              <w:pStyle w:val="Normal"/>
-              <w:jc w:val="center"/>
-              <w:pBdr>
-                <w:bottom w:val="none" w:sz="0" w:space="0" w:color="000000"/>
-                <w:top w:val="none" w:sz="0" w:space="0" w:color="000000"/>
-                <w:left w:val="none" w:sz="0" w:space="0" w:color="000000"/>
-                <w:right w:val="none" w:sz="0" w:space="0" w:color="000000"/>
-              </w:pBdr>
-              <w:spacing w:after="100" w:before="100" w:line="240"/>
-              <w:ind w:left="100" w:right="100" w:firstLine="0" w:firstLineChars="0"/>
-              <w:rPr>
-                <w:rFonts w:ascii="Helvetica" w:hAnsi="Helvetica" w:eastAsia="Helvetica" w:cs="Helvetica"/>
-                <w:i w:val="false"/>
-                <w:b w:val="false"/>
-                <w:u w:val="none"/>
-                <w:sz w:val="22"/>
-                <w:szCs w:val="22"/>
-                <w:color w:val="000000"/>
-              </w:rPr>
-            </w:pPr>
-            <w:r>
-              <w:rPr>
-                <w:rFonts w:ascii="Helvetica" w:hAnsi="Helvetica" w:eastAsia="Helvetica" w:cs="Helvetica"/>
-                <w:i w:val="false"/>
-                <w:b w:val="false"/>
-                <w:u w:val="none"/>
-                <w:sz w:val="22"/>
-                <w:szCs w:val="22"/>
-                <w:color w:val="000000"/>
-              </w:rPr>
-              <w:t xml:space="preserve">0.76, 1.75</w:t>
-            </w:r>
-          </w:p>
-        </w:tc>
-        <w:tc>
-          <w:tcPr>
-            <w:tcBorders>
-              <w:bottom w:val="none" w:sz="0" w:space="0" w:color="000000"/>
-              <w:top w:val="none" w:sz="0" w:space="0" w:color="000000"/>
-              <w:left w:val="none" w:sz="0" w:space="0" w:color="000000"/>
-              <w:right w:val="none" w:sz="0" w:space="0" w:color="000000"/>
-            </w:tcBorders>
-            <w:shd w:val="clear" w:color="auto" w:fill="FFFFFF"/>
-            <w:tcMar>
-              <w:top w:w="0" w:type="dxa"/>
-              <w:bottom w:w="0" w:type="dxa"/>
-              <w:left w:w="0" w:type="dxa"/>
-              <w:right w:w="0" w:type="dxa"/>
-            </w:tcMar>
-            <w:vAlign w:val="top"/>
-          </w:tcPr>
-          <w:p>
-            <w:pPr>
-              <w:pStyle w:val="Normal"/>
-              <w:jc w:val="center"/>
-              <w:pBdr>
-                <w:bottom w:val="none" w:sz="0" w:space="0" w:color="000000"/>
-                <w:top w:val="none" w:sz="0" w:space="0" w:color="000000"/>
-                <w:left w:val="none" w:sz="0" w:space="0" w:color="000000"/>
-                <w:right w:val="none" w:sz="0" w:space="0" w:color="000000"/>
-              </w:pBdr>
-              <w:spacing w:after="100" w:before="100" w:line="240"/>
-              <w:ind w:left="100" w:right="100" w:firstLine="0" w:firstLineChars="0"/>
-              <w:rPr>
-                <w:rFonts w:ascii="Helvetica" w:hAnsi="Helvetica" w:eastAsia="Helvetica" w:cs="Helvetica"/>
-                <w:i w:val="false"/>
-                <w:b w:val="false"/>
-                <w:u w:val="none"/>
-                <w:sz w:val="22"/>
-                <w:szCs w:val="22"/>
-                <w:color w:val="000000"/>
-              </w:rPr>
-            </w:pPr>
-            <w:r>
-              <w:rPr>
-                <w:rFonts w:ascii="Helvetica" w:hAnsi="Helvetica" w:eastAsia="Helvetica" w:cs="Helvetica"/>
-                <w:i w:val="false"/>
-                <w:b w:val="false"/>
-                <w:u w:val="none"/>
-                <w:sz w:val="22"/>
-                <w:szCs w:val="22"/>
-                <w:color w:val="000000"/>
-              </w:rPr>
-              <w:t xml:space="preserve">0.520</w:t>
-            </w:r>
-          </w:p>
-        </w:tc>
-        <w:tc>
-          <w:tcPr>
-            <w:tcBorders>
-              <w:bottom w:val="none" w:sz="0" w:space="0" w:color="000000"/>
-              <w:top w:val="none" w:sz="0" w:space="0" w:color="000000"/>
-              <w:left w:val="none" w:sz="0" w:space="0" w:color="000000"/>
-              <w:right w:val="none" w:sz="0" w:space="0" w:color="000000"/>
-            </w:tcBorders>
-            <w:shd w:val="clear" w:color="auto" w:fill="FFFFFF"/>
-            <w:tcMar>
-              <w:top w:w="0" w:type="dxa"/>
-              <w:bottom w:w="0" w:type="dxa"/>
-              <w:left w:w="0" w:type="dxa"/>
-              <w:right w:w="0" w:type="dxa"/>
-            </w:tcMar>
-            <w:vAlign w:val="top"/>
-          </w:tcPr>
-          <w:p>
-            <w:pPr>
-              <w:pStyle w:val="Normal"/>
-              <w:jc w:val="center"/>
-              <w:pBdr>
-                <w:bottom w:val="none" w:sz="0" w:space="0" w:color="000000"/>
-                <w:top w:val="none" w:sz="0" w:space="0" w:color="000000"/>
-                <w:left w:val="none" w:sz="0" w:space="0" w:color="000000"/>
-                <w:right w:val="none" w:sz="0" w:space="0" w:color="000000"/>
-              </w:pBdr>
-              <w:spacing w:after="100" w:before="100" w:line="240"/>
-              <w:ind w:left="100" w:right="100" w:firstLine="0" w:firstLineChars="0"/>
-              <w:rPr>
-                <w:rFonts w:ascii="Helvetica" w:hAnsi="Helvetica" w:eastAsia="Helvetica" w:cs="Helvetica"/>
-                <w:i w:val="false"/>
-                <w:b w:val="false"/>
-                <w:u w:val="none"/>
-                <w:sz w:val="22"/>
-                <w:szCs w:val="22"/>
-                <w:color w:val="000000"/>
-              </w:rPr>
-            </w:pPr>
-            <w:r>
-              <w:rPr>
-                <w:rFonts w:ascii="Helvetica" w:hAnsi="Helvetica" w:eastAsia="Helvetica" w:cs="Helvetica"/>
-                <w:i w:val="false"/>
-                <w:b w:val="false"/>
-                <w:u w:val="none"/>
-                <w:sz w:val="22"/>
-                <w:szCs w:val="22"/>
-                <w:color w:val="000000"/>
-              </w:rPr>
-              <w:t xml:space="preserve">323</w:t>
-            </w:r>
-          </w:p>
-        </w:tc>
-        <w:tc>
-          <w:tcPr>
-            <w:tcBorders>
-              <w:bottom w:val="none" w:sz="0" w:space="0" w:color="000000"/>
-              <w:top w:val="none" w:sz="0" w:space="0" w:color="000000"/>
-              <w:left w:val="none" w:sz="0" w:space="0" w:color="000000"/>
-              <w:right w:val="none" w:sz="0" w:space="0" w:color="000000"/>
-            </w:tcBorders>
-            <w:shd w:val="clear" w:color="auto" w:fill="FFFFFF"/>
-            <w:tcMar>
-              <w:top w:w="0" w:type="dxa"/>
-              <w:bottom w:w="0" w:type="dxa"/>
-              <w:left w:w="0" w:type="dxa"/>
-              <w:right w:w="0" w:type="dxa"/>
-            </w:tcMar>
-            <w:vAlign w:val="top"/>
-          </w:tcPr>
-          <w:p>
-            <w:pPr>
-              <w:pStyle w:val="Normal"/>
-              <w:jc w:val="center"/>
-              <w:pBdr>
-                <w:bottom w:val="none" w:sz="0" w:space="0" w:color="000000"/>
-                <w:top w:val="none" w:sz="0" w:space="0" w:color="000000"/>
-                <w:left w:val="none" w:sz="0" w:space="0" w:color="000000"/>
-                <w:right w:val="none" w:sz="0" w:space="0" w:color="000000"/>
-              </w:pBdr>
-              <w:spacing w:after="100" w:before="100" w:line="240"/>
-              <w:ind w:left="100" w:right="100" w:firstLine="0" w:firstLineChars="0"/>
-              <w:rPr>
-                <w:rFonts w:ascii="Helvetica" w:hAnsi="Helvetica" w:eastAsia="Helvetica" w:cs="Helvetica"/>
-                <w:i w:val="false"/>
-                <w:b w:val="false"/>
-                <w:u w:val="none"/>
-                <w:sz w:val="22"/>
-                <w:szCs w:val="22"/>
-                <w:color w:val="000000"/>
-              </w:rPr>
-            </w:pPr>
-            <w:r>
-              <w:rPr>
-                <w:rFonts w:ascii="Helvetica" w:hAnsi="Helvetica" w:eastAsia="Helvetica" w:cs="Helvetica"/>
-                <w:i w:val="false"/>
-                <w:b w:val="false"/>
-                <w:u w:val="none"/>
-                <w:sz w:val="22"/>
-                <w:szCs w:val="22"/>
-                <w:color w:val="000000"/>
-              </w:rPr>
-              <w:t xml:space="preserve">1.13</w:t>
-            </w:r>
-          </w:p>
-        </w:tc>
-        <w:tc>
-          <w:tcPr>
-            <w:tcBorders>
-              <w:bottom w:val="none" w:sz="0" w:space="0" w:color="000000"/>
-              <w:top w:val="none" w:sz="0" w:space="0" w:color="000000"/>
-              <w:left w:val="none" w:sz="0" w:space="0" w:color="000000"/>
-              <w:right w:val="none" w:sz="0" w:space="0" w:color="000000"/>
-            </w:tcBorders>
-            <w:shd w:val="clear" w:color="auto" w:fill="FFFFFF"/>
-            <w:tcMar>
-              <w:top w:w="0" w:type="dxa"/>
-              <w:bottom w:w="0" w:type="dxa"/>
-              <w:left w:w="0" w:type="dxa"/>
-              <w:right w:w="0" w:type="dxa"/>
-            </w:tcMar>
-            <w:vAlign w:val="top"/>
-          </w:tcPr>
-          <w:p>
-            <w:pPr>
-              <w:pStyle w:val="Normal"/>
-              <w:jc w:val="center"/>
-              <w:pBdr>
-                <w:bottom w:val="none" w:sz="0" w:space="0" w:color="000000"/>
-                <w:top w:val="none" w:sz="0" w:space="0" w:color="000000"/>
-                <w:left w:val="none" w:sz="0" w:space="0" w:color="000000"/>
-                <w:right w:val="none" w:sz="0" w:space="0" w:color="000000"/>
-              </w:pBdr>
-              <w:spacing w:after="100" w:before="100" w:line="240"/>
-              <w:ind w:left="100" w:right="100" w:firstLine="0" w:firstLineChars="0"/>
-              <w:rPr>
-                <w:rFonts w:ascii="Helvetica" w:hAnsi="Helvetica" w:eastAsia="Helvetica" w:cs="Helvetica"/>
-                <w:i w:val="false"/>
-                <w:b w:val="false"/>
-                <w:u w:val="none"/>
-                <w:sz w:val="22"/>
-                <w:szCs w:val="22"/>
-                <w:color w:val="000000"/>
-              </w:rPr>
-            </w:pPr>
-            <w:r>
-              <w:rPr>
-                <w:rFonts w:ascii="Helvetica" w:hAnsi="Helvetica" w:eastAsia="Helvetica" w:cs="Helvetica"/>
-                <w:i w:val="false"/>
-                <w:b w:val="false"/>
-                <w:u w:val="none"/>
-                <w:sz w:val="22"/>
-                <w:szCs w:val="22"/>
-                <w:color w:val="000000"/>
-              </w:rPr>
-              <w:t xml:space="preserve">0.73, 1.74</w:t>
-            </w:r>
-          </w:p>
-        </w:tc>
-        <w:tc>
-          <w:tcPr>
-            <w:tcBorders>
-              <w:bottom w:val="none" w:sz="0" w:space="0" w:color="000000"/>
-              <w:top w:val="none" w:sz="0" w:space="0" w:color="000000"/>
-              <w:left w:val="none" w:sz="0" w:space="0" w:color="000000"/>
-              <w:right w:val="none" w:sz="0" w:space="0" w:color="000000"/>
-            </w:tcBorders>
-            <w:shd w:val="clear" w:color="auto" w:fill="FFFFFF"/>
-            <w:tcMar>
-              <w:top w:w="0" w:type="dxa"/>
-              <w:bottom w:w="0" w:type="dxa"/>
-              <w:left w:w="0" w:type="dxa"/>
-              <w:right w:w="0" w:type="dxa"/>
-            </w:tcMar>
-            <w:vAlign w:val="top"/>
-          </w:tcPr>
-          <w:p>
-            <w:pPr>
-              <w:pStyle w:val="Normal"/>
-              <w:jc w:val="center"/>
-              <w:pBdr>
-                <w:bottom w:val="none" w:sz="0" w:space="0" w:color="000000"/>
-                <w:top w:val="none" w:sz="0" w:space="0" w:color="000000"/>
-                <w:left w:val="none" w:sz="0" w:space="0" w:color="000000"/>
-                <w:right w:val="none" w:sz="0" w:space="0" w:color="000000"/>
-              </w:pBdr>
-              <w:spacing w:after="100" w:before="100" w:line="240"/>
-              <w:ind w:left="100" w:right="100" w:firstLine="0" w:firstLineChars="0"/>
-              <w:rPr>
-                <w:rFonts w:ascii="Helvetica" w:hAnsi="Helvetica" w:eastAsia="Helvetica" w:cs="Helvetica"/>
-                <w:i w:val="false"/>
-                <w:b w:val="false"/>
-                <w:u w:val="none"/>
-                <w:sz w:val="22"/>
-                <w:szCs w:val="22"/>
-                <w:color w:val="000000"/>
-              </w:rPr>
-            </w:pPr>
-            <w:r>
-              <w:rPr>
-                <w:rFonts w:ascii="Helvetica" w:hAnsi="Helvetica" w:eastAsia="Helvetica" w:cs="Helvetica"/>
-                <w:i w:val="false"/>
-                <w:b w:val="false"/>
-                <w:u w:val="none"/>
-                <w:sz w:val="22"/>
-                <w:szCs w:val="22"/>
-                <w:color w:val="000000"/>
-              </w:rPr>
-              <w:t xml:space="preserve">0.580</w:t>
+              <w:t xml:space="preserve">322</w:t>
+            </w:r>
+          </w:p>
+        </w:tc>
+        <w:tc>
+          <w:tcPr>
+            <w:tcBorders>
+              <w:bottom w:val="none" w:sz="0" w:space="0" w:color="000000"/>
+              <w:top w:val="none" w:sz="0" w:space="0" w:color="000000"/>
+              <w:left w:val="none" w:sz="0" w:space="0" w:color="000000"/>
+              <w:right w:val="none" w:sz="0" w:space="0" w:color="000000"/>
+            </w:tcBorders>
+            <w:shd w:val="clear" w:color="auto" w:fill="FFFFFF"/>
+            <w:tcMar>
+              <w:top w:w="0" w:type="dxa"/>
+              <w:bottom w:w="0" w:type="dxa"/>
+              <w:left w:w="0" w:type="dxa"/>
+              <w:right w:w="0" w:type="dxa"/>
+            </w:tcMar>
+            <w:vAlign w:val="top"/>
+          </w:tcPr>
+          <w:p>
+            <w:pPr>
+              <w:pStyle w:val="Normal"/>
+              <w:jc w:val="center"/>
+              <w:pBdr>
+                <w:bottom w:val="none" w:sz="0" w:space="0" w:color="000000"/>
+                <w:top w:val="none" w:sz="0" w:space="0" w:color="000000"/>
+                <w:left w:val="none" w:sz="0" w:space="0" w:color="000000"/>
+                <w:right w:val="none" w:sz="0" w:space="0" w:color="000000"/>
+              </w:pBdr>
+              <w:spacing w:after="100" w:before="100" w:line="240"/>
+              <w:ind w:left="100" w:right="100" w:firstLine="0" w:firstLineChars="0"/>
+              <w:rPr>
+                <w:rFonts w:ascii="Helvetica" w:hAnsi="Helvetica" w:eastAsia="Helvetica" w:cs="Helvetica"/>
+                <w:i w:val="false"/>
+                <w:b w:val="false"/>
+                <w:u w:val="none"/>
+                <w:sz w:val="22"/>
+                <w:szCs w:val="22"/>
+                <w:color w:val="000000"/>
+              </w:rPr>
+            </w:pPr>
+            <w:r>
+              <w:rPr>
+                <w:rFonts w:ascii="Helvetica" w:hAnsi="Helvetica" w:eastAsia="Helvetica" w:cs="Helvetica"/>
+                <w:i w:val="false"/>
+                <w:b w:val="false"/>
+                <w:u w:val="none"/>
+                <w:sz w:val="22"/>
+                <w:szCs w:val="22"/>
+                <w:color w:val="000000"/>
+              </w:rPr>
+              <w:t xml:space="preserve">1.17</w:t>
+            </w:r>
+          </w:p>
+        </w:tc>
+        <w:tc>
+          <w:tcPr>
+            <w:tcBorders>
+              <w:bottom w:val="none" w:sz="0" w:space="0" w:color="000000"/>
+              <w:top w:val="none" w:sz="0" w:space="0" w:color="000000"/>
+              <w:left w:val="none" w:sz="0" w:space="0" w:color="000000"/>
+              <w:right w:val="none" w:sz="0" w:space="0" w:color="000000"/>
+            </w:tcBorders>
+            <w:shd w:val="clear" w:color="auto" w:fill="FFFFFF"/>
+            <w:tcMar>
+              <w:top w:w="0" w:type="dxa"/>
+              <w:bottom w:w="0" w:type="dxa"/>
+              <w:left w:w="0" w:type="dxa"/>
+              <w:right w:w="0" w:type="dxa"/>
+            </w:tcMar>
+            <w:vAlign w:val="top"/>
+          </w:tcPr>
+          <w:p>
+            <w:pPr>
+              <w:pStyle w:val="Normal"/>
+              <w:jc w:val="center"/>
+              <w:pBdr>
+                <w:bottom w:val="none" w:sz="0" w:space="0" w:color="000000"/>
+                <w:top w:val="none" w:sz="0" w:space="0" w:color="000000"/>
+                <w:left w:val="none" w:sz="0" w:space="0" w:color="000000"/>
+                <w:right w:val="none" w:sz="0" w:space="0" w:color="000000"/>
+              </w:pBdr>
+              <w:spacing w:after="100" w:before="100" w:line="240"/>
+              <w:ind w:left="100" w:right="100" w:firstLine="0" w:firstLineChars="0"/>
+              <w:rPr>
+                <w:rFonts w:ascii="Helvetica" w:hAnsi="Helvetica" w:eastAsia="Helvetica" w:cs="Helvetica"/>
+                <w:i w:val="false"/>
+                <w:b w:val="false"/>
+                <w:u w:val="none"/>
+                <w:sz w:val="22"/>
+                <w:szCs w:val="22"/>
+                <w:color w:val="000000"/>
+              </w:rPr>
+            </w:pPr>
+            <w:r>
+              <w:rPr>
+                <w:rFonts w:ascii="Helvetica" w:hAnsi="Helvetica" w:eastAsia="Helvetica" w:cs="Helvetica"/>
+                <w:i w:val="false"/>
+                <w:b w:val="false"/>
+                <w:u w:val="none"/>
+                <w:sz w:val="22"/>
+                <w:szCs w:val="22"/>
+                <w:color w:val="000000"/>
+              </w:rPr>
+              <w:t xml:space="preserve">0.77, 1.77</w:t>
+            </w:r>
+          </w:p>
+        </w:tc>
+        <w:tc>
+          <w:tcPr>
+            <w:tcBorders>
+              <w:bottom w:val="none" w:sz="0" w:space="0" w:color="000000"/>
+              <w:top w:val="none" w:sz="0" w:space="0" w:color="000000"/>
+              <w:left w:val="none" w:sz="0" w:space="0" w:color="000000"/>
+              <w:right w:val="none" w:sz="0" w:space="0" w:color="000000"/>
+            </w:tcBorders>
+            <w:shd w:val="clear" w:color="auto" w:fill="FFFFFF"/>
+            <w:tcMar>
+              <w:top w:w="0" w:type="dxa"/>
+              <w:bottom w:w="0" w:type="dxa"/>
+              <w:left w:w="0" w:type="dxa"/>
+              <w:right w:w="0" w:type="dxa"/>
+            </w:tcMar>
+            <w:vAlign w:val="top"/>
+          </w:tcPr>
+          <w:p>
+            <w:pPr>
+              <w:pStyle w:val="Normal"/>
+              <w:jc w:val="center"/>
+              <w:pBdr>
+                <w:bottom w:val="none" w:sz="0" w:space="0" w:color="000000"/>
+                <w:top w:val="none" w:sz="0" w:space="0" w:color="000000"/>
+                <w:left w:val="none" w:sz="0" w:space="0" w:color="000000"/>
+                <w:right w:val="none" w:sz="0" w:space="0" w:color="000000"/>
+              </w:pBdr>
+              <w:spacing w:after="100" w:before="100" w:line="240"/>
+              <w:ind w:left="100" w:right="100" w:firstLine="0" w:firstLineChars="0"/>
+              <w:rPr>
+                <w:rFonts w:ascii="Helvetica" w:hAnsi="Helvetica" w:eastAsia="Helvetica" w:cs="Helvetica"/>
+                <w:i w:val="false"/>
+                <w:b w:val="false"/>
+                <w:u w:val="none"/>
+                <w:sz w:val="22"/>
+                <w:szCs w:val="22"/>
+                <w:color w:val="000000"/>
+              </w:rPr>
+            </w:pPr>
+            <w:r>
+              <w:rPr>
+                <w:rFonts w:ascii="Helvetica" w:hAnsi="Helvetica" w:eastAsia="Helvetica" w:cs="Helvetica"/>
+                <w:i w:val="false"/>
+                <w:b w:val="false"/>
+                <w:u w:val="none"/>
+                <w:sz w:val="22"/>
+                <w:szCs w:val="22"/>
+                <w:color w:val="000000"/>
+              </w:rPr>
+              <w:t xml:space="preserve">0.470</w:t>
+            </w:r>
+          </w:p>
+        </w:tc>
+        <w:tc>
+          <w:tcPr>
+            <w:tcBorders>
+              <w:bottom w:val="none" w:sz="0" w:space="0" w:color="000000"/>
+              <w:top w:val="none" w:sz="0" w:space="0" w:color="000000"/>
+              <w:left w:val="none" w:sz="0" w:space="0" w:color="000000"/>
+              <w:right w:val="none" w:sz="0" w:space="0" w:color="000000"/>
+            </w:tcBorders>
+            <w:shd w:val="clear" w:color="auto" w:fill="FFFFFF"/>
+            <w:tcMar>
+              <w:top w:w="0" w:type="dxa"/>
+              <w:bottom w:w="0" w:type="dxa"/>
+              <w:left w:w="0" w:type="dxa"/>
+              <w:right w:w="0" w:type="dxa"/>
+            </w:tcMar>
+            <w:vAlign w:val="top"/>
+          </w:tcPr>
+          <w:p>
+            <w:pPr>
+              <w:pStyle w:val="Normal"/>
+              <w:jc w:val="center"/>
+              <w:pBdr>
+                <w:bottom w:val="none" w:sz="0" w:space="0" w:color="000000"/>
+                <w:top w:val="none" w:sz="0" w:space="0" w:color="000000"/>
+                <w:left w:val="none" w:sz="0" w:space="0" w:color="000000"/>
+                <w:right w:val="none" w:sz="0" w:space="0" w:color="000000"/>
+              </w:pBdr>
+              <w:spacing w:after="100" w:before="100" w:line="240"/>
+              <w:ind w:left="100" w:right="100" w:firstLine="0" w:firstLineChars="0"/>
+              <w:rPr>
+                <w:rFonts w:ascii="Helvetica" w:hAnsi="Helvetica" w:eastAsia="Helvetica" w:cs="Helvetica"/>
+                <w:i w:val="false"/>
+                <w:b w:val="false"/>
+                <w:u w:val="none"/>
+                <w:sz w:val="22"/>
+                <w:szCs w:val="22"/>
+                <w:color w:val="000000"/>
+              </w:rPr>
+            </w:pPr>
+            <w:r>
+              <w:rPr>
+                <w:rFonts w:ascii="Helvetica" w:hAnsi="Helvetica" w:eastAsia="Helvetica" w:cs="Helvetica"/>
+                <w:i w:val="false"/>
+                <w:b w:val="false"/>
+                <w:u w:val="none"/>
+                <w:sz w:val="22"/>
+                <w:szCs w:val="22"/>
+                <w:color w:val="000000"/>
+              </w:rPr>
+              <w:t xml:space="preserve">322</w:t>
+            </w:r>
+          </w:p>
+        </w:tc>
+        <w:tc>
+          <w:tcPr>
+            <w:tcBorders>
+              <w:bottom w:val="none" w:sz="0" w:space="0" w:color="000000"/>
+              <w:top w:val="none" w:sz="0" w:space="0" w:color="000000"/>
+              <w:left w:val="none" w:sz="0" w:space="0" w:color="000000"/>
+              <w:right w:val="none" w:sz="0" w:space="0" w:color="000000"/>
+            </w:tcBorders>
+            <w:shd w:val="clear" w:color="auto" w:fill="FFFFFF"/>
+            <w:tcMar>
+              <w:top w:w="0" w:type="dxa"/>
+              <w:bottom w:w="0" w:type="dxa"/>
+              <w:left w:w="0" w:type="dxa"/>
+              <w:right w:w="0" w:type="dxa"/>
+            </w:tcMar>
+            <w:vAlign w:val="top"/>
+          </w:tcPr>
+          <w:p>
+            <w:pPr>
+              <w:pStyle w:val="Normal"/>
+              <w:jc w:val="center"/>
+              <w:pBdr>
+                <w:bottom w:val="none" w:sz="0" w:space="0" w:color="000000"/>
+                <w:top w:val="none" w:sz="0" w:space="0" w:color="000000"/>
+                <w:left w:val="none" w:sz="0" w:space="0" w:color="000000"/>
+                <w:right w:val="none" w:sz="0" w:space="0" w:color="000000"/>
+              </w:pBdr>
+              <w:spacing w:after="100" w:before="100" w:line="240"/>
+              <w:ind w:left="100" w:right="100" w:firstLine="0" w:firstLineChars="0"/>
+              <w:rPr>
+                <w:rFonts w:ascii="Helvetica" w:hAnsi="Helvetica" w:eastAsia="Helvetica" w:cs="Helvetica"/>
+                <w:i w:val="false"/>
+                <w:b w:val="false"/>
+                <w:u w:val="none"/>
+                <w:sz w:val="22"/>
+                <w:szCs w:val="22"/>
+                <w:color w:val="000000"/>
+              </w:rPr>
+            </w:pPr>
+            <w:r>
+              <w:rPr>
+                <w:rFonts w:ascii="Helvetica" w:hAnsi="Helvetica" w:eastAsia="Helvetica" w:cs="Helvetica"/>
+                <w:i w:val="false"/>
+                <w:b w:val="false"/>
+                <w:u w:val="none"/>
+                <w:sz w:val="22"/>
+                <w:szCs w:val="22"/>
+                <w:color w:val="000000"/>
+              </w:rPr>
+              <w:t xml:space="preserve">1.14</w:t>
+            </w:r>
+          </w:p>
+        </w:tc>
+        <w:tc>
+          <w:tcPr>
+            <w:tcBorders>
+              <w:bottom w:val="none" w:sz="0" w:space="0" w:color="000000"/>
+              <w:top w:val="none" w:sz="0" w:space="0" w:color="000000"/>
+              <w:left w:val="none" w:sz="0" w:space="0" w:color="000000"/>
+              <w:right w:val="none" w:sz="0" w:space="0" w:color="000000"/>
+            </w:tcBorders>
+            <w:shd w:val="clear" w:color="auto" w:fill="FFFFFF"/>
+            <w:tcMar>
+              <w:top w:w="0" w:type="dxa"/>
+              <w:bottom w:w="0" w:type="dxa"/>
+              <w:left w:w="0" w:type="dxa"/>
+              <w:right w:w="0" w:type="dxa"/>
+            </w:tcMar>
+            <w:vAlign w:val="top"/>
+          </w:tcPr>
+          <w:p>
+            <w:pPr>
+              <w:pStyle w:val="Normal"/>
+              <w:jc w:val="center"/>
+              <w:pBdr>
+                <w:bottom w:val="none" w:sz="0" w:space="0" w:color="000000"/>
+                <w:top w:val="none" w:sz="0" w:space="0" w:color="000000"/>
+                <w:left w:val="none" w:sz="0" w:space="0" w:color="000000"/>
+                <w:right w:val="none" w:sz="0" w:space="0" w:color="000000"/>
+              </w:pBdr>
+              <w:spacing w:after="100" w:before="100" w:line="240"/>
+              <w:ind w:left="100" w:right="100" w:firstLine="0" w:firstLineChars="0"/>
+              <w:rPr>
+                <w:rFonts w:ascii="Helvetica" w:hAnsi="Helvetica" w:eastAsia="Helvetica" w:cs="Helvetica"/>
+                <w:i w:val="false"/>
+                <w:b w:val="false"/>
+                <w:u w:val="none"/>
+                <w:sz w:val="22"/>
+                <w:szCs w:val="22"/>
+                <w:color w:val="000000"/>
+              </w:rPr>
+            </w:pPr>
+            <w:r>
+              <w:rPr>
+                <w:rFonts w:ascii="Helvetica" w:hAnsi="Helvetica" w:eastAsia="Helvetica" w:cs="Helvetica"/>
+                <w:i w:val="false"/>
+                <w:b w:val="false"/>
+                <w:u w:val="none"/>
+                <w:sz w:val="22"/>
+                <w:szCs w:val="22"/>
+                <w:color w:val="000000"/>
+              </w:rPr>
+              <w:t xml:space="preserve">0.74, 1.75</w:t>
+            </w:r>
+          </w:p>
+        </w:tc>
+        <w:tc>
+          <w:tcPr>
+            <w:tcBorders>
+              <w:bottom w:val="none" w:sz="0" w:space="0" w:color="000000"/>
+              <w:top w:val="none" w:sz="0" w:space="0" w:color="000000"/>
+              <w:left w:val="none" w:sz="0" w:space="0" w:color="000000"/>
+              <w:right w:val="none" w:sz="0" w:space="0" w:color="000000"/>
+            </w:tcBorders>
+            <w:shd w:val="clear" w:color="auto" w:fill="FFFFFF"/>
+            <w:tcMar>
+              <w:top w:w="0" w:type="dxa"/>
+              <w:bottom w:w="0" w:type="dxa"/>
+              <w:left w:w="0" w:type="dxa"/>
+              <w:right w:w="0" w:type="dxa"/>
+            </w:tcMar>
+            <w:vAlign w:val="top"/>
+          </w:tcPr>
+          <w:p>
+            <w:pPr>
+              <w:pStyle w:val="Normal"/>
+              <w:jc w:val="center"/>
+              <w:pBdr>
+                <w:bottom w:val="none" w:sz="0" w:space="0" w:color="000000"/>
+                <w:top w:val="none" w:sz="0" w:space="0" w:color="000000"/>
+                <w:left w:val="none" w:sz="0" w:space="0" w:color="000000"/>
+                <w:right w:val="none" w:sz="0" w:space="0" w:color="000000"/>
+              </w:pBdr>
+              <w:spacing w:after="100" w:before="100" w:line="240"/>
+              <w:ind w:left="100" w:right="100" w:firstLine="0" w:firstLineChars="0"/>
+              <w:rPr>
+                <w:rFonts w:ascii="Helvetica" w:hAnsi="Helvetica" w:eastAsia="Helvetica" w:cs="Helvetica"/>
+                <w:i w:val="false"/>
+                <w:b w:val="false"/>
+                <w:u w:val="none"/>
+                <w:sz w:val="22"/>
+                <w:szCs w:val="22"/>
+                <w:color w:val="000000"/>
+              </w:rPr>
+            </w:pPr>
+            <w:r>
+              <w:rPr>
+                <w:rFonts w:ascii="Helvetica" w:hAnsi="Helvetica" w:eastAsia="Helvetica" w:cs="Helvetica"/>
+                <w:i w:val="false"/>
+                <w:b w:val="false"/>
+                <w:u w:val="none"/>
+                <w:sz w:val="22"/>
+                <w:szCs w:val="22"/>
+                <w:color w:val="000000"/>
+              </w:rPr>
+              <w:t xml:space="preserve">0.560</w:t>
             </w:r>
           </w:p>
         </w:tc>
@@ -15811,7 +15811,7 @@
                 <w:szCs w:val="22"/>
                 <w:color w:val="000000"/>
               </w:rPr>
-              <w:t xml:space="preserve">323</w:t>
+              <w:t xml:space="preserve">322</w:t>
             </w:r>
           </w:p>
         </w:tc>
@@ -15970,7 +15970,7 @@
                 <w:szCs w:val="22"/>
                 <w:color w:val="000000"/>
               </w:rPr>
-              <w:t xml:space="preserve">0.094</w:t>
+              <w:t xml:space="preserve">0.091</w:t>
             </w:r>
           </w:p>
         </w:tc>
@@ -16023,7 +16023,7 @@
                 <w:szCs w:val="22"/>
                 <w:color w:val="000000"/>
               </w:rPr>
-              <w:t xml:space="preserve">323</w:t>
+              <w:t xml:space="preserve">322</w:t>
             </w:r>
           </w:p>
         </w:tc>
@@ -16182,7 +16182,7 @@
                 <w:szCs w:val="22"/>
                 <w:color w:val="000000"/>
               </w:rPr>
-              <w:t xml:space="preserve">0.074</w:t>
+              <w:t xml:space="preserve">0.098</w:t>
             </w:r>
           </w:p>
         </w:tc>
